--- a/Documentation/DBGuard user-manual.docx
+++ b/Documentation/DBGuard user-manual.docx
@@ -101,7 +101,6 @@
                         <w:szCs w:val="88"/>
                       </w:rPr>
                     </w:pPr>
-                    <w:proofErr w:type="spellStart"/>
                     <w:r>
                       <w:rPr>
                         <w:rFonts w:ascii="Arial" w:eastAsiaTheme="majorEastAsia" w:hAnsi="Arial" w:cs="Arial"/>
@@ -111,7 +110,6 @@
                       </w:rPr>
                       <w:t>DBGuard</w:t>
                     </w:r>
-                    <w:proofErr w:type="spellEnd"/>
                   </w:p>
                 </w:sdtContent>
               </w:sdt>
@@ -312,63 +310,33 @@
           <w:rFonts w:ascii="Arial" w:hAnsi="Arial" w:cs="Arial"/>
         </w:rPr>
         <w:lastRenderedPageBreak/>
-        <w:t xml:space="preserve">What is </w:t>
-      </w:r>
-      <w:proofErr w:type="spellStart"/>
-      <w:r>
-        <w:rPr>
-          <w:rFonts w:ascii="Arial" w:hAnsi="Arial" w:cs="Arial"/>
-        </w:rPr>
-        <w:t>DBGuard</w:t>
-      </w:r>
-      <w:proofErr w:type="spellEnd"/>
-      <w:r>
-        <w:rPr>
-          <w:rFonts w:ascii="Arial" w:hAnsi="Arial" w:cs="Arial"/>
-        </w:rPr>
-        <w:t>?</w:t>
-      </w:r>
-    </w:p>
-    <w:p>
-      <w:pPr>
-        <w:rPr>
-          <w:rFonts w:ascii="Arial" w:hAnsi="Arial" w:cs="Arial"/>
-        </w:rPr>
-      </w:pPr>
-      <w:proofErr w:type="spellStart"/>
-      <w:r>
-        <w:rPr>
-          <w:rFonts w:ascii="Arial" w:hAnsi="Arial" w:cs="Arial"/>
-        </w:rPr>
-        <w:t>DBGuard</w:t>
-      </w:r>
-      <w:proofErr w:type="spellEnd"/>
-      <w:r>
-        <w:rPr>
-          <w:rFonts w:ascii="Arial" w:hAnsi="Arial" w:cs="Arial"/>
-        </w:rPr>
-        <w:t xml:space="preserve"> (Database Guard) is an application that periodically checks the state of your databases and sends notifications when specific conditions are met. It is useful for catching bad or unexpected data that could cause applications to crash, or for alerting a team when data meets any criteria that warrants attention.</w:t>
-      </w:r>
-    </w:p>
-    <w:p>
-      <w:pPr>
-        <w:rPr>
-          <w:rFonts w:ascii="Arial" w:hAnsi="Arial" w:cs="Arial"/>
-        </w:rPr>
-      </w:pPr>
-      <w:proofErr w:type="spellStart"/>
-      <w:r>
-        <w:rPr>
-          <w:rFonts w:ascii="Arial" w:hAnsi="Arial" w:cs="Arial"/>
-        </w:rPr>
-        <w:t>DBGuard</w:t>
-      </w:r>
-      <w:proofErr w:type="spellEnd"/>
-      <w:r>
-        <w:rPr>
-          <w:rFonts w:ascii="Arial" w:hAnsi="Arial" w:cs="Arial"/>
-        </w:rPr>
-        <w:t xml:space="preserve"> supports multiple database engines including SQL Server, PostgreSQL, SQLite, and MySQL.</w:t>
+        <w:t>What is DBGuard?</w:t>
+      </w:r>
+    </w:p>
+    <w:p>
+      <w:pPr>
+        <w:rPr>
+          <w:rFonts w:ascii="Arial" w:hAnsi="Arial" w:cs="Arial"/>
+        </w:rPr>
+      </w:pPr>
+      <w:r>
+        <w:rPr>
+          <w:rFonts w:ascii="Arial" w:hAnsi="Arial" w:cs="Arial"/>
+        </w:rPr>
+        <w:t>DBGuard (Database Guard) is an application that periodically checks the state of your databases and sends notifications when specific conditions are met. It is useful for catching bad or unexpected data that could cause applications to crash, or for alerting a team when data meets any criteria that warrants attention.</w:t>
+      </w:r>
+    </w:p>
+    <w:p>
+      <w:pPr>
+        <w:rPr>
+          <w:rFonts w:ascii="Arial" w:hAnsi="Arial" w:cs="Arial"/>
+        </w:rPr>
+      </w:pPr>
+      <w:r>
+        <w:rPr>
+          <w:rFonts w:ascii="Arial" w:hAnsi="Arial" w:cs="Arial"/>
+        </w:rPr>
+        <w:t>DBGuard supports multiple database engines including SQL Server, PostgreSQL, SQLite, and MySQL.</w:t>
       </w:r>
     </w:p>
     <w:p>
@@ -394,49 +362,7 @@
         <w:rPr>
           <w:rFonts w:ascii="Arial" w:hAnsi="Arial" w:cs="Arial"/>
         </w:rPr>
-        <w:t xml:space="preserve">When a Guard's expression </w:t>
-      </w:r>
-      <w:proofErr w:type="gramStart"/>
-      <w:r>
-        <w:rPr>
-          <w:rFonts w:ascii="Arial" w:hAnsi="Arial" w:cs="Arial"/>
-        </w:rPr>
-        <w:t>evaluates</w:t>
-      </w:r>
-      <w:proofErr w:type="gramEnd"/>
-      <w:r>
-        <w:rPr>
-          <w:rFonts w:ascii="Arial" w:hAnsi="Arial" w:cs="Arial"/>
-        </w:rPr>
-        <w:t xml:space="preserve"> to </w:t>
-      </w:r>
-      <w:proofErr w:type="gramStart"/>
-      <w:r>
-        <w:rPr>
-          <w:rFonts w:ascii="Arial" w:hAnsi="Arial" w:cs="Arial"/>
-        </w:rPr>
-        <w:t>true</w:t>
-      </w:r>
-      <w:proofErr w:type="gramEnd"/>
-      <w:r>
-        <w:rPr>
-          <w:rFonts w:ascii="Arial" w:hAnsi="Arial" w:cs="Arial"/>
-        </w:rPr>
-        <w:t xml:space="preserve">, it can trigger zero or more notifications via SMTP (email) or HTTP (webhooks to other applications or APIs). </w:t>
-      </w:r>
-      <w:proofErr w:type="spellStart"/>
-      <w:r>
-        <w:rPr>
-          <w:rFonts w:ascii="Arial" w:hAnsi="Arial" w:cs="Arial"/>
-        </w:rPr>
-        <w:t>DBGuard</w:t>
-      </w:r>
-      <w:proofErr w:type="spellEnd"/>
-      <w:r>
-        <w:rPr>
-          <w:rFonts w:ascii="Arial" w:hAnsi="Arial" w:cs="Arial"/>
-        </w:rPr>
-        <w:t xml:space="preserve"> also includes a built-in SPA web application for configuring, testing, and auditing Guards and their execution history.</w:t>
+        <w:t>When a Guard's expression evaluates to true, it can trigger zero or more notifications via SMTP (email) or HTTP (webhooks to other applications or APIs). DBGuard also includes a built-in SPA web application for configuring, testing, and auditing Guards and their execution history.</w:t>
       </w:r>
     </w:p>
     <w:p>
@@ -670,7 +596,19 @@
         <w:rPr>
           <w:rFonts w:ascii="Arial" w:hAnsi="Arial" w:cs="Arial"/>
         </w:rPr>
-        <w:t>: The user defined query and expression is not evaluated as true.</w:t>
+        <w:t xml:space="preserve">: The user defined query and expression is evaluated as </w:t>
+      </w:r>
+      <w:r>
+        <w:rPr>
+          <w:rFonts w:ascii="Arial" w:hAnsi="Arial" w:cs="Arial"/>
+        </w:rPr>
+        <w:t>false</w:t>
+      </w:r>
+      <w:r>
+        <w:rPr>
+          <w:rFonts w:ascii="Arial" w:hAnsi="Arial" w:cs="Arial"/>
+        </w:rPr>
+        <w:t>.</w:t>
       </w:r>
     </w:p>
     <w:p>
@@ -721,21 +659,19 @@
         <w:rPr>
           <w:rFonts w:ascii="Arial" w:hAnsi="Arial" w:cs="Arial"/>
         </w:rPr>
-        <w:t xml:space="preserve">best security practices. The credentials are encrypted and stored in the application database using an </w:t>
-      </w:r>
-      <w:proofErr w:type="spellStart"/>
-      <w:r>
-        <w:rPr>
-          <w:rFonts w:ascii="Arial" w:hAnsi="Arial" w:cs="Arial"/>
-        </w:rPr>
-        <w:t>IDataProtector</w:t>
-      </w:r>
-      <w:proofErr w:type="spellEnd"/>
-      <w:r>
-        <w:rPr>
-          <w:rFonts w:ascii="Arial" w:hAnsi="Arial" w:cs="Arial"/>
-        </w:rPr>
-        <w:t>. Some database engines such as SQLite do not use logins so it is not required.</w:t>
+        <w:t>best security practices. The credentials are encrypted and stored in the</w:t>
+      </w:r>
+      <w:r>
+        <w:rPr>
+          <w:rFonts w:ascii="Arial" w:hAnsi="Arial" w:cs="Arial"/>
+        </w:rPr>
+        <w:t xml:space="preserve"> PostgreSQL</w:t>
+      </w:r>
+      <w:r>
+        <w:rPr>
+          <w:rFonts w:ascii="Arial" w:hAnsi="Arial" w:cs="Arial"/>
+        </w:rPr>
+        <w:t xml:space="preserve"> application database using an IDataProtector. Some database engines such as SQLite do not use logins so it is not required.</w:t>
       </w:r>
     </w:p>
     <w:p>
@@ -823,6 +759,7 @@
       <w:r>
         <w:rPr>
           <w:rFonts w:ascii="Arial" w:hAnsi="Arial" w:cs="Arial"/>
+          <w:noProof/>
         </w:rPr>
         <w:drawing>
           <wp:inline distT="0" distB="0" distL="0" distR="0" wp14:anchorId="68566321" wp14:editId="48D57974">
@@ -892,10 +829,10 @@
         </w:rPr>
         <w:lastRenderedPageBreak/>
         <w:drawing>
-          <wp:inline distT="0" distB="0" distL="0" distR="0" wp14:anchorId="5D7625AD" wp14:editId="56EC9CDD">
-            <wp:extent cx="2178531" cy="6619875"/>
-            <wp:effectExtent l="0" t="0" r="0" b="0"/>
-            <wp:docPr id="1917961858" name="Picture 1"/>
+          <wp:inline distT="0" distB="0" distL="0" distR="0" wp14:anchorId="083EF353" wp14:editId="72096920">
+            <wp:extent cx="2696845" cy="8229600"/>
+            <wp:effectExtent l="0" t="0" r="8255" b="0"/>
+            <wp:docPr id="671810961" name="Picture 1"/>
             <wp:cNvGraphicFramePr>
               <a:graphicFrameLocks xmlns:a="http://schemas.openxmlformats.org/drawingml/2006/main" noChangeAspect="1"/>
             </wp:cNvGraphicFramePr>
@@ -903,7 +840,7 @@
               <a:graphicData uri="http://schemas.openxmlformats.org/drawingml/2006/picture">
                 <pic:pic xmlns:pic="http://schemas.openxmlformats.org/drawingml/2006/picture">
                   <pic:nvPicPr>
-                    <pic:cNvPr id="1917961858" name=""/>
+                    <pic:cNvPr id="671810961" name=""/>
                     <pic:cNvPicPr/>
                   </pic:nvPicPr>
                   <pic:blipFill>
@@ -915,7 +852,7 @@
                   <pic:spPr>
                     <a:xfrm>
                       <a:off x="0" y="0"/>
-                      <a:ext cx="2181537" cy="6629008"/>
+                      <a:ext cx="2696845" cy="8229600"/>
                     </a:xfrm>
                     <a:prstGeom prst="rect">
                       <a:avLst/>
@@ -943,6 +880,7 @@
         <w:rPr>
           <w:rFonts w:ascii="Arial" w:hAnsi="Arial" w:cs="Arial"/>
         </w:rPr>
+        <w:lastRenderedPageBreak/>
         <w:t>Here is what each field does:</w:t>
       </w:r>
     </w:p>
@@ -1059,76 +997,13 @@
         <w:rPr>
           <w:rFonts w:ascii="Arial" w:hAnsi="Arial" w:cs="Arial"/>
         </w:rPr>
-        <w:t xml:space="preserve">: The SQL query for the guard. The query needs to return a single column and row. The value needs to be </w:t>
-      </w:r>
-      <w:proofErr w:type="gramStart"/>
-      <w:r>
-        <w:rPr>
-          <w:rFonts w:ascii="Arial" w:hAnsi="Arial" w:cs="Arial"/>
-        </w:rPr>
-        <w:t>an</w:t>
-      </w:r>
-      <w:proofErr w:type="gramEnd"/>
-      <w:r>
-        <w:rPr>
-          <w:rFonts w:ascii="Arial" w:hAnsi="Arial" w:cs="Arial"/>
-        </w:rPr>
-        <w:t xml:space="preserve"> </w:t>
-      </w:r>
-      <w:r>
-        <w:rPr>
-          <w:rFonts w:ascii="Arial" w:hAnsi="Arial" w:cs="Arial"/>
-        </w:rPr>
-        <w:t xml:space="preserve">32bit </w:t>
-      </w:r>
-      <w:r>
-        <w:rPr>
-          <w:rFonts w:ascii="Arial" w:hAnsi="Arial" w:cs="Arial"/>
-        </w:rPr>
-        <w:t xml:space="preserve">integer value. The </w:t>
-      </w:r>
-      <w:r>
-        <w:rPr>
-          <w:rFonts w:ascii="Arial" w:hAnsi="Arial" w:cs="Arial"/>
-        </w:rPr>
-        <w:lastRenderedPageBreak/>
-        <w:t xml:space="preserve">reason for this is that all the logic should be implemented in the query. The application just wants to know the result integer </w:t>
-      </w:r>
-      <w:r>
-        <w:rPr>
-          <w:rFonts w:ascii="Arial" w:hAnsi="Arial" w:cs="Arial"/>
-        </w:rPr>
-        <w:t xml:space="preserve">value </w:t>
-      </w:r>
-      <w:r>
-        <w:rPr>
-          <w:rFonts w:ascii="Arial" w:hAnsi="Arial" w:cs="Arial"/>
-        </w:rPr>
-        <w:t xml:space="preserve">of your logic so </w:t>
-      </w:r>
-      <w:r>
-        <w:rPr>
-          <w:rFonts w:ascii="Arial" w:hAnsi="Arial" w:cs="Arial"/>
-        </w:rPr>
-        <w:t>it</w:t>
-      </w:r>
-      <w:r>
-        <w:rPr>
-          <w:rFonts w:ascii="Arial" w:hAnsi="Arial" w:cs="Arial"/>
-        </w:rPr>
-        <w:t xml:space="preserve"> can decide if it is triggered.</w:t>
-      </w:r>
-      <w:r>
-        <w:rPr>
-          <w:rFonts w:ascii="Arial" w:hAnsi="Arial" w:cs="Arial"/>
-        </w:rPr>
-        <w:t xml:space="preserve"> </w:t>
-      </w:r>
-      <w:r>
-        <w:rPr>
-          <w:rFonts w:ascii="Arial" w:hAnsi="Arial" w:cs="Arial"/>
-        </w:rPr>
-        <w:t>You can then configure the guard to trigger when the Count column is greater than one.</w:t>
+        <w:t>: The SQL query for the guard. The query needs to return a single row. The reason for this is that all the logic should be implemented in the query</w:t>
+      </w:r>
+      <w:r>
+        <w:rPr>
+          <w:rFonts w:ascii="Arial" w:hAnsi="Arial" w:cs="Arial"/>
+        </w:rPr>
+        <w:t xml:space="preserve"> and we only need a single record so we can look at the trigger column to evaluate the expression.</w:t>
       </w:r>
     </w:p>
     <w:p>
@@ -1148,13 +1023,45 @@
           <w:b/>
           <w:bCs/>
         </w:rPr>
-        <w:t>Count column</w:t>
-      </w:r>
-      <w:r>
-        <w:rPr>
-          <w:rFonts w:ascii="Arial" w:hAnsi="Arial" w:cs="Arial"/>
-        </w:rPr>
-        <w:t>: This is the name of the column.</w:t>
+        <w:t>Trigger</w:t>
+      </w:r>
+      <w:r>
+        <w:rPr>
+          <w:rFonts w:ascii="Arial" w:hAnsi="Arial" w:cs="Arial"/>
+          <w:b/>
+          <w:bCs/>
+        </w:rPr>
+        <w:t xml:space="preserve"> column</w:t>
+      </w:r>
+      <w:r>
+        <w:rPr>
+          <w:rFonts w:ascii="Arial" w:hAnsi="Arial" w:cs="Arial"/>
+        </w:rPr>
+        <w:t>: This is the name of the column</w:t>
+      </w:r>
+      <w:r>
+        <w:rPr>
+          <w:rFonts w:ascii="Arial" w:hAnsi="Arial" w:cs="Arial"/>
+        </w:rPr>
+        <w:t xml:space="preserve"> in our queries result record</w:t>
+      </w:r>
+      <w:r>
+        <w:rPr>
+          <w:rFonts w:ascii="Arial" w:hAnsi="Arial" w:cs="Arial"/>
+        </w:rPr>
+        <w:t xml:space="preserve"> that is used in the expression</w:t>
+      </w:r>
+      <w:r>
+        <w:rPr>
+          <w:rFonts w:ascii="Arial" w:hAnsi="Arial" w:cs="Arial"/>
+        </w:rPr>
+        <w:t>.</w:t>
+      </w:r>
+      <w:r>
+        <w:rPr>
+          <w:rFonts w:ascii="Arial" w:hAnsi="Arial" w:cs="Arial"/>
+        </w:rPr>
+        <w:t xml:space="preserve"> Its value should be a 32-bit integer as it will be used in the expression to evaluate the guard state.</w:t>
       </w:r>
     </w:p>
     <w:p>
@@ -1218,7 +1125,19 @@
         <w:rPr>
           <w:rFonts w:ascii="Arial" w:hAnsi="Arial" w:cs="Arial"/>
         </w:rPr>
-        <w:t xml:space="preserve"> A 32bit integer value for our expression. </w:t>
+        <w:t xml:space="preserve"> A 32</w:t>
+      </w:r>
+      <w:r>
+        <w:rPr>
+          <w:rFonts w:ascii="Arial" w:hAnsi="Arial" w:cs="Arial"/>
+        </w:rPr>
+        <w:t>-</w:t>
+      </w:r>
+      <w:r>
+        <w:rPr>
+          <w:rFonts w:ascii="Arial" w:hAnsi="Arial" w:cs="Arial"/>
+        </w:rPr>
+        <w:t xml:space="preserve">bit integer value for our expression. </w:t>
       </w:r>
     </w:p>
     <w:p>
@@ -1282,7 +1201,31 @@
         <w:rPr>
           <w:rFonts w:ascii="Arial" w:hAnsi="Arial" w:cs="Arial"/>
         </w:rPr>
-        <w:t xml:space="preserve"> How often should it be </w:t>
+        <w:t xml:space="preserve"> How often </w:t>
+      </w:r>
+      <w:r>
+        <w:rPr>
+          <w:rFonts w:ascii="Arial" w:hAnsi="Arial" w:cs="Arial"/>
+        </w:rPr>
+        <w:t>in minutes the guard</w:t>
+      </w:r>
+      <w:r>
+        <w:rPr>
+          <w:rFonts w:ascii="Arial" w:hAnsi="Arial" w:cs="Arial"/>
+        </w:rPr>
+        <w:t xml:space="preserve"> </w:t>
+      </w:r>
+      <w:r>
+        <w:rPr>
+          <w:rFonts w:ascii="Arial" w:hAnsi="Arial" w:cs="Arial"/>
+        </w:rPr>
+        <w:t>will</w:t>
+      </w:r>
+      <w:r>
+        <w:rPr>
+          <w:rFonts w:ascii="Arial" w:hAnsi="Arial" w:cs="Arial"/>
+        </w:rPr>
+        <w:t xml:space="preserve"> be </w:t>
       </w:r>
       <w:r>
         <w:rPr>
@@ -1402,7 +1345,19 @@
         <w:rPr>
           <w:rFonts w:ascii="Arial" w:hAnsi="Arial" w:cs="Arial"/>
         </w:rPr>
-        <w:t>guard before creation to ensure it can connect to the database, the query is valid and count column exists in the result set.</w:t>
+        <w:t xml:space="preserve">guard before creation to ensure it can connect to the database, the query is valid and </w:t>
+      </w:r>
+      <w:r>
+        <w:rPr>
+          <w:rFonts w:ascii="Arial" w:hAnsi="Arial" w:cs="Arial"/>
+        </w:rPr>
+        <w:t>trigger</w:t>
+      </w:r>
+      <w:r>
+        <w:rPr>
+          <w:rFonts w:ascii="Arial" w:hAnsi="Arial" w:cs="Arial"/>
+        </w:rPr>
+        <w:t xml:space="preserve"> column exists in the result set.</w:t>
       </w:r>
       <w:r>
         <w:rPr>
@@ -1447,7 +1402,43 @@
         <w:rPr>
           <w:rFonts w:ascii="Arial" w:hAnsi="Arial" w:cs="Arial"/>
         </w:rPr>
-        <w:t xml:space="preserve">For example, let’s say we want to be notified once a day if there are any customers in our database who have a debt that is more than $10.50. This is a good example to show that although the guard value is a 32bit integer, it can support monitoring decimals, dates, strings and many other data types since the logic is stored in the SQL </w:t>
+        <w:t>For example, let’s say we want to be notified once a day if there are any customers in our database who have a debt that is more than $10.50. This is a good example to show that although the guard</w:t>
+      </w:r>
+      <w:r>
+        <w:rPr>
+          <w:rFonts w:ascii="Arial" w:hAnsi="Arial" w:cs="Arial"/>
+        </w:rPr>
+        <w:t xml:space="preserve"> </w:t>
+      </w:r>
+      <w:r>
+        <w:rPr>
+          <w:rFonts w:ascii="Arial" w:hAnsi="Arial" w:cs="Arial"/>
+        </w:rPr>
+        <w:t>trigger</w:t>
+      </w:r>
+      <w:r>
+        <w:rPr>
+          <w:rFonts w:ascii="Arial" w:hAnsi="Arial" w:cs="Arial"/>
+        </w:rPr>
+        <w:t xml:space="preserve"> column</w:t>
+      </w:r>
+      <w:r>
+        <w:rPr>
+          <w:rFonts w:ascii="Arial" w:hAnsi="Arial" w:cs="Arial"/>
+        </w:rPr>
+        <w:t xml:space="preserve"> value is a 32</w:t>
+      </w:r>
+      <w:r>
+        <w:rPr>
+          <w:rFonts w:ascii="Arial" w:hAnsi="Arial" w:cs="Arial"/>
+        </w:rPr>
+        <w:t>-</w:t>
+      </w:r>
+      <w:r>
+        <w:rPr>
+          <w:rFonts w:ascii="Arial" w:hAnsi="Arial" w:cs="Arial"/>
+        </w:rPr>
+        <w:t xml:space="preserve">bit integer, it can support monitoring decimals, dates, strings and many other data types since the logic is stored in the SQL </w:t>
       </w:r>
       <w:r>
         <w:rPr>
@@ -1459,7 +1450,19 @@
         <w:rPr>
           <w:rFonts w:ascii="Arial" w:hAnsi="Arial" w:cs="Arial"/>
         </w:rPr>
-        <w:t xml:space="preserve"> and the application simply checks a sentinel value.</w:t>
+        <w:t xml:space="preserve"> and the application simply checks a </w:t>
+      </w:r>
+      <w:r>
+        <w:rPr>
+          <w:rFonts w:ascii="Arial" w:hAnsi="Arial" w:cs="Arial"/>
+        </w:rPr>
+        <w:t>trigger</w:t>
+      </w:r>
+      <w:r>
+        <w:rPr>
+          <w:rFonts w:ascii="Arial" w:hAnsi="Arial" w:cs="Arial"/>
+        </w:rPr>
+        <w:t xml:space="preserve"> value.</w:t>
       </w:r>
     </w:p>
     <w:p>
@@ -1494,97 +1497,49 @@
           <w:i/>
           <w:iCs/>
         </w:rPr>
-        <w:t xml:space="preserve">SELECT </w:t>
-      </w:r>
-      <w:proofErr w:type="gramStart"/>
+        <w:t xml:space="preserve">SELECT COUNT(*) as </w:t>
+      </w:r>
       <w:r>
         <w:rPr>
           <w:rFonts w:ascii="Arial" w:hAnsi="Arial" w:cs="Arial"/>
           <w:i/>
           <w:iCs/>
         </w:rPr>
-        <w:t>COUNT(</w:t>
-      </w:r>
-      <w:proofErr w:type="gramEnd"/>
-      <w:r>
+        <w:t>HighDebt</w:t>
+      </w:r>
+    </w:p>
+    <w:p>
+      <w:pPr>
         <w:rPr>
           <w:rFonts w:ascii="Arial" w:hAnsi="Arial" w:cs="Arial"/>
           <w:i/>
           <w:iCs/>
         </w:rPr>
-        <w:t>*) as Count</w:t>
-      </w:r>
-    </w:p>
-    <w:p>
-      <w:pPr>
+      </w:pPr>
+      <w:r>
         <w:rPr>
           <w:rFonts w:ascii="Arial" w:hAnsi="Arial" w:cs="Arial"/>
           <w:i/>
           <w:iCs/>
         </w:rPr>
-      </w:pPr>
-      <w:r>
+        <w:t>FROM customer_debt</w:t>
+      </w:r>
+    </w:p>
+    <w:p>
+      <w:pPr>
         <w:rPr>
           <w:rFonts w:ascii="Arial" w:hAnsi="Arial" w:cs="Arial"/>
           <w:i/>
           <w:iCs/>
         </w:rPr>
-        <w:t xml:space="preserve">FROM </w:t>
-      </w:r>
-      <w:proofErr w:type="spellStart"/>
+      </w:pPr>
       <w:r>
         <w:rPr>
           <w:rFonts w:ascii="Arial" w:hAnsi="Arial" w:cs="Arial"/>
           <w:i/>
           <w:iCs/>
         </w:rPr>
-        <w:t>customer_debt</w:t>
-      </w:r>
-      <w:proofErr w:type="spellEnd"/>
-    </w:p>
-    <w:p>
-      <w:pPr>
-        <w:rPr>
-          <w:rFonts w:ascii="Arial" w:hAnsi="Arial" w:cs="Arial"/>
-          <w:i/>
-          <w:iCs/>
-        </w:rPr>
-      </w:pPr>
-      <w:r>
-        <w:rPr>
-          <w:rFonts w:ascii="Arial" w:hAnsi="Arial" w:cs="Arial"/>
-          <w:i/>
-          <w:iCs/>
-        </w:rPr>
-        <w:t xml:space="preserve">WHERE </w:t>
-      </w:r>
-      <w:proofErr w:type="spellStart"/>
-      <w:r>
-        <w:rPr>
-          <w:rFonts w:ascii="Arial" w:hAnsi="Arial" w:cs="Arial"/>
-          <w:i/>
-          <w:iCs/>
-        </w:rPr>
-        <w:t>customer_</w:t>
-      </w:r>
-      <w:proofErr w:type="gramStart"/>
-      <w:r>
-        <w:rPr>
-          <w:rFonts w:ascii="Arial" w:hAnsi="Arial" w:cs="Arial"/>
-          <w:i/>
-          <w:iCs/>
-        </w:rPr>
-        <w:t>debt.dollars</w:t>
-      </w:r>
-      <w:proofErr w:type="spellEnd"/>
-      <w:proofErr w:type="gramEnd"/>
-      <w:r>
-        <w:rPr>
-          <w:rFonts w:ascii="Arial" w:hAnsi="Arial" w:cs="Arial"/>
-          <w:i/>
-          <w:iCs/>
-        </w:rPr>
-        <w:t xml:space="preserve"> &gt; 10.5;</w:t>
+        <w:t>WHERE customer_debt.dollars &gt; 10.5;</w:t>
       </w:r>
     </w:p>
     <w:p>
@@ -1602,7 +1557,46 @@
         <w:rPr>
           <w:rFonts w:ascii="Arial" w:hAnsi="Arial" w:cs="Arial"/>
         </w:rPr>
-        <w:t>The column we want to look at is called “Count” so the Count column will be “Count”.</w:t>
+        <w:lastRenderedPageBreak/>
+        <w:t>The column we want to look at is called “</w:t>
+      </w:r>
+      <w:r>
+        <w:rPr>
+          <w:rFonts w:ascii="Arial" w:hAnsi="Arial" w:cs="Arial"/>
+          <w:i/>
+          <w:iCs/>
+        </w:rPr>
+        <w:t>HighDebt</w:t>
+      </w:r>
+      <w:r>
+        <w:rPr>
+          <w:rFonts w:ascii="Arial" w:hAnsi="Arial" w:cs="Arial"/>
+        </w:rPr>
+        <w:t xml:space="preserve">” so the </w:t>
+      </w:r>
+      <w:r>
+        <w:rPr>
+          <w:rFonts w:ascii="Arial" w:hAnsi="Arial" w:cs="Arial"/>
+        </w:rPr>
+        <w:t>trigger</w:t>
+      </w:r>
+      <w:r>
+        <w:rPr>
+          <w:rFonts w:ascii="Arial" w:hAnsi="Arial" w:cs="Arial"/>
+        </w:rPr>
+        <w:t xml:space="preserve"> column will be “</w:t>
+      </w:r>
+      <w:r>
+        <w:rPr>
+          <w:rFonts w:ascii="Arial" w:hAnsi="Arial" w:cs="Arial"/>
+        </w:rPr>
+        <w:t>HighDebt</w:t>
+      </w:r>
+      <w:r>
+        <w:rPr>
+          <w:rFonts w:ascii="Arial" w:hAnsi="Arial" w:cs="Arial"/>
+        </w:rPr>
+        <w:t>”.</w:t>
       </w:r>
     </w:p>
     <w:p>
@@ -1620,7 +1614,19 @@
         <w:rPr>
           <w:rFonts w:ascii="Arial" w:hAnsi="Arial" w:cs="Arial"/>
         </w:rPr>
-        <w:t>Since the query uses “&gt;” our guard operator will be greater than or equal to.</w:t>
+        <w:t xml:space="preserve">Since the query uses “&gt;” our </w:t>
+      </w:r>
+      <w:r>
+        <w:rPr>
+          <w:rFonts w:ascii="Arial" w:hAnsi="Arial" w:cs="Arial"/>
+        </w:rPr>
+        <w:t>trigger</w:t>
+      </w:r>
+      <w:r>
+        <w:rPr>
+          <w:rFonts w:ascii="Arial" w:hAnsi="Arial" w:cs="Arial"/>
+        </w:rPr>
+        <w:t xml:space="preserve"> operator will be greater than or equal to.</w:t>
       </w:r>
     </w:p>
     <w:p>
@@ -1662,7 +1668,43 @@
         <w:rPr>
           <w:rFonts w:ascii="Arial" w:hAnsi="Arial" w:cs="Arial"/>
         </w:rPr>
-        <w:t>, trigger guard when “Count” in query is greater than 1.</w:t>
+        <w:t>, trigger guard when “</w:t>
+      </w:r>
+      <w:r>
+        <w:rPr>
+          <w:rFonts w:ascii="Arial" w:hAnsi="Arial" w:cs="Arial"/>
+        </w:rPr>
+        <w:t>HighDebt</w:t>
+      </w:r>
+      <w:r>
+        <w:rPr>
+          <w:rFonts w:ascii="Arial" w:hAnsi="Arial" w:cs="Arial"/>
+        </w:rPr>
+        <w:t>”</w:t>
+      </w:r>
+      <w:r>
+        <w:rPr>
+          <w:rFonts w:ascii="Arial" w:hAnsi="Arial" w:cs="Arial"/>
+        </w:rPr>
+        <w:t xml:space="preserve"> column</w:t>
+      </w:r>
+      <w:r>
+        <w:rPr>
+          <w:rFonts w:ascii="Arial" w:hAnsi="Arial" w:cs="Arial"/>
+        </w:rPr>
+        <w:t xml:space="preserve"> in query </w:t>
+      </w:r>
+      <w:r>
+        <w:rPr>
+          <w:rFonts w:ascii="Arial" w:hAnsi="Arial" w:cs="Arial"/>
+        </w:rPr>
+        <w:t xml:space="preserve">result </w:t>
+      </w:r>
+      <w:r>
+        <w:rPr>
+          <w:rFonts w:ascii="Arial" w:hAnsi="Arial" w:cs="Arial"/>
+        </w:rPr>
+        <w:t>is greater than 1.</w:t>
       </w:r>
     </w:p>
     <w:p>
@@ -1694,19 +1736,29 @@
         </w:rPr>
         <w:t xml:space="preserve"> we will set the run period in minutes to </w:t>
       </w:r>
-      <w:proofErr w:type="gramStart"/>
-      <w:r>
-        <w:rPr>
-          <w:rFonts w:ascii="Arial" w:hAnsi="Arial" w:cs="Arial"/>
-        </w:rPr>
-        <w:t>1440</w:t>
-      </w:r>
-      <w:proofErr w:type="gramEnd"/>
-      <w:r>
-        <w:rPr>
-          <w:rFonts w:ascii="Arial" w:hAnsi="Arial" w:cs="Arial"/>
-        </w:rPr>
-        <w:t xml:space="preserve"> so it runs every day.</w:t>
+      <w:r>
+        <w:rPr>
+          <w:rFonts w:ascii="Arial" w:hAnsi="Arial" w:cs="Arial"/>
+        </w:rPr>
+        <w:t>1440,</w:t>
+      </w:r>
+      <w:r>
+        <w:rPr>
+          <w:rFonts w:ascii="Arial" w:hAnsi="Arial" w:cs="Arial"/>
+        </w:rPr>
+        <w:t xml:space="preserve"> so it runs every </w:t>
+      </w:r>
+      <w:r>
+        <w:rPr>
+          <w:rFonts w:ascii="Arial" w:hAnsi="Arial" w:cs="Arial"/>
+        </w:rPr>
+        <w:t>24 hours</w:t>
+      </w:r>
+      <w:r>
+        <w:rPr>
+          <w:rFonts w:ascii="Arial" w:hAnsi="Arial" w:cs="Arial"/>
+        </w:rPr>
+        <w:t>.</w:t>
       </w:r>
     </w:p>
     <w:p>
@@ -1722,10 +1774,10 @@
         </w:rPr>
         <w:lastRenderedPageBreak/>
         <w:drawing>
-          <wp:inline distT="0" distB="0" distL="0" distR="0" wp14:anchorId="51A30F9E" wp14:editId="779AF9EF">
-            <wp:extent cx="2219635" cy="7487695"/>
-            <wp:effectExtent l="0" t="0" r="9525" b="0"/>
-            <wp:docPr id="1953619653" name="Picture 1"/>
+          <wp:inline distT="0" distB="0" distL="0" distR="0" wp14:anchorId="14995240" wp14:editId="58F52C54">
+            <wp:extent cx="2238687" cy="7478169"/>
+            <wp:effectExtent l="0" t="0" r="9525" b="8890"/>
+            <wp:docPr id="982974782" name="Picture 1"/>
             <wp:cNvGraphicFramePr>
               <a:graphicFrameLocks xmlns:a="http://schemas.openxmlformats.org/drawingml/2006/main" noChangeAspect="1"/>
             </wp:cNvGraphicFramePr>
@@ -1733,7 +1785,7 @@
               <a:graphicData uri="http://schemas.openxmlformats.org/drawingml/2006/picture">
                 <pic:pic xmlns:pic="http://schemas.openxmlformats.org/drawingml/2006/picture">
                   <pic:nvPicPr>
-                    <pic:cNvPr id="1953619653" name=""/>
+                    <pic:cNvPr id="982974782" name=""/>
                     <pic:cNvPicPr/>
                   </pic:nvPicPr>
                   <pic:blipFill>
@@ -1745,7 +1797,7 @@
                   <pic:spPr>
                     <a:xfrm>
                       <a:off x="0" y="0"/>
-                      <a:ext cx="2219635" cy="7487695"/>
+                      <a:ext cx="2238687" cy="7478169"/>
                     </a:xfrm>
                     <a:prstGeom prst="rect">
                       <a:avLst/>
@@ -2908,6 +2960,7 @@
   <w:style w:type="character" w:default="1" w:styleId="DefaultParagraphFont">
     <w:name w:val="Default Paragraph Font"/>
     <w:uiPriority w:val="1"/>
+    <w:semiHidden/>
     <w:unhideWhenUsed/>
   </w:style>
   <w:style w:type="table" w:default="1" w:styleId="TableNormal">
@@ -3482,9 +3535,12 @@
   </w:compat>
   <w:rsids>
     <w:rsidRoot w:val="007B161D"/>
+    <w:rsid w:val="00677E48"/>
+    <w:rsid w:val="00726275"/>
     <w:rsid w:val="007B161D"/>
     <w:rsid w:val="008C6D48"/>
     <w:rsid w:val="009200DD"/>
+    <w:rsid w:val="00C90C84"/>
   </w:rsids>
   <m:mathPr>
     <m:mathFont m:val="Cambria Math"/>
@@ -3935,10 +3991,6 @@
     <w:semiHidden/>
     <w:unhideWhenUsed/>
   </w:style>
-  <w:style w:type="paragraph" w:customStyle="1" w:styleId="CD4E4B188D4E42169839119FBC0635BE">
-    <w:name w:val="CD4E4B188D4E42169839119FBC0635BE"/>
-    <w:rsid w:val="007B161D"/>
-  </w:style>
   <w:style w:type="paragraph" w:customStyle="1" w:styleId="44D9402AA45F492DB8C61ADBEAA92338">
     <w:name w:val="44D9402AA45F492DB8C61ADBEAA92338"/>
     <w:rsid w:val="007B161D"/>

--- a/Documentation/DBGuard user-manual.docx
+++ b/Documentation/DBGuard user-manual.docx
@@ -323,7 +323,19 @@
         <w:rPr>
           <w:rFonts w:ascii="Arial" w:hAnsi="Arial" w:cs="Arial"/>
         </w:rPr>
-        <w:t>DBGuard (Database Guard) is an application that periodically checks the state of your databases and sends notifications when specific conditions are met. It is useful for catching bad or unexpected data that could cause applications to crash, or for alerting a team when data meets any criteria that warrants attention.</w:t>
+        <w:t xml:space="preserve">DBGuard (Database Guard) is an application that periodically checks the state of your databases and sends notifications when specific conditions are met. It is useful for catching bad or unexpected data that </w:t>
+      </w:r>
+      <w:r>
+        <w:rPr>
+          <w:rFonts w:ascii="Arial" w:hAnsi="Arial" w:cs="Arial"/>
+        </w:rPr>
+        <w:t>can</w:t>
+      </w:r>
+      <w:r>
+        <w:rPr>
+          <w:rFonts w:ascii="Arial" w:hAnsi="Arial" w:cs="Arial"/>
+        </w:rPr>
+        <w:t xml:space="preserve"> cause applications to crash, or for alerting a team when data meets any criteria that warrants attention.</w:t>
       </w:r>
     </w:p>
     <w:p>
@@ -349,7 +361,55 @@
         <w:rPr>
           <w:rFonts w:ascii="Arial" w:hAnsi="Arial" w:cs="Arial"/>
         </w:rPr>
-        <w:t>Monitoring is performed through Guards — each Guard runs a user-defined SQL query on a periodic schedule and compares the result to a user-defined expression. Because the core logic is written in SQL, the application remains decoupled and straightforward to configure.</w:t>
+        <w:t xml:space="preserve">Monitoring is performed through Guards — each Guard runs a user-defined SQL query on a periodic schedule and compares the result to a user-defined expression. </w:t>
+      </w:r>
+      <w:r>
+        <w:rPr>
+          <w:rFonts w:ascii="Arial" w:hAnsi="Arial" w:cs="Arial"/>
+        </w:rPr>
+        <w:t>Since</w:t>
+      </w:r>
+      <w:r>
+        <w:rPr>
+          <w:rFonts w:ascii="Arial" w:hAnsi="Arial" w:cs="Arial"/>
+        </w:rPr>
+        <w:t xml:space="preserve"> the core logic</w:t>
+      </w:r>
+      <w:r>
+        <w:rPr>
+          <w:rFonts w:ascii="Arial" w:hAnsi="Arial" w:cs="Arial"/>
+        </w:rPr>
+        <w:t xml:space="preserve"> and business rules</w:t>
+      </w:r>
+      <w:r>
+        <w:rPr>
+          <w:rFonts w:ascii="Arial" w:hAnsi="Arial" w:cs="Arial"/>
+        </w:rPr>
+        <w:t xml:space="preserve"> </w:t>
+      </w:r>
+      <w:r>
+        <w:rPr>
+          <w:rFonts w:ascii="Arial" w:hAnsi="Arial" w:cs="Arial"/>
+        </w:rPr>
+        <w:t>are</w:t>
+      </w:r>
+      <w:r>
+        <w:rPr>
+          <w:rFonts w:ascii="Arial" w:hAnsi="Arial" w:cs="Arial"/>
+        </w:rPr>
+        <w:t xml:space="preserve"> written in SQL, the application remains decoupled and </w:t>
+      </w:r>
+      <w:r>
+        <w:rPr>
+          <w:rFonts w:ascii="Arial" w:hAnsi="Arial" w:cs="Arial"/>
+        </w:rPr>
+        <w:t>simple</w:t>
+      </w:r>
+      <w:r>
+        <w:rPr>
+          <w:rFonts w:ascii="Arial" w:hAnsi="Arial" w:cs="Arial"/>
+        </w:rPr>
+        <w:t xml:space="preserve"> to configure.</w:t>
       </w:r>
     </w:p>
     <w:p>
@@ -421,7 +481,13 @@
           <w:rFonts w:ascii="Arial" w:hAnsi="Arial" w:cs="Arial"/>
         </w:rPr>
         <w:lastRenderedPageBreak/>
-        <w:t>Creating A Guard</w:t>
+        <w:t>Guard</w:t>
+      </w:r>
+      <w:r>
+        <w:rPr>
+          <w:rFonts w:ascii="Arial" w:hAnsi="Arial" w:cs="Arial"/>
+        </w:rPr>
+        <w:t>s</w:t>
       </w:r>
     </w:p>
     <w:p>
@@ -436,20 +502,6 @@
           <w:rFonts w:ascii="Arial" w:hAnsi="Arial" w:cs="Arial"/>
         </w:rPr>
         <w:t>Understanding a guard</w:t>
-      </w:r>
-    </w:p>
-    <w:p>
-      <w:pPr>
-        <w:pStyle w:val="Heading3"/>
-        <w:rPr>
-          <w:rFonts w:ascii="Arial" w:hAnsi="Arial" w:cs="Arial"/>
-        </w:rPr>
-      </w:pPr>
-      <w:r>
-        <w:rPr>
-          <w:rFonts w:ascii="Arial" w:hAnsi="Arial" w:cs="Arial"/>
-        </w:rPr>
-        <w:t>Guard</w:t>
       </w:r>
     </w:p>
     <w:p>
@@ -613,16 +665,22 @@
     </w:p>
     <w:p>
       <w:pPr>
-        <w:pStyle w:val="Heading3"/>
-        <w:rPr>
-          <w:rFonts w:ascii="Arial" w:hAnsi="Arial" w:cs="Arial"/>
-        </w:rPr>
-      </w:pPr>
-      <w:r>
-        <w:rPr>
-          <w:rFonts w:ascii="Arial" w:hAnsi="Arial" w:cs="Arial"/>
-        </w:rPr>
-        <w:t>Database connection</w:t>
+        <w:pStyle w:val="Heading2"/>
+        <w:rPr>
+          <w:rFonts w:ascii="Arial" w:hAnsi="Arial" w:cs="Arial"/>
+        </w:rPr>
+      </w:pPr>
+      <w:r>
+        <w:rPr>
+          <w:rFonts w:ascii="Arial" w:hAnsi="Arial" w:cs="Arial"/>
+        </w:rPr>
+        <w:t>Guard d</w:t>
+      </w:r>
+      <w:r>
+        <w:rPr>
+          <w:rFonts w:ascii="Arial" w:hAnsi="Arial" w:cs="Arial"/>
+        </w:rPr>
+        <w:t>atabase connection</w:t>
       </w:r>
     </w:p>
     <w:p>
@@ -676,7 +734,7 @@
     </w:p>
     <w:p>
       <w:pPr>
-        <w:pStyle w:val="Heading3"/>
+        <w:pStyle w:val="Heading2"/>
         <w:rPr>
           <w:rFonts w:ascii="Arial" w:hAnsi="Arial" w:cs="Arial"/>
         </w:rPr>
@@ -741,13 +799,6 @@
         </w:rPr>
         <w:t>Select the “+Guard” button on the toolbar:</w:t>
       </w:r>
-    </w:p>
-    <w:p>
-      <w:pPr>
-        <w:rPr>
-          <w:rFonts w:ascii="Arial" w:hAnsi="Arial" w:cs="Arial"/>
-        </w:rPr>
-      </w:pPr>
     </w:p>
     <w:p>
       <w:pPr>
@@ -777,7 +828,7 @@
                     <pic:cNvPicPr/>
                   </pic:nvPicPr>
                   <pic:blipFill>
-                    <a:blip r:embed="rId6"/>
+                    <a:blip r:embed="rId8"/>
                     <a:stretch>
                       <a:fillRect/>
                     </a:stretch>
@@ -844,7 +895,7 @@
                     <pic:cNvPicPr/>
                   </pic:nvPicPr>
                   <pic:blipFill>
-                    <a:blip r:embed="rId7"/>
+                    <a:blip r:embed="rId9"/>
                     <a:stretch>
                       <a:fillRect/>
                     </a:stretch>
@@ -1357,13 +1408,7 @@
         <w:rPr>
           <w:rFonts w:ascii="Arial" w:hAnsi="Arial" w:cs="Arial"/>
         </w:rPr>
-        <w:t xml:space="preserve"> column exists in the result set.</w:t>
-      </w:r>
-      <w:r>
-        <w:rPr>
-          <w:rFonts w:ascii="Arial" w:hAnsi="Arial" w:cs="Arial"/>
-        </w:rPr>
-        <w:t xml:space="preserve"> Will return an error with failure if it is invalid.</w:t>
+        <w:t xml:space="preserve"> column exists in the result set. Will return an error with failure if it is invalid.</w:t>
       </w:r>
     </w:p>
     <w:p>
@@ -1386,9 +1431,15 @@
     </w:p>
     <w:p>
       <w:pPr>
-        <w:pStyle w:val="Heading3"/>
-      </w:pPr>
-      <w:r>
+        <w:pStyle w:val="Heading2"/>
+        <w:rPr>
+          <w:rFonts w:ascii="Arial" w:hAnsi="Arial" w:cs="Arial"/>
+        </w:rPr>
+      </w:pPr>
+      <w:r>
+        <w:rPr>
+          <w:rFonts w:ascii="Arial" w:hAnsi="Arial" w:cs="Arial"/>
+        </w:rPr>
         <w:t>Example guard</w:t>
       </w:r>
     </w:p>
@@ -1789,7 +1840,7 @@
                     <pic:cNvPicPr/>
                   </pic:nvPicPr>
                   <pic:blipFill>
-                    <a:blip r:embed="rId8"/>
+                    <a:blip r:embed="rId10"/>
                     <a:stretch>
                       <a:fillRect/>
                     </a:stretch>
@@ -1810,6 +1861,693 @@
         </w:drawing>
       </w:r>
     </w:p>
+    <w:p>
+      <w:pPr>
+        <w:pStyle w:val="Heading2"/>
+      </w:pPr>
+      <w:r>
+        <w:lastRenderedPageBreak/>
+        <w:t>View guards</w:t>
+      </w:r>
+    </w:p>
+    <w:p>
+      <w:r>
+        <w:t>You can view the created guards by selecting the “View guards” navigation on the sidebar or navigating to “/guards/view-all”.</w:t>
+      </w:r>
+    </w:p>
+    <w:p>
+      <w:r>
+        <w:t>The header includes a sort by selection and a filter button to filter and sort your guards. Additionally, you can use the paginator on the bottom to change the view count.</w:t>
+      </w:r>
+    </w:p>
+    <w:p>
+      <w:r>
+        <w:t>The view-all webpage displays a summary of the most important information for the guard. You can select the guard’s name to view its details.</w:t>
+      </w:r>
+    </w:p>
+    <w:p>
+      <w:pPr>
+        <w:jc w:val="center"/>
+      </w:pPr>
+      <w:r>
+        <w:drawing>
+          <wp:inline distT="0" distB="0" distL="0" distR="0" wp14:anchorId="7A7AA4C4" wp14:editId="71B14DC5">
+            <wp:extent cx="4839419" cy="1807027"/>
+            <wp:effectExtent l="0" t="0" r="0" b="3175"/>
+            <wp:docPr id="561217107" name="Picture 1"/>
+            <wp:cNvGraphicFramePr>
+              <a:graphicFrameLocks xmlns:a="http://schemas.openxmlformats.org/drawingml/2006/main" noChangeAspect="1"/>
+            </wp:cNvGraphicFramePr>
+            <a:graphic xmlns:a="http://schemas.openxmlformats.org/drawingml/2006/main">
+              <a:graphicData uri="http://schemas.openxmlformats.org/drawingml/2006/picture">
+                <pic:pic xmlns:pic="http://schemas.openxmlformats.org/drawingml/2006/picture">
+                  <pic:nvPicPr>
+                    <pic:cNvPr id="561217107" name=""/>
+                    <pic:cNvPicPr/>
+                  </pic:nvPicPr>
+                  <pic:blipFill>
+                    <a:blip r:embed="rId11"/>
+                    <a:stretch>
+                      <a:fillRect/>
+                    </a:stretch>
+                  </pic:blipFill>
+                  <pic:spPr>
+                    <a:xfrm>
+                      <a:off x="0" y="0"/>
+                      <a:ext cx="4852912" cy="1812065"/>
+                    </a:xfrm>
+                    <a:prstGeom prst="rect">
+                      <a:avLst/>
+                    </a:prstGeom>
+                  </pic:spPr>
+                </pic:pic>
+              </a:graphicData>
+            </a:graphic>
+          </wp:inline>
+        </w:drawing>
+      </w:r>
+    </w:p>
+    <w:p>
+      <w:r>
+        <w:t>Selecting the guard’s name link navigates you to “/guards/detail/:id”. It displays The details of the guard, its database connection, its configured notifications, the guard state change history, and guard notification transactions sent. Many of the properties are links which can be used to navigate to other detail pages:</w:t>
+      </w:r>
+    </w:p>
+    <w:p>
+      <w:r>
+        <w:t>Link to database connection detail:</w:t>
+      </w:r>
+    </w:p>
+    <w:p>
+      <w:pPr>
+        <w:jc w:val="center"/>
+      </w:pPr>
+      <w:r>
+        <w:drawing>
+          <wp:inline distT="0" distB="0" distL="0" distR="0" wp14:anchorId="43E5936E" wp14:editId="13382F43">
+            <wp:extent cx="4304581" cy="885290"/>
+            <wp:effectExtent l="0" t="0" r="1270" b="0"/>
+            <wp:docPr id="992549301" name="Picture 1"/>
+            <wp:cNvGraphicFramePr>
+              <a:graphicFrameLocks xmlns:a="http://schemas.openxmlformats.org/drawingml/2006/main" noChangeAspect="1"/>
+            </wp:cNvGraphicFramePr>
+            <a:graphic xmlns:a="http://schemas.openxmlformats.org/drawingml/2006/main">
+              <a:graphicData uri="http://schemas.openxmlformats.org/drawingml/2006/picture">
+                <pic:pic xmlns:pic="http://schemas.openxmlformats.org/drawingml/2006/picture">
+                  <pic:nvPicPr>
+                    <pic:cNvPr id="992549301" name=""/>
+                    <pic:cNvPicPr/>
+                  </pic:nvPicPr>
+                  <pic:blipFill>
+                    <a:blip r:embed="rId12"/>
+                    <a:stretch>
+                      <a:fillRect/>
+                    </a:stretch>
+                  </pic:blipFill>
+                  <pic:spPr>
+                    <a:xfrm>
+                      <a:off x="0" y="0"/>
+                      <a:ext cx="4342186" cy="893024"/>
+                    </a:xfrm>
+                    <a:prstGeom prst="rect">
+                      <a:avLst/>
+                    </a:prstGeom>
+                  </pic:spPr>
+                </pic:pic>
+              </a:graphicData>
+            </a:graphic>
+          </wp:inline>
+        </w:drawing>
+      </w:r>
+    </w:p>
+    <w:p>
+      <w:r>
+        <w:t>Link to guard change detail:</w:t>
+      </w:r>
+    </w:p>
+    <w:p>
+      <w:pPr>
+        <w:jc w:val="center"/>
+      </w:pPr>
+      <w:r>
+        <w:drawing>
+          <wp:inline distT="0" distB="0" distL="0" distR="0" wp14:anchorId="67EF8E73" wp14:editId="56C1EB7A">
+            <wp:extent cx="4270075" cy="905566"/>
+            <wp:effectExtent l="0" t="0" r="0" b="8890"/>
+            <wp:docPr id="364832495" name="Picture 1"/>
+            <wp:cNvGraphicFramePr>
+              <a:graphicFrameLocks xmlns:a="http://schemas.openxmlformats.org/drawingml/2006/main" noChangeAspect="1"/>
+            </wp:cNvGraphicFramePr>
+            <a:graphic xmlns:a="http://schemas.openxmlformats.org/drawingml/2006/main">
+              <a:graphicData uri="http://schemas.openxmlformats.org/drawingml/2006/picture">
+                <pic:pic xmlns:pic="http://schemas.openxmlformats.org/drawingml/2006/picture">
+                  <pic:nvPicPr>
+                    <pic:cNvPr id="364832495" name=""/>
+                    <pic:cNvPicPr/>
+                  </pic:nvPicPr>
+                  <pic:blipFill>
+                    <a:blip r:embed="rId13"/>
+                    <a:stretch>
+                      <a:fillRect/>
+                    </a:stretch>
+                  </pic:blipFill>
+                  <pic:spPr>
+                    <a:xfrm>
+                      <a:off x="0" y="0"/>
+                      <a:ext cx="4283047" cy="908317"/>
+                    </a:xfrm>
+                    <a:prstGeom prst="rect">
+                      <a:avLst/>
+                    </a:prstGeom>
+                  </pic:spPr>
+                </pic:pic>
+              </a:graphicData>
+            </a:graphic>
+          </wp:inline>
+        </w:drawing>
+      </w:r>
+    </w:p>
+    <w:p>
+      <w:pPr>
+        <w:pStyle w:val="Heading1"/>
+        <w:rPr>
+          <w:rFonts w:ascii="Arial" w:hAnsi="Arial" w:cs="Arial"/>
+        </w:rPr>
+      </w:pPr>
+      <w:r>
+        <w:rPr>
+          <w:rFonts w:ascii="Arial" w:hAnsi="Arial" w:cs="Arial"/>
+        </w:rPr>
+        <w:t>Database connections</w:t>
+      </w:r>
+    </w:p>
+    <w:p>
+      <w:pPr>
+        <w:pStyle w:val="Heading2"/>
+        <w:rPr>
+          <w:rFonts w:ascii="Arial" w:hAnsi="Arial" w:cs="Arial"/>
+        </w:rPr>
+      </w:pPr>
+      <w:r>
+        <w:rPr>
+          <w:rFonts w:ascii="Arial" w:hAnsi="Arial" w:cs="Arial"/>
+        </w:rPr>
+        <w:t>Understanding a database connection</w:t>
+      </w:r>
+    </w:p>
+    <w:p>
+      <w:pPr>
+        <w:rPr>
+          <w:rFonts w:ascii="Arial" w:hAnsi="Arial" w:cs="Arial"/>
+        </w:rPr>
+      </w:pPr>
+      <w:r>
+        <w:rPr>
+          <w:rFonts w:ascii="Arial" w:hAnsi="Arial" w:cs="Arial"/>
+        </w:rPr>
+        <w:t>A database connection is used by the guard to connect to the database. You can share the database connections between multiple guards. The guards should have read-only permissions to the database, schema, or table.</w:t>
+      </w:r>
+    </w:p>
+    <w:p>
+      <w:pPr>
+        <w:rPr>
+          <w:rFonts w:ascii="Arial" w:hAnsi="Arial" w:cs="Arial"/>
+        </w:rPr>
+      </w:pPr>
+      <w:r>
+        <w:rPr>
+          <w:rFonts w:ascii="Arial" w:hAnsi="Arial" w:cs="Arial"/>
+        </w:rPr>
+        <w:t>Some database engines such as SQLite do not use servers or user logins. For these, you instead specify the path of the database and can leave the username and password empty.</w:t>
+      </w:r>
+    </w:p>
+    <w:p>
+      <w:pPr>
+        <w:pStyle w:val="Heading2"/>
+      </w:pPr>
+      <w:r>
+        <w:t>Create a database connection</w:t>
+      </w:r>
+    </w:p>
+    <w:p>
+      <w:pPr>
+        <w:pStyle w:val="ListParagraph"/>
+        <w:numPr>
+          <w:ilvl w:val="0"/>
+          <w:numId w:val="6"/>
+        </w:numPr>
+      </w:pPr>
+      <w:r>
+        <w:t>You can create a database connection by selecting the + button in the guard creation dialog:</w:t>
+      </w:r>
+    </w:p>
+    <w:p>
+      <w:pPr>
+        <w:ind w:left="360"/>
+      </w:pPr>
+      <w:r>
+        <w:drawing>
+          <wp:inline distT="0" distB="0" distL="0" distR="0" wp14:anchorId="79C7CB03" wp14:editId="00C4251C">
+            <wp:extent cx="4029637" cy="1724266"/>
+            <wp:effectExtent l="0" t="0" r="0" b="9525"/>
+            <wp:docPr id="1034822219" name="Picture 1"/>
+            <wp:cNvGraphicFramePr>
+              <a:graphicFrameLocks xmlns:a="http://schemas.openxmlformats.org/drawingml/2006/main" noChangeAspect="1"/>
+            </wp:cNvGraphicFramePr>
+            <a:graphic xmlns:a="http://schemas.openxmlformats.org/drawingml/2006/main">
+              <a:graphicData uri="http://schemas.openxmlformats.org/drawingml/2006/picture">
+                <pic:pic xmlns:pic="http://schemas.openxmlformats.org/drawingml/2006/picture">
+                  <pic:nvPicPr>
+                    <pic:cNvPr id="1034822219" name=""/>
+                    <pic:cNvPicPr/>
+                  </pic:nvPicPr>
+                  <pic:blipFill>
+                    <a:blip r:embed="rId14"/>
+                    <a:stretch>
+                      <a:fillRect/>
+                    </a:stretch>
+                  </pic:blipFill>
+                  <pic:spPr>
+                    <a:xfrm>
+                      <a:off x="0" y="0"/>
+                      <a:ext cx="4029637" cy="1724266"/>
+                    </a:xfrm>
+                    <a:prstGeom prst="rect">
+                      <a:avLst/>
+                    </a:prstGeom>
+                  </pic:spPr>
+                </pic:pic>
+              </a:graphicData>
+            </a:graphic>
+          </wp:inline>
+        </w:drawing>
+      </w:r>
+    </w:p>
+    <w:p>
+      <w:pPr>
+        <w:pStyle w:val="ListParagraph"/>
+        <w:numPr>
+          <w:ilvl w:val="0"/>
+          <w:numId w:val="6"/>
+        </w:numPr>
+      </w:pPr>
+      <w:r>
+        <w:t>Alternatively, you can navigate to “/db-connections/view-all” or select “View connections” from the sidebar.</w:t>
+      </w:r>
+    </w:p>
+    <w:p>
+      <w:pPr>
+        <w:pStyle w:val="ListParagraph"/>
+        <w:numPr>
+          <w:ilvl w:val="0"/>
+          <w:numId w:val="6"/>
+        </w:numPr>
+      </w:pPr>
+      <w:r>
+        <w:t>You will see the creation dialog appear:</w:t>
+      </w:r>
+    </w:p>
+    <w:p>
+      <w:pPr>
+        <w:ind w:left="360"/>
+        <w:jc w:val="center"/>
+      </w:pPr>
+      <w:r>
+        <w:drawing>
+          <wp:inline distT="0" distB="0" distL="0" distR="0" wp14:anchorId="347B81AE" wp14:editId="4B2FE3C0">
+            <wp:extent cx="3467819" cy="4957698"/>
+            <wp:effectExtent l="0" t="0" r="0" b="0"/>
+            <wp:docPr id="139490495" name="Picture 1"/>
+            <wp:cNvGraphicFramePr>
+              <a:graphicFrameLocks xmlns:a="http://schemas.openxmlformats.org/drawingml/2006/main" noChangeAspect="1"/>
+            </wp:cNvGraphicFramePr>
+            <a:graphic xmlns:a="http://schemas.openxmlformats.org/drawingml/2006/main">
+              <a:graphicData uri="http://schemas.openxmlformats.org/drawingml/2006/picture">
+                <pic:pic xmlns:pic="http://schemas.openxmlformats.org/drawingml/2006/picture">
+                  <pic:nvPicPr>
+                    <pic:cNvPr id="139490495" name=""/>
+                    <pic:cNvPicPr/>
+                  </pic:nvPicPr>
+                  <pic:blipFill>
+                    <a:blip r:embed="rId15"/>
+                    <a:stretch>
+                      <a:fillRect/>
+                    </a:stretch>
+                  </pic:blipFill>
+                  <pic:spPr>
+                    <a:xfrm>
+                      <a:off x="0" y="0"/>
+                      <a:ext cx="3469240" cy="4959730"/>
+                    </a:xfrm>
+                    <a:prstGeom prst="rect">
+                      <a:avLst/>
+                    </a:prstGeom>
+                  </pic:spPr>
+                </pic:pic>
+              </a:graphicData>
+            </a:graphic>
+          </wp:inline>
+        </w:drawing>
+      </w:r>
+    </w:p>
+    <w:p>
+      <w:pPr>
+        <w:pStyle w:val="ListParagraph"/>
+        <w:numPr>
+          <w:ilvl w:val="0"/>
+          <w:numId w:val="6"/>
+        </w:numPr>
+      </w:pPr>
+      <w:r>
+        <w:t xml:space="preserve">Here is what each of the fields </w:t>
+      </w:r>
+      <w:r>
+        <w:t>mean:</w:t>
+      </w:r>
+    </w:p>
+    <w:p>
+      <w:pPr>
+        <w:pStyle w:val="ListParagraph"/>
+        <w:numPr>
+          <w:ilvl w:val="1"/>
+          <w:numId w:val="8"/>
+        </w:numPr>
+      </w:pPr>
+      <w:r>
+        <w:rPr>
+          <w:b/>
+          <w:bCs/>
+        </w:rPr>
+        <w:t>Endpoint</w:t>
+      </w:r>
+      <w:r>
+        <w:t xml:space="preserve">: The hostname, </w:t>
+      </w:r>
+      <w:r>
+        <w:t>IP Address</w:t>
+      </w:r>
+      <w:r>
+        <w:t xml:space="preserve"> or system path to the server or database file</w:t>
+      </w:r>
+    </w:p>
+    <w:p>
+      <w:pPr>
+        <w:pStyle w:val="ListParagraph"/>
+        <w:numPr>
+          <w:ilvl w:val="1"/>
+          <w:numId w:val="8"/>
+        </w:numPr>
+      </w:pPr>
+      <w:r>
+        <w:rPr>
+          <w:b/>
+          <w:bCs/>
+        </w:rPr>
+        <w:t>Database Engine</w:t>
+      </w:r>
+      <w:r>
+        <w:t>: The database engine type.</w:t>
+      </w:r>
+    </w:p>
+    <w:p>
+      <w:pPr>
+        <w:pStyle w:val="ListParagraph"/>
+        <w:numPr>
+          <w:ilvl w:val="1"/>
+          <w:numId w:val="8"/>
+        </w:numPr>
+      </w:pPr>
+      <w:r>
+        <w:rPr>
+          <w:b/>
+          <w:bCs/>
+        </w:rPr>
+        <w:t>Database name</w:t>
+      </w:r>
+      <w:r>
+        <w:t>: The database or database file name.</w:t>
+      </w:r>
+    </w:p>
+    <w:p>
+      <w:pPr>
+        <w:pStyle w:val="ListParagraph"/>
+        <w:numPr>
+          <w:ilvl w:val="1"/>
+          <w:numId w:val="8"/>
+        </w:numPr>
+      </w:pPr>
+      <w:r>
+        <w:rPr>
+          <w:b/>
+          <w:bCs/>
+        </w:rPr>
+        <w:t>Username</w:t>
+      </w:r>
+      <w:r>
+        <w:t>: The database username if applicable.</w:t>
+      </w:r>
+    </w:p>
+    <w:p>
+      <w:pPr>
+        <w:pStyle w:val="ListParagraph"/>
+        <w:numPr>
+          <w:ilvl w:val="1"/>
+          <w:numId w:val="8"/>
+        </w:numPr>
+      </w:pPr>
+      <w:r>
+        <w:rPr>
+          <w:b/>
+          <w:bCs/>
+        </w:rPr>
+        <w:t>Password</w:t>
+      </w:r>
+      <w:r>
+        <w:t>: The database password if applicable.</w:t>
+      </w:r>
+    </w:p>
+    <w:p>
+      <w:pPr>
+        <w:pStyle w:val="ListParagraph"/>
+        <w:numPr>
+          <w:ilvl w:val="1"/>
+          <w:numId w:val="8"/>
+        </w:numPr>
+      </w:pPr>
+      <w:r>
+        <w:rPr>
+          <w:b/>
+          <w:bCs/>
+        </w:rPr>
+        <w:t>Validate connection</w:t>
+      </w:r>
+      <w:r>
+        <w:t>: Will validate the service can connect to the database server or can find the database file.</w:t>
+      </w:r>
+    </w:p>
+    <w:p>
+      <w:pPr>
+        <w:pStyle w:val="Heading2"/>
+      </w:pPr>
+      <w:r>
+        <w:t>Examples</w:t>
+      </w:r>
+    </w:p>
+    <w:p>
+      <w:pPr>
+        <w:pStyle w:val="Heading3"/>
+      </w:pPr>
+      <w:r>
+        <w:t>Local database server</w:t>
+      </w:r>
+    </w:p>
+    <w:p>
+      <w:pPr>
+        <w:pStyle w:val="ListParagraph"/>
+        <w:numPr>
+          <w:ilvl w:val="0"/>
+          <w:numId w:val="10"/>
+        </w:numPr>
+      </w:pPr>
+      <w:r>
+        <w:t>Endpoint: 10.55.48.112</w:t>
+      </w:r>
+    </w:p>
+    <w:p>
+      <w:pPr>
+        <w:pStyle w:val="ListParagraph"/>
+        <w:numPr>
+          <w:ilvl w:val="0"/>
+          <w:numId w:val="10"/>
+        </w:numPr>
+      </w:pPr>
+      <w:r>
+        <w:t>Database Engine: PostgreSQL</w:t>
+      </w:r>
+    </w:p>
+    <w:p>
+      <w:pPr>
+        <w:pStyle w:val="ListParagraph"/>
+        <w:numPr>
+          <w:ilvl w:val="0"/>
+          <w:numId w:val="10"/>
+        </w:numPr>
+      </w:pPr>
+      <w:r>
+        <w:t>Database Name: Demo</w:t>
+      </w:r>
+    </w:p>
+    <w:p>
+      <w:pPr>
+        <w:pStyle w:val="ListParagraph"/>
+        <w:numPr>
+          <w:ilvl w:val="0"/>
+          <w:numId w:val="10"/>
+        </w:numPr>
+      </w:pPr>
+      <w:r>
+        <w:t>Username: read-only</w:t>
+      </w:r>
+    </w:p>
+    <w:p>
+      <w:pPr>
+        <w:pStyle w:val="ListParagraph"/>
+        <w:numPr>
+          <w:ilvl w:val="0"/>
+          <w:numId w:val="10"/>
+        </w:numPr>
+      </w:pPr>
+      <w:r>
+        <w:t>Password: Password1</w:t>
+      </w:r>
+    </w:p>
+    <w:p>
+      <w:pPr>
+        <w:pStyle w:val="Heading3"/>
+      </w:pPr>
+      <w:r>
+        <w:t>Remote database server</w:t>
+      </w:r>
+    </w:p>
+    <w:p>
+      <w:pPr>
+        <w:pStyle w:val="ListParagraph"/>
+        <w:numPr>
+          <w:ilvl w:val="0"/>
+          <w:numId w:val="11"/>
+        </w:numPr>
+      </w:pPr>
+      <w:r>
+        <w:t>Endpoint: ssms.website.net</w:t>
+      </w:r>
+    </w:p>
+    <w:p>
+      <w:pPr>
+        <w:pStyle w:val="ListParagraph"/>
+        <w:numPr>
+          <w:ilvl w:val="0"/>
+          <w:numId w:val="11"/>
+        </w:numPr>
+      </w:pPr>
+      <w:r>
+        <w:t>Database Engine: SQL Server</w:t>
+      </w:r>
+    </w:p>
+    <w:p>
+      <w:pPr>
+        <w:pStyle w:val="ListParagraph"/>
+        <w:numPr>
+          <w:ilvl w:val="0"/>
+          <w:numId w:val="11"/>
+        </w:numPr>
+      </w:pPr>
+      <w:r>
+        <w:t>Database Name: Demo</w:t>
+      </w:r>
+    </w:p>
+    <w:p>
+      <w:pPr>
+        <w:pStyle w:val="ListParagraph"/>
+        <w:numPr>
+          <w:ilvl w:val="0"/>
+          <w:numId w:val="11"/>
+        </w:numPr>
+      </w:pPr>
+      <w:r>
+        <w:t>Username: read-only</w:t>
+      </w:r>
+    </w:p>
+    <w:p>
+      <w:pPr>
+        <w:pStyle w:val="ListParagraph"/>
+        <w:numPr>
+          <w:ilvl w:val="0"/>
+          <w:numId w:val="11"/>
+        </w:numPr>
+      </w:pPr>
+      <w:r>
+        <w:t>Password: Password1</w:t>
+      </w:r>
+    </w:p>
+    <w:p>
+      <w:pPr>
+        <w:pStyle w:val="Heading3"/>
+      </w:pPr>
+      <w:r>
+        <w:t>Local database file</w:t>
+      </w:r>
+    </w:p>
+    <w:p>
+      <w:pPr>
+        <w:pStyle w:val="ListParagraph"/>
+        <w:numPr>
+          <w:ilvl w:val="0"/>
+          <w:numId w:val="12"/>
+        </w:numPr>
+      </w:pPr>
+      <w:r>
+        <w:t xml:space="preserve">Endpoint: </w:t>
+      </w:r>
+      <w:r>
+        <w:t>C:\Users\</w:t>
+      </w:r>
+      <w:r>
+        <w:t>Leo</w:t>
+      </w:r>
+      <w:r>
+        <w:t>\Downloads\d</w:t>
+      </w:r>
+      <w:r>
+        <w:t>atabase</w:t>
+      </w:r>
+      <w:r>
+        <w:t>.db</w:t>
+      </w:r>
+    </w:p>
+    <w:p>
+      <w:pPr>
+        <w:pStyle w:val="ListParagraph"/>
+        <w:numPr>
+          <w:ilvl w:val="0"/>
+          <w:numId w:val="12"/>
+        </w:numPr>
+      </w:pPr>
+      <w:r>
+        <w:t>Database: SQLite</w:t>
+      </w:r>
+    </w:p>
+    <w:p>
+      <w:pPr>
+        <w:pStyle w:val="ListParagraph"/>
+        <w:numPr>
+          <w:ilvl w:val="0"/>
+          <w:numId w:val="12"/>
+        </w:numPr>
+      </w:pPr>
+      <w:r>
+        <w:t>Database Name: database.db</w:t>
+      </w:r>
+    </w:p>
+    <w:p/>
     <w:sectPr>
       <w:pgSz w:w="12240" w:h="15840"/>
       <w:pgMar w:top="1440" w:right="1440" w:bottom="1440" w:left="1440" w:header="720" w:footer="720" w:gutter="0"/>
@@ -1822,9 +2560,261 @@
 </w:document>
 </file>
 
+<file path=word/endnotes.xml><?xml version="1.0" encoding="utf-8"?>
+<w:endnotes xmlns:wpc="http://schemas.microsoft.com/office/word/2010/wordprocessingCanvas" xmlns:cx="http://schemas.microsoft.com/office/drawing/2014/chartex" xmlns:cx1="http://schemas.microsoft.com/office/drawing/2015/9/8/chartex" xmlns:cx2="http://schemas.microsoft.com/office/drawing/2015/10/21/chartex" xmlns:cx3="http://schemas.microsoft.com/office/drawing/2016/5/9/chartex" xmlns:cx4="http://schemas.microsoft.com/office/drawing/2016/5/10/chartex" xmlns:cx5="http://schemas.microsoft.com/office/drawing/2016/5/11/chartex" xmlns:cx6="http://schemas.microsoft.com/office/drawing/2016/5/12/chartex" xmlns:cx7="http://schemas.microsoft.com/office/drawing/2016/5/13/chartex" xmlns:cx8="http://schemas.microsoft.com/office/drawing/2016/5/14/chartex" xmlns:mc="http://schemas.openxmlformats.org/markup-compatibility/2006" xmlns:aink="http://schemas.microsoft.com/office/drawing/2016/ink" xmlns:am3d="http://schemas.microsoft.com/office/drawing/2017/model3d" xmlns:o="urn:schemas-microsoft-com:office:office" xmlns:oel="http://schemas.microsoft.com/office/2019/extlst" xmlns:r="http://schemas.openxmlformats.org/officeDocument/2006/relationships" xmlns:m="http://schemas.openxmlformats.org/officeDocument/2006/math" xmlns:v="urn:schemas-microsoft-com:vml" xmlns:wp14="http://schemas.microsoft.com/office/word/2010/wordprocessingDrawing" xmlns:wp="http://schemas.openxmlformats.org/drawingml/2006/wordprocessingDrawing" xmlns:w10="urn:schemas-microsoft-com:office:word" xmlns:w="http://schemas.openxmlformats.org/wordprocessingml/2006/main" xmlns:w14="http://schemas.microsoft.com/office/word/2010/wordml" xmlns:w15="http://schemas.microsoft.com/office/word/2012/wordml" xmlns:w16cex="http://schemas.microsoft.com/office/word/2018/wordml/cex" xmlns:w16cid="http://schemas.microsoft.com/office/word/2016/wordml/cid" xmlns:w16="http://schemas.microsoft.com/office/word/2018/wordml" xmlns:w16du="http://schemas.microsoft.com/office/word/2023/wordml/word16du" xmlns:w16sdtdh="http://schemas.microsoft.com/office/word/2020/wordml/sdtdatahash" xmlns:w16sdtfl="http://schemas.microsoft.com/office/word/2024/wordml/sdtformatlock" xmlns:w16se="http://schemas.microsoft.com/office/word/2015/wordml/symex" xmlns:wpg="http://schemas.microsoft.com/office/word/2010/wordprocessingGroup" xmlns:wpi="http://schemas.microsoft.com/office/word/2010/wordprocessingInk" xmlns:wne="http://schemas.microsoft.com/office/word/2006/wordml" xmlns:wps="http://schemas.microsoft.com/office/word/2010/wordprocessingShape" mc:Ignorable="w14 w15 w16se w16cid w16 w16cex w16sdtdh w16sdtfl w16du wp14">
+  <w:endnote w:type="separator" w:id="-1">
+    <w:p>
+      <w:pPr>
+        <w:spacing w:after="0" w:line="240" w:lineRule="auto"/>
+      </w:pPr>
+      <w:r>
+        <w:separator/>
+      </w:r>
+    </w:p>
+  </w:endnote>
+  <w:endnote w:type="continuationSeparator" w:id="0">
+    <w:p>
+      <w:pPr>
+        <w:spacing w:after="0" w:line="240" w:lineRule="auto"/>
+      </w:pPr>
+      <w:r>
+        <w:continuationSeparator/>
+      </w:r>
+    </w:p>
+  </w:endnote>
+</w:endnotes>
+</file>
+
+<file path=word/footnotes.xml><?xml version="1.0" encoding="utf-8"?>
+<w:footnotes xmlns:wpc="http://schemas.microsoft.com/office/word/2010/wordprocessingCanvas" xmlns:cx="http://schemas.microsoft.com/office/drawing/2014/chartex" xmlns:cx1="http://schemas.microsoft.com/office/drawing/2015/9/8/chartex" xmlns:cx2="http://schemas.microsoft.com/office/drawing/2015/10/21/chartex" xmlns:cx3="http://schemas.microsoft.com/office/drawing/2016/5/9/chartex" xmlns:cx4="http://schemas.microsoft.com/office/drawing/2016/5/10/chartex" xmlns:cx5="http://schemas.microsoft.com/office/drawing/2016/5/11/chartex" xmlns:cx6="http://schemas.microsoft.com/office/drawing/2016/5/12/chartex" xmlns:cx7="http://schemas.microsoft.com/office/drawing/2016/5/13/chartex" xmlns:cx8="http://schemas.microsoft.com/office/drawing/2016/5/14/chartex" xmlns:mc="http://schemas.openxmlformats.org/markup-compatibility/2006" xmlns:aink="http://schemas.microsoft.com/office/drawing/2016/ink" xmlns:am3d="http://schemas.microsoft.com/office/drawing/2017/model3d" xmlns:o="urn:schemas-microsoft-com:office:office" xmlns:oel="http://schemas.microsoft.com/office/2019/extlst" xmlns:r="http://schemas.openxmlformats.org/officeDocument/2006/relationships" xmlns:m="http://schemas.openxmlformats.org/officeDocument/2006/math" xmlns:v="urn:schemas-microsoft-com:vml" xmlns:wp14="http://schemas.microsoft.com/office/word/2010/wordprocessingDrawing" xmlns:wp="http://schemas.openxmlformats.org/drawingml/2006/wordprocessingDrawing" xmlns:w10="urn:schemas-microsoft-com:office:word" xmlns:w="http://schemas.openxmlformats.org/wordprocessingml/2006/main" xmlns:w14="http://schemas.microsoft.com/office/word/2010/wordml" xmlns:w15="http://schemas.microsoft.com/office/word/2012/wordml" xmlns:w16cex="http://schemas.microsoft.com/office/word/2018/wordml/cex" xmlns:w16cid="http://schemas.microsoft.com/office/word/2016/wordml/cid" xmlns:w16="http://schemas.microsoft.com/office/word/2018/wordml" xmlns:w16du="http://schemas.microsoft.com/office/word/2023/wordml/word16du" xmlns:w16sdtdh="http://schemas.microsoft.com/office/word/2020/wordml/sdtdatahash" xmlns:w16sdtfl="http://schemas.microsoft.com/office/word/2024/wordml/sdtformatlock" xmlns:w16se="http://schemas.microsoft.com/office/word/2015/wordml/symex" xmlns:wpg="http://schemas.microsoft.com/office/word/2010/wordprocessingGroup" xmlns:wpi="http://schemas.microsoft.com/office/word/2010/wordprocessingInk" xmlns:wne="http://schemas.microsoft.com/office/word/2006/wordml" xmlns:wps="http://schemas.microsoft.com/office/word/2010/wordprocessingShape" mc:Ignorable="w14 w15 w16se w16cid w16 w16cex w16sdtdh w16sdtfl w16du wp14">
+  <w:footnote w:type="separator" w:id="-1">
+    <w:p>
+      <w:pPr>
+        <w:spacing w:after="0" w:line="240" w:lineRule="auto"/>
+      </w:pPr>
+      <w:r>
+        <w:separator/>
+      </w:r>
+    </w:p>
+  </w:footnote>
+  <w:footnote w:type="continuationSeparator" w:id="0">
+    <w:p>
+      <w:pPr>
+        <w:spacing w:after="0" w:line="240" w:lineRule="auto"/>
+      </w:pPr>
+      <w:r>
+        <w:continuationSeparator/>
+      </w:r>
+    </w:p>
+  </w:footnote>
+</w:footnotes>
+</file>
+
 <file path=word/numbering.xml><?xml version="1.0" encoding="utf-8"?>
 <w:numbering xmlns:wpc="http://schemas.microsoft.com/office/word/2010/wordprocessingCanvas" xmlns:cx="http://schemas.microsoft.com/office/drawing/2014/chartex" xmlns:cx1="http://schemas.microsoft.com/office/drawing/2015/9/8/chartex" xmlns:cx2="http://schemas.microsoft.com/office/drawing/2015/10/21/chartex" xmlns:cx3="http://schemas.microsoft.com/office/drawing/2016/5/9/chartex" xmlns:cx4="http://schemas.microsoft.com/office/drawing/2016/5/10/chartex" xmlns:cx5="http://schemas.microsoft.com/office/drawing/2016/5/11/chartex" xmlns:cx6="http://schemas.microsoft.com/office/drawing/2016/5/12/chartex" xmlns:cx7="http://schemas.microsoft.com/office/drawing/2016/5/13/chartex" xmlns:cx8="http://schemas.microsoft.com/office/drawing/2016/5/14/chartex" xmlns:mc="http://schemas.openxmlformats.org/markup-compatibility/2006" xmlns:aink="http://schemas.microsoft.com/office/drawing/2016/ink" xmlns:am3d="http://schemas.microsoft.com/office/drawing/2017/model3d" xmlns:o="urn:schemas-microsoft-com:office:office" xmlns:oel="http://schemas.microsoft.com/office/2019/extlst" xmlns:r="http://schemas.openxmlformats.org/officeDocument/2006/relationships" xmlns:m="http://schemas.openxmlformats.org/officeDocument/2006/math" xmlns:v="urn:schemas-microsoft-com:vml" xmlns:wp14="http://schemas.microsoft.com/office/word/2010/wordprocessingDrawing" xmlns:wp="http://schemas.openxmlformats.org/drawingml/2006/wordprocessingDrawing" xmlns:w10="urn:schemas-microsoft-com:office:word" xmlns:w="http://schemas.openxmlformats.org/wordprocessingml/2006/main" xmlns:w14="http://schemas.microsoft.com/office/word/2010/wordml" xmlns:w15="http://schemas.microsoft.com/office/word/2012/wordml" xmlns:w16cex="http://schemas.microsoft.com/office/word/2018/wordml/cex" xmlns:w16cid="http://schemas.microsoft.com/office/word/2016/wordml/cid" xmlns:w16="http://schemas.microsoft.com/office/word/2018/wordml" xmlns:w16du="http://schemas.microsoft.com/office/word/2023/wordml/word16du" xmlns:w16sdtdh="http://schemas.microsoft.com/office/word/2020/wordml/sdtdatahash" xmlns:w16sdtfl="http://schemas.microsoft.com/office/word/2024/wordml/sdtformatlock" xmlns:w16se="http://schemas.microsoft.com/office/word/2015/wordml/symex" xmlns:wpg="http://schemas.microsoft.com/office/word/2010/wordprocessingGroup" xmlns:wpi="http://schemas.microsoft.com/office/word/2010/wordprocessingInk" xmlns:wne="http://schemas.microsoft.com/office/word/2006/wordml" xmlns:wps="http://schemas.microsoft.com/office/word/2010/wordprocessingShape" mc:Ignorable="w14 w15 w16se w16cid w16 w16cex w16sdtdh w16sdtfl w16du wp14">
   <w:abstractNum w:abstractNumId="0" w15:restartNumberingAfterBreak="0">
+    <w:nsid w:val="003E0A37"/>
+    <w:multiLevelType w:val="hybridMultilevel"/>
+    <w:tmpl w:val="8842DC90"/>
+    <w:lvl w:ilvl="0" w:tplc="FFFFFFFF">
+      <w:start w:val="1"/>
+      <w:numFmt w:val="decimal"/>
+      <w:lvlText w:val="%1."/>
+      <w:lvlJc w:val="left"/>
+      <w:pPr>
+        <w:ind w:left="720" w:hanging="360"/>
+      </w:pPr>
+    </w:lvl>
+    <w:lvl w:ilvl="1" w:tplc="04090003">
+      <w:start w:val="1"/>
+      <w:numFmt w:val="bullet"/>
+      <w:lvlText w:val="o"/>
+      <w:lvlJc w:val="left"/>
+      <w:pPr>
+        <w:ind w:left="1440" w:hanging="360"/>
+      </w:pPr>
+      <w:rPr>
+        <w:rFonts w:ascii="Courier New" w:hAnsi="Courier New" w:cs="Courier New" w:hint="default"/>
+      </w:rPr>
+    </w:lvl>
+    <w:lvl w:ilvl="2" w:tplc="FFFFFFFF" w:tentative="1">
+      <w:start w:val="1"/>
+      <w:numFmt w:val="lowerRoman"/>
+      <w:lvlText w:val="%3."/>
+      <w:lvlJc w:val="right"/>
+      <w:pPr>
+        <w:ind w:left="2160" w:hanging="180"/>
+      </w:pPr>
+    </w:lvl>
+    <w:lvl w:ilvl="3" w:tplc="FFFFFFFF" w:tentative="1">
+      <w:start w:val="1"/>
+      <w:numFmt w:val="decimal"/>
+      <w:lvlText w:val="%4."/>
+      <w:lvlJc w:val="left"/>
+      <w:pPr>
+        <w:ind w:left="2880" w:hanging="360"/>
+      </w:pPr>
+    </w:lvl>
+    <w:lvl w:ilvl="4" w:tplc="FFFFFFFF" w:tentative="1">
+      <w:start w:val="1"/>
+      <w:numFmt w:val="lowerLetter"/>
+      <w:lvlText w:val="%5."/>
+      <w:lvlJc w:val="left"/>
+      <w:pPr>
+        <w:ind w:left="3600" w:hanging="360"/>
+      </w:pPr>
+    </w:lvl>
+    <w:lvl w:ilvl="5" w:tplc="FFFFFFFF" w:tentative="1">
+      <w:start w:val="1"/>
+      <w:numFmt w:val="lowerRoman"/>
+      <w:lvlText w:val="%6."/>
+      <w:lvlJc w:val="right"/>
+      <w:pPr>
+        <w:ind w:left="4320" w:hanging="180"/>
+      </w:pPr>
+    </w:lvl>
+    <w:lvl w:ilvl="6" w:tplc="FFFFFFFF" w:tentative="1">
+      <w:start w:val="1"/>
+      <w:numFmt w:val="decimal"/>
+      <w:lvlText w:val="%7."/>
+      <w:lvlJc w:val="left"/>
+      <w:pPr>
+        <w:ind w:left="5040" w:hanging="360"/>
+      </w:pPr>
+    </w:lvl>
+    <w:lvl w:ilvl="7" w:tplc="FFFFFFFF" w:tentative="1">
+      <w:start w:val="1"/>
+      <w:numFmt w:val="lowerLetter"/>
+      <w:lvlText w:val="%8."/>
+      <w:lvlJc w:val="left"/>
+      <w:pPr>
+        <w:ind w:left="5760" w:hanging="360"/>
+      </w:pPr>
+    </w:lvl>
+    <w:lvl w:ilvl="8" w:tplc="FFFFFFFF" w:tentative="1">
+      <w:start w:val="1"/>
+      <w:numFmt w:val="lowerRoman"/>
+      <w:lvlText w:val="%9."/>
+      <w:lvlJc w:val="right"/>
+      <w:pPr>
+        <w:ind w:left="6480" w:hanging="180"/>
+      </w:pPr>
+    </w:lvl>
+  </w:abstractNum>
+  <w:abstractNum w:abstractNumId="1" w15:restartNumberingAfterBreak="0">
+    <w:nsid w:val="052468C6"/>
+    <w:multiLevelType w:val="hybridMultilevel"/>
+    <w:tmpl w:val="9782D396"/>
+    <w:lvl w:ilvl="0" w:tplc="04090001">
+      <w:start w:val="1"/>
+      <w:numFmt w:val="bullet"/>
+      <w:lvlText w:val=""/>
+      <w:lvlJc w:val="left"/>
+      <w:pPr>
+        <w:ind w:left="720" w:hanging="360"/>
+      </w:pPr>
+      <w:rPr>
+        <w:rFonts w:ascii="Symbol" w:hAnsi="Symbol" w:hint="default"/>
+      </w:rPr>
+    </w:lvl>
+    <w:lvl w:ilvl="1" w:tplc="04090003" w:tentative="1">
+      <w:start w:val="1"/>
+      <w:numFmt w:val="bullet"/>
+      <w:lvlText w:val="o"/>
+      <w:lvlJc w:val="left"/>
+      <w:pPr>
+        <w:ind w:left="1440" w:hanging="360"/>
+      </w:pPr>
+      <w:rPr>
+        <w:rFonts w:ascii="Courier New" w:hAnsi="Courier New" w:cs="Courier New" w:hint="default"/>
+      </w:rPr>
+    </w:lvl>
+    <w:lvl w:ilvl="2" w:tplc="04090005" w:tentative="1">
+      <w:start w:val="1"/>
+      <w:numFmt w:val="bullet"/>
+      <w:lvlText w:val=""/>
+      <w:lvlJc w:val="left"/>
+      <w:pPr>
+        <w:ind w:left="2160" w:hanging="360"/>
+      </w:pPr>
+      <w:rPr>
+        <w:rFonts w:ascii="Wingdings" w:hAnsi="Wingdings" w:hint="default"/>
+      </w:rPr>
+    </w:lvl>
+    <w:lvl w:ilvl="3" w:tplc="04090001" w:tentative="1">
+      <w:start w:val="1"/>
+      <w:numFmt w:val="bullet"/>
+      <w:lvlText w:val=""/>
+      <w:lvlJc w:val="left"/>
+      <w:pPr>
+        <w:ind w:left="2880" w:hanging="360"/>
+      </w:pPr>
+      <w:rPr>
+        <w:rFonts w:ascii="Symbol" w:hAnsi="Symbol" w:hint="default"/>
+      </w:rPr>
+    </w:lvl>
+    <w:lvl w:ilvl="4" w:tplc="04090003" w:tentative="1">
+      <w:start w:val="1"/>
+      <w:numFmt w:val="bullet"/>
+      <w:lvlText w:val="o"/>
+      <w:lvlJc w:val="left"/>
+      <w:pPr>
+        <w:ind w:left="3600" w:hanging="360"/>
+      </w:pPr>
+      <w:rPr>
+        <w:rFonts w:ascii="Courier New" w:hAnsi="Courier New" w:cs="Courier New" w:hint="default"/>
+      </w:rPr>
+    </w:lvl>
+    <w:lvl w:ilvl="5" w:tplc="04090005" w:tentative="1">
+      <w:start w:val="1"/>
+      <w:numFmt w:val="bullet"/>
+      <w:lvlText w:val=""/>
+      <w:lvlJc w:val="left"/>
+      <w:pPr>
+        <w:ind w:left="4320" w:hanging="360"/>
+      </w:pPr>
+      <w:rPr>
+        <w:rFonts w:ascii="Wingdings" w:hAnsi="Wingdings" w:hint="default"/>
+      </w:rPr>
+    </w:lvl>
+    <w:lvl w:ilvl="6" w:tplc="04090001" w:tentative="1">
+      <w:start w:val="1"/>
+      <w:numFmt w:val="bullet"/>
+      <w:lvlText w:val=""/>
+      <w:lvlJc w:val="left"/>
+      <w:pPr>
+        <w:ind w:left="5040" w:hanging="360"/>
+      </w:pPr>
+      <w:rPr>
+        <w:rFonts w:ascii="Symbol" w:hAnsi="Symbol" w:hint="default"/>
+      </w:rPr>
+    </w:lvl>
+    <w:lvl w:ilvl="7" w:tplc="04090003" w:tentative="1">
+      <w:start w:val="1"/>
+      <w:numFmt w:val="bullet"/>
+      <w:lvlText w:val="o"/>
+      <w:lvlJc w:val="left"/>
+      <w:pPr>
+        <w:ind w:left="5760" w:hanging="360"/>
+      </w:pPr>
+      <w:rPr>
+        <w:rFonts w:ascii="Courier New" w:hAnsi="Courier New" w:cs="Courier New" w:hint="default"/>
+      </w:rPr>
+    </w:lvl>
+    <w:lvl w:ilvl="8" w:tplc="04090005" w:tentative="1">
+      <w:start w:val="1"/>
+      <w:numFmt w:val="bullet"/>
+      <w:lvlText w:val=""/>
+      <w:lvlJc w:val="left"/>
+      <w:pPr>
+        <w:ind w:left="6480" w:hanging="360"/>
+      </w:pPr>
+      <w:rPr>
+        <w:rFonts w:ascii="Wingdings" w:hAnsi="Wingdings" w:hint="default"/>
+      </w:rPr>
+    </w:lvl>
+  </w:abstractNum>
+  <w:abstractNum w:abstractNumId="2" w15:restartNumberingAfterBreak="0">
     <w:nsid w:val="0DEE0AC4"/>
     <w:multiLevelType w:val="hybridMultilevel"/>
     <w:tmpl w:val="6756B93A"/>
@@ -1913,7 +2903,120 @@
       </w:pPr>
     </w:lvl>
   </w:abstractNum>
-  <w:abstractNum w:abstractNumId="1" w15:restartNumberingAfterBreak="0">
+  <w:abstractNum w:abstractNumId="3" w15:restartNumberingAfterBreak="0">
+    <w:nsid w:val="156A2F51"/>
+    <w:multiLevelType w:val="hybridMultilevel"/>
+    <w:tmpl w:val="FC56256E"/>
+    <w:lvl w:ilvl="0" w:tplc="04090001">
+      <w:start w:val="1"/>
+      <w:numFmt w:val="bullet"/>
+      <w:lvlText w:val=""/>
+      <w:lvlJc w:val="left"/>
+      <w:pPr>
+        <w:ind w:left="720" w:hanging="360"/>
+      </w:pPr>
+      <w:rPr>
+        <w:rFonts w:ascii="Symbol" w:hAnsi="Symbol" w:hint="default"/>
+      </w:rPr>
+    </w:lvl>
+    <w:lvl w:ilvl="1" w:tplc="FFFFFFFF" w:tentative="1">
+      <w:start w:val="1"/>
+      <w:numFmt w:val="bullet"/>
+      <w:lvlText w:val="o"/>
+      <w:lvlJc w:val="left"/>
+      <w:pPr>
+        <w:ind w:left="1440" w:hanging="360"/>
+      </w:pPr>
+      <w:rPr>
+        <w:rFonts w:ascii="Courier New" w:hAnsi="Courier New" w:cs="Courier New" w:hint="default"/>
+      </w:rPr>
+    </w:lvl>
+    <w:lvl w:ilvl="2" w:tplc="FFFFFFFF" w:tentative="1">
+      <w:start w:val="1"/>
+      <w:numFmt w:val="bullet"/>
+      <w:lvlText w:val=""/>
+      <w:lvlJc w:val="left"/>
+      <w:pPr>
+        <w:ind w:left="2160" w:hanging="360"/>
+      </w:pPr>
+      <w:rPr>
+        <w:rFonts w:ascii="Wingdings" w:hAnsi="Wingdings" w:hint="default"/>
+      </w:rPr>
+    </w:lvl>
+    <w:lvl w:ilvl="3" w:tplc="FFFFFFFF" w:tentative="1">
+      <w:start w:val="1"/>
+      <w:numFmt w:val="bullet"/>
+      <w:lvlText w:val=""/>
+      <w:lvlJc w:val="left"/>
+      <w:pPr>
+        <w:ind w:left="2880" w:hanging="360"/>
+      </w:pPr>
+      <w:rPr>
+        <w:rFonts w:ascii="Symbol" w:hAnsi="Symbol" w:hint="default"/>
+      </w:rPr>
+    </w:lvl>
+    <w:lvl w:ilvl="4" w:tplc="FFFFFFFF" w:tentative="1">
+      <w:start w:val="1"/>
+      <w:numFmt w:val="bullet"/>
+      <w:lvlText w:val="o"/>
+      <w:lvlJc w:val="left"/>
+      <w:pPr>
+        <w:ind w:left="3600" w:hanging="360"/>
+      </w:pPr>
+      <w:rPr>
+        <w:rFonts w:ascii="Courier New" w:hAnsi="Courier New" w:cs="Courier New" w:hint="default"/>
+      </w:rPr>
+    </w:lvl>
+    <w:lvl w:ilvl="5" w:tplc="FFFFFFFF" w:tentative="1">
+      <w:start w:val="1"/>
+      <w:numFmt w:val="bullet"/>
+      <w:lvlText w:val=""/>
+      <w:lvlJc w:val="left"/>
+      <w:pPr>
+        <w:ind w:left="4320" w:hanging="360"/>
+      </w:pPr>
+      <w:rPr>
+        <w:rFonts w:ascii="Wingdings" w:hAnsi="Wingdings" w:hint="default"/>
+      </w:rPr>
+    </w:lvl>
+    <w:lvl w:ilvl="6" w:tplc="FFFFFFFF" w:tentative="1">
+      <w:start w:val="1"/>
+      <w:numFmt w:val="bullet"/>
+      <w:lvlText w:val=""/>
+      <w:lvlJc w:val="left"/>
+      <w:pPr>
+        <w:ind w:left="5040" w:hanging="360"/>
+      </w:pPr>
+      <w:rPr>
+        <w:rFonts w:ascii="Symbol" w:hAnsi="Symbol" w:hint="default"/>
+      </w:rPr>
+    </w:lvl>
+    <w:lvl w:ilvl="7" w:tplc="FFFFFFFF" w:tentative="1">
+      <w:start w:val="1"/>
+      <w:numFmt w:val="bullet"/>
+      <w:lvlText w:val="o"/>
+      <w:lvlJc w:val="left"/>
+      <w:pPr>
+        <w:ind w:left="5760" w:hanging="360"/>
+      </w:pPr>
+      <w:rPr>
+        <w:rFonts w:ascii="Courier New" w:hAnsi="Courier New" w:cs="Courier New" w:hint="default"/>
+      </w:rPr>
+    </w:lvl>
+    <w:lvl w:ilvl="8" w:tplc="FFFFFFFF" w:tentative="1">
+      <w:start w:val="1"/>
+      <w:numFmt w:val="bullet"/>
+      <w:lvlText w:val=""/>
+      <w:lvlJc w:val="left"/>
+      <w:pPr>
+        <w:ind w:left="6480" w:hanging="360"/>
+      </w:pPr>
+      <w:rPr>
+        <w:rFonts w:ascii="Wingdings" w:hAnsi="Wingdings" w:hint="default"/>
+      </w:rPr>
+    </w:lvl>
+  </w:abstractNum>
+  <w:abstractNum w:abstractNumId="4" w15:restartNumberingAfterBreak="0">
     <w:nsid w:val="175128EC"/>
     <w:multiLevelType w:val="hybridMultilevel"/>
     <w:tmpl w:val="5DDC3668"/>
@@ -2026,7 +3129,209 @@
       </w:rPr>
     </w:lvl>
   </w:abstractNum>
-  <w:abstractNum w:abstractNumId="2" w15:restartNumberingAfterBreak="0">
+  <w:abstractNum w:abstractNumId="5" w15:restartNumberingAfterBreak="0">
+    <w:nsid w:val="36B63142"/>
+    <w:multiLevelType w:val="hybridMultilevel"/>
+    <w:tmpl w:val="D438E70C"/>
+    <w:lvl w:ilvl="0" w:tplc="04090003">
+      <w:start w:val="1"/>
+      <w:numFmt w:val="bullet"/>
+      <w:lvlText w:val="o"/>
+      <w:lvlJc w:val="left"/>
+      <w:pPr>
+        <w:ind w:left="720" w:hanging="360"/>
+      </w:pPr>
+      <w:rPr>
+        <w:rFonts w:ascii="Courier New" w:hAnsi="Courier New" w:cs="Courier New" w:hint="default"/>
+      </w:rPr>
+    </w:lvl>
+    <w:lvl w:ilvl="1" w:tplc="04090003" w:tentative="1">
+      <w:start w:val="1"/>
+      <w:numFmt w:val="bullet"/>
+      <w:lvlText w:val="o"/>
+      <w:lvlJc w:val="left"/>
+      <w:pPr>
+        <w:ind w:left="1440" w:hanging="360"/>
+      </w:pPr>
+      <w:rPr>
+        <w:rFonts w:ascii="Courier New" w:hAnsi="Courier New" w:cs="Courier New" w:hint="default"/>
+      </w:rPr>
+    </w:lvl>
+    <w:lvl w:ilvl="2" w:tplc="04090005" w:tentative="1">
+      <w:start w:val="1"/>
+      <w:numFmt w:val="bullet"/>
+      <w:lvlText w:val=""/>
+      <w:lvlJc w:val="left"/>
+      <w:pPr>
+        <w:ind w:left="2160" w:hanging="360"/>
+      </w:pPr>
+      <w:rPr>
+        <w:rFonts w:ascii="Wingdings" w:hAnsi="Wingdings" w:hint="default"/>
+      </w:rPr>
+    </w:lvl>
+    <w:lvl w:ilvl="3" w:tplc="04090001" w:tentative="1">
+      <w:start w:val="1"/>
+      <w:numFmt w:val="bullet"/>
+      <w:lvlText w:val=""/>
+      <w:lvlJc w:val="left"/>
+      <w:pPr>
+        <w:ind w:left="2880" w:hanging="360"/>
+      </w:pPr>
+      <w:rPr>
+        <w:rFonts w:ascii="Symbol" w:hAnsi="Symbol" w:hint="default"/>
+      </w:rPr>
+    </w:lvl>
+    <w:lvl w:ilvl="4" w:tplc="04090003" w:tentative="1">
+      <w:start w:val="1"/>
+      <w:numFmt w:val="bullet"/>
+      <w:lvlText w:val="o"/>
+      <w:lvlJc w:val="left"/>
+      <w:pPr>
+        <w:ind w:left="3600" w:hanging="360"/>
+      </w:pPr>
+      <w:rPr>
+        <w:rFonts w:ascii="Courier New" w:hAnsi="Courier New" w:cs="Courier New" w:hint="default"/>
+      </w:rPr>
+    </w:lvl>
+    <w:lvl w:ilvl="5" w:tplc="04090005" w:tentative="1">
+      <w:start w:val="1"/>
+      <w:numFmt w:val="bullet"/>
+      <w:lvlText w:val=""/>
+      <w:lvlJc w:val="left"/>
+      <w:pPr>
+        <w:ind w:left="4320" w:hanging="360"/>
+      </w:pPr>
+      <w:rPr>
+        <w:rFonts w:ascii="Wingdings" w:hAnsi="Wingdings" w:hint="default"/>
+      </w:rPr>
+    </w:lvl>
+    <w:lvl w:ilvl="6" w:tplc="04090001" w:tentative="1">
+      <w:start w:val="1"/>
+      <w:numFmt w:val="bullet"/>
+      <w:lvlText w:val=""/>
+      <w:lvlJc w:val="left"/>
+      <w:pPr>
+        <w:ind w:left="5040" w:hanging="360"/>
+      </w:pPr>
+      <w:rPr>
+        <w:rFonts w:ascii="Symbol" w:hAnsi="Symbol" w:hint="default"/>
+      </w:rPr>
+    </w:lvl>
+    <w:lvl w:ilvl="7" w:tplc="04090003" w:tentative="1">
+      <w:start w:val="1"/>
+      <w:numFmt w:val="bullet"/>
+      <w:lvlText w:val="o"/>
+      <w:lvlJc w:val="left"/>
+      <w:pPr>
+        <w:ind w:left="5760" w:hanging="360"/>
+      </w:pPr>
+      <w:rPr>
+        <w:rFonts w:ascii="Courier New" w:hAnsi="Courier New" w:cs="Courier New" w:hint="default"/>
+      </w:rPr>
+    </w:lvl>
+    <w:lvl w:ilvl="8" w:tplc="04090005" w:tentative="1">
+      <w:start w:val="1"/>
+      <w:numFmt w:val="bullet"/>
+      <w:lvlText w:val=""/>
+      <w:lvlJc w:val="left"/>
+      <w:pPr>
+        <w:ind w:left="6480" w:hanging="360"/>
+      </w:pPr>
+      <w:rPr>
+        <w:rFonts w:ascii="Wingdings" w:hAnsi="Wingdings" w:hint="default"/>
+      </w:rPr>
+    </w:lvl>
+  </w:abstractNum>
+  <w:abstractNum w:abstractNumId="6" w15:restartNumberingAfterBreak="0">
+    <w:nsid w:val="521D65AD"/>
+    <w:multiLevelType w:val="hybridMultilevel"/>
+    <w:tmpl w:val="FA16E5AA"/>
+    <w:lvl w:ilvl="0" w:tplc="FFFFFFFF">
+      <w:start w:val="1"/>
+      <w:numFmt w:val="decimal"/>
+      <w:lvlText w:val="%1."/>
+      <w:lvlJc w:val="left"/>
+      <w:pPr>
+        <w:ind w:left="720" w:hanging="360"/>
+      </w:pPr>
+    </w:lvl>
+    <w:lvl w:ilvl="1" w:tplc="04090001">
+      <w:start w:val="1"/>
+      <w:numFmt w:val="bullet"/>
+      <w:lvlText w:val=""/>
+      <w:lvlJc w:val="left"/>
+      <w:pPr>
+        <w:ind w:left="720" w:hanging="360"/>
+      </w:pPr>
+      <w:rPr>
+        <w:rFonts w:ascii="Symbol" w:hAnsi="Symbol" w:hint="default"/>
+      </w:rPr>
+    </w:lvl>
+    <w:lvl w:ilvl="2" w:tplc="FFFFFFFF" w:tentative="1">
+      <w:start w:val="1"/>
+      <w:numFmt w:val="lowerRoman"/>
+      <w:lvlText w:val="%3."/>
+      <w:lvlJc w:val="right"/>
+      <w:pPr>
+        <w:ind w:left="2160" w:hanging="180"/>
+      </w:pPr>
+    </w:lvl>
+    <w:lvl w:ilvl="3" w:tplc="FFFFFFFF" w:tentative="1">
+      <w:start w:val="1"/>
+      <w:numFmt w:val="decimal"/>
+      <w:lvlText w:val="%4."/>
+      <w:lvlJc w:val="left"/>
+      <w:pPr>
+        <w:ind w:left="2880" w:hanging="360"/>
+      </w:pPr>
+    </w:lvl>
+    <w:lvl w:ilvl="4" w:tplc="FFFFFFFF" w:tentative="1">
+      <w:start w:val="1"/>
+      <w:numFmt w:val="lowerLetter"/>
+      <w:lvlText w:val="%5."/>
+      <w:lvlJc w:val="left"/>
+      <w:pPr>
+        <w:ind w:left="3600" w:hanging="360"/>
+      </w:pPr>
+    </w:lvl>
+    <w:lvl w:ilvl="5" w:tplc="FFFFFFFF" w:tentative="1">
+      <w:start w:val="1"/>
+      <w:numFmt w:val="lowerRoman"/>
+      <w:lvlText w:val="%6."/>
+      <w:lvlJc w:val="right"/>
+      <w:pPr>
+        <w:ind w:left="4320" w:hanging="180"/>
+      </w:pPr>
+    </w:lvl>
+    <w:lvl w:ilvl="6" w:tplc="FFFFFFFF" w:tentative="1">
+      <w:start w:val="1"/>
+      <w:numFmt w:val="decimal"/>
+      <w:lvlText w:val="%7."/>
+      <w:lvlJc w:val="left"/>
+      <w:pPr>
+        <w:ind w:left="5040" w:hanging="360"/>
+      </w:pPr>
+    </w:lvl>
+    <w:lvl w:ilvl="7" w:tplc="FFFFFFFF" w:tentative="1">
+      <w:start w:val="1"/>
+      <w:numFmt w:val="lowerLetter"/>
+      <w:lvlText w:val="%8."/>
+      <w:lvlJc w:val="left"/>
+      <w:pPr>
+        <w:ind w:left="5760" w:hanging="360"/>
+      </w:pPr>
+    </w:lvl>
+    <w:lvl w:ilvl="8" w:tplc="FFFFFFFF" w:tentative="1">
+      <w:start w:val="1"/>
+      <w:numFmt w:val="lowerRoman"/>
+      <w:lvlText w:val="%9."/>
+      <w:lvlJc w:val="right"/>
+      <w:pPr>
+        <w:ind w:left="6480" w:hanging="180"/>
+      </w:pPr>
+    </w:lvl>
+  </w:abstractNum>
+  <w:abstractNum w:abstractNumId="7" w15:restartNumberingAfterBreak="0">
     <w:nsid w:val="63916B83"/>
     <w:multiLevelType w:val="hybridMultilevel"/>
     <w:tmpl w:val="AE7C571E"/>
@@ -2115,7 +3420,7 @@
       </w:pPr>
     </w:lvl>
   </w:abstractNum>
-  <w:abstractNum w:abstractNumId="3" w15:restartNumberingAfterBreak="0">
+  <w:abstractNum w:abstractNumId="8" w15:restartNumberingAfterBreak="0">
     <w:nsid w:val="652F7974"/>
     <w:multiLevelType w:val="hybridMultilevel"/>
     <w:tmpl w:val="585C541E"/>
@@ -2228,7 +3533,206 @@
       </w:rPr>
     </w:lvl>
   </w:abstractNum>
-  <w:abstractNum w:abstractNumId="4" w15:restartNumberingAfterBreak="0">
+  <w:abstractNum w:abstractNumId="9" w15:restartNumberingAfterBreak="0">
+    <w:nsid w:val="723B1CEF"/>
+    <w:multiLevelType w:val="hybridMultilevel"/>
+    <w:tmpl w:val="7CF09AAE"/>
+    <w:lvl w:ilvl="0" w:tplc="0409000F">
+      <w:start w:val="1"/>
+      <w:numFmt w:val="decimal"/>
+      <w:lvlText w:val="%1."/>
+      <w:lvlJc w:val="left"/>
+      <w:pPr>
+        <w:ind w:left="720" w:hanging="360"/>
+      </w:pPr>
+    </w:lvl>
+    <w:lvl w:ilvl="1" w:tplc="04090019">
+      <w:start w:val="1"/>
+      <w:numFmt w:val="lowerLetter"/>
+      <w:lvlText w:val="%2."/>
+      <w:lvlJc w:val="left"/>
+      <w:pPr>
+        <w:ind w:left="1440" w:hanging="360"/>
+      </w:pPr>
+    </w:lvl>
+    <w:lvl w:ilvl="2" w:tplc="0409001B" w:tentative="1">
+      <w:start w:val="1"/>
+      <w:numFmt w:val="lowerRoman"/>
+      <w:lvlText w:val="%3."/>
+      <w:lvlJc w:val="right"/>
+      <w:pPr>
+        <w:ind w:left="2160" w:hanging="180"/>
+      </w:pPr>
+    </w:lvl>
+    <w:lvl w:ilvl="3" w:tplc="0409000F" w:tentative="1">
+      <w:start w:val="1"/>
+      <w:numFmt w:val="decimal"/>
+      <w:lvlText w:val="%4."/>
+      <w:lvlJc w:val="left"/>
+      <w:pPr>
+        <w:ind w:left="2880" w:hanging="360"/>
+      </w:pPr>
+    </w:lvl>
+    <w:lvl w:ilvl="4" w:tplc="04090019" w:tentative="1">
+      <w:start w:val="1"/>
+      <w:numFmt w:val="lowerLetter"/>
+      <w:lvlText w:val="%5."/>
+      <w:lvlJc w:val="left"/>
+      <w:pPr>
+        <w:ind w:left="3600" w:hanging="360"/>
+      </w:pPr>
+    </w:lvl>
+    <w:lvl w:ilvl="5" w:tplc="0409001B" w:tentative="1">
+      <w:start w:val="1"/>
+      <w:numFmt w:val="lowerRoman"/>
+      <w:lvlText w:val="%6."/>
+      <w:lvlJc w:val="right"/>
+      <w:pPr>
+        <w:ind w:left="4320" w:hanging="180"/>
+      </w:pPr>
+    </w:lvl>
+    <w:lvl w:ilvl="6" w:tplc="0409000F" w:tentative="1">
+      <w:start w:val="1"/>
+      <w:numFmt w:val="decimal"/>
+      <w:lvlText w:val="%7."/>
+      <w:lvlJc w:val="left"/>
+      <w:pPr>
+        <w:ind w:left="5040" w:hanging="360"/>
+      </w:pPr>
+    </w:lvl>
+    <w:lvl w:ilvl="7" w:tplc="04090019" w:tentative="1">
+      <w:start w:val="1"/>
+      <w:numFmt w:val="lowerLetter"/>
+      <w:lvlText w:val="%8."/>
+      <w:lvlJc w:val="left"/>
+      <w:pPr>
+        <w:ind w:left="5760" w:hanging="360"/>
+      </w:pPr>
+    </w:lvl>
+    <w:lvl w:ilvl="8" w:tplc="0409001B" w:tentative="1">
+      <w:start w:val="1"/>
+      <w:numFmt w:val="lowerRoman"/>
+      <w:lvlText w:val="%9."/>
+      <w:lvlJc w:val="right"/>
+      <w:pPr>
+        <w:ind w:left="6480" w:hanging="180"/>
+      </w:pPr>
+    </w:lvl>
+  </w:abstractNum>
+  <w:abstractNum w:abstractNumId="10" w15:restartNumberingAfterBreak="0">
+    <w:nsid w:val="76EC0F70"/>
+    <w:multiLevelType w:val="hybridMultilevel"/>
+    <w:tmpl w:val="DFE62CD6"/>
+    <w:lvl w:ilvl="0" w:tplc="04090001">
+      <w:start w:val="1"/>
+      <w:numFmt w:val="bullet"/>
+      <w:lvlText w:val=""/>
+      <w:lvlJc w:val="left"/>
+      <w:pPr>
+        <w:ind w:left="720" w:hanging="360"/>
+      </w:pPr>
+      <w:rPr>
+        <w:rFonts w:ascii="Symbol" w:hAnsi="Symbol" w:hint="default"/>
+      </w:rPr>
+    </w:lvl>
+    <w:lvl w:ilvl="1" w:tplc="04090003" w:tentative="1">
+      <w:start w:val="1"/>
+      <w:numFmt w:val="bullet"/>
+      <w:lvlText w:val="o"/>
+      <w:lvlJc w:val="left"/>
+      <w:pPr>
+        <w:ind w:left="1440" w:hanging="360"/>
+      </w:pPr>
+      <w:rPr>
+        <w:rFonts w:ascii="Courier New" w:hAnsi="Courier New" w:cs="Courier New" w:hint="default"/>
+      </w:rPr>
+    </w:lvl>
+    <w:lvl w:ilvl="2" w:tplc="04090005" w:tentative="1">
+      <w:start w:val="1"/>
+      <w:numFmt w:val="bullet"/>
+      <w:lvlText w:val=""/>
+      <w:lvlJc w:val="left"/>
+      <w:pPr>
+        <w:ind w:left="2160" w:hanging="360"/>
+      </w:pPr>
+      <w:rPr>
+        <w:rFonts w:ascii="Wingdings" w:hAnsi="Wingdings" w:hint="default"/>
+      </w:rPr>
+    </w:lvl>
+    <w:lvl w:ilvl="3" w:tplc="04090001" w:tentative="1">
+      <w:start w:val="1"/>
+      <w:numFmt w:val="bullet"/>
+      <w:lvlText w:val=""/>
+      <w:lvlJc w:val="left"/>
+      <w:pPr>
+        <w:ind w:left="2880" w:hanging="360"/>
+      </w:pPr>
+      <w:rPr>
+        <w:rFonts w:ascii="Symbol" w:hAnsi="Symbol" w:hint="default"/>
+      </w:rPr>
+    </w:lvl>
+    <w:lvl w:ilvl="4" w:tplc="04090003" w:tentative="1">
+      <w:start w:val="1"/>
+      <w:numFmt w:val="bullet"/>
+      <w:lvlText w:val="o"/>
+      <w:lvlJc w:val="left"/>
+      <w:pPr>
+        <w:ind w:left="3600" w:hanging="360"/>
+      </w:pPr>
+      <w:rPr>
+        <w:rFonts w:ascii="Courier New" w:hAnsi="Courier New" w:cs="Courier New" w:hint="default"/>
+      </w:rPr>
+    </w:lvl>
+    <w:lvl w:ilvl="5" w:tplc="04090005" w:tentative="1">
+      <w:start w:val="1"/>
+      <w:numFmt w:val="bullet"/>
+      <w:lvlText w:val=""/>
+      <w:lvlJc w:val="left"/>
+      <w:pPr>
+        <w:ind w:left="4320" w:hanging="360"/>
+      </w:pPr>
+      <w:rPr>
+        <w:rFonts w:ascii="Wingdings" w:hAnsi="Wingdings" w:hint="default"/>
+      </w:rPr>
+    </w:lvl>
+    <w:lvl w:ilvl="6" w:tplc="04090001" w:tentative="1">
+      <w:start w:val="1"/>
+      <w:numFmt w:val="bullet"/>
+      <w:lvlText w:val=""/>
+      <w:lvlJc w:val="left"/>
+      <w:pPr>
+        <w:ind w:left="5040" w:hanging="360"/>
+      </w:pPr>
+      <w:rPr>
+        <w:rFonts w:ascii="Symbol" w:hAnsi="Symbol" w:hint="default"/>
+      </w:rPr>
+    </w:lvl>
+    <w:lvl w:ilvl="7" w:tplc="04090003" w:tentative="1">
+      <w:start w:val="1"/>
+      <w:numFmt w:val="bullet"/>
+      <w:lvlText w:val="o"/>
+      <w:lvlJc w:val="left"/>
+      <w:pPr>
+        <w:ind w:left="5760" w:hanging="360"/>
+      </w:pPr>
+      <w:rPr>
+        <w:rFonts w:ascii="Courier New" w:hAnsi="Courier New" w:cs="Courier New" w:hint="default"/>
+      </w:rPr>
+    </w:lvl>
+    <w:lvl w:ilvl="8" w:tplc="04090005" w:tentative="1">
+      <w:start w:val="1"/>
+      <w:numFmt w:val="bullet"/>
+      <w:lvlText w:val=""/>
+      <w:lvlJc w:val="left"/>
+      <w:pPr>
+        <w:ind w:left="6480" w:hanging="360"/>
+      </w:pPr>
+      <w:rPr>
+        <w:rFonts w:ascii="Wingdings" w:hAnsi="Wingdings" w:hint="default"/>
+      </w:rPr>
+    </w:lvl>
+  </w:abstractNum>
+  <w:abstractNum w:abstractNumId="11" w15:restartNumberingAfterBreak="0">
     <w:nsid w:val="7DE17BC2"/>
     <w:multiLevelType w:val="hybridMultilevel"/>
     <w:tmpl w:val="44560380"/>
@@ -2342,19 +3846,40 @@
     </w:lvl>
   </w:abstractNum>
   <w:num w:numId="1" w16cid:durableId="1535389038">
+    <w:abstractNumId w:val="4"/>
+  </w:num>
+  <w:num w:numId="2" w16cid:durableId="736975654">
+    <w:abstractNumId w:val="11"/>
+  </w:num>
+  <w:num w:numId="3" w16cid:durableId="1098670555">
+    <w:abstractNumId w:val="7"/>
+  </w:num>
+  <w:num w:numId="4" w16cid:durableId="1360543433">
+    <w:abstractNumId w:val="8"/>
+  </w:num>
+  <w:num w:numId="5" w16cid:durableId="257713793">
+    <w:abstractNumId w:val="2"/>
+  </w:num>
+  <w:num w:numId="6" w16cid:durableId="1170801312">
+    <w:abstractNumId w:val="9"/>
+  </w:num>
+  <w:num w:numId="7" w16cid:durableId="1947155042">
+    <w:abstractNumId w:val="6"/>
+  </w:num>
+  <w:num w:numId="8" w16cid:durableId="2122527335">
+    <w:abstractNumId w:val="0"/>
+  </w:num>
+  <w:num w:numId="9" w16cid:durableId="2127582511">
+    <w:abstractNumId w:val="5"/>
+  </w:num>
+  <w:num w:numId="10" w16cid:durableId="1761020347">
+    <w:abstractNumId w:val="3"/>
+  </w:num>
+  <w:num w:numId="11" w16cid:durableId="379865646">
     <w:abstractNumId w:val="1"/>
   </w:num>
-  <w:num w:numId="2" w16cid:durableId="736975654">
-    <w:abstractNumId w:val="4"/>
-  </w:num>
-  <w:num w:numId="3" w16cid:durableId="1098670555">
-    <w:abstractNumId w:val="2"/>
-  </w:num>
-  <w:num w:numId="4" w16cid:durableId="1360543433">
-    <w:abstractNumId w:val="3"/>
-  </w:num>
-  <w:num w:numId="5" w16cid:durableId="257713793">
-    <w:abstractNumId w:val="0"/>
+  <w:num w:numId="12" w16cid:durableId="268900793">
+    <w:abstractNumId w:val="10"/>
   </w:num>
 </w:numbering>
 </file>
@@ -3320,6 +4845,50 @@
       <w14:ligatures w14:val="none"/>
     </w:rPr>
   </w:style>
+  <w:style w:type="paragraph" w:styleId="Header">
+    <w:name w:val="header"/>
+    <w:basedOn w:val="Normal"/>
+    <w:link w:val="HeaderChar"/>
+    <w:uiPriority w:val="99"/>
+    <w:unhideWhenUsed/>
+    <w:rsid w:val="00194AF3"/>
+    <w:pPr>
+      <w:tabs>
+        <w:tab w:val="center" w:pos="4680"/>
+        <w:tab w:val="right" w:pos="9360"/>
+      </w:tabs>
+      <w:spacing w:after="0" w:line="240" w:lineRule="auto"/>
+    </w:pPr>
+  </w:style>
+  <w:style w:type="character" w:customStyle="1" w:styleId="HeaderChar">
+    <w:name w:val="Header Char"/>
+    <w:basedOn w:val="DefaultParagraphFont"/>
+    <w:link w:val="Header"/>
+    <w:uiPriority w:val="99"/>
+    <w:rsid w:val="00194AF3"/>
+  </w:style>
+  <w:style w:type="paragraph" w:styleId="Footer">
+    <w:name w:val="footer"/>
+    <w:basedOn w:val="Normal"/>
+    <w:link w:val="FooterChar"/>
+    <w:uiPriority w:val="99"/>
+    <w:unhideWhenUsed/>
+    <w:rsid w:val="00194AF3"/>
+    <w:pPr>
+      <w:tabs>
+        <w:tab w:val="center" w:pos="4680"/>
+        <w:tab w:val="right" w:pos="9360"/>
+      </w:tabs>
+      <w:spacing w:after="0" w:line="240" w:lineRule="auto"/>
+    </w:pPr>
+  </w:style>
+  <w:style w:type="character" w:customStyle="1" w:styleId="FooterChar">
+    <w:name w:val="Footer Char"/>
+    <w:basedOn w:val="DefaultParagraphFont"/>
+    <w:link w:val="Footer"/>
+    <w:uiPriority w:val="99"/>
+    <w:rsid w:val="00194AF3"/>
+  </w:style>
 </w:styles>
 </file>
 
@@ -3462,19 +5031,19 @@
     <w:pitch w:val="variable"/>
     <w:sig w:usb0="E0002EFF" w:usb1="C000785B" w:usb2="00000009" w:usb3="00000000" w:csb0="000001FF" w:csb1="00000000"/>
   </w:font>
+  <w:font w:name="Courier New">
+    <w:panose1 w:val="02070309020205020404"/>
+    <w:charset w:val="00"/>
+    <w:family w:val="modern"/>
+    <w:pitch w:val="fixed"/>
+    <w:sig w:usb0="E0002EFF" w:usb1="C0007843" w:usb2="00000009" w:usb3="00000000" w:csb0="000001FF" w:csb1="00000000"/>
+  </w:font>
   <w:font w:name="Symbol">
     <w:panose1 w:val="05050102010706020507"/>
     <w:charset w:val="02"/>
     <w:family w:val="roman"/>
     <w:pitch w:val="variable"/>
     <w:sig w:usb0="00000000" w:usb1="10000000" w:usb2="00000000" w:usb3="00000000" w:csb0="80000000" w:csb1="00000000"/>
-  </w:font>
-  <w:font w:name="Courier New">
-    <w:panose1 w:val="02070309020205020404"/>
-    <w:charset w:val="00"/>
-    <w:family w:val="modern"/>
-    <w:pitch w:val="fixed"/>
-    <w:sig w:usb0="E0002EFF" w:usb1="C0007843" w:usb2="00000009" w:usb3="00000000" w:csb0="000001FF" w:csb1="00000000"/>
   </w:font>
   <w:font w:name="Wingdings">
     <w:panose1 w:val="05000000000000000000"/>
@@ -3535,12 +5104,12 @@
   </w:compat>
   <w:rsids>
     <w:rsidRoot w:val="007B161D"/>
+    <w:rsid w:val="003F500F"/>
     <w:rsid w:val="00677E48"/>
     <w:rsid w:val="00726275"/>
     <w:rsid w:val="007B161D"/>
     <w:rsid w:val="008C6D48"/>
     <w:rsid w:val="009200DD"/>
-    <w:rsid w:val="00C90C84"/>
   </w:rsids>
   <m:mathPr>
     <m:mathFont m:val="Cambria Math"/>

--- a/Documentation/DBGuard user-manual.docx
+++ b/Documentation/DBGuard user-manual.docx
@@ -101,6 +101,7 @@
                         <w:szCs w:val="88"/>
                       </w:rPr>
                     </w:pPr>
+                    <w:proofErr w:type="spellStart"/>
                     <w:r>
                       <w:rPr>
                         <w:rFonts w:ascii="Arial" w:eastAsiaTheme="majorEastAsia" w:hAnsi="Arial" w:cs="Arial"/>
@@ -110,6 +111,7 @@
                       </w:rPr>
                       <w:t>DBGuard</w:t>
                     </w:r>
+                    <w:proofErr w:type="spellEnd"/>
                   </w:p>
                 </w:sdtContent>
               </w:sdt>
@@ -310,20 +312,42 @@
           <w:rFonts w:ascii="Arial" w:hAnsi="Arial" w:cs="Arial"/>
         </w:rPr>
         <w:lastRenderedPageBreak/>
-        <w:t>What is DBGuard?</w:t>
-      </w:r>
-    </w:p>
-    <w:p>
-      <w:pPr>
-        <w:rPr>
-          <w:rFonts w:ascii="Arial" w:hAnsi="Arial" w:cs="Arial"/>
-        </w:rPr>
-      </w:pPr>
-      <w:r>
-        <w:rPr>
-          <w:rFonts w:ascii="Arial" w:hAnsi="Arial" w:cs="Arial"/>
-        </w:rPr>
-        <w:t xml:space="preserve">DBGuard (Database Guard) is an application that periodically checks the state of your databases and sends notifications when specific conditions are met. It is useful for catching bad or unexpected data that </w:t>
+        <w:t xml:space="preserve">What is </w:t>
+      </w:r>
+      <w:proofErr w:type="spellStart"/>
+      <w:r>
+        <w:rPr>
+          <w:rFonts w:ascii="Arial" w:hAnsi="Arial" w:cs="Arial"/>
+        </w:rPr>
+        <w:t>DBGuard</w:t>
+      </w:r>
+      <w:proofErr w:type="spellEnd"/>
+      <w:r>
+        <w:rPr>
+          <w:rFonts w:ascii="Arial" w:hAnsi="Arial" w:cs="Arial"/>
+        </w:rPr>
+        <w:t>?</w:t>
+      </w:r>
+    </w:p>
+    <w:p>
+      <w:pPr>
+        <w:rPr>
+          <w:rFonts w:ascii="Arial" w:hAnsi="Arial" w:cs="Arial"/>
+        </w:rPr>
+      </w:pPr>
+      <w:proofErr w:type="spellStart"/>
+      <w:r>
+        <w:rPr>
+          <w:rFonts w:ascii="Arial" w:hAnsi="Arial" w:cs="Arial"/>
+        </w:rPr>
+        <w:t>DBGuard</w:t>
+      </w:r>
+      <w:proofErr w:type="spellEnd"/>
+      <w:r>
+        <w:rPr>
+          <w:rFonts w:ascii="Arial" w:hAnsi="Arial" w:cs="Arial"/>
+        </w:rPr>
+        <w:t xml:space="preserve"> (Database Guard) is an application that periodically checks the state of your databases and sends notifications when specific conditions are met. It is useful for catching bad or unexpected data that </w:t>
       </w:r>
       <w:r>
         <w:rPr>
@@ -344,11 +368,19 @@
           <w:rFonts w:ascii="Arial" w:hAnsi="Arial" w:cs="Arial"/>
         </w:rPr>
       </w:pPr>
-      <w:r>
-        <w:rPr>
-          <w:rFonts w:ascii="Arial" w:hAnsi="Arial" w:cs="Arial"/>
-        </w:rPr>
-        <w:t>DBGuard supports multiple database engines including SQL Server, PostgreSQL, SQLite, and MySQL.</w:t>
+      <w:proofErr w:type="spellStart"/>
+      <w:r>
+        <w:rPr>
+          <w:rFonts w:ascii="Arial" w:hAnsi="Arial" w:cs="Arial"/>
+        </w:rPr>
+        <w:t>DBGuard</w:t>
+      </w:r>
+      <w:proofErr w:type="spellEnd"/>
+      <w:r>
+        <w:rPr>
+          <w:rFonts w:ascii="Arial" w:hAnsi="Arial" w:cs="Arial"/>
+        </w:rPr>
+        <w:t xml:space="preserve"> supports multiple database engines including SQL Server, PostgreSQL, SQLite, and MySQL.</w:t>
       </w:r>
     </w:p>
     <w:p>
@@ -422,7 +454,49 @@
         <w:rPr>
           <w:rFonts w:ascii="Arial" w:hAnsi="Arial" w:cs="Arial"/>
         </w:rPr>
-        <w:t>When a Guard's expression evaluates to true, it can trigger zero or more notifications via SMTP (email) or HTTP (webhooks to other applications or APIs). DBGuard also includes a built-in SPA web application for configuring, testing, and auditing Guards and their execution history.</w:t>
+        <w:t xml:space="preserve">When a Guard's expression </w:t>
+      </w:r>
+      <w:proofErr w:type="gramStart"/>
+      <w:r>
+        <w:rPr>
+          <w:rFonts w:ascii="Arial" w:hAnsi="Arial" w:cs="Arial"/>
+        </w:rPr>
+        <w:t>evaluates</w:t>
+      </w:r>
+      <w:proofErr w:type="gramEnd"/>
+      <w:r>
+        <w:rPr>
+          <w:rFonts w:ascii="Arial" w:hAnsi="Arial" w:cs="Arial"/>
+        </w:rPr>
+        <w:t xml:space="preserve"> to </w:t>
+      </w:r>
+      <w:proofErr w:type="gramStart"/>
+      <w:r>
+        <w:rPr>
+          <w:rFonts w:ascii="Arial" w:hAnsi="Arial" w:cs="Arial"/>
+        </w:rPr>
+        <w:t>true</w:t>
+      </w:r>
+      <w:proofErr w:type="gramEnd"/>
+      <w:r>
+        <w:rPr>
+          <w:rFonts w:ascii="Arial" w:hAnsi="Arial" w:cs="Arial"/>
+        </w:rPr>
+        <w:t xml:space="preserve">, it can trigger zero or more notifications via SMTP (email) or HTTP (webhooks to other applications or APIs). </w:t>
+      </w:r>
+      <w:proofErr w:type="spellStart"/>
+      <w:r>
+        <w:rPr>
+          <w:rFonts w:ascii="Arial" w:hAnsi="Arial" w:cs="Arial"/>
+        </w:rPr>
+        <w:t>DBGuard</w:t>
+      </w:r>
+      <w:proofErr w:type="spellEnd"/>
+      <w:r>
+        <w:rPr>
+          <w:rFonts w:ascii="Arial" w:hAnsi="Arial" w:cs="Arial"/>
+        </w:rPr>
+        <w:t xml:space="preserve"> also includes a built-in SPA web application for configuring, testing, and auditing Guards and their execution history.</w:t>
       </w:r>
     </w:p>
     <w:p>
@@ -729,7 +803,21 @@
         <w:rPr>
           <w:rFonts w:ascii="Arial" w:hAnsi="Arial" w:cs="Arial"/>
         </w:rPr>
-        <w:t xml:space="preserve"> application database using an IDataProtector. Some database engines such as SQLite do not use logins so it is not required.</w:t>
+        <w:t xml:space="preserve"> application database using an </w:t>
+      </w:r>
+      <w:proofErr w:type="spellStart"/>
+      <w:r>
+        <w:rPr>
+          <w:rFonts w:ascii="Arial" w:hAnsi="Arial" w:cs="Arial"/>
+        </w:rPr>
+        <w:t>IDataProtector</w:t>
+      </w:r>
+      <w:proofErr w:type="spellEnd"/>
+      <w:r>
+        <w:rPr>
+          <w:rFonts w:ascii="Arial" w:hAnsi="Arial" w:cs="Arial"/>
+        </w:rPr>
+        <w:t>. Some database engines such as SQLite do not use logins so it is not required.</w:t>
       </w:r>
     </w:p>
     <w:p>
@@ -1048,7 +1136,21 @@
         <w:rPr>
           <w:rFonts w:ascii="Arial" w:hAnsi="Arial" w:cs="Arial"/>
         </w:rPr>
-        <w:t>: The SQL query for the guard. The query needs to return a single row. The reason for this is that all the logic should be implemented in the query</w:t>
+        <w:t xml:space="preserve">: The SQL query for the guard. The query needs to </w:t>
+      </w:r>
+      <w:proofErr w:type="gramStart"/>
+      <w:r>
+        <w:rPr>
+          <w:rFonts w:ascii="Arial" w:hAnsi="Arial" w:cs="Arial"/>
+        </w:rPr>
+        <w:t>return</w:t>
+      </w:r>
+      <w:proofErr w:type="gramEnd"/>
+      <w:r>
+        <w:rPr>
+          <w:rFonts w:ascii="Arial" w:hAnsi="Arial" w:cs="Arial"/>
+        </w:rPr>
+        <w:t xml:space="preserve"> a single row. The reason for this is that all the logic should be implemented in the query</w:t>
       </w:r>
       <w:r>
         <w:rPr>
@@ -1254,11 +1356,19 @@
         </w:rPr>
         <w:t xml:space="preserve"> How often </w:t>
       </w:r>
-      <w:r>
-        <w:rPr>
-          <w:rFonts w:ascii="Arial" w:hAnsi="Arial" w:cs="Arial"/>
-        </w:rPr>
-        <w:t>in minutes the guard</w:t>
+      <w:proofErr w:type="gramStart"/>
+      <w:r>
+        <w:rPr>
+          <w:rFonts w:ascii="Arial" w:hAnsi="Arial" w:cs="Arial"/>
+        </w:rPr>
+        <w:t>in minutes</w:t>
+      </w:r>
+      <w:proofErr w:type="gramEnd"/>
+      <w:r>
+        <w:rPr>
+          <w:rFonts w:ascii="Arial" w:hAnsi="Arial" w:cs="Arial"/>
+        </w:rPr>
+        <w:t xml:space="preserve"> the guard</w:t>
       </w:r>
       <w:r>
         <w:rPr>
@@ -1266,17 +1376,26 @@
         </w:rPr>
         <w:t xml:space="preserve"> </w:t>
       </w:r>
+      <w:proofErr w:type="gramStart"/>
       <w:r>
         <w:rPr>
           <w:rFonts w:ascii="Arial" w:hAnsi="Arial" w:cs="Arial"/>
         </w:rPr>
         <w:t>will</w:t>
       </w:r>
-      <w:r>
-        <w:rPr>
-          <w:rFonts w:ascii="Arial" w:hAnsi="Arial" w:cs="Arial"/>
-        </w:rPr>
-        <w:t xml:space="preserve"> be </w:t>
+      <w:proofErr w:type="gramEnd"/>
+      <w:r>
+        <w:rPr>
+          <w:rFonts w:ascii="Arial" w:hAnsi="Arial" w:cs="Arial"/>
+        </w:rPr>
+        <w:t xml:space="preserve"> </w:t>
+      </w:r>
+      <w:proofErr w:type="gramStart"/>
+      <w:r>
+        <w:rPr>
+          <w:rFonts w:ascii="Arial" w:hAnsi="Arial" w:cs="Arial"/>
+        </w:rPr>
+        <w:t xml:space="preserve">be </w:t>
       </w:r>
       <w:r>
         <w:rPr>
@@ -1290,6 +1409,7 @@
         </w:rPr>
         <w:t>.</w:t>
       </w:r>
+      <w:proofErr w:type="gramEnd"/>
     </w:p>
     <w:p>
       <w:pPr>
@@ -1548,33 +1668,36 @@
           <w:i/>
           <w:iCs/>
         </w:rPr>
-        <w:t xml:space="preserve">SELECT COUNT(*) as </w:t>
-      </w:r>
+        <w:t xml:space="preserve">SELECT </w:t>
+      </w:r>
+      <w:proofErr w:type="gramStart"/>
       <w:r>
         <w:rPr>
           <w:rFonts w:ascii="Arial" w:hAnsi="Arial" w:cs="Arial"/>
           <w:i/>
           <w:iCs/>
         </w:rPr>
-        <w:t>HighDebt</w:t>
-      </w:r>
-    </w:p>
-    <w:p>
-      <w:pPr>
+        <w:t>COUNT(</w:t>
+      </w:r>
+      <w:proofErr w:type="gramEnd"/>
+      <w:r>
         <w:rPr>
           <w:rFonts w:ascii="Arial" w:hAnsi="Arial" w:cs="Arial"/>
           <w:i/>
           <w:iCs/>
         </w:rPr>
-      </w:pPr>
+        <w:t xml:space="preserve">*) as </w:t>
+      </w:r>
+      <w:proofErr w:type="spellStart"/>
       <w:r>
         <w:rPr>
           <w:rFonts w:ascii="Arial" w:hAnsi="Arial" w:cs="Arial"/>
           <w:i/>
           <w:iCs/>
         </w:rPr>
-        <w:t>FROM customer_debt</w:t>
-      </w:r>
+        <w:t>HighDebt</w:t>
+      </w:r>
+      <w:proofErr w:type="spellEnd"/>
     </w:p>
     <w:p>
       <w:pPr>
@@ -1590,7 +1713,62 @@
           <w:i/>
           <w:iCs/>
         </w:rPr>
-        <w:t>WHERE customer_debt.dollars &gt; 10.5;</w:t>
+        <w:t xml:space="preserve">FROM </w:t>
+      </w:r>
+      <w:proofErr w:type="spellStart"/>
+      <w:r>
+        <w:rPr>
+          <w:rFonts w:ascii="Arial" w:hAnsi="Arial" w:cs="Arial"/>
+          <w:i/>
+          <w:iCs/>
+        </w:rPr>
+        <w:t>customer_debt</w:t>
+      </w:r>
+      <w:proofErr w:type="spellEnd"/>
+    </w:p>
+    <w:p>
+      <w:pPr>
+        <w:rPr>
+          <w:rFonts w:ascii="Arial" w:hAnsi="Arial" w:cs="Arial"/>
+          <w:i/>
+          <w:iCs/>
+        </w:rPr>
+      </w:pPr>
+      <w:r>
+        <w:rPr>
+          <w:rFonts w:ascii="Arial" w:hAnsi="Arial" w:cs="Arial"/>
+          <w:i/>
+          <w:iCs/>
+        </w:rPr>
+        <w:t xml:space="preserve">WHERE </w:t>
+      </w:r>
+      <w:proofErr w:type="spellStart"/>
+      <w:r>
+        <w:rPr>
+          <w:rFonts w:ascii="Arial" w:hAnsi="Arial" w:cs="Arial"/>
+          <w:i/>
+          <w:iCs/>
+        </w:rPr>
+        <w:t>customer_</w:t>
+      </w:r>
+      <w:proofErr w:type="gramStart"/>
+      <w:r>
+        <w:rPr>
+          <w:rFonts w:ascii="Arial" w:hAnsi="Arial" w:cs="Arial"/>
+          <w:i/>
+          <w:iCs/>
+        </w:rPr>
+        <w:t>debt.dollars</w:t>
+      </w:r>
+      <w:proofErr w:type="spellEnd"/>
+      <w:proofErr w:type="gramEnd"/>
+      <w:r>
+        <w:rPr>
+          <w:rFonts w:ascii="Arial" w:hAnsi="Arial" w:cs="Arial"/>
+          <w:i/>
+          <w:iCs/>
+        </w:rPr>
+        <w:t xml:space="preserve"> &gt; 10.5;</w:t>
       </w:r>
     </w:p>
     <w:p>
@@ -1611,6 +1789,7 @@
         <w:lastRenderedPageBreak/>
         <w:t>The column we want to look at is called “</w:t>
       </w:r>
+      <w:proofErr w:type="spellStart"/>
       <w:r>
         <w:rPr>
           <w:rFonts w:ascii="Arial" w:hAnsi="Arial" w:cs="Arial"/>
@@ -1619,6 +1798,7 @@
         </w:rPr>
         <w:t>HighDebt</w:t>
       </w:r>
+      <w:proofErr w:type="spellEnd"/>
       <w:r>
         <w:rPr>
           <w:rFonts w:ascii="Arial" w:hAnsi="Arial" w:cs="Arial"/>
@@ -1637,12 +1817,14 @@
         </w:rPr>
         <w:t xml:space="preserve"> column will be “</w:t>
       </w:r>
+      <w:proofErr w:type="spellStart"/>
       <w:r>
         <w:rPr>
           <w:rFonts w:ascii="Arial" w:hAnsi="Arial" w:cs="Arial"/>
         </w:rPr>
         <w:t>HighDebt</w:t>
       </w:r>
+      <w:proofErr w:type="spellEnd"/>
       <w:r>
         <w:rPr>
           <w:rFonts w:ascii="Arial" w:hAnsi="Arial" w:cs="Arial"/>
@@ -1721,12 +1903,14 @@
         </w:rPr>
         <w:t>, trigger guard when “</w:t>
       </w:r>
+      <w:proofErr w:type="spellStart"/>
       <w:r>
         <w:rPr>
           <w:rFonts w:ascii="Arial" w:hAnsi="Arial" w:cs="Arial"/>
         </w:rPr>
         <w:t>HighDebt</w:t>
       </w:r>
+      <w:proofErr w:type="spellEnd"/>
       <w:r>
         <w:rPr>
           <w:rFonts w:ascii="Arial" w:hAnsi="Arial" w:cs="Arial"/>
@@ -1864,32 +2048,68 @@
     <w:p>
       <w:pPr>
         <w:pStyle w:val="Heading2"/>
-      </w:pPr>
-      <w:r>
+        <w:rPr>
+          <w:rFonts w:ascii="Arial" w:hAnsi="Arial" w:cs="Arial"/>
+        </w:rPr>
+      </w:pPr>
+      <w:r>
+        <w:rPr>
+          <w:rFonts w:ascii="Arial" w:hAnsi="Arial" w:cs="Arial"/>
+        </w:rPr>
         <w:lastRenderedPageBreak/>
         <w:t>View guards</w:t>
       </w:r>
     </w:p>
     <w:p>
-      <w:r>
+      <w:pPr>
+        <w:rPr>
+          <w:rFonts w:ascii="Arial" w:hAnsi="Arial" w:cs="Arial"/>
+        </w:rPr>
+      </w:pPr>
+      <w:r>
+        <w:rPr>
+          <w:rFonts w:ascii="Arial" w:hAnsi="Arial" w:cs="Arial"/>
+        </w:rPr>
         <w:t>You can view the created guards by selecting the “View guards” navigation on the sidebar or navigating to “/guards/view-all”.</w:t>
       </w:r>
     </w:p>
     <w:p>
-      <w:r>
+      <w:pPr>
+        <w:rPr>
+          <w:rFonts w:ascii="Arial" w:hAnsi="Arial" w:cs="Arial"/>
+        </w:rPr>
+      </w:pPr>
+      <w:r>
+        <w:rPr>
+          <w:rFonts w:ascii="Arial" w:hAnsi="Arial" w:cs="Arial"/>
+        </w:rPr>
         <w:t>The header includes a sort by selection and a filter button to filter and sort your guards. Additionally, you can use the paginator on the bottom to change the view count.</w:t>
       </w:r>
     </w:p>
     <w:p>
-      <w:r>
+      <w:pPr>
+        <w:rPr>
+          <w:rFonts w:ascii="Arial" w:hAnsi="Arial" w:cs="Arial"/>
+        </w:rPr>
+      </w:pPr>
+      <w:r>
+        <w:rPr>
+          <w:rFonts w:ascii="Arial" w:hAnsi="Arial" w:cs="Arial"/>
+        </w:rPr>
         <w:t>The view-all webpage displays a summary of the most important information for the guard. You can select the guard’s name to view its details.</w:t>
       </w:r>
     </w:p>
     <w:p>
       <w:pPr>
         <w:jc w:val="center"/>
-      </w:pPr>
-      <w:r>
+        <w:rPr>
+          <w:rFonts w:ascii="Arial" w:hAnsi="Arial" w:cs="Arial"/>
+        </w:rPr>
+      </w:pPr>
+      <w:r>
+        <w:rPr>
+          <w:rFonts w:ascii="Arial" w:hAnsi="Arial" w:cs="Arial"/>
+        </w:rPr>
         <w:drawing>
           <wp:inline distT="0" distB="0" distL="0" distR="0" wp14:anchorId="7A7AA4C4" wp14:editId="71B14DC5">
             <wp:extent cx="4839419" cy="1807027"/>
@@ -1928,20 +2148,84 @@
       </w:r>
     </w:p>
     <w:p>
-      <w:r>
-        <w:t>Selecting the guard’s name link navigates you to “/guards/detail/:id”. It displays The details of the guard, its database connection, its configured notifications, the guard state change history, and guard notification transactions sent. Many of the properties are links which can be used to navigate to other detail pages:</w:t>
-      </w:r>
-    </w:p>
-    <w:p>
-      <w:r>
-        <w:t>Link to database connection detail:</w:t>
+      <w:pPr>
+        <w:rPr>
+          <w:rFonts w:ascii="Arial" w:hAnsi="Arial" w:cs="Arial"/>
+        </w:rPr>
+      </w:pPr>
+      <w:r>
+        <w:rPr>
+          <w:rFonts w:ascii="Arial" w:hAnsi="Arial" w:cs="Arial"/>
+        </w:rPr>
+        <w:t>Selecting the guard’s name link navigates you to “/</w:t>
+      </w:r>
+      <w:proofErr w:type="gramStart"/>
+      <w:r>
+        <w:rPr>
+          <w:rFonts w:ascii="Arial" w:hAnsi="Arial" w:cs="Arial"/>
+        </w:rPr>
+        <w:t>guards</w:t>
+      </w:r>
+      <w:proofErr w:type="gramEnd"/>
+      <w:r>
+        <w:rPr>
+          <w:rFonts w:ascii="Arial" w:hAnsi="Arial" w:cs="Arial"/>
+        </w:rPr>
+        <w:t xml:space="preserve">/detail/:id”. It displays </w:t>
+      </w:r>
+      <w:proofErr w:type="gramStart"/>
+      <w:r>
+        <w:rPr>
+          <w:rFonts w:ascii="Arial" w:hAnsi="Arial" w:cs="Arial"/>
+        </w:rPr>
+        <w:t>The</w:t>
+      </w:r>
+      <w:proofErr w:type="gramEnd"/>
+      <w:r>
+        <w:rPr>
+          <w:rFonts w:ascii="Arial" w:hAnsi="Arial" w:cs="Arial"/>
+        </w:rPr>
+        <w:t xml:space="preserve"> details of the guard, its database connection, its configured notifications, the guard state change history, and guard notification transactions sent. Many of the properties are links which can be used to navigate to other detail pages:</w:t>
+      </w:r>
+    </w:p>
+    <w:p>
+      <w:pPr>
+        <w:rPr>
+          <w:rFonts w:ascii="Arial" w:hAnsi="Arial" w:cs="Arial"/>
+        </w:rPr>
+      </w:pPr>
+      <w:r>
+        <w:rPr>
+          <w:rFonts w:ascii="Arial" w:hAnsi="Arial" w:cs="Arial"/>
+        </w:rPr>
+        <w:t xml:space="preserve">Link to database connection </w:t>
+      </w:r>
+      <w:proofErr w:type="gramStart"/>
+      <w:r>
+        <w:rPr>
+          <w:rFonts w:ascii="Arial" w:hAnsi="Arial" w:cs="Arial"/>
+        </w:rPr>
+        <w:t>detail</w:t>
+      </w:r>
+      <w:proofErr w:type="gramEnd"/>
+      <w:r>
+        <w:rPr>
+          <w:rFonts w:ascii="Arial" w:hAnsi="Arial" w:cs="Arial"/>
+        </w:rPr>
+        <w:t>:</w:t>
       </w:r>
     </w:p>
     <w:p>
       <w:pPr>
         <w:jc w:val="center"/>
-      </w:pPr>
-      <w:r>
+        <w:rPr>
+          <w:rFonts w:ascii="Arial" w:hAnsi="Arial" w:cs="Arial"/>
+        </w:rPr>
+      </w:pPr>
+      <w:r>
+        <w:rPr>
+          <w:rFonts w:ascii="Arial" w:hAnsi="Arial" w:cs="Arial"/>
+        </w:rPr>
         <w:drawing>
           <wp:inline distT="0" distB="0" distL="0" distR="0" wp14:anchorId="43E5936E" wp14:editId="13382F43">
             <wp:extent cx="4304581" cy="885290"/>
@@ -1980,15 +2264,29 @@
       </w:r>
     </w:p>
     <w:p>
-      <w:r>
+      <w:pPr>
+        <w:rPr>
+          <w:rFonts w:ascii="Arial" w:hAnsi="Arial" w:cs="Arial"/>
+        </w:rPr>
+      </w:pPr>
+      <w:r>
+        <w:rPr>
+          <w:rFonts w:ascii="Arial" w:hAnsi="Arial" w:cs="Arial"/>
+        </w:rPr>
         <w:t>Link to guard change detail:</w:t>
       </w:r>
     </w:p>
     <w:p>
       <w:pPr>
         <w:jc w:val="center"/>
-      </w:pPr>
-      <w:r>
+        <w:rPr>
+          <w:rFonts w:ascii="Arial" w:hAnsi="Arial" w:cs="Arial"/>
+        </w:rPr>
+      </w:pPr>
+      <w:r>
+        <w:rPr>
+          <w:rFonts w:ascii="Arial" w:hAnsi="Arial" w:cs="Arial"/>
+        </w:rPr>
         <w:drawing>
           <wp:inline distT="0" distB="0" distL="0" distR="0" wp14:anchorId="67EF8E73" wp14:editId="56C1EB7A">
             <wp:extent cx="4270075" cy="905566"/>
@@ -2028,6 +2326,236 @@
     </w:p>
     <w:p>
       <w:pPr>
+        <w:rPr>
+          <w:rFonts w:ascii="Arial" w:hAnsi="Arial" w:cs="Arial"/>
+        </w:rPr>
+      </w:pPr>
+      <w:r>
+        <w:rPr>
+          <w:rFonts w:ascii="Arial" w:hAnsi="Arial" w:cs="Arial"/>
+        </w:rPr>
+        <w:t>From the details page you can also manually run a guard using the “Run” button. Admins can also edit or delete guards here:</w:t>
+      </w:r>
+    </w:p>
+    <w:p>
+      <w:pPr>
+        <w:jc w:val="center"/>
+        <w:rPr>
+          <w:rFonts w:ascii="Arial" w:hAnsi="Arial" w:cs="Arial"/>
+        </w:rPr>
+      </w:pPr>
+      <w:r>
+        <w:rPr>
+          <w:rFonts w:ascii="Arial" w:hAnsi="Arial" w:cs="Arial"/>
+        </w:rPr>
+        <w:lastRenderedPageBreak/>
+        <w:drawing>
+          <wp:inline distT="0" distB="0" distL="0" distR="0" wp14:anchorId="388EA66B" wp14:editId="53932998">
+            <wp:extent cx="3486637" cy="495369"/>
+            <wp:effectExtent l="0" t="0" r="0" b="0"/>
+            <wp:docPr id="463492750" name="Picture 1"/>
+            <wp:cNvGraphicFramePr>
+              <a:graphicFrameLocks xmlns:a="http://schemas.openxmlformats.org/drawingml/2006/main" noChangeAspect="1"/>
+            </wp:cNvGraphicFramePr>
+            <a:graphic xmlns:a="http://schemas.openxmlformats.org/drawingml/2006/main">
+              <a:graphicData uri="http://schemas.openxmlformats.org/drawingml/2006/picture">
+                <pic:pic xmlns:pic="http://schemas.openxmlformats.org/drawingml/2006/picture">
+                  <pic:nvPicPr>
+                    <pic:cNvPr id="463492750" name=""/>
+                    <pic:cNvPicPr/>
+                  </pic:nvPicPr>
+                  <pic:blipFill>
+                    <a:blip r:embed="rId14"/>
+                    <a:stretch>
+                      <a:fillRect/>
+                    </a:stretch>
+                  </pic:blipFill>
+                  <pic:spPr>
+                    <a:xfrm>
+                      <a:off x="0" y="0"/>
+                      <a:ext cx="3486637" cy="495369"/>
+                    </a:xfrm>
+                    <a:prstGeom prst="rect">
+                      <a:avLst/>
+                    </a:prstGeom>
+                  </pic:spPr>
+                </pic:pic>
+              </a:graphicData>
+            </a:graphic>
+          </wp:inline>
+        </w:drawing>
+      </w:r>
+    </w:p>
+    <w:p>
+      <w:pPr>
+        <w:pStyle w:val="Heading2"/>
+        <w:rPr>
+          <w:rFonts w:ascii="Arial" w:hAnsi="Arial" w:cs="Arial"/>
+        </w:rPr>
+      </w:pPr>
+      <w:r>
+        <w:rPr>
+          <w:rFonts w:ascii="Arial" w:hAnsi="Arial" w:cs="Arial"/>
+        </w:rPr>
+        <w:t>Guard change history</w:t>
+      </w:r>
+    </w:p>
+    <w:p>
+      <w:pPr>
+        <w:pStyle w:val="Heading3"/>
+        <w:rPr>
+          <w:rFonts w:ascii="Arial" w:hAnsi="Arial" w:cs="Arial"/>
+        </w:rPr>
+      </w:pPr>
+      <w:r>
+        <w:rPr>
+          <w:rFonts w:ascii="Arial" w:hAnsi="Arial" w:cs="Arial"/>
+        </w:rPr>
+        <w:t>Understanding guard changes</w:t>
+      </w:r>
+    </w:p>
+    <w:p>
+      <w:pPr>
+        <w:rPr>
+          <w:rFonts w:ascii="Arial" w:hAnsi="Arial" w:cs="Arial"/>
+        </w:rPr>
+      </w:pPr>
+      <w:r>
+        <w:rPr>
+          <w:rFonts w:ascii="Arial" w:hAnsi="Arial" w:cs="Arial"/>
+        </w:rPr>
+        <w:t>When a guard state changes, a log is created for auditing purposes. The guard details at the time of change are stored in addition to the state it changed from and changed to. It also stores the result of the trigger column which caused the state change.</w:t>
+      </w:r>
+    </w:p>
+    <w:p>
+      <w:pPr>
+        <w:pStyle w:val="Heading3"/>
+        <w:rPr>
+          <w:rFonts w:ascii="Arial" w:hAnsi="Arial" w:cs="Arial"/>
+        </w:rPr>
+      </w:pPr>
+      <w:r>
+        <w:rPr>
+          <w:rFonts w:ascii="Arial" w:hAnsi="Arial" w:cs="Arial"/>
+        </w:rPr>
+        <w:t>View guard changes</w:t>
+      </w:r>
+    </w:p>
+    <w:p>
+      <w:pPr>
+        <w:rPr>
+          <w:rFonts w:ascii="Arial" w:hAnsi="Arial" w:cs="Arial"/>
+        </w:rPr>
+      </w:pPr>
+      <w:r>
+        <w:rPr>
+          <w:rFonts w:ascii="Arial" w:hAnsi="Arial" w:cs="Arial"/>
+        </w:rPr>
+        <w:t>You can view guard changes by clicking the “Change history” navigation on the sidebar or navigating to”/guards/history-detail”.</w:t>
+      </w:r>
+    </w:p>
+    <w:p>
+      <w:pPr>
+        <w:rPr>
+          <w:rFonts w:ascii="Arial" w:hAnsi="Arial" w:cs="Arial"/>
+        </w:rPr>
+      </w:pPr>
+      <w:r>
+        <w:rPr>
+          <w:rFonts w:ascii="Arial" w:hAnsi="Arial" w:cs="Arial"/>
+        </w:rPr>
+        <w:t>This webpage displays a table of the guard state changes where you can sort, filter and navigate the paginated changes.</w:t>
+      </w:r>
+    </w:p>
+    <w:p>
+      <w:pPr>
+        <w:rPr>
+          <w:rFonts w:ascii="Arial" w:hAnsi="Arial" w:cs="Arial"/>
+        </w:rPr>
+      </w:pPr>
+      <w:r>
+        <w:rPr>
+          <w:rFonts w:ascii="Arial" w:hAnsi="Arial" w:cs="Arial"/>
+        </w:rPr>
+        <w:t>Clicking on the change id will navigate you to the change details at “/guards/history-detail/:id”.</w:t>
+      </w:r>
+    </w:p>
+    <w:p>
+      <w:pPr>
+        <w:jc w:val="center"/>
+        <w:rPr>
+          <w:rFonts w:ascii="Arial" w:hAnsi="Arial" w:cs="Arial"/>
+        </w:rPr>
+      </w:pPr>
+      <w:r>
+        <w:rPr>
+          <w:rFonts w:ascii="Arial" w:hAnsi="Arial" w:cs="Arial"/>
+        </w:rPr>
+        <w:drawing>
+          <wp:inline distT="0" distB="0" distL="0" distR="0" wp14:anchorId="10E16666" wp14:editId="1D99125B">
+            <wp:extent cx="4839419" cy="1810129"/>
+            <wp:effectExtent l="0" t="0" r="0" b="0"/>
+            <wp:docPr id="1522282723" name="Picture 1"/>
+            <wp:cNvGraphicFramePr>
+              <a:graphicFrameLocks xmlns:a="http://schemas.openxmlformats.org/drawingml/2006/main" noChangeAspect="1"/>
+            </wp:cNvGraphicFramePr>
+            <a:graphic xmlns:a="http://schemas.openxmlformats.org/drawingml/2006/main">
+              <a:graphicData uri="http://schemas.openxmlformats.org/drawingml/2006/picture">
+                <pic:pic xmlns:pic="http://schemas.openxmlformats.org/drawingml/2006/picture">
+                  <pic:nvPicPr>
+                    <pic:cNvPr id="1522282723" name=""/>
+                    <pic:cNvPicPr/>
+                  </pic:nvPicPr>
+                  <pic:blipFill>
+                    <a:blip r:embed="rId15"/>
+                    <a:stretch>
+                      <a:fillRect/>
+                    </a:stretch>
+                  </pic:blipFill>
+                  <pic:spPr>
+                    <a:xfrm>
+                      <a:off x="0" y="0"/>
+                      <a:ext cx="4845922" cy="1812562"/>
+                    </a:xfrm>
+                    <a:prstGeom prst="rect">
+                      <a:avLst/>
+                    </a:prstGeom>
+                  </pic:spPr>
+                </pic:pic>
+              </a:graphicData>
+            </a:graphic>
+          </wp:inline>
+        </w:drawing>
+      </w:r>
+    </w:p>
+    <w:p>
+      <w:pPr>
+        <w:rPr>
+          <w:rFonts w:ascii="Arial" w:hAnsi="Arial" w:cs="Arial"/>
+        </w:rPr>
+      </w:pPr>
+      <w:r>
+        <w:rPr>
+          <w:rFonts w:ascii="Arial" w:hAnsi="Arial" w:cs="Arial"/>
+        </w:rPr>
+        <w:t>The change details will show a lot more information for the guard state change. Additionally, it will show the notifications that were sent out when that change occurred.</w:t>
+      </w:r>
+    </w:p>
+    <w:p>
+      <w:pPr>
+        <w:rPr>
+          <w:rFonts w:ascii="Arial" w:hAnsi="Arial" w:cs="Arial"/>
+        </w:rPr>
+      </w:pPr>
+      <w:r>
+        <w:rPr>
+          <w:rFonts w:ascii="Arial" w:hAnsi="Arial" w:cs="Arial"/>
+        </w:rPr>
+        <w:t>If the guard is not deleted it will also show the guards current information.</w:t>
+      </w:r>
+    </w:p>
+    <w:p>
+      <w:pPr>
         <w:pStyle w:val="Heading1"/>
         <w:rPr>
           <w:rFonts w:ascii="Arial" w:hAnsi="Arial" w:cs="Arial"/>
@@ -2083,8 +2611,14 @@
     <w:p>
       <w:pPr>
         <w:pStyle w:val="Heading2"/>
-      </w:pPr>
-      <w:r>
+        <w:rPr>
+          <w:rFonts w:ascii="Arial" w:hAnsi="Arial" w:cs="Arial"/>
+        </w:rPr>
+      </w:pPr>
+      <w:r>
+        <w:rPr>
+          <w:rFonts w:ascii="Arial" w:hAnsi="Arial" w:cs="Arial"/>
+        </w:rPr>
         <w:t>Create a database connection</w:t>
       </w:r>
     </w:p>
@@ -2095,16 +2629,28 @@
           <w:ilvl w:val="0"/>
           <w:numId w:val="6"/>
         </w:numPr>
-      </w:pPr>
-      <w:r>
+        <w:rPr>
+          <w:rFonts w:ascii="Arial" w:hAnsi="Arial" w:cs="Arial"/>
+        </w:rPr>
+      </w:pPr>
+      <w:r>
+        <w:rPr>
+          <w:rFonts w:ascii="Arial" w:hAnsi="Arial" w:cs="Arial"/>
+        </w:rPr>
         <w:t>You can create a database connection by selecting the + button in the guard creation dialog:</w:t>
       </w:r>
     </w:p>
     <w:p>
       <w:pPr>
         <w:ind w:left="360"/>
-      </w:pPr>
-      <w:r>
+        <w:rPr>
+          <w:rFonts w:ascii="Arial" w:hAnsi="Arial" w:cs="Arial"/>
+        </w:rPr>
+      </w:pPr>
+      <w:r>
+        <w:rPr>
+          <w:rFonts w:ascii="Arial" w:hAnsi="Arial" w:cs="Arial"/>
+        </w:rPr>
         <w:drawing>
           <wp:inline distT="0" distB="0" distL="0" distR="0" wp14:anchorId="79C7CB03" wp14:editId="00C4251C">
             <wp:extent cx="4029637" cy="1724266"/>
@@ -2121,7 +2667,7 @@
                     <pic:cNvPicPr/>
                   </pic:nvPicPr>
                   <pic:blipFill>
-                    <a:blip r:embed="rId14"/>
+                    <a:blip r:embed="rId16"/>
                     <a:stretch>
                       <a:fillRect/>
                     </a:stretch>
@@ -2149,9 +2695,29 @@
           <w:ilvl w:val="0"/>
           <w:numId w:val="6"/>
         </w:numPr>
-      </w:pPr>
-      <w:r>
-        <w:t>Alternatively, you can navigate to “/db-connections/view-all” or select “View connections” from the sidebar.</w:t>
+        <w:rPr>
+          <w:rFonts w:ascii="Arial" w:hAnsi="Arial" w:cs="Arial"/>
+        </w:rPr>
+      </w:pPr>
+      <w:r>
+        <w:rPr>
+          <w:rFonts w:ascii="Arial" w:hAnsi="Arial" w:cs="Arial"/>
+        </w:rPr>
+        <w:t>Alternatively, you can navigate to “/</w:t>
+      </w:r>
+      <w:proofErr w:type="spellStart"/>
+      <w:r>
+        <w:rPr>
+          <w:rFonts w:ascii="Arial" w:hAnsi="Arial" w:cs="Arial"/>
+        </w:rPr>
+        <w:t>db</w:t>
+      </w:r>
+      <w:proofErr w:type="spellEnd"/>
+      <w:r>
+        <w:rPr>
+          <w:rFonts w:ascii="Arial" w:hAnsi="Arial" w:cs="Arial"/>
+        </w:rPr>
+        <w:t>-connections/view-all” or select “View connections” from the sidebar.</w:t>
       </w:r>
     </w:p>
     <w:p>
@@ -2161,8 +2727,14 @@
           <w:ilvl w:val="0"/>
           <w:numId w:val="6"/>
         </w:numPr>
-      </w:pPr>
-      <w:r>
+        <w:rPr>
+          <w:rFonts w:ascii="Arial" w:hAnsi="Arial" w:cs="Arial"/>
+        </w:rPr>
+      </w:pPr>
+      <w:r>
+        <w:rPr>
+          <w:rFonts w:ascii="Arial" w:hAnsi="Arial" w:cs="Arial"/>
+        </w:rPr>
         <w:t>You will see the creation dialog appear:</w:t>
       </w:r>
     </w:p>
@@ -2170,8 +2742,14 @@
       <w:pPr>
         <w:ind w:left="360"/>
         <w:jc w:val="center"/>
-      </w:pPr>
-      <w:r>
+        <w:rPr>
+          <w:rFonts w:ascii="Arial" w:hAnsi="Arial" w:cs="Arial"/>
+        </w:rPr>
+      </w:pPr>
+      <w:r>
+        <w:rPr>
+          <w:rFonts w:ascii="Arial" w:hAnsi="Arial" w:cs="Arial"/>
+        </w:rPr>
         <w:drawing>
           <wp:inline distT="0" distB="0" distL="0" distR="0" wp14:anchorId="347B81AE" wp14:editId="4B2FE3C0">
             <wp:extent cx="3467819" cy="4957698"/>
@@ -2188,7 +2766,7 @@
                     <pic:cNvPicPr/>
                   </pic:nvPicPr>
                   <pic:blipFill>
-                    <a:blip r:embed="rId15"/>
+                    <a:blip r:embed="rId17"/>
                     <a:stretch>
                       <a:fillRect/>
                     </a:stretch>
@@ -2216,12 +2794,29 @@
           <w:ilvl w:val="0"/>
           <w:numId w:val="6"/>
         </w:numPr>
-      </w:pPr>
-      <w:r>
+        <w:rPr>
+          <w:rFonts w:ascii="Arial" w:hAnsi="Arial" w:cs="Arial"/>
+        </w:rPr>
+      </w:pPr>
+      <w:r>
+        <w:rPr>
+          <w:rFonts w:ascii="Arial" w:hAnsi="Arial" w:cs="Arial"/>
+        </w:rPr>
         <w:t xml:space="preserve">Here is what each of the fields </w:t>
       </w:r>
-      <w:r>
-        <w:t>mean:</w:t>
+      <w:proofErr w:type="gramStart"/>
+      <w:r>
+        <w:rPr>
+          <w:rFonts w:ascii="Arial" w:hAnsi="Arial" w:cs="Arial"/>
+        </w:rPr>
+        <w:t>mean</w:t>
+      </w:r>
+      <w:proofErr w:type="gramEnd"/>
+      <w:r>
+        <w:rPr>
+          <w:rFonts w:ascii="Arial" w:hAnsi="Arial" w:cs="Arial"/>
+        </w:rPr>
+        <w:t>:</w:t>
       </w:r>
     </w:p>
     <w:p>
@@ -2231,21 +2826,34 @@
           <w:ilvl w:val="1"/>
           <w:numId w:val="8"/>
         </w:numPr>
-      </w:pPr>
-      <w:r>
-        <w:rPr>
+        <w:rPr>
+          <w:rFonts w:ascii="Arial" w:hAnsi="Arial" w:cs="Arial"/>
+        </w:rPr>
+      </w:pPr>
+      <w:r>
+        <w:rPr>
+          <w:rFonts w:ascii="Arial" w:hAnsi="Arial" w:cs="Arial"/>
           <w:b/>
           <w:bCs/>
         </w:rPr>
         <w:t>Endpoint</w:t>
       </w:r>
       <w:r>
+        <w:rPr>
+          <w:rFonts w:ascii="Arial" w:hAnsi="Arial" w:cs="Arial"/>
+        </w:rPr>
         <w:t xml:space="preserve">: The hostname, </w:t>
       </w:r>
       <w:r>
+        <w:rPr>
+          <w:rFonts w:ascii="Arial" w:hAnsi="Arial" w:cs="Arial"/>
+        </w:rPr>
         <w:t>IP Address</w:t>
       </w:r>
       <w:r>
+        <w:rPr>
+          <w:rFonts w:ascii="Arial" w:hAnsi="Arial" w:cs="Arial"/>
+        </w:rPr>
         <w:t xml:space="preserve"> or system path to the server or database file</w:t>
       </w:r>
     </w:p>
@@ -2256,15 +2864,22 @@
           <w:ilvl w:val="1"/>
           <w:numId w:val="8"/>
         </w:numPr>
-      </w:pPr>
-      <w:r>
-        <w:rPr>
+        <w:rPr>
+          <w:rFonts w:ascii="Arial" w:hAnsi="Arial" w:cs="Arial"/>
+        </w:rPr>
+      </w:pPr>
+      <w:r>
+        <w:rPr>
+          <w:rFonts w:ascii="Arial" w:hAnsi="Arial" w:cs="Arial"/>
           <w:b/>
           <w:bCs/>
         </w:rPr>
         <w:t>Database Engine</w:t>
       </w:r>
       <w:r>
+        <w:rPr>
+          <w:rFonts w:ascii="Arial" w:hAnsi="Arial" w:cs="Arial"/>
+        </w:rPr>
         <w:t>: The database engine type.</w:t>
       </w:r>
     </w:p>
@@ -2275,15 +2890,22 @@
           <w:ilvl w:val="1"/>
           <w:numId w:val="8"/>
         </w:numPr>
-      </w:pPr>
-      <w:r>
-        <w:rPr>
+        <w:rPr>
+          <w:rFonts w:ascii="Arial" w:hAnsi="Arial" w:cs="Arial"/>
+        </w:rPr>
+      </w:pPr>
+      <w:r>
+        <w:rPr>
+          <w:rFonts w:ascii="Arial" w:hAnsi="Arial" w:cs="Arial"/>
           <w:b/>
           <w:bCs/>
         </w:rPr>
         <w:t>Database name</w:t>
       </w:r>
       <w:r>
+        <w:rPr>
+          <w:rFonts w:ascii="Arial" w:hAnsi="Arial" w:cs="Arial"/>
+        </w:rPr>
         <w:t>: The database or database file name.</w:t>
       </w:r>
     </w:p>
@@ -2294,15 +2916,22 @@
           <w:ilvl w:val="1"/>
           <w:numId w:val="8"/>
         </w:numPr>
-      </w:pPr>
-      <w:r>
-        <w:rPr>
+        <w:rPr>
+          <w:rFonts w:ascii="Arial" w:hAnsi="Arial" w:cs="Arial"/>
+        </w:rPr>
+      </w:pPr>
+      <w:r>
+        <w:rPr>
+          <w:rFonts w:ascii="Arial" w:hAnsi="Arial" w:cs="Arial"/>
           <w:b/>
           <w:bCs/>
         </w:rPr>
         <w:t>Username</w:t>
       </w:r>
       <w:r>
+        <w:rPr>
+          <w:rFonts w:ascii="Arial" w:hAnsi="Arial" w:cs="Arial"/>
+        </w:rPr>
         <w:t>: The database username if applicable.</w:t>
       </w:r>
     </w:p>
@@ -2313,15 +2942,22 @@
           <w:ilvl w:val="1"/>
           <w:numId w:val="8"/>
         </w:numPr>
-      </w:pPr>
-      <w:r>
-        <w:rPr>
+        <w:rPr>
+          <w:rFonts w:ascii="Arial" w:hAnsi="Arial" w:cs="Arial"/>
+        </w:rPr>
+      </w:pPr>
+      <w:r>
+        <w:rPr>
+          <w:rFonts w:ascii="Arial" w:hAnsi="Arial" w:cs="Arial"/>
           <w:b/>
           <w:bCs/>
         </w:rPr>
         <w:t>Password</w:t>
       </w:r>
       <w:r>
+        <w:rPr>
+          <w:rFonts w:ascii="Arial" w:hAnsi="Arial" w:cs="Arial"/>
+        </w:rPr>
         <w:t>: The database password if applicable.</w:t>
       </w:r>
     </w:p>
@@ -2332,31 +2968,51 @@
           <w:ilvl w:val="1"/>
           <w:numId w:val="8"/>
         </w:numPr>
-      </w:pPr>
-      <w:r>
-        <w:rPr>
+        <w:rPr>
+          <w:rFonts w:ascii="Arial" w:hAnsi="Arial" w:cs="Arial"/>
+        </w:rPr>
+      </w:pPr>
+      <w:r>
+        <w:rPr>
+          <w:rFonts w:ascii="Arial" w:hAnsi="Arial" w:cs="Arial"/>
           <w:b/>
           <w:bCs/>
         </w:rPr>
         <w:t>Validate connection</w:t>
       </w:r>
       <w:r>
+        <w:rPr>
+          <w:rFonts w:ascii="Arial" w:hAnsi="Arial" w:cs="Arial"/>
+        </w:rPr>
         <w:t>: Will validate the service can connect to the database server or can find the database file.</w:t>
       </w:r>
     </w:p>
     <w:p>
       <w:pPr>
         <w:pStyle w:val="Heading2"/>
-      </w:pPr>
-      <w:r>
+        <w:rPr>
+          <w:rFonts w:ascii="Arial" w:hAnsi="Arial" w:cs="Arial"/>
+        </w:rPr>
+      </w:pPr>
+      <w:r>
+        <w:rPr>
+          <w:rFonts w:ascii="Arial" w:hAnsi="Arial" w:cs="Arial"/>
+        </w:rPr>
+        <w:lastRenderedPageBreak/>
         <w:t>Examples</w:t>
       </w:r>
     </w:p>
     <w:p>
       <w:pPr>
         <w:pStyle w:val="Heading3"/>
-      </w:pPr>
-      <w:r>
+        <w:rPr>
+          <w:rFonts w:ascii="Arial" w:hAnsi="Arial" w:cs="Arial"/>
+        </w:rPr>
+      </w:pPr>
+      <w:r>
+        <w:rPr>
+          <w:rFonts w:ascii="Arial" w:hAnsi="Arial" w:cs="Arial"/>
+        </w:rPr>
         <w:t>Local database server</w:t>
       </w:r>
     </w:p>
@@ -2367,8 +3023,14 @@
           <w:ilvl w:val="0"/>
           <w:numId w:val="10"/>
         </w:numPr>
-      </w:pPr>
-      <w:r>
+        <w:rPr>
+          <w:rFonts w:ascii="Arial" w:hAnsi="Arial" w:cs="Arial"/>
+        </w:rPr>
+      </w:pPr>
+      <w:r>
+        <w:rPr>
+          <w:rFonts w:ascii="Arial" w:hAnsi="Arial" w:cs="Arial"/>
+        </w:rPr>
         <w:t>Endpoint: 10.55.48.112</w:t>
       </w:r>
     </w:p>
@@ -2379,8 +3041,14 @@
           <w:ilvl w:val="0"/>
           <w:numId w:val="10"/>
         </w:numPr>
-      </w:pPr>
-      <w:r>
+        <w:rPr>
+          <w:rFonts w:ascii="Arial" w:hAnsi="Arial" w:cs="Arial"/>
+        </w:rPr>
+      </w:pPr>
+      <w:r>
+        <w:rPr>
+          <w:rFonts w:ascii="Arial" w:hAnsi="Arial" w:cs="Arial"/>
+        </w:rPr>
         <w:t>Database Engine: PostgreSQL</w:t>
       </w:r>
     </w:p>
@@ -2391,8 +3059,14 @@
           <w:ilvl w:val="0"/>
           <w:numId w:val="10"/>
         </w:numPr>
-      </w:pPr>
-      <w:r>
+        <w:rPr>
+          <w:rFonts w:ascii="Arial" w:hAnsi="Arial" w:cs="Arial"/>
+        </w:rPr>
+      </w:pPr>
+      <w:r>
+        <w:rPr>
+          <w:rFonts w:ascii="Arial" w:hAnsi="Arial" w:cs="Arial"/>
+        </w:rPr>
         <w:t>Database Name: Demo</w:t>
       </w:r>
     </w:p>
@@ -2403,8 +3077,14 @@
           <w:ilvl w:val="0"/>
           <w:numId w:val="10"/>
         </w:numPr>
-      </w:pPr>
-      <w:r>
+        <w:rPr>
+          <w:rFonts w:ascii="Arial" w:hAnsi="Arial" w:cs="Arial"/>
+        </w:rPr>
+      </w:pPr>
+      <w:r>
+        <w:rPr>
+          <w:rFonts w:ascii="Arial" w:hAnsi="Arial" w:cs="Arial"/>
+        </w:rPr>
         <w:t>Username: read-only</w:t>
       </w:r>
     </w:p>
@@ -2415,16 +3095,28 @@
           <w:ilvl w:val="0"/>
           <w:numId w:val="10"/>
         </w:numPr>
-      </w:pPr>
-      <w:r>
+        <w:rPr>
+          <w:rFonts w:ascii="Arial" w:hAnsi="Arial" w:cs="Arial"/>
+        </w:rPr>
+      </w:pPr>
+      <w:r>
+        <w:rPr>
+          <w:rFonts w:ascii="Arial" w:hAnsi="Arial" w:cs="Arial"/>
+        </w:rPr>
         <w:t>Password: Password1</w:t>
       </w:r>
     </w:p>
     <w:p>
       <w:pPr>
         <w:pStyle w:val="Heading3"/>
-      </w:pPr>
-      <w:r>
+        <w:rPr>
+          <w:rFonts w:ascii="Arial" w:hAnsi="Arial" w:cs="Arial"/>
+        </w:rPr>
+      </w:pPr>
+      <w:r>
+        <w:rPr>
+          <w:rFonts w:ascii="Arial" w:hAnsi="Arial" w:cs="Arial"/>
+        </w:rPr>
         <w:t>Remote database server</w:t>
       </w:r>
     </w:p>
@@ -2435,8 +3127,14 @@
           <w:ilvl w:val="0"/>
           <w:numId w:val="11"/>
         </w:numPr>
-      </w:pPr>
-      <w:r>
+        <w:rPr>
+          <w:rFonts w:ascii="Arial" w:hAnsi="Arial" w:cs="Arial"/>
+        </w:rPr>
+      </w:pPr>
+      <w:r>
+        <w:rPr>
+          <w:rFonts w:ascii="Arial" w:hAnsi="Arial" w:cs="Arial"/>
+        </w:rPr>
         <w:t>Endpoint: ssms.website.net</w:t>
       </w:r>
     </w:p>
@@ -2447,8 +3145,14 @@
           <w:ilvl w:val="0"/>
           <w:numId w:val="11"/>
         </w:numPr>
-      </w:pPr>
-      <w:r>
+        <w:rPr>
+          <w:rFonts w:ascii="Arial" w:hAnsi="Arial" w:cs="Arial"/>
+        </w:rPr>
+      </w:pPr>
+      <w:r>
+        <w:rPr>
+          <w:rFonts w:ascii="Arial" w:hAnsi="Arial" w:cs="Arial"/>
+        </w:rPr>
         <w:t>Database Engine: SQL Server</w:t>
       </w:r>
     </w:p>
@@ -2459,8 +3163,14 @@
           <w:ilvl w:val="0"/>
           <w:numId w:val="11"/>
         </w:numPr>
-      </w:pPr>
-      <w:r>
+        <w:rPr>
+          <w:rFonts w:ascii="Arial" w:hAnsi="Arial" w:cs="Arial"/>
+        </w:rPr>
+      </w:pPr>
+      <w:r>
+        <w:rPr>
+          <w:rFonts w:ascii="Arial" w:hAnsi="Arial" w:cs="Arial"/>
+        </w:rPr>
         <w:t>Database Name: Demo</w:t>
       </w:r>
     </w:p>
@@ -2471,8 +3181,14 @@
           <w:ilvl w:val="0"/>
           <w:numId w:val="11"/>
         </w:numPr>
-      </w:pPr>
-      <w:r>
+        <w:rPr>
+          <w:rFonts w:ascii="Arial" w:hAnsi="Arial" w:cs="Arial"/>
+        </w:rPr>
+      </w:pPr>
+      <w:r>
+        <w:rPr>
+          <w:rFonts w:ascii="Arial" w:hAnsi="Arial" w:cs="Arial"/>
+        </w:rPr>
         <w:t>Username: read-only</w:t>
       </w:r>
     </w:p>
@@ -2483,16 +3199,28 @@
           <w:ilvl w:val="0"/>
           <w:numId w:val="11"/>
         </w:numPr>
-      </w:pPr>
-      <w:r>
+        <w:rPr>
+          <w:rFonts w:ascii="Arial" w:hAnsi="Arial" w:cs="Arial"/>
+        </w:rPr>
+      </w:pPr>
+      <w:r>
+        <w:rPr>
+          <w:rFonts w:ascii="Arial" w:hAnsi="Arial" w:cs="Arial"/>
+        </w:rPr>
         <w:t>Password: Password1</w:t>
       </w:r>
     </w:p>
     <w:p>
       <w:pPr>
         <w:pStyle w:val="Heading3"/>
-      </w:pPr>
-      <w:r>
+        <w:rPr>
+          <w:rFonts w:ascii="Arial" w:hAnsi="Arial" w:cs="Arial"/>
+        </w:rPr>
+      </w:pPr>
+      <w:r>
+        <w:rPr>
+          <w:rFonts w:ascii="Arial" w:hAnsi="Arial" w:cs="Arial"/>
+        </w:rPr>
         <w:t>Local database file</w:t>
       </w:r>
     </w:p>
@@ -2503,23 +3231,44 @@
           <w:ilvl w:val="0"/>
           <w:numId w:val="12"/>
         </w:numPr>
-      </w:pPr>
-      <w:r>
+        <w:rPr>
+          <w:rFonts w:ascii="Arial" w:hAnsi="Arial" w:cs="Arial"/>
+        </w:rPr>
+      </w:pPr>
+      <w:r>
+        <w:rPr>
+          <w:rFonts w:ascii="Arial" w:hAnsi="Arial" w:cs="Arial"/>
+        </w:rPr>
         <w:t xml:space="preserve">Endpoint: </w:t>
       </w:r>
       <w:r>
+        <w:rPr>
+          <w:rFonts w:ascii="Arial" w:hAnsi="Arial" w:cs="Arial"/>
+        </w:rPr>
         <w:t>C:\Users\</w:t>
       </w:r>
       <w:r>
+        <w:rPr>
+          <w:rFonts w:ascii="Arial" w:hAnsi="Arial" w:cs="Arial"/>
+        </w:rPr>
         <w:t>Leo</w:t>
       </w:r>
       <w:r>
+        <w:rPr>
+          <w:rFonts w:ascii="Arial" w:hAnsi="Arial" w:cs="Arial"/>
+        </w:rPr>
         <w:t>\Downloads\d</w:t>
       </w:r>
       <w:r>
+        <w:rPr>
+          <w:rFonts w:ascii="Arial" w:hAnsi="Arial" w:cs="Arial"/>
+        </w:rPr>
         <w:t>atabase</w:t>
       </w:r>
       <w:r>
+        <w:rPr>
+          <w:rFonts w:ascii="Arial" w:hAnsi="Arial" w:cs="Arial"/>
+        </w:rPr>
         <w:t>.db</w:t>
       </w:r>
     </w:p>
@@ -2530,8 +3279,14 @@
           <w:ilvl w:val="0"/>
           <w:numId w:val="12"/>
         </w:numPr>
-      </w:pPr>
-      <w:r>
+        <w:rPr>
+          <w:rFonts w:ascii="Arial" w:hAnsi="Arial" w:cs="Arial"/>
+        </w:rPr>
+      </w:pPr>
+      <w:r>
+        <w:rPr>
+          <w:rFonts w:ascii="Arial" w:hAnsi="Arial" w:cs="Arial"/>
+        </w:rPr>
         <w:t>Database: SQLite</w:t>
       </w:r>
     </w:p>
@@ -2542,12 +3297,1835 @@
           <w:ilvl w:val="0"/>
           <w:numId w:val="12"/>
         </w:numPr>
-      </w:pPr>
-      <w:r>
-        <w:t>Database Name: database.db</w:t>
-      </w:r>
-    </w:p>
-    <w:p/>
+        <w:rPr>
+          <w:rFonts w:ascii="Arial" w:hAnsi="Arial" w:cs="Arial"/>
+        </w:rPr>
+      </w:pPr>
+      <w:r>
+        <w:rPr>
+          <w:rFonts w:ascii="Arial" w:hAnsi="Arial" w:cs="Arial"/>
+        </w:rPr>
+        <w:t xml:space="preserve">Database Name: </w:t>
+      </w:r>
+      <w:proofErr w:type="spellStart"/>
+      <w:r>
+        <w:rPr>
+          <w:rFonts w:ascii="Arial" w:hAnsi="Arial" w:cs="Arial"/>
+        </w:rPr>
+        <w:t>database.db</w:t>
+      </w:r>
+      <w:proofErr w:type="spellEnd"/>
+    </w:p>
+    <w:p>
+      <w:pPr>
+        <w:pStyle w:val="Heading2"/>
+        <w:rPr>
+          <w:rFonts w:ascii="Arial" w:hAnsi="Arial" w:cs="Arial"/>
+        </w:rPr>
+      </w:pPr>
+      <w:r>
+        <w:rPr>
+          <w:rFonts w:ascii="Arial" w:hAnsi="Arial" w:cs="Arial"/>
+        </w:rPr>
+        <w:t>View database connections</w:t>
+      </w:r>
+    </w:p>
+    <w:p>
+      <w:pPr>
+        <w:rPr>
+          <w:rFonts w:ascii="Arial" w:hAnsi="Arial" w:cs="Arial"/>
+        </w:rPr>
+      </w:pPr>
+      <w:r>
+        <w:rPr>
+          <w:rFonts w:ascii="Arial" w:hAnsi="Arial" w:cs="Arial"/>
+        </w:rPr>
+        <w:t>You can view the database connections by clicking the “View connections” navigation on the sidebar. Alternatively, you can navigate to “/</w:t>
+      </w:r>
+      <w:proofErr w:type="spellStart"/>
+      <w:r>
+        <w:rPr>
+          <w:rFonts w:ascii="Arial" w:hAnsi="Arial" w:cs="Arial"/>
+        </w:rPr>
+        <w:t>db</w:t>
+      </w:r>
+      <w:proofErr w:type="spellEnd"/>
+      <w:r>
+        <w:rPr>
+          <w:rFonts w:ascii="Arial" w:hAnsi="Arial" w:cs="Arial"/>
+        </w:rPr>
+        <w:t>-connections/view-all”.</w:t>
+      </w:r>
+    </w:p>
+    <w:p>
+      <w:pPr>
+        <w:rPr>
+          <w:rFonts w:ascii="Arial" w:hAnsi="Arial" w:cs="Arial"/>
+        </w:rPr>
+      </w:pPr>
+      <w:r>
+        <w:rPr>
+          <w:rFonts w:ascii="Arial" w:hAnsi="Arial" w:cs="Arial"/>
+        </w:rPr>
+        <w:t xml:space="preserve"> This webpage will display a table with the database connection details. You can filter, sort and view the connection pages. </w:t>
+      </w:r>
+    </w:p>
+    <w:p>
+      <w:pPr>
+        <w:rPr>
+          <w:rFonts w:ascii="Arial" w:hAnsi="Arial" w:cs="Arial"/>
+        </w:rPr>
+      </w:pPr>
+      <w:r>
+        <w:rPr>
+          <w:rFonts w:ascii="Arial" w:hAnsi="Arial" w:cs="Arial"/>
+        </w:rPr>
+        <w:t>To view the details of the connection, you can click on the id link.</w:t>
+      </w:r>
+    </w:p>
+    <w:p>
+      <w:pPr>
+        <w:jc w:val="center"/>
+        <w:rPr>
+          <w:rFonts w:ascii="Arial" w:hAnsi="Arial" w:cs="Arial"/>
+        </w:rPr>
+      </w:pPr>
+      <w:r>
+        <w:rPr>
+          <w:rFonts w:ascii="Arial" w:hAnsi="Arial" w:cs="Arial"/>
+        </w:rPr>
+        <w:drawing>
+          <wp:inline distT="0" distB="0" distL="0" distR="0" wp14:anchorId="12658633" wp14:editId="352A1A09">
+            <wp:extent cx="4528868" cy="1245923"/>
+            <wp:effectExtent l="0" t="0" r="5080" b="0"/>
+            <wp:docPr id="1345898241" name="Picture 1"/>
+            <wp:cNvGraphicFramePr>
+              <a:graphicFrameLocks xmlns:a="http://schemas.openxmlformats.org/drawingml/2006/main" noChangeAspect="1"/>
+            </wp:cNvGraphicFramePr>
+            <a:graphic xmlns:a="http://schemas.openxmlformats.org/drawingml/2006/main">
+              <a:graphicData uri="http://schemas.openxmlformats.org/drawingml/2006/picture">
+                <pic:pic xmlns:pic="http://schemas.openxmlformats.org/drawingml/2006/picture">
+                  <pic:nvPicPr>
+                    <pic:cNvPr id="1345898241" name=""/>
+                    <pic:cNvPicPr/>
+                  </pic:nvPicPr>
+                  <pic:blipFill>
+                    <a:blip r:embed="rId18"/>
+                    <a:stretch>
+                      <a:fillRect/>
+                    </a:stretch>
+                  </pic:blipFill>
+                  <pic:spPr>
+                    <a:xfrm>
+                      <a:off x="0" y="0"/>
+                      <a:ext cx="4540355" cy="1249083"/>
+                    </a:xfrm>
+                    <a:prstGeom prst="rect">
+                      <a:avLst/>
+                    </a:prstGeom>
+                  </pic:spPr>
+                </pic:pic>
+              </a:graphicData>
+            </a:graphic>
+          </wp:inline>
+        </w:drawing>
+      </w:r>
+    </w:p>
+    <w:p>
+      <w:pPr>
+        <w:rPr>
+          <w:rFonts w:ascii="Arial" w:hAnsi="Arial" w:cs="Arial"/>
+        </w:rPr>
+      </w:pPr>
+      <w:r>
+        <w:rPr>
+          <w:rFonts w:ascii="Arial" w:hAnsi="Arial" w:cs="Arial"/>
+        </w:rPr>
+        <w:t>The details can also be navigated to at “/</w:t>
+      </w:r>
+      <w:proofErr w:type="spellStart"/>
+      <w:r>
+        <w:rPr>
+          <w:rFonts w:ascii="Arial" w:hAnsi="Arial" w:cs="Arial"/>
+        </w:rPr>
+        <w:t>db</w:t>
+      </w:r>
+      <w:proofErr w:type="spellEnd"/>
+      <w:r>
+        <w:rPr>
+          <w:rFonts w:ascii="Arial" w:hAnsi="Arial" w:cs="Arial"/>
+        </w:rPr>
+        <w:t>-connections/detail/:id”. It will display the database connection details, and the guards using this database connection.</w:t>
+      </w:r>
+    </w:p>
+    <w:p>
+      <w:pPr>
+        <w:rPr>
+          <w:rFonts w:ascii="Arial" w:hAnsi="Arial" w:cs="Arial"/>
+        </w:rPr>
+      </w:pPr>
+      <w:r>
+        <w:rPr>
+          <w:rFonts w:ascii="Arial" w:hAnsi="Arial" w:cs="Arial"/>
+        </w:rPr>
+        <w:t xml:space="preserve">From this page you can also test the database connection and administrators can </w:t>
+      </w:r>
+      <w:r>
+        <w:rPr>
+          <w:rFonts w:ascii="Arial" w:hAnsi="Arial" w:cs="Arial"/>
+        </w:rPr>
+        <w:t>edit or delete the connection.</w:t>
+      </w:r>
+    </w:p>
+    <w:p>
+      <w:pPr>
+        <w:jc w:val="center"/>
+        <w:rPr>
+          <w:rFonts w:ascii="Arial" w:hAnsi="Arial" w:cs="Arial"/>
+        </w:rPr>
+      </w:pPr>
+      <w:r>
+        <w:rPr>
+          <w:rFonts w:ascii="Arial" w:hAnsi="Arial" w:cs="Arial"/>
+        </w:rPr>
+        <w:drawing>
+          <wp:inline distT="0" distB="0" distL="0" distR="0" wp14:anchorId="7F8DC597" wp14:editId="37D925B9">
+            <wp:extent cx="5124091" cy="2199089"/>
+            <wp:effectExtent l="0" t="0" r="635" b="0"/>
+            <wp:docPr id="520643787" name="Picture 1"/>
+            <wp:cNvGraphicFramePr>
+              <a:graphicFrameLocks xmlns:a="http://schemas.openxmlformats.org/drawingml/2006/main" noChangeAspect="1"/>
+            </wp:cNvGraphicFramePr>
+            <a:graphic xmlns:a="http://schemas.openxmlformats.org/drawingml/2006/main">
+              <a:graphicData uri="http://schemas.openxmlformats.org/drawingml/2006/picture">
+                <pic:pic xmlns:pic="http://schemas.openxmlformats.org/drawingml/2006/picture">
+                  <pic:nvPicPr>
+                    <pic:cNvPr id="520643787" name=""/>
+                    <pic:cNvPicPr/>
+                  </pic:nvPicPr>
+                  <pic:blipFill>
+                    <a:blip r:embed="rId19"/>
+                    <a:stretch>
+                      <a:fillRect/>
+                    </a:stretch>
+                  </pic:blipFill>
+                  <pic:spPr>
+                    <a:xfrm>
+                      <a:off x="0" y="0"/>
+                      <a:ext cx="5135192" cy="2203853"/>
+                    </a:xfrm>
+                    <a:prstGeom prst="rect">
+                      <a:avLst/>
+                    </a:prstGeom>
+                  </pic:spPr>
+                </pic:pic>
+              </a:graphicData>
+            </a:graphic>
+          </wp:inline>
+        </w:drawing>
+      </w:r>
+    </w:p>
+    <w:p>
+      <w:pPr>
+        <w:pStyle w:val="Heading1"/>
+        <w:rPr>
+          <w:rFonts w:ascii="Arial" w:hAnsi="Arial" w:cs="Arial"/>
+        </w:rPr>
+      </w:pPr>
+      <w:r>
+        <w:rPr>
+          <w:rFonts w:ascii="Arial" w:hAnsi="Arial" w:cs="Arial"/>
+        </w:rPr>
+        <w:lastRenderedPageBreak/>
+        <w:t>Notifications</w:t>
+      </w:r>
+    </w:p>
+    <w:p>
+      <w:pPr>
+        <w:pStyle w:val="Heading2"/>
+        <w:rPr>
+          <w:rFonts w:ascii="Arial" w:hAnsi="Arial" w:cs="Arial"/>
+        </w:rPr>
+      </w:pPr>
+      <w:r>
+        <w:rPr>
+          <w:rFonts w:ascii="Arial" w:hAnsi="Arial" w:cs="Arial"/>
+        </w:rPr>
+        <w:t>Notification providers</w:t>
+      </w:r>
+    </w:p>
+    <w:p>
+      <w:pPr>
+        <w:pStyle w:val="Heading3"/>
+      </w:pPr>
+      <w:r>
+        <w:t>Understanding notification providers</w:t>
+      </w:r>
+    </w:p>
+    <w:p>
+      <w:pPr>
+        <w:rPr>
+          <w:rFonts w:ascii="Arial" w:hAnsi="Arial" w:cs="Arial"/>
+        </w:rPr>
+      </w:pPr>
+      <w:r>
+        <w:rPr>
+          <w:rFonts w:ascii="Arial" w:hAnsi="Arial" w:cs="Arial"/>
+        </w:rPr>
+        <w:t>Notification providers are used by notifications to send out their alerts. Two types of providers are supported, Email providers and HTTP providers. Email providers are created by the user as it requires SMTP information. HTTP providers on the other hand can be used directly in a notification as it simply requires a URL.</w:t>
+      </w:r>
+    </w:p>
+    <w:p>
+      <w:pPr>
+        <w:pStyle w:val="Heading3"/>
+      </w:pPr>
+      <w:r>
+        <w:t>Create a notification provider</w:t>
+      </w:r>
+    </w:p>
+    <w:p>
+      <w:pPr>
+        <w:pStyle w:val="ListParagraph"/>
+        <w:numPr>
+          <w:ilvl w:val="0"/>
+          <w:numId w:val="13"/>
+        </w:numPr>
+        <w:rPr>
+          <w:rFonts w:ascii="Arial" w:hAnsi="Arial" w:cs="Arial"/>
+        </w:rPr>
+      </w:pPr>
+      <w:r>
+        <w:rPr>
+          <w:rFonts w:ascii="Arial" w:hAnsi="Arial" w:cs="Arial"/>
+        </w:rPr>
+        <w:t>You can create a notification provider by selecting the + button from the guard creation screen:</w:t>
+      </w:r>
+    </w:p>
+    <w:p>
+      <w:pPr>
+        <w:ind w:left="360"/>
+        <w:jc w:val="center"/>
+        <w:rPr>
+          <w:rFonts w:ascii="Arial" w:hAnsi="Arial" w:cs="Arial"/>
+        </w:rPr>
+      </w:pPr>
+      <w:r>
+        <w:rPr>
+          <w:rFonts w:ascii="Arial" w:hAnsi="Arial" w:cs="Arial"/>
+        </w:rPr>
+        <w:drawing>
+          <wp:inline distT="0" distB="0" distL="0" distR="0" wp14:anchorId="0FE6D688" wp14:editId="040ED88F">
+            <wp:extent cx="3174521" cy="2285361"/>
+            <wp:effectExtent l="0" t="0" r="6985" b="1270"/>
+            <wp:docPr id="1089332029" name="Picture 1"/>
+            <wp:cNvGraphicFramePr>
+              <a:graphicFrameLocks xmlns:a="http://schemas.openxmlformats.org/drawingml/2006/main" noChangeAspect="1"/>
+            </wp:cNvGraphicFramePr>
+            <a:graphic xmlns:a="http://schemas.openxmlformats.org/drawingml/2006/main">
+              <a:graphicData uri="http://schemas.openxmlformats.org/drawingml/2006/picture">
+                <pic:pic xmlns:pic="http://schemas.openxmlformats.org/drawingml/2006/picture">
+                  <pic:nvPicPr>
+                    <pic:cNvPr id="1089332029" name=""/>
+                    <pic:cNvPicPr/>
+                  </pic:nvPicPr>
+                  <pic:blipFill>
+                    <a:blip r:embed="rId20"/>
+                    <a:stretch>
+                      <a:fillRect/>
+                    </a:stretch>
+                  </pic:blipFill>
+                  <pic:spPr>
+                    <a:xfrm>
+                      <a:off x="0" y="0"/>
+                      <a:ext cx="3179294" cy="2288797"/>
+                    </a:xfrm>
+                    <a:prstGeom prst="rect">
+                      <a:avLst/>
+                    </a:prstGeom>
+                  </pic:spPr>
+                </pic:pic>
+              </a:graphicData>
+            </a:graphic>
+          </wp:inline>
+        </w:drawing>
+      </w:r>
+    </w:p>
+    <w:p>
+      <w:pPr>
+        <w:pStyle w:val="ListParagraph"/>
+        <w:numPr>
+          <w:ilvl w:val="0"/>
+          <w:numId w:val="13"/>
+        </w:numPr>
+        <w:rPr>
+          <w:rFonts w:ascii="Arial" w:hAnsi="Arial" w:cs="Arial"/>
+        </w:rPr>
+      </w:pPr>
+      <w:r>
+        <w:rPr>
+          <w:rFonts w:ascii="Arial" w:hAnsi="Arial" w:cs="Arial"/>
+        </w:rPr>
+        <w:t>Alternatively, you can select on “View providers” from the sidebar and the select the +Provider button on the tool bar:</w:t>
+      </w:r>
+    </w:p>
+    <w:p>
+      <w:pPr>
+        <w:ind w:left="360"/>
+        <w:jc w:val="center"/>
+        <w:rPr>
+          <w:rFonts w:ascii="Arial" w:hAnsi="Arial" w:cs="Arial"/>
+        </w:rPr>
+      </w:pPr>
+      <w:r>
+        <w:rPr>
+          <w:rFonts w:ascii="Arial" w:hAnsi="Arial" w:cs="Arial"/>
+        </w:rPr>
+        <w:drawing>
+          <wp:inline distT="0" distB="0" distL="0" distR="0" wp14:anchorId="5D9FB511" wp14:editId="31724A9C">
+            <wp:extent cx="4288858" cy="3873260"/>
+            <wp:effectExtent l="0" t="0" r="0" b="0"/>
+            <wp:docPr id="1842709829" name="Picture 1"/>
+            <wp:cNvGraphicFramePr>
+              <a:graphicFrameLocks xmlns:a="http://schemas.openxmlformats.org/drawingml/2006/main" noChangeAspect="1"/>
+            </wp:cNvGraphicFramePr>
+            <a:graphic xmlns:a="http://schemas.openxmlformats.org/drawingml/2006/main">
+              <a:graphicData uri="http://schemas.openxmlformats.org/drawingml/2006/picture">
+                <pic:pic xmlns:pic="http://schemas.openxmlformats.org/drawingml/2006/picture">
+                  <pic:nvPicPr>
+                    <pic:cNvPr id="1842709829" name=""/>
+                    <pic:cNvPicPr/>
+                  </pic:nvPicPr>
+                  <pic:blipFill>
+                    <a:blip r:embed="rId21"/>
+                    <a:stretch>
+                      <a:fillRect/>
+                    </a:stretch>
+                  </pic:blipFill>
+                  <pic:spPr>
+                    <a:xfrm>
+                      <a:off x="0" y="0"/>
+                      <a:ext cx="4293326" cy="3877295"/>
+                    </a:xfrm>
+                    <a:prstGeom prst="rect">
+                      <a:avLst/>
+                    </a:prstGeom>
+                  </pic:spPr>
+                </pic:pic>
+              </a:graphicData>
+            </a:graphic>
+          </wp:inline>
+        </w:drawing>
+      </w:r>
+    </w:p>
+    <w:p>
+      <w:pPr>
+        <w:pStyle w:val="ListParagraph"/>
+        <w:numPr>
+          <w:ilvl w:val="0"/>
+          <w:numId w:val="13"/>
+        </w:numPr>
+        <w:rPr>
+          <w:rFonts w:ascii="Arial" w:hAnsi="Arial" w:cs="Arial"/>
+        </w:rPr>
+      </w:pPr>
+      <w:r>
+        <w:rPr>
+          <w:rFonts w:ascii="Arial" w:hAnsi="Arial" w:cs="Arial"/>
+        </w:rPr>
+        <w:t>Select the provider type (Note that only email providers can be configured).</w:t>
+      </w:r>
+    </w:p>
+    <w:p>
+      <w:pPr>
+        <w:pStyle w:val="ListParagraph"/>
+        <w:numPr>
+          <w:ilvl w:val="0"/>
+          <w:numId w:val="13"/>
+        </w:numPr>
+        <w:rPr>
+          <w:rFonts w:ascii="Arial" w:hAnsi="Arial" w:cs="Arial"/>
+        </w:rPr>
+      </w:pPr>
+      <w:r>
+        <w:rPr>
+          <w:rFonts w:ascii="Arial" w:hAnsi="Arial" w:cs="Arial"/>
+        </w:rPr>
+        <w:t>These are the meanings of each field:</w:t>
+      </w:r>
+    </w:p>
+    <w:p>
+      <w:pPr>
+        <w:pStyle w:val="ListParagraph"/>
+        <w:numPr>
+          <w:ilvl w:val="0"/>
+          <w:numId w:val="15"/>
+        </w:numPr>
+        <w:rPr>
+          <w:rFonts w:ascii="Arial" w:hAnsi="Arial" w:cs="Arial"/>
+        </w:rPr>
+      </w:pPr>
+      <w:r>
+        <w:rPr>
+          <w:rFonts w:ascii="Arial" w:hAnsi="Arial" w:cs="Arial"/>
+        </w:rPr>
+        <w:t>Provider type: The type of provider you’re configuring. Only email is supported for configuring.</w:t>
+      </w:r>
+    </w:p>
+    <w:p>
+      <w:pPr>
+        <w:pStyle w:val="ListParagraph"/>
+        <w:numPr>
+          <w:ilvl w:val="0"/>
+          <w:numId w:val="15"/>
+        </w:numPr>
+        <w:rPr>
+          <w:rFonts w:ascii="Arial" w:hAnsi="Arial" w:cs="Arial"/>
+        </w:rPr>
+      </w:pPr>
+      <w:r>
+        <w:rPr>
+          <w:rFonts w:ascii="Arial" w:hAnsi="Arial" w:cs="Arial"/>
+        </w:rPr>
+        <w:t>SMTP Server: The server or hostname of your SMTP service.</w:t>
+      </w:r>
+    </w:p>
+    <w:p>
+      <w:pPr>
+        <w:pStyle w:val="ListParagraph"/>
+        <w:numPr>
+          <w:ilvl w:val="0"/>
+          <w:numId w:val="15"/>
+        </w:numPr>
+        <w:rPr>
+          <w:rFonts w:ascii="Arial" w:hAnsi="Arial" w:cs="Arial"/>
+        </w:rPr>
+      </w:pPr>
+      <w:r>
+        <w:rPr>
+          <w:rFonts w:ascii="Arial" w:hAnsi="Arial" w:cs="Arial"/>
+        </w:rPr>
+        <w:t>Port: The SMTP server port (Default is 587).</w:t>
+      </w:r>
+    </w:p>
+    <w:p>
+      <w:pPr>
+        <w:pStyle w:val="ListParagraph"/>
+        <w:numPr>
+          <w:ilvl w:val="0"/>
+          <w:numId w:val="15"/>
+        </w:numPr>
+        <w:rPr>
+          <w:rFonts w:ascii="Arial" w:hAnsi="Arial" w:cs="Arial"/>
+        </w:rPr>
+      </w:pPr>
+      <w:r>
+        <w:rPr>
+          <w:rFonts w:ascii="Arial" w:hAnsi="Arial" w:cs="Arial"/>
+        </w:rPr>
+        <w:t>Username: The SMTP service username.</w:t>
+      </w:r>
+    </w:p>
+    <w:p>
+      <w:pPr>
+        <w:pStyle w:val="ListParagraph"/>
+        <w:numPr>
+          <w:ilvl w:val="0"/>
+          <w:numId w:val="15"/>
+        </w:numPr>
+        <w:rPr>
+          <w:rFonts w:ascii="Arial" w:hAnsi="Arial" w:cs="Arial"/>
+        </w:rPr>
+      </w:pPr>
+      <w:r>
+        <w:rPr>
+          <w:rFonts w:ascii="Arial" w:hAnsi="Arial" w:cs="Arial"/>
+        </w:rPr>
+        <w:t>Password: The SMTP service password.</w:t>
+      </w:r>
+    </w:p>
+    <w:p>
+      <w:pPr>
+        <w:pStyle w:val="ListParagraph"/>
+        <w:numPr>
+          <w:ilvl w:val="0"/>
+          <w:numId w:val="15"/>
+        </w:numPr>
+        <w:rPr>
+          <w:rFonts w:ascii="Arial" w:hAnsi="Arial" w:cs="Arial"/>
+        </w:rPr>
+      </w:pPr>
+      <w:r>
+        <w:rPr>
+          <w:rFonts w:ascii="Arial" w:hAnsi="Arial" w:cs="Arial"/>
+        </w:rPr>
+        <w:t>Sender email: The sender email for the notifications. Usually this is the same as username (Not always the case).</w:t>
+      </w:r>
+    </w:p>
+    <w:p>
+      <w:pPr>
+        <w:pStyle w:val="ListParagraph"/>
+        <w:numPr>
+          <w:ilvl w:val="0"/>
+          <w:numId w:val="15"/>
+        </w:numPr>
+        <w:rPr>
+          <w:rFonts w:ascii="Arial" w:hAnsi="Arial" w:cs="Arial"/>
+        </w:rPr>
+      </w:pPr>
+      <w:r>
+        <w:rPr>
+          <w:rFonts w:ascii="Arial" w:hAnsi="Arial" w:cs="Arial"/>
+        </w:rPr>
+        <w:t>Verify provider: Will try to login to the SMTP service to ensure information is correct.</w:t>
+      </w:r>
+    </w:p>
+    <w:p>
+      <w:pPr>
+        <w:jc w:val="center"/>
+        <w:rPr>
+          <w:rFonts w:ascii="Arial" w:hAnsi="Arial" w:cs="Arial"/>
+        </w:rPr>
+      </w:pPr>
+      <w:r>
+        <w:rPr>
+          <w:rFonts w:ascii="Arial" w:hAnsi="Arial" w:cs="Arial"/>
+        </w:rPr>
+        <w:drawing>
+          <wp:inline distT="0" distB="0" distL="0" distR="0" wp14:anchorId="1C7EC848" wp14:editId="2194D27C">
+            <wp:extent cx="2587924" cy="4140678"/>
+            <wp:effectExtent l="0" t="0" r="3175" b="0"/>
+            <wp:docPr id="1857652180" name="Picture 1"/>
+            <wp:cNvGraphicFramePr>
+              <a:graphicFrameLocks xmlns:a="http://schemas.openxmlformats.org/drawingml/2006/main" noChangeAspect="1"/>
+            </wp:cNvGraphicFramePr>
+            <a:graphic xmlns:a="http://schemas.openxmlformats.org/drawingml/2006/main">
+              <a:graphicData uri="http://schemas.openxmlformats.org/drawingml/2006/picture">
+                <pic:pic xmlns:pic="http://schemas.openxmlformats.org/drawingml/2006/picture">
+                  <pic:nvPicPr>
+                    <pic:cNvPr id="1857652180" name=""/>
+                    <pic:cNvPicPr/>
+                  </pic:nvPicPr>
+                  <pic:blipFill>
+                    <a:blip r:embed="rId22"/>
+                    <a:stretch>
+                      <a:fillRect/>
+                    </a:stretch>
+                  </pic:blipFill>
+                  <pic:spPr>
+                    <a:xfrm>
+                      <a:off x="0" y="0"/>
+                      <a:ext cx="2593051" cy="4148881"/>
+                    </a:xfrm>
+                    <a:prstGeom prst="rect">
+                      <a:avLst/>
+                    </a:prstGeom>
+                  </pic:spPr>
+                </pic:pic>
+              </a:graphicData>
+            </a:graphic>
+          </wp:inline>
+        </w:drawing>
+      </w:r>
+    </w:p>
+    <w:p>
+      <w:pPr>
+        <w:pStyle w:val="Heading2"/>
+        <w:rPr>
+          <w:rFonts w:ascii="Arial" w:hAnsi="Arial" w:cs="Arial"/>
+        </w:rPr>
+      </w:pPr>
+      <w:r>
+        <w:rPr>
+          <w:rFonts w:ascii="Arial" w:hAnsi="Arial" w:cs="Arial"/>
+        </w:rPr>
+        <w:t>Guard notifications</w:t>
+      </w:r>
+    </w:p>
+    <w:p>
+      <w:pPr>
+        <w:pStyle w:val="Heading3"/>
+        <w:rPr>
+          <w:rFonts w:ascii="Arial" w:hAnsi="Arial" w:cs="Arial"/>
+        </w:rPr>
+      </w:pPr>
+      <w:r>
+        <w:rPr>
+          <w:rFonts w:ascii="Arial" w:hAnsi="Arial" w:cs="Arial"/>
+        </w:rPr>
+        <w:t>Understanding notifications</w:t>
+      </w:r>
+    </w:p>
+    <w:p>
+      <w:pPr>
+        <w:rPr>
+          <w:rFonts w:ascii="Arial" w:hAnsi="Arial" w:cs="Arial"/>
+        </w:rPr>
+      </w:pPr>
+      <w:r>
+        <w:rPr>
+          <w:rFonts w:ascii="Arial" w:hAnsi="Arial" w:cs="Arial"/>
+        </w:rPr>
+        <w:t xml:space="preserve">A notification is added to a guard and gets processed when the guards state changes (If configured). </w:t>
+      </w:r>
+      <w:proofErr w:type="spellStart"/>
+      <w:r>
+        <w:rPr>
+          <w:rFonts w:ascii="Arial" w:hAnsi="Arial" w:cs="Arial"/>
+        </w:rPr>
+        <w:t>DBGuard</w:t>
+      </w:r>
+      <w:proofErr w:type="spellEnd"/>
+      <w:r>
+        <w:rPr>
+          <w:rFonts w:ascii="Arial" w:hAnsi="Arial" w:cs="Arial"/>
+        </w:rPr>
+        <w:t xml:space="preserve"> currently supports email notifications via SMTP or HTTP webhooks. </w:t>
+      </w:r>
+      <w:r>
+        <w:rPr>
+          <w:rFonts w:ascii="Arial" w:hAnsi="Arial" w:cs="Arial"/>
+        </w:rPr>
+        <w:t xml:space="preserve">Each notification uses a notification provider that includes the SMTP information or the HTTP provider config. </w:t>
+      </w:r>
+    </w:p>
+    <w:p>
+      <w:pPr>
+        <w:pStyle w:val="Heading3"/>
+        <w:rPr>
+          <w:rFonts w:ascii="Arial" w:hAnsi="Arial" w:cs="Arial"/>
+        </w:rPr>
+      </w:pPr>
+      <w:r>
+        <w:rPr>
+          <w:rFonts w:ascii="Arial" w:hAnsi="Arial" w:cs="Arial"/>
+        </w:rPr>
+        <w:t>Create notifications</w:t>
+      </w:r>
+    </w:p>
+    <w:p>
+      <w:pPr>
+        <w:rPr>
+          <w:rFonts w:ascii="Arial" w:hAnsi="Arial" w:cs="Arial"/>
+        </w:rPr>
+      </w:pPr>
+      <w:r>
+        <w:rPr>
+          <w:rFonts w:ascii="Arial" w:hAnsi="Arial" w:cs="Arial"/>
+        </w:rPr>
+        <w:t>You can create a notification from the guard creation dialog.</w:t>
+      </w:r>
+    </w:p>
+    <w:p>
+      <w:pPr>
+        <w:pStyle w:val="ListParagraph"/>
+        <w:numPr>
+          <w:ilvl w:val="0"/>
+          <w:numId w:val="16"/>
+        </w:numPr>
+        <w:rPr>
+          <w:rFonts w:ascii="Arial" w:hAnsi="Arial" w:cs="Arial"/>
+        </w:rPr>
+      </w:pPr>
+      <w:r>
+        <w:rPr>
+          <w:rFonts w:ascii="Arial" w:hAnsi="Arial" w:cs="Arial"/>
+        </w:rPr>
+        <w:t>Start by selecting the notification provider.</w:t>
+      </w:r>
+    </w:p>
+    <w:p>
+      <w:pPr>
+        <w:jc w:val="center"/>
+        <w:rPr>
+          <w:rFonts w:ascii="Arial" w:hAnsi="Arial" w:cs="Arial"/>
+        </w:rPr>
+      </w:pPr>
+      <w:r>
+        <w:rPr>
+          <w:rFonts w:ascii="Arial" w:hAnsi="Arial" w:cs="Arial"/>
+        </w:rPr>
+        <w:drawing>
+          <wp:inline distT="0" distB="0" distL="0" distR="0" wp14:anchorId="4985F214" wp14:editId="7709F0D4">
+            <wp:extent cx="2863970" cy="1998598"/>
+            <wp:effectExtent l="0" t="0" r="0" b="1905"/>
+            <wp:docPr id="1411513051" name="Picture 1"/>
+            <wp:cNvGraphicFramePr>
+              <a:graphicFrameLocks xmlns:a="http://schemas.openxmlformats.org/drawingml/2006/main" noChangeAspect="1"/>
+            </wp:cNvGraphicFramePr>
+            <a:graphic xmlns:a="http://schemas.openxmlformats.org/drawingml/2006/main">
+              <a:graphicData uri="http://schemas.openxmlformats.org/drawingml/2006/picture">
+                <pic:pic xmlns:pic="http://schemas.openxmlformats.org/drawingml/2006/picture">
+                  <pic:nvPicPr>
+                    <pic:cNvPr id="1411513051" name=""/>
+                    <pic:cNvPicPr/>
+                  </pic:nvPicPr>
+                  <pic:blipFill>
+                    <a:blip r:embed="rId23"/>
+                    <a:stretch>
+                      <a:fillRect/>
+                    </a:stretch>
+                  </pic:blipFill>
+                  <pic:spPr>
+                    <a:xfrm>
+                      <a:off x="0" y="0"/>
+                      <a:ext cx="2867322" cy="2000937"/>
+                    </a:xfrm>
+                    <a:prstGeom prst="rect">
+                      <a:avLst/>
+                    </a:prstGeom>
+                  </pic:spPr>
+                </pic:pic>
+              </a:graphicData>
+            </a:graphic>
+          </wp:inline>
+        </w:drawing>
+      </w:r>
+    </w:p>
+    <w:p>
+      <w:pPr>
+        <w:pStyle w:val="ListParagraph"/>
+        <w:numPr>
+          <w:ilvl w:val="0"/>
+          <w:numId w:val="16"/>
+        </w:numPr>
+        <w:rPr>
+          <w:rFonts w:ascii="Arial" w:hAnsi="Arial" w:cs="Arial"/>
+        </w:rPr>
+      </w:pPr>
+      <w:r>
+        <w:rPr>
+          <w:rFonts w:ascii="Arial" w:hAnsi="Arial" w:cs="Arial"/>
+        </w:rPr>
+        <w:t>Depending on the provider selected, you will see a form to configure SMTP notifications, or HTTP webhooks.</w:t>
+      </w:r>
+    </w:p>
+    <w:p>
+      <w:pPr>
+        <w:pStyle w:val="ListParagraph"/>
+        <w:numPr>
+          <w:ilvl w:val="0"/>
+          <w:numId w:val="17"/>
+        </w:numPr>
+        <w:rPr>
+          <w:rFonts w:ascii="Arial" w:hAnsi="Arial" w:cs="Arial"/>
+        </w:rPr>
+      </w:pPr>
+      <w:r>
+        <w:rPr>
+          <w:rFonts w:ascii="Arial" w:hAnsi="Arial" w:cs="Arial"/>
+        </w:rPr>
+        <w:t>HTTP notification form:</w:t>
+      </w:r>
+    </w:p>
+    <w:p>
+      <w:pPr>
+        <w:jc w:val="center"/>
+        <w:rPr>
+          <w:rFonts w:ascii="Arial" w:hAnsi="Arial" w:cs="Arial"/>
+        </w:rPr>
+      </w:pPr>
+      <w:r>
+        <w:rPr>
+          <w:rFonts w:ascii="Arial" w:hAnsi="Arial" w:cs="Arial"/>
+        </w:rPr>
+        <w:drawing>
+          <wp:inline distT="0" distB="0" distL="0" distR="0" wp14:anchorId="6509A0B2" wp14:editId="568CDA4A">
+            <wp:extent cx="1872307" cy="3312544"/>
+            <wp:effectExtent l="0" t="0" r="0" b="2540"/>
+            <wp:docPr id="1736803640" name="Picture 1"/>
+            <wp:cNvGraphicFramePr>
+              <a:graphicFrameLocks xmlns:a="http://schemas.openxmlformats.org/drawingml/2006/main" noChangeAspect="1"/>
+            </wp:cNvGraphicFramePr>
+            <a:graphic xmlns:a="http://schemas.openxmlformats.org/drawingml/2006/main">
+              <a:graphicData uri="http://schemas.openxmlformats.org/drawingml/2006/picture">
+                <pic:pic xmlns:pic="http://schemas.openxmlformats.org/drawingml/2006/picture">
+                  <pic:nvPicPr>
+                    <pic:cNvPr id="1736803640" name=""/>
+                    <pic:cNvPicPr/>
+                  </pic:nvPicPr>
+                  <pic:blipFill>
+                    <a:blip r:embed="rId24"/>
+                    <a:stretch>
+                      <a:fillRect/>
+                    </a:stretch>
+                  </pic:blipFill>
+                  <pic:spPr>
+                    <a:xfrm>
+                      <a:off x="0" y="0"/>
+                      <a:ext cx="1883277" cy="3331952"/>
+                    </a:xfrm>
+                    <a:prstGeom prst="rect">
+                      <a:avLst/>
+                    </a:prstGeom>
+                  </pic:spPr>
+                </pic:pic>
+              </a:graphicData>
+            </a:graphic>
+          </wp:inline>
+        </w:drawing>
+      </w:r>
+    </w:p>
+    <w:p>
+      <w:pPr>
+        <w:pStyle w:val="ListParagraph"/>
+        <w:numPr>
+          <w:ilvl w:val="0"/>
+          <w:numId w:val="17"/>
+        </w:numPr>
+        <w:rPr>
+          <w:rFonts w:ascii="Arial" w:hAnsi="Arial" w:cs="Arial"/>
+        </w:rPr>
+      </w:pPr>
+      <w:r>
+        <w:rPr>
+          <w:rFonts w:ascii="Arial" w:hAnsi="Arial" w:cs="Arial"/>
+        </w:rPr>
+        <w:t>Email notification form:</w:t>
+      </w:r>
+    </w:p>
+    <w:p>
+      <w:pPr>
+        <w:jc w:val="center"/>
+        <w:rPr>
+          <w:rFonts w:ascii="Arial" w:hAnsi="Arial" w:cs="Arial"/>
+        </w:rPr>
+      </w:pPr>
+      <w:r>
+        <w:rPr>
+          <w:rFonts w:ascii="Arial" w:hAnsi="Arial" w:cs="Arial"/>
+        </w:rPr>
+        <w:drawing>
+          <wp:inline distT="0" distB="0" distL="0" distR="0" wp14:anchorId="21517D59" wp14:editId="43300AC5">
+            <wp:extent cx="2570671" cy="3823353"/>
+            <wp:effectExtent l="0" t="0" r="1270" b="5715"/>
+            <wp:docPr id="2039785566" name="Picture 1"/>
+            <wp:cNvGraphicFramePr>
+              <a:graphicFrameLocks xmlns:a="http://schemas.openxmlformats.org/drawingml/2006/main" noChangeAspect="1"/>
+            </wp:cNvGraphicFramePr>
+            <a:graphic xmlns:a="http://schemas.openxmlformats.org/drawingml/2006/main">
+              <a:graphicData uri="http://schemas.openxmlformats.org/drawingml/2006/picture">
+                <pic:pic xmlns:pic="http://schemas.openxmlformats.org/drawingml/2006/picture">
+                  <pic:nvPicPr>
+                    <pic:cNvPr id="2039785566" name=""/>
+                    <pic:cNvPicPr/>
+                  </pic:nvPicPr>
+                  <pic:blipFill>
+                    <a:blip r:embed="rId25"/>
+                    <a:stretch>
+                      <a:fillRect/>
+                    </a:stretch>
+                  </pic:blipFill>
+                  <pic:spPr>
+                    <a:xfrm>
+                      <a:off x="0" y="0"/>
+                      <a:ext cx="2577904" cy="3834110"/>
+                    </a:xfrm>
+                    <a:prstGeom prst="rect">
+                      <a:avLst/>
+                    </a:prstGeom>
+                  </pic:spPr>
+                </pic:pic>
+              </a:graphicData>
+            </a:graphic>
+          </wp:inline>
+        </w:drawing>
+      </w:r>
+    </w:p>
+    <w:p>
+      <w:pPr>
+        <w:pStyle w:val="ListParagraph"/>
+        <w:numPr>
+          <w:ilvl w:val="0"/>
+          <w:numId w:val="17"/>
+        </w:numPr>
+        <w:rPr>
+          <w:rFonts w:ascii="Arial" w:hAnsi="Arial" w:cs="Arial"/>
+        </w:rPr>
+      </w:pPr>
+      <w:r>
+        <w:rPr>
+          <w:rFonts w:ascii="Arial" w:hAnsi="Arial" w:cs="Arial"/>
+        </w:rPr>
+        <w:t>The following can be configured for each notification type:</w:t>
+      </w:r>
+    </w:p>
+    <w:p>
+      <w:pPr>
+        <w:pStyle w:val="ListParagraph"/>
+        <w:numPr>
+          <w:ilvl w:val="0"/>
+          <w:numId w:val="17"/>
+        </w:numPr>
+        <w:rPr>
+          <w:rFonts w:ascii="Arial" w:hAnsi="Arial" w:cs="Arial"/>
+        </w:rPr>
+      </w:pPr>
+      <w:r>
+        <w:rPr>
+          <w:rFonts w:ascii="Arial" w:hAnsi="Arial" w:cs="Arial"/>
+        </w:rPr>
+        <w:t>Email notification:</w:t>
+      </w:r>
+    </w:p>
+    <w:p>
+      <w:pPr>
+        <w:pStyle w:val="ListParagraph"/>
+        <w:numPr>
+          <w:ilvl w:val="0"/>
+          <w:numId w:val="18"/>
+        </w:numPr>
+        <w:rPr>
+          <w:rFonts w:ascii="Arial" w:hAnsi="Arial" w:cs="Arial"/>
+        </w:rPr>
+      </w:pPr>
+      <w:r>
+        <w:rPr>
+          <w:rFonts w:ascii="Arial" w:hAnsi="Arial" w:cs="Arial"/>
+        </w:rPr>
+        <w:t xml:space="preserve">TO Emails: List of emails to </w:t>
+      </w:r>
+      <w:proofErr w:type="gramStart"/>
+      <w:r>
+        <w:rPr>
+          <w:rFonts w:ascii="Arial" w:hAnsi="Arial" w:cs="Arial"/>
+        </w:rPr>
+        <w:t>send as</w:t>
+      </w:r>
+      <w:proofErr w:type="gramEnd"/>
+      <w:r>
+        <w:rPr>
+          <w:rFonts w:ascii="Arial" w:hAnsi="Arial" w:cs="Arial"/>
+        </w:rPr>
+        <w:t xml:space="preserve"> to recipients.</w:t>
+      </w:r>
+    </w:p>
+    <w:p>
+      <w:pPr>
+        <w:pStyle w:val="ListParagraph"/>
+        <w:numPr>
+          <w:ilvl w:val="0"/>
+          <w:numId w:val="18"/>
+        </w:numPr>
+        <w:rPr>
+          <w:rFonts w:ascii="Arial" w:hAnsi="Arial" w:cs="Arial"/>
+        </w:rPr>
+      </w:pPr>
+      <w:r>
+        <w:rPr>
+          <w:rFonts w:ascii="Arial" w:hAnsi="Arial" w:cs="Arial"/>
+        </w:rPr>
+        <w:t>CC Emails: List of emails to send as cc recipients.</w:t>
+      </w:r>
+    </w:p>
+    <w:p>
+      <w:pPr>
+        <w:pStyle w:val="ListParagraph"/>
+        <w:numPr>
+          <w:ilvl w:val="0"/>
+          <w:numId w:val="18"/>
+        </w:numPr>
+        <w:rPr>
+          <w:rFonts w:ascii="Arial" w:hAnsi="Arial" w:cs="Arial"/>
+        </w:rPr>
+      </w:pPr>
+      <w:r>
+        <w:rPr>
+          <w:rFonts w:ascii="Arial" w:hAnsi="Arial" w:cs="Arial"/>
+        </w:rPr>
+        <w:t>BCC Emails: List of emails to send as bcc recipients.</w:t>
+      </w:r>
+    </w:p>
+    <w:p>
+      <w:pPr>
+        <w:pStyle w:val="ListParagraph"/>
+        <w:numPr>
+          <w:ilvl w:val="0"/>
+          <w:numId w:val="18"/>
+        </w:numPr>
+        <w:rPr>
+          <w:rFonts w:ascii="Arial" w:hAnsi="Arial" w:cs="Arial"/>
+        </w:rPr>
+      </w:pPr>
+      <w:r>
+        <w:rPr>
+          <w:rFonts w:ascii="Arial" w:hAnsi="Arial" w:cs="Arial"/>
+        </w:rPr>
+        <w:t>Email subject: The subject of the email notification.</w:t>
+      </w:r>
+    </w:p>
+    <w:p>
+      <w:pPr>
+        <w:pStyle w:val="ListParagraph"/>
+        <w:numPr>
+          <w:ilvl w:val="0"/>
+          <w:numId w:val="18"/>
+        </w:numPr>
+        <w:rPr>
+          <w:rFonts w:ascii="Arial" w:hAnsi="Arial" w:cs="Arial"/>
+        </w:rPr>
+      </w:pPr>
+      <w:r>
+        <w:rPr>
+          <w:rFonts w:ascii="Arial" w:hAnsi="Arial" w:cs="Arial"/>
+        </w:rPr>
+        <w:t>Email body: A body message to add to the email notification</w:t>
+      </w:r>
+    </w:p>
+    <w:p>
+      <w:pPr>
+        <w:pStyle w:val="ListParagraph"/>
+        <w:numPr>
+          <w:ilvl w:val="0"/>
+          <w:numId w:val="19"/>
+        </w:numPr>
+        <w:rPr>
+          <w:rFonts w:ascii="Arial" w:hAnsi="Arial" w:cs="Arial"/>
+        </w:rPr>
+      </w:pPr>
+      <w:r>
+        <w:rPr>
+          <w:rFonts w:ascii="Arial" w:hAnsi="Arial" w:cs="Arial"/>
+        </w:rPr>
+        <w:t>HTTP notification:</w:t>
+      </w:r>
+      <w:r>
+        <w:rPr>
+          <w:rFonts w:ascii="Arial" w:hAnsi="Arial" w:cs="Arial"/>
+        </w:rPr>
+        <w:tab/>
+      </w:r>
+    </w:p>
+    <w:p>
+      <w:pPr>
+        <w:pStyle w:val="ListParagraph"/>
+        <w:numPr>
+          <w:ilvl w:val="0"/>
+          <w:numId w:val="20"/>
+        </w:numPr>
+        <w:rPr>
+          <w:rFonts w:ascii="Arial" w:hAnsi="Arial" w:cs="Arial"/>
+        </w:rPr>
+      </w:pPr>
+      <w:r>
+        <w:rPr>
+          <w:rFonts w:ascii="Arial" w:hAnsi="Arial" w:cs="Arial"/>
+        </w:rPr>
+        <w:t>URL: The URL to send the HTTP request.</w:t>
+      </w:r>
+    </w:p>
+    <w:p>
+      <w:pPr>
+        <w:pStyle w:val="ListParagraph"/>
+        <w:numPr>
+          <w:ilvl w:val="0"/>
+          <w:numId w:val="20"/>
+        </w:numPr>
+        <w:rPr>
+          <w:rFonts w:ascii="Arial" w:hAnsi="Arial" w:cs="Arial"/>
+        </w:rPr>
+      </w:pPr>
+      <w:r>
+        <w:rPr>
+          <w:rFonts w:ascii="Arial" w:hAnsi="Arial" w:cs="Arial"/>
+        </w:rPr>
+        <w:t>Body type: The form body type if sending form data (Form data, Raw, Form URL Encoded).</w:t>
+      </w:r>
+    </w:p>
+    <w:p>
+      <w:pPr>
+        <w:pStyle w:val="ListParagraph"/>
+        <w:numPr>
+          <w:ilvl w:val="0"/>
+          <w:numId w:val="20"/>
+        </w:numPr>
+        <w:rPr>
+          <w:rFonts w:ascii="Arial" w:hAnsi="Arial" w:cs="Arial"/>
+        </w:rPr>
+      </w:pPr>
+      <w:r>
+        <w:rPr>
+          <w:rFonts w:ascii="Arial" w:hAnsi="Arial" w:cs="Arial"/>
+        </w:rPr>
+        <w:t>Body data: Input for body data (Will display after selecting body type).</w:t>
+      </w:r>
+    </w:p>
+    <w:p>
+      <w:pPr>
+        <w:pStyle w:val="ListParagraph"/>
+        <w:numPr>
+          <w:ilvl w:val="0"/>
+          <w:numId w:val="20"/>
+        </w:numPr>
+        <w:rPr>
+          <w:rFonts w:ascii="Arial" w:hAnsi="Arial" w:cs="Arial"/>
+        </w:rPr>
+      </w:pPr>
+      <w:r>
+        <w:rPr>
+          <w:rFonts w:ascii="Arial" w:hAnsi="Arial" w:cs="Arial"/>
+        </w:rPr>
+        <w:t>Place holders: Data placeholders which can be dynamically embedded into body when HTTP notification is processed and sent.</w:t>
+      </w:r>
+    </w:p>
+    <w:p>
+      <w:pPr>
+        <w:pStyle w:val="ListParagraph"/>
+        <w:numPr>
+          <w:ilvl w:val="0"/>
+          <w:numId w:val="20"/>
+        </w:numPr>
+        <w:rPr>
+          <w:rFonts w:ascii="Arial" w:hAnsi="Arial" w:cs="Arial"/>
+        </w:rPr>
+      </w:pPr>
+      <w:r>
+        <w:rPr>
+          <w:rFonts w:ascii="Arial" w:hAnsi="Arial" w:cs="Arial"/>
+        </w:rPr>
+        <w:t>Request headers: Request headers to add into HTTP request (Useful for API keys or other required headers).</w:t>
+      </w:r>
+    </w:p>
+    <w:p>
+      <w:pPr>
+        <w:pStyle w:val="ListParagraph"/>
+        <w:numPr>
+          <w:ilvl w:val="0"/>
+          <w:numId w:val="20"/>
+        </w:numPr>
+        <w:rPr>
+          <w:rFonts w:ascii="Arial" w:hAnsi="Arial" w:cs="Arial"/>
+        </w:rPr>
+      </w:pPr>
+      <w:r>
+        <w:rPr>
+          <w:rFonts w:ascii="Arial" w:hAnsi="Arial" w:cs="Arial"/>
+        </w:rPr>
+        <w:t>Query parameters: Additional parameters needed for the request.</w:t>
+      </w:r>
+    </w:p>
+    <w:p>
+      <w:pPr>
+        <w:pStyle w:val="ListParagraph"/>
+        <w:numPr>
+          <w:ilvl w:val="0"/>
+          <w:numId w:val="16"/>
+        </w:numPr>
+        <w:rPr>
+          <w:rFonts w:ascii="Arial" w:hAnsi="Arial" w:cs="Arial"/>
+        </w:rPr>
+      </w:pPr>
+      <w:r>
+        <w:rPr>
+          <w:rFonts w:ascii="Arial" w:hAnsi="Arial" w:cs="Arial"/>
+        </w:rPr>
+        <w:t>Once your notification info is input, click the Add button.</w:t>
+      </w:r>
+    </w:p>
+    <w:p>
+      <w:pPr>
+        <w:pStyle w:val="ListParagraph"/>
+        <w:numPr>
+          <w:ilvl w:val="0"/>
+          <w:numId w:val="16"/>
+        </w:numPr>
+        <w:rPr>
+          <w:rFonts w:ascii="Arial" w:hAnsi="Arial" w:cs="Arial"/>
+        </w:rPr>
+      </w:pPr>
+      <w:r>
+        <w:rPr>
+          <w:rFonts w:ascii="Arial" w:hAnsi="Arial" w:cs="Arial"/>
+        </w:rPr>
+        <w:t>You will see the notifications listed. You can edit or delete a notification by selecting it, then clicking the edit or save icon.</w:t>
+      </w:r>
+    </w:p>
+    <w:p>
+      <w:pPr>
+        <w:rPr>
+          <w:rFonts w:ascii="Arial" w:hAnsi="Arial" w:cs="Arial"/>
+        </w:rPr>
+      </w:pPr>
+    </w:p>
+    <w:p>
+      <w:pPr>
+        <w:jc w:val="center"/>
+        <w:rPr>
+          <w:rFonts w:ascii="Arial" w:hAnsi="Arial" w:cs="Arial"/>
+        </w:rPr>
+      </w:pPr>
+      <w:r>
+        <w:rPr>
+          <w:rFonts w:ascii="Arial" w:hAnsi="Arial" w:cs="Arial"/>
+        </w:rPr>
+        <w:drawing>
+          <wp:inline distT="0" distB="0" distL="0" distR="0" wp14:anchorId="5D3B2EF1" wp14:editId="6BB64E9C">
+            <wp:extent cx="2648310" cy="2393348"/>
+            <wp:effectExtent l="0" t="0" r="0" b="6985"/>
+            <wp:docPr id="1730876061" name="Picture 1"/>
+            <wp:cNvGraphicFramePr>
+              <a:graphicFrameLocks xmlns:a="http://schemas.openxmlformats.org/drawingml/2006/main" noChangeAspect="1"/>
+            </wp:cNvGraphicFramePr>
+            <a:graphic xmlns:a="http://schemas.openxmlformats.org/drawingml/2006/main">
+              <a:graphicData uri="http://schemas.openxmlformats.org/drawingml/2006/picture">
+                <pic:pic xmlns:pic="http://schemas.openxmlformats.org/drawingml/2006/picture">
+                  <pic:nvPicPr>
+                    <pic:cNvPr id="1730876061" name=""/>
+                    <pic:cNvPicPr/>
+                  </pic:nvPicPr>
+                  <pic:blipFill>
+                    <a:blip r:embed="rId26"/>
+                    <a:stretch>
+                      <a:fillRect/>
+                    </a:stretch>
+                  </pic:blipFill>
+                  <pic:spPr>
+                    <a:xfrm>
+                      <a:off x="0" y="0"/>
+                      <a:ext cx="2650839" cy="2395634"/>
+                    </a:xfrm>
+                    <a:prstGeom prst="rect">
+                      <a:avLst/>
+                    </a:prstGeom>
+                  </pic:spPr>
+                </pic:pic>
+              </a:graphicData>
+            </a:graphic>
+          </wp:inline>
+        </w:drawing>
+      </w:r>
+    </w:p>
+    <w:p>
+      <w:pPr>
+        <w:pStyle w:val="Heading3"/>
+        <w:rPr>
+          <w:rFonts w:ascii="Arial" w:hAnsi="Arial" w:cs="Arial"/>
+        </w:rPr>
+      </w:pPr>
+      <w:r>
+        <w:rPr>
+          <w:rFonts w:ascii="Arial" w:hAnsi="Arial" w:cs="Arial"/>
+        </w:rPr>
+        <w:t>View notifications</w:t>
+      </w:r>
+    </w:p>
+    <w:p>
+      <w:pPr>
+        <w:rPr>
+          <w:rFonts w:ascii="Arial" w:hAnsi="Arial" w:cs="Arial"/>
+        </w:rPr>
+      </w:pPr>
+      <w:r>
+        <w:rPr>
+          <w:rFonts w:ascii="Arial" w:hAnsi="Arial" w:cs="Arial"/>
+        </w:rPr>
+        <w:t>You can view configured notifications by selecting the “Configured notifications” navigation in the sidebar menu or by going to “/guards/</w:t>
+      </w:r>
+      <w:proofErr w:type="gramStart"/>
+      <w:r>
+        <w:rPr>
+          <w:rFonts w:ascii="Arial" w:hAnsi="Arial" w:cs="Arial"/>
+        </w:rPr>
+        <w:t>configured-notifications</w:t>
+      </w:r>
+      <w:proofErr w:type="gramEnd"/>
+      <w:r>
+        <w:rPr>
+          <w:rFonts w:ascii="Arial" w:hAnsi="Arial" w:cs="Arial"/>
+        </w:rPr>
+        <w:t>”.</w:t>
+      </w:r>
+      <w:r>
+        <w:rPr>
+          <w:rFonts w:ascii="Arial" w:hAnsi="Arial" w:cs="Arial"/>
+        </w:rPr>
+        <w:t xml:space="preserve"> </w:t>
+      </w:r>
+      <w:r>
+        <w:rPr>
+          <w:rFonts w:ascii="Arial" w:hAnsi="Arial" w:cs="Arial"/>
+        </w:rPr>
+        <w:t>This will display a list of configured notifications that can be sorted, filtered and paginated.</w:t>
+      </w:r>
+    </w:p>
+    <w:p>
+      <w:pPr>
+        <w:rPr>
+          <w:rFonts w:ascii="Arial" w:hAnsi="Arial" w:cs="Arial"/>
+        </w:rPr>
+      </w:pPr>
+      <w:r>
+        <w:rPr>
+          <w:rFonts w:ascii="Arial" w:hAnsi="Arial" w:cs="Arial"/>
+        </w:rPr>
+        <w:t xml:space="preserve">To view more details on the notification you can click on the id link. Clicking the link will navigate you to the </w:t>
+      </w:r>
+      <w:r>
+        <w:rPr>
+          <w:rFonts w:ascii="Arial" w:hAnsi="Arial" w:cs="Arial"/>
+        </w:rPr>
+        <w:t>detail’s</w:t>
+      </w:r>
+      <w:r>
+        <w:rPr>
+          <w:rFonts w:ascii="Arial" w:hAnsi="Arial" w:cs="Arial"/>
+        </w:rPr>
+        <w:t xml:space="preserve"> component located at “/guards/notification-config-detail/:id”.</w:t>
+      </w:r>
+    </w:p>
+    <w:p>
+      <w:pPr>
+        <w:rPr>
+          <w:rFonts w:ascii="Arial" w:hAnsi="Arial" w:cs="Arial"/>
+        </w:rPr>
+      </w:pPr>
+      <w:r>
+        <w:rPr>
+          <w:rFonts w:ascii="Arial" w:hAnsi="Arial" w:cs="Arial"/>
+        </w:rPr>
+        <w:t>The webpage will display the notification info</w:t>
+      </w:r>
+      <w:r>
+        <w:rPr>
+          <w:rFonts w:ascii="Arial" w:hAnsi="Arial" w:cs="Arial"/>
+        </w:rPr>
+        <w:t>, the provider details, the history of the notification transactions and the guard information for the notification.</w:t>
+      </w:r>
+    </w:p>
+    <w:p>
+      <w:pPr>
+        <w:rPr>
+          <w:rFonts w:ascii="Arial" w:hAnsi="Arial" w:cs="Arial"/>
+        </w:rPr>
+      </w:pPr>
+      <w:r>
+        <w:rPr>
+          <w:rFonts w:ascii="Arial" w:hAnsi="Arial" w:cs="Arial"/>
+        </w:rPr>
+        <w:t>You can also test the notification by selecting “Test” in the top header. Admins can also edit and delete guard notifications here.</w:t>
+      </w:r>
+    </w:p>
+    <w:p>
+      <w:pPr>
+        <w:jc w:val="center"/>
+        <w:rPr>
+          <w:rFonts w:ascii="Arial" w:hAnsi="Arial" w:cs="Arial"/>
+        </w:rPr>
+      </w:pPr>
+      <w:r>
+        <w:rPr>
+          <w:rFonts w:ascii="Arial" w:hAnsi="Arial" w:cs="Arial"/>
+        </w:rPr>
+        <w:drawing>
+          <wp:inline distT="0" distB="0" distL="0" distR="0" wp14:anchorId="21D43DF4" wp14:editId="5B12C17F">
+            <wp:extent cx="5132717" cy="1773420"/>
+            <wp:effectExtent l="0" t="0" r="0" b="0"/>
+            <wp:docPr id="17142505" name="Picture 1"/>
+            <wp:cNvGraphicFramePr>
+              <a:graphicFrameLocks xmlns:a="http://schemas.openxmlformats.org/drawingml/2006/main" noChangeAspect="1"/>
+            </wp:cNvGraphicFramePr>
+            <a:graphic xmlns:a="http://schemas.openxmlformats.org/drawingml/2006/main">
+              <a:graphicData uri="http://schemas.openxmlformats.org/drawingml/2006/picture">
+                <pic:pic xmlns:pic="http://schemas.openxmlformats.org/drawingml/2006/picture">
+                  <pic:nvPicPr>
+                    <pic:cNvPr id="17142505" name=""/>
+                    <pic:cNvPicPr/>
+                  </pic:nvPicPr>
+                  <pic:blipFill>
+                    <a:blip r:embed="rId27"/>
+                    <a:stretch>
+                      <a:fillRect/>
+                    </a:stretch>
+                  </pic:blipFill>
+                  <pic:spPr>
+                    <a:xfrm>
+                      <a:off x="0" y="0"/>
+                      <a:ext cx="5147722" cy="1778604"/>
+                    </a:xfrm>
+                    <a:prstGeom prst="rect">
+                      <a:avLst/>
+                    </a:prstGeom>
+                  </pic:spPr>
+                </pic:pic>
+              </a:graphicData>
+            </a:graphic>
+          </wp:inline>
+        </w:drawing>
+      </w:r>
+    </w:p>
+    <w:p>
+      <w:pPr>
+        <w:pStyle w:val="Heading3"/>
+        <w:rPr>
+          <w:rFonts w:ascii="Arial" w:hAnsi="Arial" w:cs="Arial"/>
+        </w:rPr>
+      </w:pPr>
+      <w:r>
+        <w:rPr>
+          <w:rFonts w:ascii="Arial" w:hAnsi="Arial" w:cs="Arial"/>
+        </w:rPr>
+        <w:t>Notification transactions</w:t>
+      </w:r>
+    </w:p>
+    <w:p>
+      <w:pPr>
+        <w:pStyle w:val="Heading4"/>
+      </w:pPr>
+      <w:r>
+        <w:t>Understanding notification transactions</w:t>
+      </w:r>
+    </w:p>
+    <w:p>
+      <w:r>
+        <w:t>A notification transaction is a log of the notification that was sent when the guard state changed. It allows you to view any notifications that were sent or failed to send. It records the notification information at the time it was processed as well as any responses in the case of HTTP notification.</w:t>
+      </w:r>
+    </w:p>
+    <w:p>
+      <w:pPr>
+        <w:pStyle w:val="Heading4"/>
+      </w:pPr>
+      <w:r>
+        <w:t>View notification transactions</w:t>
+      </w:r>
+    </w:p>
+    <w:p>
+      <w:r>
+        <w:t xml:space="preserve">You can view notification transaction by selecting “Notification transactions” from the sidebar menu. You can also navigate to “/guards/notification-transactions”. </w:t>
+      </w:r>
+    </w:p>
+    <w:p>
+      <w:r>
+        <w:t>The webpage will display a table of notification transactions which can be sorted, filtered and paginated.</w:t>
+      </w:r>
+    </w:p>
+    <w:p>
+      <w:r>
+        <w:t xml:space="preserve"> You can select the transaction id link from the table to view the transaction details. This will navigate you to the details page at “/guards/notifications-transaction-detail/:id”.</w:t>
+      </w:r>
+    </w:p>
+    <w:p>
+      <w:r>
+        <w:t>This webpage will display the transaction information, and specific details for the type of transaction that was sent (Email or HTTP).</w:t>
+      </w:r>
+      <w:r>
+        <w:t xml:space="preserve"> It also will display the guard change information which triggered the notification.</w:t>
+      </w:r>
+    </w:p>
+    <w:p>
+      <w:pPr>
+        <w:pStyle w:val="Heading1"/>
+      </w:pPr>
+      <w:r>
+        <w:t>Users</w:t>
+      </w:r>
+    </w:p>
+    <w:p>
+      <w:pPr>
+        <w:pStyle w:val="Heading2"/>
+      </w:pPr>
+      <w:r>
+        <w:t>User info</w:t>
+      </w:r>
+    </w:p>
+    <w:p>
+      <w:r>
+        <w:t>Users contain a unique username and a password. The password must be 8 characters minimum, include one lowercase and one uppercase character, at least one digit and one special character. Users can be inactivated if needed.</w:t>
+      </w:r>
+    </w:p>
+    <w:p>
+      <w:r>
+        <w:t>The application uses two roles for users to limit actions. The two roles are “User” and “Admin”. Users can generally view the data in the application (excluding database passwords). Admins on the other hand can modify entities (Guards, connections, notifications, users).</w:t>
+      </w:r>
+    </w:p>
+    <w:p>
+      <w:r>
+        <w:t>A default admin user is created when the application is first run. This user should only be used for initial configuration and subsequently deleted for best security practices. The “admin” username is reserved and cannot be used for new users.</w:t>
+      </w:r>
+    </w:p>
+    <w:p>
+      <w:pPr>
+        <w:pStyle w:val="Heading2"/>
+      </w:pPr>
+      <w:r>
+        <w:t>Create users</w:t>
+      </w:r>
+    </w:p>
+    <w:p>
+      <w:r>
+        <w:t>You can create a user by clicking the “Users” navigation link in the sidebar. You can also navigate to “/users/view-all”.</w:t>
+      </w:r>
+    </w:p>
+    <w:p>
+      <w:pPr>
+        <w:pStyle w:val="ListParagraph"/>
+        <w:numPr>
+          <w:ilvl w:val="0"/>
+          <w:numId w:val="21"/>
+        </w:numPr>
+      </w:pPr>
+      <w:r>
+        <w:t>Select the +User button on the toolbar and the creation dialog will appear.</w:t>
+      </w:r>
+    </w:p>
+    <w:p>
+      <w:pPr>
+        <w:pStyle w:val="ListParagraph"/>
+        <w:numPr>
+          <w:ilvl w:val="0"/>
+          <w:numId w:val="21"/>
+        </w:numPr>
+      </w:pPr>
+      <w:r>
+        <w:t>User fields:</w:t>
+      </w:r>
+    </w:p>
+    <w:p>
+      <w:pPr>
+        <w:pStyle w:val="ListParagraph"/>
+        <w:numPr>
+          <w:ilvl w:val="1"/>
+          <w:numId w:val="22"/>
+        </w:numPr>
+      </w:pPr>
+      <w:r>
+        <w:rPr>
+          <w:b/>
+          <w:bCs/>
+        </w:rPr>
+        <w:t>Username</w:t>
+      </w:r>
+      <w:r>
+        <w:t>: The unique username.</w:t>
+      </w:r>
+    </w:p>
+    <w:p>
+      <w:pPr>
+        <w:pStyle w:val="ListParagraph"/>
+        <w:numPr>
+          <w:ilvl w:val="1"/>
+          <w:numId w:val="22"/>
+        </w:numPr>
+      </w:pPr>
+      <w:r>
+        <w:rPr>
+          <w:b/>
+          <w:bCs/>
+        </w:rPr>
+        <w:t>Password</w:t>
+      </w:r>
+      <w:r>
+        <w:t>: The password for login.</w:t>
+      </w:r>
+    </w:p>
+    <w:p>
+      <w:pPr>
+        <w:pStyle w:val="ListParagraph"/>
+        <w:numPr>
+          <w:ilvl w:val="1"/>
+          <w:numId w:val="22"/>
+        </w:numPr>
+      </w:pPr>
+      <w:r>
+        <w:rPr>
+          <w:b/>
+          <w:bCs/>
+        </w:rPr>
+        <w:t>Confirm</w:t>
+      </w:r>
+      <w:r>
+        <w:t xml:space="preserve"> </w:t>
+      </w:r>
+      <w:r>
+        <w:rPr>
+          <w:b/>
+          <w:bCs/>
+        </w:rPr>
+        <w:t>password</w:t>
+      </w:r>
+      <w:r>
+        <w:t>: Confirm password.</w:t>
+      </w:r>
+    </w:p>
+    <w:p>
+      <w:pPr>
+        <w:pStyle w:val="ListParagraph"/>
+        <w:numPr>
+          <w:ilvl w:val="1"/>
+          <w:numId w:val="22"/>
+        </w:numPr>
+      </w:pPr>
+      <w:r>
+        <w:rPr>
+          <w:b/>
+          <w:bCs/>
+        </w:rPr>
+        <w:t>Roles</w:t>
+      </w:r>
+      <w:r>
+        <w:t>: The roles for the user (User, Admin).</w:t>
+      </w:r>
+    </w:p>
+    <w:p>
+      <w:pPr>
+        <w:pStyle w:val="ListParagraph"/>
+        <w:numPr>
+          <w:ilvl w:val="1"/>
+          <w:numId w:val="22"/>
+        </w:numPr>
+      </w:pPr>
+      <w:r>
+        <w:rPr>
+          <w:b/>
+          <w:bCs/>
+        </w:rPr>
+        <w:t>Is</w:t>
+      </w:r>
+      <w:r>
+        <w:t xml:space="preserve"> </w:t>
+      </w:r>
+      <w:r>
+        <w:rPr>
+          <w:b/>
+          <w:bCs/>
+        </w:rPr>
+        <w:t>active</w:t>
+      </w:r>
+      <w:r>
+        <w:t>: Whether the user is active.</w:t>
+      </w:r>
+    </w:p>
+    <w:p>
+      <w:pPr>
+        <w:pStyle w:val="ListParagraph"/>
+        <w:numPr>
+          <w:ilvl w:val="0"/>
+          <w:numId w:val="21"/>
+        </w:numPr>
+      </w:pPr>
+      <w:r>
+        <w:t>Click create.</w:t>
+      </w:r>
+    </w:p>
+    <w:p>
+      <w:pPr>
+        <w:pStyle w:val="Heading2"/>
+      </w:pPr>
+      <w:r>
+        <w:t>View users</w:t>
+      </w:r>
+    </w:p>
+    <w:p>
+      <w:r>
+        <w:t>To view the users, you will need to login using an administrator account. You can select “Users” from the sidebar menu.</w:t>
+      </w:r>
+      <w:r>
+        <w:t xml:space="preserve"> This will display a table of users which can be sorted, filtered, and paginated.</w:t>
+      </w:r>
+    </w:p>
+    <w:p>
+      <w:r>
+        <w:t>To view a user’s details, you can click the id link from the table. This will navigate you to “/</w:t>
+      </w:r>
+      <w:proofErr w:type="gramStart"/>
+      <w:r>
+        <w:t>users</w:t>
+      </w:r>
+      <w:proofErr w:type="gramEnd"/>
+      <w:r>
+        <w:t>/detail/:id”. The webpage will display the users’ details, the guards created by the user, the database connections created by the user and notification providers the user created.</w:t>
+      </w:r>
+    </w:p>
+    <w:p>
+      <w:r>
+        <w:t>On the top header, you can also edit or delete the user. Do note you can also deactivate them instead of fully deleting them from the system.</w:t>
+      </w:r>
+    </w:p>
+    <w:p>
+      <w:pPr>
+        <w:jc w:val="center"/>
+      </w:pPr>
+      <w:r>
+        <w:drawing>
+          <wp:inline distT="0" distB="0" distL="0" distR="0" wp14:anchorId="7818CE46" wp14:editId="09D47D7B">
+            <wp:extent cx="4813540" cy="1398292"/>
+            <wp:effectExtent l="0" t="0" r="6350" b="0"/>
+            <wp:docPr id="398609338" name="Picture 1"/>
+            <wp:cNvGraphicFramePr>
+              <a:graphicFrameLocks xmlns:a="http://schemas.openxmlformats.org/drawingml/2006/main" noChangeAspect="1"/>
+            </wp:cNvGraphicFramePr>
+            <a:graphic xmlns:a="http://schemas.openxmlformats.org/drawingml/2006/main">
+              <a:graphicData uri="http://schemas.openxmlformats.org/drawingml/2006/picture">
+                <pic:pic xmlns:pic="http://schemas.openxmlformats.org/drawingml/2006/picture">
+                  <pic:nvPicPr>
+                    <pic:cNvPr id="398609338" name=""/>
+                    <pic:cNvPicPr/>
+                  </pic:nvPicPr>
+                  <pic:blipFill>
+                    <a:blip r:embed="rId28"/>
+                    <a:stretch>
+                      <a:fillRect/>
+                    </a:stretch>
+                  </pic:blipFill>
+                  <pic:spPr>
+                    <a:xfrm>
+                      <a:off x="0" y="0"/>
+                      <a:ext cx="4816381" cy="1399117"/>
+                    </a:xfrm>
+                    <a:prstGeom prst="rect">
+                      <a:avLst/>
+                    </a:prstGeom>
+                  </pic:spPr>
+                </pic:pic>
+              </a:graphicData>
+            </a:graphic>
+          </wp:inline>
+        </w:drawing>
+      </w:r>
+    </w:p>
+    <w:p>
+      <w:pPr>
+        <w:pStyle w:val="Heading1"/>
+      </w:pPr>
+      <w:r>
+        <w:lastRenderedPageBreak/>
+        <w:t>Miscellaneous</w:t>
+      </w:r>
+    </w:p>
+    <w:p>
+      <w:pPr>
+        <w:pStyle w:val="Heading2"/>
+      </w:pPr>
+      <w:r>
+        <w:t>Dashboard</w:t>
+      </w:r>
+    </w:p>
+    <w:p>
+      <w:r>
+        <w:t xml:space="preserve">The dashboard is the landing page of the application. It lists a totals summary displaying the number of guards, notifications, providers, database connections, users and guard changes. </w:t>
+      </w:r>
+    </w:p>
+    <w:p>
+      <w:r>
+        <w:t>It also displays a helpful chart with the guard state changes for each month of the current year.</w:t>
+      </w:r>
+    </w:p>
+    <w:p>
+      <w:pPr>
+        <w:pStyle w:val="Heading2"/>
+      </w:pPr>
+      <w:r>
+        <w:t>Settings</w:t>
+      </w:r>
+    </w:p>
+    <w:p>
+      <w:r>
+        <w:t xml:space="preserve">The settings webpage lists the current user’s details and allows updating their username or password. </w:t>
+      </w:r>
+    </w:p>
+    <w:p>
+      <w:r>
+        <w:t>The user can also toggle light and dark modes here.</w:t>
+      </w:r>
+    </w:p>
     <w:sectPr>
       <w:pgSz w:w="12240" w:h="15840"/>
       <w:pgMar w:top="1440" w:right="1440" w:bottom="1440" w:left="1440" w:header="720" w:footer="720" w:gutter="0"/>
@@ -2904,6 +5482,321 @@
     </w:lvl>
   </w:abstractNum>
   <w:abstractNum w:abstractNumId="3" w15:restartNumberingAfterBreak="0">
+    <w:nsid w:val="1020583F"/>
+    <w:multiLevelType w:val="hybridMultilevel"/>
+    <w:tmpl w:val="ACF268AE"/>
+    <w:lvl w:ilvl="0" w:tplc="04090003">
+      <w:start w:val="1"/>
+      <w:numFmt w:val="bullet"/>
+      <w:lvlText w:val="o"/>
+      <w:lvlJc w:val="left"/>
+      <w:pPr>
+        <w:ind w:left="1440" w:hanging="360"/>
+      </w:pPr>
+      <w:rPr>
+        <w:rFonts w:ascii="Courier New" w:hAnsi="Courier New" w:cs="Courier New" w:hint="default"/>
+      </w:rPr>
+    </w:lvl>
+    <w:lvl w:ilvl="1" w:tplc="04090003" w:tentative="1">
+      <w:start w:val="1"/>
+      <w:numFmt w:val="bullet"/>
+      <w:lvlText w:val="o"/>
+      <w:lvlJc w:val="left"/>
+      <w:pPr>
+        <w:ind w:left="2160" w:hanging="360"/>
+      </w:pPr>
+      <w:rPr>
+        <w:rFonts w:ascii="Courier New" w:hAnsi="Courier New" w:cs="Courier New" w:hint="default"/>
+      </w:rPr>
+    </w:lvl>
+    <w:lvl w:ilvl="2" w:tplc="04090005" w:tentative="1">
+      <w:start w:val="1"/>
+      <w:numFmt w:val="bullet"/>
+      <w:lvlText w:val=""/>
+      <w:lvlJc w:val="left"/>
+      <w:pPr>
+        <w:ind w:left="2880" w:hanging="360"/>
+      </w:pPr>
+      <w:rPr>
+        <w:rFonts w:ascii="Wingdings" w:hAnsi="Wingdings" w:hint="default"/>
+      </w:rPr>
+    </w:lvl>
+    <w:lvl w:ilvl="3" w:tplc="04090001" w:tentative="1">
+      <w:start w:val="1"/>
+      <w:numFmt w:val="bullet"/>
+      <w:lvlText w:val=""/>
+      <w:lvlJc w:val="left"/>
+      <w:pPr>
+        <w:ind w:left="3600" w:hanging="360"/>
+      </w:pPr>
+      <w:rPr>
+        <w:rFonts w:ascii="Symbol" w:hAnsi="Symbol" w:hint="default"/>
+      </w:rPr>
+    </w:lvl>
+    <w:lvl w:ilvl="4" w:tplc="04090003" w:tentative="1">
+      <w:start w:val="1"/>
+      <w:numFmt w:val="bullet"/>
+      <w:lvlText w:val="o"/>
+      <w:lvlJc w:val="left"/>
+      <w:pPr>
+        <w:ind w:left="4320" w:hanging="360"/>
+      </w:pPr>
+      <w:rPr>
+        <w:rFonts w:ascii="Courier New" w:hAnsi="Courier New" w:cs="Courier New" w:hint="default"/>
+      </w:rPr>
+    </w:lvl>
+    <w:lvl w:ilvl="5" w:tplc="04090005" w:tentative="1">
+      <w:start w:val="1"/>
+      <w:numFmt w:val="bullet"/>
+      <w:lvlText w:val=""/>
+      <w:lvlJc w:val="left"/>
+      <w:pPr>
+        <w:ind w:left="5040" w:hanging="360"/>
+      </w:pPr>
+      <w:rPr>
+        <w:rFonts w:ascii="Wingdings" w:hAnsi="Wingdings" w:hint="default"/>
+      </w:rPr>
+    </w:lvl>
+    <w:lvl w:ilvl="6" w:tplc="04090001" w:tentative="1">
+      <w:start w:val="1"/>
+      <w:numFmt w:val="bullet"/>
+      <w:lvlText w:val=""/>
+      <w:lvlJc w:val="left"/>
+      <w:pPr>
+        <w:ind w:left="5760" w:hanging="360"/>
+      </w:pPr>
+      <w:rPr>
+        <w:rFonts w:ascii="Symbol" w:hAnsi="Symbol" w:hint="default"/>
+      </w:rPr>
+    </w:lvl>
+    <w:lvl w:ilvl="7" w:tplc="04090003" w:tentative="1">
+      <w:start w:val="1"/>
+      <w:numFmt w:val="bullet"/>
+      <w:lvlText w:val="o"/>
+      <w:lvlJc w:val="left"/>
+      <w:pPr>
+        <w:ind w:left="6480" w:hanging="360"/>
+      </w:pPr>
+      <w:rPr>
+        <w:rFonts w:ascii="Courier New" w:hAnsi="Courier New" w:cs="Courier New" w:hint="default"/>
+      </w:rPr>
+    </w:lvl>
+    <w:lvl w:ilvl="8" w:tplc="04090005" w:tentative="1">
+      <w:start w:val="1"/>
+      <w:numFmt w:val="bullet"/>
+      <w:lvlText w:val=""/>
+      <w:lvlJc w:val="left"/>
+      <w:pPr>
+        <w:ind w:left="7200" w:hanging="360"/>
+      </w:pPr>
+      <w:rPr>
+        <w:rFonts w:ascii="Wingdings" w:hAnsi="Wingdings" w:hint="default"/>
+      </w:rPr>
+    </w:lvl>
+  </w:abstractNum>
+  <w:abstractNum w:abstractNumId="4" w15:restartNumberingAfterBreak="0">
+    <w:nsid w:val="11440A5E"/>
+    <w:multiLevelType w:val="hybridMultilevel"/>
+    <w:tmpl w:val="D91A580E"/>
+    <w:lvl w:ilvl="0" w:tplc="0409000F">
+      <w:start w:val="1"/>
+      <w:numFmt w:val="decimal"/>
+      <w:lvlText w:val="%1."/>
+      <w:lvlJc w:val="left"/>
+      <w:pPr>
+        <w:ind w:left="720" w:hanging="360"/>
+      </w:pPr>
+      <w:rPr>
+        <w:rFonts w:hint="default"/>
+      </w:rPr>
+    </w:lvl>
+    <w:lvl w:ilvl="1" w:tplc="04090019" w:tentative="1">
+      <w:start w:val="1"/>
+      <w:numFmt w:val="lowerLetter"/>
+      <w:lvlText w:val="%2."/>
+      <w:lvlJc w:val="left"/>
+      <w:pPr>
+        <w:ind w:left="1440" w:hanging="360"/>
+      </w:pPr>
+    </w:lvl>
+    <w:lvl w:ilvl="2" w:tplc="0409001B" w:tentative="1">
+      <w:start w:val="1"/>
+      <w:numFmt w:val="lowerRoman"/>
+      <w:lvlText w:val="%3."/>
+      <w:lvlJc w:val="right"/>
+      <w:pPr>
+        <w:ind w:left="2160" w:hanging="180"/>
+      </w:pPr>
+    </w:lvl>
+    <w:lvl w:ilvl="3" w:tplc="0409000F" w:tentative="1">
+      <w:start w:val="1"/>
+      <w:numFmt w:val="decimal"/>
+      <w:lvlText w:val="%4."/>
+      <w:lvlJc w:val="left"/>
+      <w:pPr>
+        <w:ind w:left="2880" w:hanging="360"/>
+      </w:pPr>
+    </w:lvl>
+    <w:lvl w:ilvl="4" w:tplc="04090019" w:tentative="1">
+      <w:start w:val="1"/>
+      <w:numFmt w:val="lowerLetter"/>
+      <w:lvlText w:val="%5."/>
+      <w:lvlJc w:val="left"/>
+      <w:pPr>
+        <w:ind w:left="3600" w:hanging="360"/>
+      </w:pPr>
+    </w:lvl>
+    <w:lvl w:ilvl="5" w:tplc="0409001B" w:tentative="1">
+      <w:start w:val="1"/>
+      <w:numFmt w:val="lowerRoman"/>
+      <w:lvlText w:val="%6."/>
+      <w:lvlJc w:val="right"/>
+      <w:pPr>
+        <w:ind w:left="4320" w:hanging="180"/>
+      </w:pPr>
+    </w:lvl>
+    <w:lvl w:ilvl="6" w:tplc="0409000F" w:tentative="1">
+      <w:start w:val="1"/>
+      <w:numFmt w:val="decimal"/>
+      <w:lvlText w:val="%7."/>
+      <w:lvlJc w:val="left"/>
+      <w:pPr>
+        <w:ind w:left="5040" w:hanging="360"/>
+      </w:pPr>
+    </w:lvl>
+    <w:lvl w:ilvl="7" w:tplc="04090019" w:tentative="1">
+      <w:start w:val="1"/>
+      <w:numFmt w:val="lowerLetter"/>
+      <w:lvlText w:val="%8."/>
+      <w:lvlJc w:val="left"/>
+      <w:pPr>
+        <w:ind w:left="5760" w:hanging="360"/>
+      </w:pPr>
+    </w:lvl>
+    <w:lvl w:ilvl="8" w:tplc="0409001B" w:tentative="1">
+      <w:start w:val="1"/>
+      <w:numFmt w:val="lowerRoman"/>
+      <w:lvlText w:val="%9."/>
+      <w:lvlJc w:val="right"/>
+      <w:pPr>
+        <w:ind w:left="6480" w:hanging="180"/>
+      </w:pPr>
+    </w:lvl>
+  </w:abstractNum>
+  <w:abstractNum w:abstractNumId="5" w15:restartNumberingAfterBreak="0">
+    <w:nsid w:val="117556DC"/>
+    <w:multiLevelType w:val="hybridMultilevel"/>
+    <w:tmpl w:val="FDD45460"/>
+    <w:lvl w:ilvl="0" w:tplc="04090005">
+      <w:start w:val="1"/>
+      <w:numFmt w:val="bullet"/>
+      <w:lvlText w:val=""/>
+      <w:lvlJc w:val="left"/>
+      <w:pPr>
+        <w:ind w:left="2160" w:hanging="360"/>
+      </w:pPr>
+      <w:rPr>
+        <w:rFonts w:ascii="Wingdings" w:hAnsi="Wingdings" w:hint="default"/>
+      </w:rPr>
+    </w:lvl>
+    <w:lvl w:ilvl="1" w:tplc="04090003" w:tentative="1">
+      <w:start w:val="1"/>
+      <w:numFmt w:val="bullet"/>
+      <w:lvlText w:val="o"/>
+      <w:lvlJc w:val="left"/>
+      <w:pPr>
+        <w:ind w:left="2880" w:hanging="360"/>
+      </w:pPr>
+      <w:rPr>
+        <w:rFonts w:ascii="Courier New" w:hAnsi="Courier New" w:cs="Courier New" w:hint="default"/>
+      </w:rPr>
+    </w:lvl>
+    <w:lvl w:ilvl="2" w:tplc="04090005" w:tentative="1">
+      <w:start w:val="1"/>
+      <w:numFmt w:val="bullet"/>
+      <w:lvlText w:val=""/>
+      <w:lvlJc w:val="left"/>
+      <w:pPr>
+        <w:ind w:left="3600" w:hanging="360"/>
+      </w:pPr>
+      <w:rPr>
+        <w:rFonts w:ascii="Wingdings" w:hAnsi="Wingdings" w:hint="default"/>
+      </w:rPr>
+    </w:lvl>
+    <w:lvl w:ilvl="3" w:tplc="04090001" w:tentative="1">
+      <w:start w:val="1"/>
+      <w:numFmt w:val="bullet"/>
+      <w:lvlText w:val=""/>
+      <w:lvlJc w:val="left"/>
+      <w:pPr>
+        <w:ind w:left="4320" w:hanging="360"/>
+      </w:pPr>
+      <w:rPr>
+        <w:rFonts w:ascii="Symbol" w:hAnsi="Symbol" w:hint="default"/>
+      </w:rPr>
+    </w:lvl>
+    <w:lvl w:ilvl="4" w:tplc="04090003" w:tentative="1">
+      <w:start w:val="1"/>
+      <w:numFmt w:val="bullet"/>
+      <w:lvlText w:val="o"/>
+      <w:lvlJc w:val="left"/>
+      <w:pPr>
+        <w:ind w:left="5040" w:hanging="360"/>
+      </w:pPr>
+      <w:rPr>
+        <w:rFonts w:ascii="Courier New" w:hAnsi="Courier New" w:cs="Courier New" w:hint="default"/>
+      </w:rPr>
+    </w:lvl>
+    <w:lvl w:ilvl="5" w:tplc="04090005" w:tentative="1">
+      <w:start w:val="1"/>
+      <w:numFmt w:val="bullet"/>
+      <w:lvlText w:val=""/>
+      <w:lvlJc w:val="left"/>
+      <w:pPr>
+        <w:ind w:left="5760" w:hanging="360"/>
+      </w:pPr>
+      <w:rPr>
+        <w:rFonts w:ascii="Wingdings" w:hAnsi="Wingdings" w:hint="default"/>
+      </w:rPr>
+    </w:lvl>
+    <w:lvl w:ilvl="6" w:tplc="04090001" w:tentative="1">
+      <w:start w:val="1"/>
+      <w:numFmt w:val="bullet"/>
+      <w:lvlText w:val=""/>
+      <w:lvlJc w:val="left"/>
+      <w:pPr>
+        <w:ind w:left="6480" w:hanging="360"/>
+      </w:pPr>
+      <w:rPr>
+        <w:rFonts w:ascii="Symbol" w:hAnsi="Symbol" w:hint="default"/>
+      </w:rPr>
+    </w:lvl>
+    <w:lvl w:ilvl="7" w:tplc="04090003" w:tentative="1">
+      <w:start w:val="1"/>
+      <w:numFmt w:val="bullet"/>
+      <w:lvlText w:val="o"/>
+      <w:lvlJc w:val="left"/>
+      <w:pPr>
+        <w:ind w:left="7200" w:hanging="360"/>
+      </w:pPr>
+      <w:rPr>
+        <w:rFonts w:ascii="Courier New" w:hAnsi="Courier New" w:cs="Courier New" w:hint="default"/>
+      </w:rPr>
+    </w:lvl>
+    <w:lvl w:ilvl="8" w:tplc="04090005" w:tentative="1">
+      <w:start w:val="1"/>
+      <w:numFmt w:val="bullet"/>
+      <w:lvlText w:val=""/>
+      <w:lvlJc w:val="left"/>
+      <w:pPr>
+        <w:ind w:left="7920" w:hanging="360"/>
+      </w:pPr>
+      <w:rPr>
+        <w:rFonts w:ascii="Wingdings" w:hAnsi="Wingdings" w:hint="default"/>
+      </w:rPr>
+    </w:lvl>
+  </w:abstractNum>
+  <w:abstractNum w:abstractNumId="6" w15:restartNumberingAfterBreak="0">
     <w:nsid w:val="156A2F51"/>
     <w:multiLevelType w:val="hybridMultilevel"/>
     <w:tmpl w:val="FC56256E"/>
@@ -3016,7 +5909,7 @@
       </w:rPr>
     </w:lvl>
   </w:abstractNum>
-  <w:abstractNum w:abstractNumId="4" w15:restartNumberingAfterBreak="0">
+  <w:abstractNum w:abstractNumId="7" w15:restartNumberingAfterBreak="0">
     <w:nsid w:val="175128EC"/>
     <w:multiLevelType w:val="hybridMultilevel"/>
     <w:tmpl w:val="5DDC3668"/>
@@ -3129,7 +6022,206 @@
       </w:rPr>
     </w:lvl>
   </w:abstractNum>
-  <w:abstractNum w:abstractNumId="5" w15:restartNumberingAfterBreak="0">
+  <w:abstractNum w:abstractNumId="8" w15:restartNumberingAfterBreak="0">
+    <w:nsid w:val="1CE124E8"/>
+    <w:multiLevelType w:val="hybridMultilevel"/>
+    <w:tmpl w:val="40C4147E"/>
+    <w:lvl w:ilvl="0" w:tplc="04090003">
+      <w:start w:val="1"/>
+      <w:numFmt w:val="bullet"/>
+      <w:lvlText w:val="o"/>
+      <w:lvlJc w:val="left"/>
+      <w:pPr>
+        <w:ind w:left="720" w:hanging="360"/>
+      </w:pPr>
+      <w:rPr>
+        <w:rFonts w:ascii="Courier New" w:hAnsi="Courier New" w:cs="Courier New" w:hint="default"/>
+      </w:rPr>
+    </w:lvl>
+    <w:lvl w:ilvl="1" w:tplc="04090003">
+      <w:start w:val="1"/>
+      <w:numFmt w:val="bullet"/>
+      <w:lvlText w:val="o"/>
+      <w:lvlJc w:val="left"/>
+      <w:pPr>
+        <w:ind w:left="1440" w:hanging="360"/>
+      </w:pPr>
+      <w:rPr>
+        <w:rFonts w:ascii="Courier New" w:hAnsi="Courier New" w:cs="Courier New" w:hint="default"/>
+      </w:rPr>
+    </w:lvl>
+    <w:lvl w:ilvl="2" w:tplc="04090005" w:tentative="1">
+      <w:start w:val="1"/>
+      <w:numFmt w:val="bullet"/>
+      <w:lvlText w:val=""/>
+      <w:lvlJc w:val="left"/>
+      <w:pPr>
+        <w:ind w:left="2160" w:hanging="360"/>
+      </w:pPr>
+      <w:rPr>
+        <w:rFonts w:ascii="Wingdings" w:hAnsi="Wingdings" w:hint="default"/>
+      </w:rPr>
+    </w:lvl>
+    <w:lvl w:ilvl="3" w:tplc="04090001" w:tentative="1">
+      <w:start w:val="1"/>
+      <w:numFmt w:val="bullet"/>
+      <w:lvlText w:val=""/>
+      <w:lvlJc w:val="left"/>
+      <w:pPr>
+        <w:ind w:left="2880" w:hanging="360"/>
+      </w:pPr>
+      <w:rPr>
+        <w:rFonts w:ascii="Symbol" w:hAnsi="Symbol" w:hint="default"/>
+      </w:rPr>
+    </w:lvl>
+    <w:lvl w:ilvl="4" w:tplc="04090003" w:tentative="1">
+      <w:start w:val="1"/>
+      <w:numFmt w:val="bullet"/>
+      <w:lvlText w:val="o"/>
+      <w:lvlJc w:val="left"/>
+      <w:pPr>
+        <w:ind w:left="3600" w:hanging="360"/>
+      </w:pPr>
+      <w:rPr>
+        <w:rFonts w:ascii="Courier New" w:hAnsi="Courier New" w:cs="Courier New" w:hint="default"/>
+      </w:rPr>
+    </w:lvl>
+    <w:lvl w:ilvl="5" w:tplc="04090005" w:tentative="1">
+      <w:start w:val="1"/>
+      <w:numFmt w:val="bullet"/>
+      <w:lvlText w:val=""/>
+      <w:lvlJc w:val="left"/>
+      <w:pPr>
+        <w:ind w:left="4320" w:hanging="360"/>
+      </w:pPr>
+      <w:rPr>
+        <w:rFonts w:ascii="Wingdings" w:hAnsi="Wingdings" w:hint="default"/>
+      </w:rPr>
+    </w:lvl>
+    <w:lvl w:ilvl="6" w:tplc="04090001" w:tentative="1">
+      <w:start w:val="1"/>
+      <w:numFmt w:val="bullet"/>
+      <w:lvlText w:val=""/>
+      <w:lvlJc w:val="left"/>
+      <w:pPr>
+        <w:ind w:left="5040" w:hanging="360"/>
+      </w:pPr>
+      <w:rPr>
+        <w:rFonts w:ascii="Symbol" w:hAnsi="Symbol" w:hint="default"/>
+      </w:rPr>
+    </w:lvl>
+    <w:lvl w:ilvl="7" w:tplc="04090003" w:tentative="1">
+      <w:start w:val="1"/>
+      <w:numFmt w:val="bullet"/>
+      <w:lvlText w:val="o"/>
+      <w:lvlJc w:val="left"/>
+      <w:pPr>
+        <w:ind w:left="5760" w:hanging="360"/>
+      </w:pPr>
+      <w:rPr>
+        <w:rFonts w:ascii="Courier New" w:hAnsi="Courier New" w:cs="Courier New" w:hint="default"/>
+      </w:rPr>
+    </w:lvl>
+    <w:lvl w:ilvl="8" w:tplc="04090005" w:tentative="1">
+      <w:start w:val="1"/>
+      <w:numFmt w:val="bullet"/>
+      <w:lvlText w:val=""/>
+      <w:lvlJc w:val="left"/>
+      <w:pPr>
+        <w:ind w:left="6480" w:hanging="360"/>
+      </w:pPr>
+      <w:rPr>
+        <w:rFonts w:ascii="Wingdings" w:hAnsi="Wingdings" w:hint="default"/>
+      </w:rPr>
+    </w:lvl>
+  </w:abstractNum>
+  <w:abstractNum w:abstractNumId="9" w15:restartNumberingAfterBreak="0">
+    <w:nsid w:val="26A8331E"/>
+    <w:multiLevelType w:val="hybridMultilevel"/>
+    <w:tmpl w:val="3B627872"/>
+    <w:lvl w:ilvl="0" w:tplc="FFFFFFFF">
+      <w:start w:val="1"/>
+      <w:numFmt w:val="decimal"/>
+      <w:lvlText w:val="%1."/>
+      <w:lvlJc w:val="left"/>
+      <w:pPr>
+        <w:ind w:left="720" w:hanging="360"/>
+      </w:pPr>
+    </w:lvl>
+    <w:lvl w:ilvl="1" w:tplc="FFFFFFFF">
+      <w:start w:val="1"/>
+      <w:numFmt w:val="lowerLetter"/>
+      <w:lvlText w:val="%2."/>
+      <w:lvlJc w:val="left"/>
+      <w:pPr>
+        <w:ind w:left="1440" w:hanging="360"/>
+      </w:pPr>
+    </w:lvl>
+    <w:lvl w:ilvl="2" w:tplc="FFFFFFFF" w:tentative="1">
+      <w:start w:val="1"/>
+      <w:numFmt w:val="lowerRoman"/>
+      <w:lvlText w:val="%3."/>
+      <w:lvlJc w:val="right"/>
+      <w:pPr>
+        <w:ind w:left="2160" w:hanging="180"/>
+      </w:pPr>
+    </w:lvl>
+    <w:lvl w:ilvl="3" w:tplc="FFFFFFFF" w:tentative="1">
+      <w:start w:val="1"/>
+      <w:numFmt w:val="decimal"/>
+      <w:lvlText w:val="%4."/>
+      <w:lvlJc w:val="left"/>
+      <w:pPr>
+        <w:ind w:left="2880" w:hanging="360"/>
+      </w:pPr>
+    </w:lvl>
+    <w:lvl w:ilvl="4" w:tplc="FFFFFFFF" w:tentative="1">
+      <w:start w:val="1"/>
+      <w:numFmt w:val="lowerLetter"/>
+      <w:lvlText w:val="%5."/>
+      <w:lvlJc w:val="left"/>
+      <w:pPr>
+        <w:ind w:left="3600" w:hanging="360"/>
+      </w:pPr>
+    </w:lvl>
+    <w:lvl w:ilvl="5" w:tplc="FFFFFFFF" w:tentative="1">
+      <w:start w:val="1"/>
+      <w:numFmt w:val="lowerRoman"/>
+      <w:lvlText w:val="%6."/>
+      <w:lvlJc w:val="right"/>
+      <w:pPr>
+        <w:ind w:left="4320" w:hanging="180"/>
+      </w:pPr>
+    </w:lvl>
+    <w:lvl w:ilvl="6" w:tplc="FFFFFFFF" w:tentative="1">
+      <w:start w:val="1"/>
+      <w:numFmt w:val="decimal"/>
+      <w:lvlText w:val="%7."/>
+      <w:lvlJc w:val="left"/>
+      <w:pPr>
+        <w:ind w:left="5040" w:hanging="360"/>
+      </w:pPr>
+    </w:lvl>
+    <w:lvl w:ilvl="7" w:tplc="FFFFFFFF" w:tentative="1">
+      <w:start w:val="1"/>
+      <w:numFmt w:val="lowerLetter"/>
+      <w:lvlText w:val="%8."/>
+      <w:lvlJc w:val="left"/>
+      <w:pPr>
+        <w:ind w:left="5760" w:hanging="360"/>
+      </w:pPr>
+    </w:lvl>
+    <w:lvl w:ilvl="8" w:tplc="FFFFFFFF" w:tentative="1">
+      <w:start w:val="1"/>
+      <w:numFmt w:val="lowerRoman"/>
+      <w:lvlText w:val="%9."/>
+      <w:lvlJc w:val="right"/>
+      <w:pPr>
+        <w:ind w:left="6480" w:hanging="180"/>
+      </w:pPr>
+    </w:lvl>
+  </w:abstractNum>
+  <w:abstractNum w:abstractNumId="10" w15:restartNumberingAfterBreak="0">
     <w:nsid w:val="36B63142"/>
     <w:multiLevelType w:val="hybridMultilevel"/>
     <w:tmpl w:val="D438E70C"/>
@@ -3242,7 +6334,233 @@
       </w:rPr>
     </w:lvl>
   </w:abstractNum>
-  <w:abstractNum w:abstractNumId="6" w15:restartNumberingAfterBreak="0">
+  <w:abstractNum w:abstractNumId="11" w15:restartNumberingAfterBreak="0">
+    <w:nsid w:val="3EA616BF"/>
+    <w:multiLevelType w:val="hybridMultilevel"/>
+    <w:tmpl w:val="F9B4FA84"/>
+    <w:lvl w:ilvl="0" w:tplc="04090003">
+      <w:start w:val="1"/>
+      <w:numFmt w:val="bullet"/>
+      <w:lvlText w:val="o"/>
+      <w:lvlJc w:val="left"/>
+      <w:pPr>
+        <w:ind w:left="1440" w:hanging="360"/>
+      </w:pPr>
+      <w:rPr>
+        <w:rFonts w:ascii="Courier New" w:hAnsi="Courier New" w:cs="Courier New" w:hint="default"/>
+      </w:rPr>
+    </w:lvl>
+    <w:lvl w:ilvl="1" w:tplc="04090003" w:tentative="1">
+      <w:start w:val="1"/>
+      <w:numFmt w:val="bullet"/>
+      <w:lvlText w:val="o"/>
+      <w:lvlJc w:val="left"/>
+      <w:pPr>
+        <w:ind w:left="2160" w:hanging="360"/>
+      </w:pPr>
+      <w:rPr>
+        <w:rFonts w:ascii="Courier New" w:hAnsi="Courier New" w:cs="Courier New" w:hint="default"/>
+      </w:rPr>
+    </w:lvl>
+    <w:lvl w:ilvl="2" w:tplc="04090005" w:tentative="1">
+      <w:start w:val="1"/>
+      <w:numFmt w:val="bullet"/>
+      <w:lvlText w:val=""/>
+      <w:lvlJc w:val="left"/>
+      <w:pPr>
+        <w:ind w:left="2880" w:hanging="360"/>
+      </w:pPr>
+      <w:rPr>
+        <w:rFonts w:ascii="Wingdings" w:hAnsi="Wingdings" w:hint="default"/>
+      </w:rPr>
+    </w:lvl>
+    <w:lvl w:ilvl="3" w:tplc="04090001" w:tentative="1">
+      <w:start w:val="1"/>
+      <w:numFmt w:val="bullet"/>
+      <w:lvlText w:val=""/>
+      <w:lvlJc w:val="left"/>
+      <w:pPr>
+        <w:ind w:left="3600" w:hanging="360"/>
+      </w:pPr>
+      <w:rPr>
+        <w:rFonts w:ascii="Symbol" w:hAnsi="Symbol" w:hint="default"/>
+      </w:rPr>
+    </w:lvl>
+    <w:lvl w:ilvl="4" w:tplc="04090003" w:tentative="1">
+      <w:start w:val="1"/>
+      <w:numFmt w:val="bullet"/>
+      <w:lvlText w:val="o"/>
+      <w:lvlJc w:val="left"/>
+      <w:pPr>
+        <w:ind w:left="4320" w:hanging="360"/>
+      </w:pPr>
+      <w:rPr>
+        <w:rFonts w:ascii="Courier New" w:hAnsi="Courier New" w:cs="Courier New" w:hint="default"/>
+      </w:rPr>
+    </w:lvl>
+    <w:lvl w:ilvl="5" w:tplc="04090005" w:tentative="1">
+      <w:start w:val="1"/>
+      <w:numFmt w:val="bullet"/>
+      <w:lvlText w:val=""/>
+      <w:lvlJc w:val="left"/>
+      <w:pPr>
+        <w:ind w:left="5040" w:hanging="360"/>
+      </w:pPr>
+      <w:rPr>
+        <w:rFonts w:ascii="Wingdings" w:hAnsi="Wingdings" w:hint="default"/>
+      </w:rPr>
+    </w:lvl>
+    <w:lvl w:ilvl="6" w:tplc="04090001" w:tentative="1">
+      <w:start w:val="1"/>
+      <w:numFmt w:val="bullet"/>
+      <w:lvlText w:val=""/>
+      <w:lvlJc w:val="left"/>
+      <w:pPr>
+        <w:ind w:left="5760" w:hanging="360"/>
+      </w:pPr>
+      <w:rPr>
+        <w:rFonts w:ascii="Symbol" w:hAnsi="Symbol" w:hint="default"/>
+      </w:rPr>
+    </w:lvl>
+    <w:lvl w:ilvl="7" w:tplc="04090003" w:tentative="1">
+      <w:start w:val="1"/>
+      <w:numFmt w:val="bullet"/>
+      <w:lvlText w:val="o"/>
+      <w:lvlJc w:val="left"/>
+      <w:pPr>
+        <w:ind w:left="6480" w:hanging="360"/>
+      </w:pPr>
+      <w:rPr>
+        <w:rFonts w:ascii="Courier New" w:hAnsi="Courier New" w:cs="Courier New" w:hint="default"/>
+      </w:rPr>
+    </w:lvl>
+    <w:lvl w:ilvl="8" w:tplc="04090005" w:tentative="1">
+      <w:start w:val="1"/>
+      <w:numFmt w:val="bullet"/>
+      <w:lvlText w:val=""/>
+      <w:lvlJc w:val="left"/>
+      <w:pPr>
+        <w:ind w:left="7200" w:hanging="360"/>
+      </w:pPr>
+      <w:rPr>
+        <w:rFonts w:ascii="Wingdings" w:hAnsi="Wingdings" w:hint="default"/>
+      </w:rPr>
+    </w:lvl>
+  </w:abstractNum>
+  <w:abstractNum w:abstractNumId="12" w15:restartNumberingAfterBreak="0">
+    <w:nsid w:val="4487440A"/>
+    <w:multiLevelType w:val="hybridMultilevel"/>
+    <w:tmpl w:val="3F7603C0"/>
+    <w:lvl w:ilvl="0" w:tplc="04090005">
+      <w:start w:val="1"/>
+      <w:numFmt w:val="bullet"/>
+      <w:lvlText w:val=""/>
+      <w:lvlJc w:val="left"/>
+      <w:pPr>
+        <w:ind w:left="2160" w:hanging="360"/>
+      </w:pPr>
+      <w:rPr>
+        <w:rFonts w:ascii="Wingdings" w:hAnsi="Wingdings" w:hint="default"/>
+      </w:rPr>
+    </w:lvl>
+    <w:lvl w:ilvl="1" w:tplc="04090003" w:tentative="1">
+      <w:start w:val="1"/>
+      <w:numFmt w:val="bullet"/>
+      <w:lvlText w:val="o"/>
+      <w:lvlJc w:val="left"/>
+      <w:pPr>
+        <w:ind w:left="2880" w:hanging="360"/>
+      </w:pPr>
+      <w:rPr>
+        <w:rFonts w:ascii="Courier New" w:hAnsi="Courier New" w:cs="Courier New" w:hint="default"/>
+      </w:rPr>
+    </w:lvl>
+    <w:lvl w:ilvl="2" w:tplc="04090005" w:tentative="1">
+      <w:start w:val="1"/>
+      <w:numFmt w:val="bullet"/>
+      <w:lvlText w:val=""/>
+      <w:lvlJc w:val="left"/>
+      <w:pPr>
+        <w:ind w:left="3600" w:hanging="360"/>
+      </w:pPr>
+      <w:rPr>
+        <w:rFonts w:ascii="Wingdings" w:hAnsi="Wingdings" w:hint="default"/>
+      </w:rPr>
+    </w:lvl>
+    <w:lvl w:ilvl="3" w:tplc="04090001" w:tentative="1">
+      <w:start w:val="1"/>
+      <w:numFmt w:val="bullet"/>
+      <w:lvlText w:val=""/>
+      <w:lvlJc w:val="left"/>
+      <w:pPr>
+        <w:ind w:left="4320" w:hanging="360"/>
+      </w:pPr>
+      <w:rPr>
+        <w:rFonts w:ascii="Symbol" w:hAnsi="Symbol" w:hint="default"/>
+      </w:rPr>
+    </w:lvl>
+    <w:lvl w:ilvl="4" w:tplc="04090003" w:tentative="1">
+      <w:start w:val="1"/>
+      <w:numFmt w:val="bullet"/>
+      <w:lvlText w:val="o"/>
+      <w:lvlJc w:val="left"/>
+      <w:pPr>
+        <w:ind w:left="5040" w:hanging="360"/>
+      </w:pPr>
+      <w:rPr>
+        <w:rFonts w:ascii="Courier New" w:hAnsi="Courier New" w:cs="Courier New" w:hint="default"/>
+      </w:rPr>
+    </w:lvl>
+    <w:lvl w:ilvl="5" w:tplc="04090005" w:tentative="1">
+      <w:start w:val="1"/>
+      <w:numFmt w:val="bullet"/>
+      <w:lvlText w:val=""/>
+      <w:lvlJc w:val="left"/>
+      <w:pPr>
+        <w:ind w:left="5760" w:hanging="360"/>
+      </w:pPr>
+      <w:rPr>
+        <w:rFonts w:ascii="Wingdings" w:hAnsi="Wingdings" w:hint="default"/>
+      </w:rPr>
+    </w:lvl>
+    <w:lvl w:ilvl="6" w:tplc="04090001" w:tentative="1">
+      <w:start w:val="1"/>
+      <w:numFmt w:val="bullet"/>
+      <w:lvlText w:val=""/>
+      <w:lvlJc w:val="left"/>
+      <w:pPr>
+        <w:ind w:left="6480" w:hanging="360"/>
+      </w:pPr>
+      <w:rPr>
+        <w:rFonts w:ascii="Symbol" w:hAnsi="Symbol" w:hint="default"/>
+      </w:rPr>
+    </w:lvl>
+    <w:lvl w:ilvl="7" w:tplc="04090003" w:tentative="1">
+      <w:start w:val="1"/>
+      <w:numFmt w:val="bullet"/>
+      <w:lvlText w:val="o"/>
+      <w:lvlJc w:val="left"/>
+      <w:pPr>
+        <w:ind w:left="7200" w:hanging="360"/>
+      </w:pPr>
+      <w:rPr>
+        <w:rFonts w:ascii="Courier New" w:hAnsi="Courier New" w:cs="Courier New" w:hint="default"/>
+      </w:rPr>
+    </w:lvl>
+    <w:lvl w:ilvl="8" w:tplc="04090005" w:tentative="1">
+      <w:start w:val="1"/>
+      <w:numFmt w:val="bullet"/>
+      <w:lvlText w:val=""/>
+      <w:lvlJc w:val="left"/>
+      <w:pPr>
+        <w:ind w:left="7920" w:hanging="360"/>
+      </w:pPr>
+      <w:rPr>
+        <w:rFonts w:ascii="Wingdings" w:hAnsi="Wingdings" w:hint="default"/>
+      </w:rPr>
+    </w:lvl>
+  </w:abstractNum>
+  <w:abstractNum w:abstractNumId="13" w15:restartNumberingAfterBreak="0">
     <w:nsid w:val="521D65AD"/>
     <w:multiLevelType w:val="hybridMultilevel"/>
     <w:tmpl w:val="FA16E5AA"/>
@@ -3331,7 +6649,209 @@
       </w:pPr>
     </w:lvl>
   </w:abstractNum>
-  <w:abstractNum w:abstractNumId="7" w15:restartNumberingAfterBreak="0">
+  <w:abstractNum w:abstractNumId="14" w15:restartNumberingAfterBreak="0">
+    <w:nsid w:val="57D438FB"/>
+    <w:multiLevelType w:val="hybridMultilevel"/>
+    <w:tmpl w:val="A3B01D6C"/>
+    <w:lvl w:ilvl="0" w:tplc="0409000F">
+      <w:start w:val="1"/>
+      <w:numFmt w:val="decimal"/>
+      <w:lvlText w:val="%1."/>
+      <w:lvlJc w:val="left"/>
+      <w:pPr>
+        <w:ind w:left="720" w:hanging="360"/>
+      </w:pPr>
+      <w:rPr>
+        <w:rFonts w:hint="default"/>
+      </w:rPr>
+    </w:lvl>
+    <w:lvl w:ilvl="1" w:tplc="04090019" w:tentative="1">
+      <w:start w:val="1"/>
+      <w:numFmt w:val="lowerLetter"/>
+      <w:lvlText w:val="%2."/>
+      <w:lvlJc w:val="left"/>
+      <w:pPr>
+        <w:ind w:left="1440" w:hanging="360"/>
+      </w:pPr>
+    </w:lvl>
+    <w:lvl w:ilvl="2" w:tplc="0409001B" w:tentative="1">
+      <w:start w:val="1"/>
+      <w:numFmt w:val="lowerRoman"/>
+      <w:lvlText w:val="%3."/>
+      <w:lvlJc w:val="right"/>
+      <w:pPr>
+        <w:ind w:left="2160" w:hanging="180"/>
+      </w:pPr>
+    </w:lvl>
+    <w:lvl w:ilvl="3" w:tplc="0409000F" w:tentative="1">
+      <w:start w:val="1"/>
+      <w:numFmt w:val="decimal"/>
+      <w:lvlText w:val="%4."/>
+      <w:lvlJc w:val="left"/>
+      <w:pPr>
+        <w:ind w:left="2880" w:hanging="360"/>
+      </w:pPr>
+    </w:lvl>
+    <w:lvl w:ilvl="4" w:tplc="04090019" w:tentative="1">
+      <w:start w:val="1"/>
+      <w:numFmt w:val="lowerLetter"/>
+      <w:lvlText w:val="%5."/>
+      <w:lvlJc w:val="left"/>
+      <w:pPr>
+        <w:ind w:left="3600" w:hanging="360"/>
+      </w:pPr>
+    </w:lvl>
+    <w:lvl w:ilvl="5" w:tplc="0409001B" w:tentative="1">
+      <w:start w:val="1"/>
+      <w:numFmt w:val="lowerRoman"/>
+      <w:lvlText w:val="%6."/>
+      <w:lvlJc w:val="right"/>
+      <w:pPr>
+        <w:ind w:left="4320" w:hanging="180"/>
+      </w:pPr>
+    </w:lvl>
+    <w:lvl w:ilvl="6" w:tplc="0409000F" w:tentative="1">
+      <w:start w:val="1"/>
+      <w:numFmt w:val="decimal"/>
+      <w:lvlText w:val="%7."/>
+      <w:lvlJc w:val="left"/>
+      <w:pPr>
+        <w:ind w:left="5040" w:hanging="360"/>
+      </w:pPr>
+    </w:lvl>
+    <w:lvl w:ilvl="7" w:tplc="04090019" w:tentative="1">
+      <w:start w:val="1"/>
+      <w:numFmt w:val="lowerLetter"/>
+      <w:lvlText w:val="%8."/>
+      <w:lvlJc w:val="left"/>
+      <w:pPr>
+        <w:ind w:left="5760" w:hanging="360"/>
+      </w:pPr>
+    </w:lvl>
+    <w:lvl w:ilvl="8" w:tplc="0409001B" w:tentative="1">
+      <w:start w:val="1"/>
+      <w:numFmt w:val="lowerRoman"/>
+      <w:lvlText w:val="%9."/>
+      <w:lvlJc w:val="right"/>
+      <w:pPr>
+        <w:ind w:left="6480" w:hanging="180"/>
+      </w:pPr>
+    </w:lvl>
+  </w:abstractNum>
+  <w:abstractNum w:abstractNumId="15" w15:restartNumberingAfterBreak="0">
+    <w:nsid w:val="5BA336AF"/>
+    <w:multiLevelType w:val="hybridMultilevel"/>
+    <w:tmpl w:val="2584BAC0"/>
+    <w:lvl w:ilvl="0" w:tplc="04090003">
+      <w:start w:val="1"/>
+      <w:numFmt w:val="bullet"/>
+      <w:lvlText w:val="o"/>
+      <w:lvlJc w:val="left"/>
+      <w:pPr>
+        <w:ind w:left="1440" w:hanging="360"/>
+      </w:pPr>
+      <w:rPr>
+        <w:rFonts w:ascii="Courier New" w:hAnsi="Courier New" w:cs="Courier New" w:hint="default"/>
+      </w:rPr>
+    </w:lvl>
+    <w:lvl w:ilvl="1" w:tplc="04090003" w:tentative="1">
+      <w:start w:val="1"/>
+      <w:numFmt w:val="bullet"/>
+      <w:lvlText w:val="o"/>
+      <w:lvlJc w:val="left"/>
+      <w:pPr>
+        <w:ind w:left="2160" w:hanging="360"/>
+      </w:pPr>
+      <w:rPr>
+        <w:rFonts w:ascii="Courier New" w:hAnsi="Courier New" w:cs="Courier New" w:hint="default"/>
+      </w:rPr>
+    </w:lvl>
+    <w:lvl w:ilvl="2" w:tplc="04090005" w:tentative="1">
+      <w:start w:val="1"/>
+      <w:numFmt w:val="bullet"/>
+      <w:lvlText w:val=""/>
+      <w:lvlJc w:val="left"/>
+      <w:pPr>
+        <w:ind w:left="2880" w:hanging="360"/>
+      </w:pPr>
+      <w:rPr>
+        <w:rFonts w:ascii="Wingdings" w:hAnsi="Wingdings" w:hint="default"/>
+      </w:rPr>
+    </w:lvl>
+    <w:lvl w:ilvl="3" w:tplc="04090001" w:tentative="1">
+      <w:start w:val="1"/>
+      <w:numFmt w:val="bullet"/>
+      <w:lvlText w:val=""/>
+      <w:lvlJc w:val="left"/>
+      <w:pPr>
+        <w:ind w:left="3600" w:hanging="360"/>
+      </w:pPr>
+      <w:rPr>
+        <w:rFonts w:ascii="Symbol" w:hAnsi="Symbol" w:hint="default"/>
+      </w:rPr>
+    </w:lvl>
+    <w:lvl w:ilvl="4" w:tplc="04090003" w:tentative="1">
+      <w:start w:val="1"/>
+      <w:numFmt w:val="bullet"/>
+      <w:lvlText w:val="o"/>
+      <w:lvlJc w:val="left"/>
+      <w:pPr>
+        <w:ind w:left="4320" w:hanging="360"/>
+      </w:pPr>
+      <w:rPr>
+        <w:rFonts w:ascii="Courier New" w:hAnsi="Courier New" w:cs="Courier New" w:hint="default"/>
+      </w:rPr>
+    </w:lvl>
+    <w:lvl w:ilvl="5" w:tplc="04090005" w:tentative="1">
+      <w:start w:val="1"/>
+      <w:numFmt w:val="bullet"/>
+      <w:lvlText w:val=""/>
+      <w:lvlJc w:val="left"/>
+      <w:pPr>
+        <w:ind w:left="5040" w:hanging="360"/>
+      </w:pPr>
+      <w:rPr>
+        <w:rFonts w:ascii="Wingdings" w:hAnsi="Wingdings" w:hint="default"/>
+      </w:rPr>
+    </w:lvl>
+    <w:lvl w:ilvl="6" w:tplc="04090001" w:tentative="1">
+      <w:start w:val="1"/>
+      <w:numFmt w:val="bullet"/>
+      <w:lvlText w:val=""/>
+      <w:lvlJc w:val="left"/>
+      <w:pPr>
+        <w:ind w:left="5760" w:hanging="360"/>
+      </w:pPr>
+      <w:rPr>
+        <w:rFonts w:ascii="Symbol" w:hAnsi="Symbol" w:hint="default"/>
+      </w:rPr>
+    </w:lvl>
+    <w:lvl w:ilvl="7" w:tplc="04090003" w:tentative="1">
+      <w:start w:val="1"/>
+      <w:numFmt w:val="bullet"/>
+      <w:lvlText w:val="o"/>
+      <w:lvlJc w:val="left"/>
+      <w:pPr>
+        <w:ind w:left="6480" w:hanging="360"/>
+      </w:pPr>
+      <w:rPr>
+        <w:rFonts w:ascii="Courier New" w:hAnsi="Courier New" w:cs="Courier New" w:hint="default"/>
+      </w:rPr>
+    </w:lvl>
+    <w:lvl w:ilvl="8" w:tplc="04090005" w:tentative="1">
+      <w:start w:val="1"/>
+      <w:numFmt w:val="bullet"/>
+      <w:lvlText w:val=""/>
+      <w:lvlJc w:val="left"/>
+      <w:pPr>
+        <w:ind w:left="7200" w:hanging="360"/>
+      </w:pPr>
+      <w:rPr>
+        <w:rFonts w:ascii="Wingdings" w:hAnsi="Wingdings" w:hint="default"/>
+      </w:rPr>
+    </w:lvl>
+  </w:abstractNum>
+  <w:abstractNum w:abstractNumId="16" w15:restartNumberingAfterBreak="0">
     <w:nsid w:val="63916B83"/>
     <w:multiLevelType w:val="hybridMultilevel"/>
     <w:tmpl w:val="AE7C571E"/>
@@ -3420,7 +6940,7 @@
       </w:pPr>
     </w:lvl>
   </w:abstractNum>
-  <w:abstractNum w:abstractNumId="8" w15:restartNumberingAfterBreak="0">
+  <w:abstractNum w:abstractNumId="17" w15:restartNumberingAfterBreak="0">
     <w:nsid w:val="652F7974"/>
     <w:multiLevelType w:val="hybridMultilevel"/>
     <w:tmpl w:val="585C541E"/>
@@ -3533,10 +7053,10 @@
       </w:rPr>
     </w:lvl>
   </w:abstractNum>
-  <w:abstractNum w:abstractNumId="9" w15:restartNumberingAfterBreak="0">
+  <w:abstractNum w:abstractNumId="18" w15:restartNumberingAfterBreak="0">
     <w:nsid w:val="723B1CEF"/>
     <w:multiLevelType w:val="hybridMultilevel"/>
-    <w:tmpl w:val="7CF09AAE"/>
+    <w:tmpl w:val="3B627872"/>
     <w:lvl w:ilvl="0" w:tplc="0409000F">
       <w:start w:val="1"/>
       <w:numFmt w:val="decimal"/>
@@ -3619,7 +7139,96 @@
       </w:pPr>
     </w:lvl>
   </w:abstractNum>
-  <w:abstractNum w:abstractNumId="10" w15:restartNumberingAfterBreak="0">
+  <w:abstractNum w:abstractNumId="19" w15:restartNumberingAfterBreak="0">
+    <w:nsid w:val="73CE6656"/>
+    <w:multiLevelType w:val="hybridMultilevel"/>
+    <w:tmpl w:val="C16CEA86"/>
+    <w:lvl w:ilvl="0" w:tplc="04090003">
+      <w:start w:val="1"/>
+      <w:numFmt w:val="bullet"/>
+      <w:lvlText w:val="o"/>
+      <w:lvlJc w:val="left"/>
+      <w:pPr>
+        <w:ind w:left="720" w:hanging="360"/>
+      </w:pPr>
+      <w:rPr>
+        <w:rFonts w:ascii="Courier New" w:hAnsi="Courier New" w:cs="Courier New" w:hint="default"/>
+      </w:rPr>
+    </w:lvl>
+    <w:lvl w:ilvl="1" w:tplc="FFFFFFFF">
+      <w:start w:val="1"/>
+      <w:numFmt w:val="lowerLetter"/>
+      <w:lvlText w:val="%2."/>
+      <w:lvlJc w:val="left"/>
+      <w:pPr>
+        <w:ind w:left="1440" w:hanging="360"/>
+      </w:pPr>
+    </w:lvl>
+    <w:lvl w:ilvl="2" w:tplc="FFFFFFFF" w:tentative="1">
+      <w:start w:val="1"/>
+      <w:numFmt w:val="lowerRoman"/>
+      <w:lvlText w:val="%3."/>
+      <w:lvlJc w:val="right"/>
+      <w:pPr>
+        <w:ind w:left="2160" w:hanging="180"/>
+      </w:pPr>
+    </w:lvl>
+    <w:lvl w:ilvl="3" w:tplc="FFFFFFFF" w:tentative="1">
+      <w:start w:val="1"/>
+      <w:numFmt w:val="decimal"/>
+      <w:lvlText w:val="%4."/>
+      <w:lvlJc w:val="left"/>
+      <w:pPr>
+        <w:ind w:left="2880" w:hanging="360"/>
+      </w:pPr>
+    </w:lvl>
+    <w:lvl w:ilvl="4" w:tplc="FFFFFFFF" w:tentative="1">
+      <w:start w:val="1"/>
+      <w:numFmt w:val="lowerLetter"/>
+      <w:lvlText w:val="%5."/>
+      <w:lvlJc w:val="left"/>
+      <w:pPr>
+        <w:ind w:left="3600" w:hanging="360"/>
+      </w:pPr>
+    </w:lvl>
+    <w:lvl w:ilvl="5" w:tplc="FFFFFFFF" w:tentative="1">
+      <w:start w:val="1"/>
+      <w:numFmt w:val="lowerRoman"/>
+      <w:lvlText w:val="%6."/>
+      <w:lvlJc w:val="right"/>
+      <w:pPr>
+        <w:ind w:left="4320" w:hanging="180"/>
+      </w:pPr>
+    </w:lvl>
+    <w:lvl w:ilvl="6" w:tplc="FFFFFFFF" w:tentative="1">
+      <w:start w:val="1"/>
+      <w:numFmt w:val="decimal"/>
+      <w:lvlText w:val="%7."/>
+      <w:lvlJc w:val="left"/>
+      <w:pPr>
+        <w:ind w:left="5040" w:hanging="360"/>
+      </w:pPr>
+    </w:lvl>
+    <w:lvl w:ilvl="7" w:tplc="FFFFFFFF" w:tentative="1">
+      <w:start w:val="1"/>
+      <w:numFmt w:val="lowerLetter"/>
+      <w:lvlText w:val="%8."/>
+      <w:lvlJc w:val="left"/>
+      <w:pPr>
+        <w:ind w:left="5760" w:hanging="360"/>
+      </w:pPr>
+    </w:lvl>
+    <w:lvl w:ilvl="8" w:tplc="FFFFFFFF" w:tentative="1">
+      <w:start w:val="1"/>
+      <w:numFmt w:val="lowerRoman"/>
+      <w:lvlText w:val="%9."/>
+      <w:lvlJc w:val="right"/>
+      <w:pPr>
+        <w:ind w:left="6480" w:hanging="180"/>
+      </w:pPr>
+    </w:lvl>
+  </w:abstractNum>
+  <w:abstractNum w:abstractNumId="20" w15:restartNumberingAfterBreak="0">
     <w:nsid w:val="76EC0F70"/>
     <w:multiLevelType w:val="hybridMultilevel"/>
     <w:tmpl w:val="DFE62CD6"/>
@@ -3732,7 +7341,7 @@
       </w:rPr>
     </w:lvl>
   </w:abstractNum>
-  <w:abstractNum w:abstractNumId="11" w15:restartNumberingAfterBreak="0">
+  <w:abstractNum w:abstractNumId="21" w15:restartNumberingAfterBreak="0">
     <w:nsid w:val="7DE17BC2"/>
     <w:multiLevelType w:val="hybridMultilevel"/>
     <w:tmpl w:val="44560380"/>
@@ -3846,40 +7455,70 @@
     </w:lvl>
   </w:abstractNum>
   <w:num w:numId="1" w16cid:durableId="1535389038">
-    <w:abstractNumId w:val="4"/>
+    <w:abstractNumId w:val="7"/>
   </w:num>
   <w:num w:numId="2" w16cid:durableId="736975654">
-    <w:abstractNumId w:val="11"/>
+    <w:abstractNumId w:val="21"/>
   </w:num>
   <w:num w:numId="3" w16cid:durableId="1098670555">
-    <w:abstractNumId w:val="7"/>
+    <w:abstractNumId w:val="16"/>
   </w:num>
   <w:num w:numId="4" w16cid:durableId="1360543433">
-    <w:abstractNumId w:val="8"/>
+    <w:abstractNumId w:val="17"/>
   </w:num>
   <w:num w:numId="5" w16cid:durableId="257713793">
     <w:abstractNumId w:val="2"/>
   </w:num>
   <w:num w:numId="6" w16cid:durableId="1170801312">
-    <w:abstractNumId w:val="9"/>
+    <w:abstractNumId w:val="18"/>
   </w:num>
   <w:num w:numId="7" w16cid:durableId="1947155042">
-    <w:abstractNumId w:val="6"/>
+    <w:abstractNumId w:val="13"/>
   </w:num>
   <w:num w:numId="8" w16cid:durableId="2122527335">
     <w:abstractNumId w:val="0"/>
   </w:num>
   <w:num w:numId="9" w16cid:durableId="2127582511">
-    <w:abstractNumId w:val="5"/>
+    <w:abstractNumId w:val="10"/>
   </w:num>
   <w:num w:numId="10" w16cid:durableId="1761020347">
-    <w:abstractNumId w:val="3"/>
+    <w:abstractNumId w:val="6"/>
   </w:num>
   <w:num w:numId="11" w16cid:durableId="379865646">
     <w:abstractNumId w:val="1"/>
   </w:num>
   <w:num w:numId="12" w16cid:durableId="268900793">
-    <w:abstractNumId w:val="10"/>
+    <w:abstractNumId w:val="20"/>
+  </w:num>
+  <w:num w:numId="13" w16cid:durableId="987367466">
+    <w:abstractNumId w:val="9"/>
+  </w:num>
+  <w:num w:numId="14" w16cid:durableId="1198588799">
+    <w:abstractNumId w:val="19"/>
+  </w:num>
+  <w:num w:numId="15" w16cid:durableId="215166922">
+    <w:abstractNumId w:val="3"/>
+  </w:num>
+  <w:num w:numId="16" w16cid:durableId="1574702599">
+    <w:abstractNumId w:val="14"/>
+  </w:num>
+  <w:num w:numId="17" w16cid:durableId="2131320746">
+    <w:abstractNumId w:val="11"/>
+  </w:num>
+  <w:num w:numId="18" w16cid:durableId="707338757">
+    <w:abstractNumId w:val="12"/>
+  </w:num>
+  <w:num w:numId="19" w16cid:durableId="585961061">
+    <w:abstractNumId w:val="15"/>
+  </w:num>
+  <w:num w:numId="20" w16cid:durableId="1275330749">
+    <w:abstractNumId w:val="5"/>
+  </w:num>
+  <w:num w:numId="21" w16cid:durableId="2136171365">
+    <w:abstractNumId w:val="4"/>
+  </w:num>
+  <w:num w:numId="22" w16cid:durableId="1463503196">
+    <w:abstractNumId w:val="8"/>
   </w:num>
 </w:numbering>
 </file>
@@ -4356,7 +7995,6 @@
     <w:next w:val="Normal"/>
     <w:link w:val="Heading4Char"/>
     <w:uiPriority w:val="9"/>
-    <w:semiHidden/>
     <w:unhideWhenUsed/>
     <w:qFormat/>
     <w:rsid w:val="009F3AA0"/>
@@ -4570,7 +8208,6 @@
     <w:basedOn w:val="DefaultParagraphFont"/>
     <w:link w:val="Heading4"/>
     <w:uiPriority w:val="9"/>
-    <w:semiHidden/>
     <w:rsid w:val="009F3AA0"/>
     <w:rPr>
       <w:rFonts w:eastAsiaTheme="majorEastAsia" w:cstheme="majorBidi"/>
@@ -5104,12 +8741,12 @@
   </w:compat>
   <w:rsids>
     <w:rsidRoot w:val="007B161D"/>
-    <w:rsid w:val="003F500F"/>
     <w:rsid w:val="00677E48"/>
     <w:rsid w:val="00726275"/>
     <w:rsid w:val="007B161D"/>
     <w:rsid w:val="008C6D48"/>
     <w:rsid w:val="009200DD"/>
+    <w:rsid w:val="00D33CC1"/>
   </w:rsids>
   <m:mathPr>
     <m:mathFont m:val="Cambria Math"/>

--- a/Documentation/DBGuard user-manual.docx
+++ b/Documentation/DBGuard user-manual.docx
@@ -101,6 +101,15 @@
                         <w:szCs w:val="88"/>
                       </w:rPr>
                     </w:pPr>
+                    <w:r>
+                      <w:rPr>
+                        <w:rFonts w:ascii="Arial" w:eastAsiaTheme="majorEastAsia" w:hAnsi="Arial" w:cs="Arial"/>
+                        <w:color w:val="156082" w:themeColor="accent1"/>
+                        <w:sz w:val="88"/>
+                        <w:szCs w:val="88"/>
+                      </w:rPr>
+                      <w:t xml:space="preserve"> </w:t>
+                    </w:r>
                     <w:proofErr w:type="spellStart"/>
                     <w:r>
                       <w:rPr>
@@ -298,6 +307,2887 @@
             <w:br w:type="page"/>
           </w:r>
         </w:p>
+        <w:sdt>
+          <w:sdtPr>
+            <w:rPr>
+              <w:rFonts w:ascii="Arial" w:hAnsi="Arial" w:cs="Arial"/>
+            </w:rPr>
+            <w:id w:val="1272203091"/>
+            <w:docPartObj>
+              <w:docPartGallery w:val="Table of Contents"/>
+              <w:docPartUnique/>
+            </w:docPartObj>
+          </w:sdtPr>
+          <w:sdtEndPr>
+            <w:rPr>
+              <w:rFonts w:eastAsiaTheme="minorHAnsi"/>
+              <w:b/>
+              <w:bCs/>
+              <w:noProof/>
+              <w:color w:val="auto"/>
+              <w:kern w:val="2"/>
+              <w:sz w:val="24"/>
+              <w:szCs w:val="24"/>
+              <w14:ligatures w14:val="standardContextual"/>
+            </w:rPr>
+          </w:sdtEndPr>
+          <w:sdtContent>
+            <w:p>
+              <w:pPr>
+                <w:pStyle w:val="TOCHeading"/>
+                <w:rPr>
+                  <w:rFonts w:ascii="Arial" w:hAnsi="Arial" w:cs="Arial"/>
+                </w:rPr>
+              </w:pPr>
+              <w:r>
+                <w:rPr>
+                  <w:rFonts w:ascii="Arial" w:hAnsi="Arial" w:cs="Arial"/>
+                </w:rPr>
+                <w:t>Contents</w:t>
+              </w:r>
+            </w:p>
+            <w:p>
+              <w:pPr>
+                <w:pStyle w:val="TOC1"/>
+                <w:tabs>
+                  <w:tab w:val="right" w:leader="dot" w:pos="9350"/>
+                </w:tabs>
+                <w:rPr>
+                  <w:rFonts w:ascii="Arial" w:eastAsiaTheme="minorEastAsia" w:hAnsi="Arial" w:cs="Arial"/>
+                  <w:noProof/>
+                  <w:kern w:val="2"/>
+                  <w14:ligatures w14:val="standardContextual"/>
+                </w:rPr>
+              </w:pPr>
+              <w:r>
+                <w:rPr>
+                  <w:rFonts w:ascii="Arial" w:hAnsi="Arial" w:cs="Arial"/>
+                </w:rPr>
+                <w:fldChar w:fldCharType="begin"/>
+              </w:r>
+              <w:r>
+                <w:rPr>
+                  <w:rFonts w:ascii="Arial" w:hAnsi="Arial" w:cs="Arial"/>
+                </w:rPr>
+                <w:instrText xml:space="preserve"> TOC \o "1-3" \h \z \u </w:instrText>
+              </w:r>
+              <w:r>
+                <w:rPr>
+                  <w:rFonts w:ascii="Arial" w:hAnsi="Arial" w:cs="Arial"/>
+                </w:rPr>
+                <w:fldChar w:fldCharType="separate"/>
+              </w:r>
+              <w:hyperlink w:anchor="_Toc230002593" w:history="1">
+                <w:r>
+                  <w:rPr>
+                    <w:rStyle w:val="Hyperlink"/>
+                    <w:rFonts w:ascii="Arial" w:hAnsi="Arial" w:cs="Arial"/>
+                    <w:noProof/>
+                  </w:rPr>
+                  <w:t>What is DBGuard?</w:t>
+                </w:r>
+                <w:r>
+                  <w:rPr>
+                    <w:rFonts w:ascii="Arial" w:hAnsi="Arial" w:cs="Arial"/>
+                    <w:noProof/>
+                    <w:webHidden/>
+                  </w:rPr>
+                  <w:tab/>
+                </w:r>
+                <w:r>
+                  <w:rPr>
+                    <w:rFonts w:ascii="Arial" w:hAnsi="Arial" w:cs="Arial"/>
+                    <w:noProof/>
+                    <w:webHidden/>
+                  </w:rPr>
+                  <w:fldChar w:fldCharType="begin"/>
+                </w:r>
+                <w:r>
+                  <w:rPr>
+                    <w:rFonts w:ascii="Arial" w:hAnsi="Arial" w:cs="Arial"/>
+                    <w:noProof/>
+                    <w:webHidden/>
+                  </w:rPr>
+                  <w:instrText xml:space="preserve"> PAGEREF _Toc230002593 \h </w:instrText>
+                </w:r>
+                <w:r>
+                  <w:rPr>
+                    <w:rFonts w:ascii="Arial" w:hAnsi="Arial" w:cs="Arial"/>
+                    <w:noProof/>
+                    <w:webHidden/>
+                  </w:rPr>
+                </w:r>
+                <w:r>
+                  <w:rPr>
+                    <w:rFonts w:ascii="Arial" w:hAnsi="Arial" w:cs="Arial"/>
+                    <w:noProof/>
+                    <w:webHidden/>
+                  </w:rPr>
+                  <w:fldChar w:fldCharType="separate"/>
+                </w:r>
+                <w:r>
+                  <w:rPr>
+                    <w:rFonts w:ascii="Arial" w:hAnsi="Arial" w:cs="Arial"/>
+                    <w:noProof/>
+                    <w:webHidden/>
+                  </w:rPr>
+                  <w:t>2</w:t>
+                </w:r>
+                <w:r>
+                  <w:rPr>
+                    <w:rFonts w:ascii="Arial" w:hAnsi="Arial" w:cs="Arial"/>
+                    <w:noProof/>
+                    <w:webHidden/>
+                  </w:rPr>
+                  <w:fldChar w:fldCharType="end"/>
+                </w:r>
+              </w:hyperlink>
+            </w:p>
+            <w:p>
+              <w:pPr>
+                <w:pStyle w:val="TOC1"/>
+                <w:tabs>
+                  <w:tab w:val="right" w:leader="dot" w:pos="9350"/>
+                </w:tabs>
+                <w:rPr>
+                  <w:rFonts w:ascii="Arial" w:eastAsiaTheme="minorEastAsia" w:hAnsi="Arial" w:cs="Arial"/>
+                  <w:noProof/>
+                  <w:kern w:val="2"/>
+                  <w14:ligatures w14:val="standardContextual"/>
+                </w:rPr>
+              </w:pPr>
+              <w:hyperlink w:anchor="_Toc230002594" w:history="1">
+                <w:r>
+                  <w:rPr>
+                    <w:rStyle w:val="Hyperlink"/>
+                    <w:rFonts w:ascii="Arial" w:hAnsi="Arial" w:cs="Arial"/>
+                    <w:noProof/>
+                  </w:rPr>
+                  <w:t>Getting started</w:t>
+                </w:r>
+                <w:r>
+                  <w:rPr>
+                    <w:rFonts w:ascii="Arial" w:hAnsi="Arial" w:cs="Arial"/>
+                    <w:noProof/>
+                    <w:webHidden/>
+                  </w:rPr>
+                  <w:tab/>
+                </w:r>
+                <w:r>
+                  <w:rPr>
+                    <w:rFonts w:ascii="Arial" w:hAnsi="Arial" w:cs="Arial"/>
+                    <w:noProof/>
+                    <w:webHidden/>
+                  </w:rPr>
+                  <w:fldChar w:fldCharType="begin"/>
+                </w:r>
+                <w:r>
+                  <w:rPr>
+                    <w:rFonts w:ascii="Arial" w:hAnsi="Arial" w:cs="Arial"/>
+                    <w:noProof/>
+                    <w:webHidden/>
+                  </w:rPr>
+                  <w:instrText xml:space="preserve"> PAGEREF _Toc230002594 \h </w:instrText>
+                </w:r>
+                <w:r>
+                  <w:rPr>
+                    <w:rFonts w:ascii="Arial" w:hAnsi="Arial" w:cs="Arial"/>
+                    <w:noProof/>
+                    <w:webHidden/>
+                  </w:rPr>
+                </w:r>
+                <w:r>
+                  <w:rPr>
+                    <w:rFonts w:ascii="Arial" w:hAnsi="Arial" w:cs="Arial"/>
+                    <w:noProof/>
+                    <w:webHidden/>
+                  </w:rPr>
+                  <w:fldChar w:fldCharType="separate"/>
+                </w:r>
+                <w:r>
+                  <w:rPr>
+                    <w:rFonts w:ascii="Arial" w:hAnsi="Arial" w:cs="Arial"/>
+                    <w:noProof/>
+                    <w:webHidden/>
+                  </w:rPr>
+                  <w:t>2</w:t>
+                </w:r>
+                <w:r>
+                  <w:rPr>
+                    <w:rFonts w:ascii="Arial" w:hAnsi="Arial" w:cs="Arial"/>
+                    <w:noProof/>
+                    <w:webHidden/>
+                  </w:rPr>
+                  <w:fldChar w:fldCharType="end"/>
+                </w:r>
+              </w:hyperlink>
+            </w:p>
+            <w:p>
+              <w:pPr>
+                <w:pStyle w:val="TOC2"/>
+                <w:tabs>
+                  <w:tab w:val="right" w:leader="dot" w:pos="9350"/>
+                </w:tabs>
+                <w:rPr>
+                  <w:rFonts w:ascii="Arial" w:hAnsi="Arial" w:cs="Arial"/>
+                  <w:noProof/>
+                </w:rPr>
+              </w:pPr>
+              <w:hyperlink w:anchor="_Toc230002595" w:history="1">
+                <w:r>
+                  <w:rPr>
+                    <w:rStyle w:val="Hyperlink"/>
+                    <w:rFonts w:ascii="Arial" w:hAnsi="Arial" w:cs="Arial"/>
+                    <w:noProof/>
+                  </w:rPr>
+                  <w:t>Installation</w:t>
+                </w:r>
+                <w:r>
+                  <w:rPr>
+                    <w:rFonts w:ascii="Arial" w:hAnsi="Arial" w:cs="Arial"/>
+                    <w:noProof/>
+                    <w:webHidden/>
+                  </w:rPr>
+                  <w:tab/>
+                </w:r>
+                <w:r>
+                  <w:rPr>
+                    <w:rFonts w:ascii="Arial" w:hAnsi="Arial" w:cs="Arial"/>
+                    <w:noProof/>
+                    <w:webHidden/>
+                  </w:rPr>
+                  <w:fldChar w:fldCharType="begin"/>
+                </w:r>
+                <w:r>
+                  <w:rPr>
+                    <w:rFonts w:ascii="Arial" w:hAnsi="Arial" w:cs="Arial"/>
+                    <w:noProof/>
+                    <w:webHidden/>
+                  </w:rPr>
+                  <w:instrText xml:space="preserve"> PAGEREF _Toc230002595 \h </w:instrText>
+                </w:r>
+                <w:r>
+                  <w:rPr>
+                    <w:rFonts w:ascii="Arial" w:hAnsi="Arial" w:cs="Arial"/>
+                    <w:noProof/>
+                    <w:webHidden/>
+                  </w:rPr>
+                </w:r>
+                <w:r>
+                  <w:rPr>
+                    <w:rFonts w:ascii="Arial" w:hAnsi="Arial" w:cs="Arial"/>
+                    <w:noProof/>
+                    <w:webHidden/>
+                  </w:rPr>
+                  <w:fldChar w:fldCharType="separate"/>
+                </w:r>
+                <w:r>
+                  <w:rPr>
+                    <w:rFonts w:ascii="Arial" w:hAnsi="Arial" w:cs="Arial"/>
+                    <w:noProof/>
+                    <w:webHidden/>
+                  </w:rPr>
+                  <w:t>2</w:t>
+                </w:r>
+                <w:r>
+                  <w:rPr>
+                    <w:rFonts w:ascii="Arial" w:hAnsi="Arial" w:cs="Arial"/>
+                    <w:noProof/>
+                    <w:webHidden/>
+                  </w:rPr>
+                  <w:fldChar w:fldCharType="end"/>
+                </w:r>
+              </w:hyperlink>
+            </w:p>
+            <w:p>
+              <w:pPr>
+                <w:pStyle w:val="TOC1"/>
+                <w:tabs>
+                  <w:tab w:val="right" w:leader="dot" w:pos="9350"/>
+                </w:tabs>
+                <w:rPr>
+                  <w:rFonts w:ascii="Arial" w:eastAsiaTheme="minorEastAsia" w:hAnsi="Arial" w:cs="Arial"/>
+                  <w:noProof/>
+                  <w:kern w:val="2"/>
+                  <w14:ligatures w14:val="standardContextual"/>
+                </w:rPr>
+              </w:pPr>
+              <w:hyperlink w:anchor="_Toc230002596" w:history="1">
+                <w:r>
+                  <w:rPr>
+                    <w:rStyle w:val="Hyperlink"/>
+                    <w:rFonts w:ascii="Arial" w:hAnsi="Arial" w:cs="Arial"/>
+                    <w:noProof/>
+                  </w:rPr>
+                  <w:t>Guards</w:t>
+                </w:r>
+                <w:r>
+                  <w:rPr>
+                    <w:rFonts w:ascii="Arial" w:hAnsi="Arial" w:cs="Arial"/>
+                    <w:noProof/>
+                    <w:webHidden/>
+                  </w:rPr>
+                  <w:tab/>
+                </w:r>
+                <w:r>
+                  <w:rPr>
+                    <w:rFonts w:ascii="Arial" w:hAnsi="Arial" w:cs="Arial"/>
+                    <w:noProof/>
+                    <w:webHidden/>
+                  </w:rPr>
+                  <w:fldChar w:fldCharType="begin"/>
+                </w:r>
+                <w:r>
+                  <w:rPr>
+                    <w:rFonts w:ascii="Arial" w:hAnsi="Arial" w:cs="Arial"/>
+                    <w:noProof/>
+                    <w:webHidden/>
+                  </w:rPr>
+                  <w:instrText xml:space="preserve"> PAGEREF _Toc230002596 \h </w:instrText>
+                </w:r>
+                <w:r>
+                  <w:rPr>
+                    <w:rFonts w:ascii="Arial" w:hAnsi="Arial" w:cs="Arial"/>
+                    <w:noProof/>
+                    <w:webHidden/>
+                  </w:rPr>
+                </w:r>
+                <w:r>
+                  <w:rPr>
+                    <w:rFonts w:ascii="Arial" w:hAnsi="Arial" w:cs="Arial"/>
+                    <w:noProof/>
+                    <w:webHidden/>
+                  </w:rPr>
+                  <w:fldChar w:fldCharType="separate"/>
+                </w:r>
+                <w:r>
+                  <w:rPr>
+                    <w:rFonts w:ascii="Arial" w:hAnsi="Arial" w:cs="Arial"/>
+                    <w:noProof/>
+                    <w:webHidden/>
+                  </w:rPr>
+                  <w:t>4</w:t>
+                </w:r>
+                <w:r>
+                  <w:rPr>
+                    <w:rFonts w:ascii="Arial" w:hAnsi="Arial" w:cs="Arial"/>
+                    <w:noProof/>
+                    <w:webHidden/>
+                  </w:rPr>
+                  <w:fldChar w:fldCharType="end"/>
+                </w:r>
+              </w:hyperlink>
+            </w:p>
+            <w:p>
+              <w:pPr>
+                <w:pStyle w:val="TOC2"/>
+                <w:tabs>
+                  <w:tab w:val="right" w:leader="dot" w:pos="9350"/>
+                </w:tabs>
+                <w:rPr>
+                  <w:rFonts w:ascii="Arial" w:hAnsi="Arial" w:cs="Arial"/>
+                  <w:noProof/>
+                </w:rPr>
+              </w:pPr>
+              <w:hyperlink w:anchor="_Toc230002597" w:history="1">
+                <w:r>
+                  <w:rPr>
+                    <w:rStyle w:val="Hyperlink"/>
+                    <w:rFonts w:ascii="Arial" w:hAnsi="Arial" w:cs="Arial"/>
+                    <w:noProof/>
+                  </w:rPr>
+                  <w:t>Understanding a guard</w:t>
+                </w:r>
+                <w:r>
+                  <w:rPr>
+                    <w:rFonts w:ascii="Arial" w:hAnsi="Arial" w:cs="Arial"/>
+                    <w:noProof/>
+                    <w:webHidden/>
+                  </w:rPr>
+                  <w:tab/>
+                </w:r>
+                <w:r>
+                  <w:rPr>
+                    <w:rFonts w:ascii="Arial" w:hAnsi="Arial" w:cs="Arial"/>
+                    <w:noProof/>
+                    <w:webHidden/>
+                  </w:rPr>
+                  <w:fldChar w:fldCharType="begin"/>
+                </w:r>
+                <w:r>
+                  <w:rPr>
+                    <w:rFonts w:ascii="Arial" w:hAnsi="Arial" w:cs="Arial"/>
+                    <w:noProof/>
+                    <w:webHidden/>
+                  </w:rPr>
+                  <w:instrText xml:space="preserve"> PAGEREF _Toc230002597 \h </w:instrText>
+                </w:r>
+                <w:r>
+                  <w:rPr>
+                    <w:rFonts w:ascii="Arial" w:hAnsi="Arial" w:cs="Arial"/>
+                    <w:noProof/>
+                    <w:webHidden/>
+                  </w:rPr>
+                </w:r>
+                <w:r>
+                  <w:rPr>
+                    <w:rFonts w:ascii="Arial" w:hAnsi="Arial" w:cs="Arial"/>
+                    <w:noProof/>
+                    <w:webHidden/>
+                  </w:rPr>
+                  <w:fldChar w:fldCharType="separate"/>
+                </w:r>
+                <w:r>
+                  <w:rPr>
+                    <w:rFonts w:ascii="Arial" w:hAnsi="Arial" w:cs="Arial"/>
+                    <w:noProof/>
+                    <w:webHidden/>
+                  </w:rPr>
+                  <w:t>4</w:t>
+                </w:r>
+                <w:r>
+                  <w:rPr>
+                    <w:rFonts w:ascii="Arial" w:hAnsi="Arial" w:cs="Arial"/>
+                    <w:noProof/>
+                    <w:webHidden/>
+                  </w:rPr>
+                  <w:fldChar w:fldCharType="end"/>
+                </w:r>
+              </w:hyperlink>
+            </w:p>
+            <w:p>
+              <w:pPr>
+                <w:pStyle w:val="TOC2"/>
+                <w:tabs>
+                  <w:tab w:val="right" w:leader="dot" w:pos="9350"/>
+                </w:tabs>
+                <w:rPr>
+                  <w:rFonts w:ascii="Arial" w:hAnsi="Arial" w:cs="Arial"/>
+                  <w:noProof/>
+                </w:rPr>
+              </w:pPr>
+              <w:hyperlink w:anchor="_Toc230002598" w:history="1">
+                <w:r>
+                  <w:rPr>
+                    <w:rStyle w:val="Hyperlink"/>
+                    <w:rFonts w:ascii="Arial" w:hAnsi="Arial" w:cs="Arial"/>
+                    <w:noProof/>
+                  </w:rPr>
+                  <w:t>Guard database connection</w:t>
+                </w:r>
+                <w:r>
+                  <w:rPr>
+                    <w:rFonts w:ascii="Arial" w:hAnsi="Arial" w:cs="Arial"/>
+                    <w:noProof/>
+                    <w:webHidden/>
+                  </w:rPr>
+                  <w:tab/>
+                </w:r>
+                <w:r>
+                  <w:rPr>
+                    <w:rFonts w:ascii="Arial" w:hAnsi="Arial" w:cs="Arial"/>
+                    <w:noProof/>
+                    <w:webHidden/>
+                  </w:rPr>
+                  <w:fldChar w:fldCharType="begin"/>
+                </w:r>
+                <w:r>
+                  <w:rPr>
+                    <w:rFonts w:ascii="Arial" w:hAnsi="Arial" w:cs="Arial"/>
+                    <w:noProof/>
+                    <w:webHidden/>
+                  </w:rPr>
+                  <w:instrText xml:space="preserve"> PAGEREF _Toc230002598 \h </w:instrText>
+                </w:r>
+                <w:r>
+                  <w:rPr>
+                    <w:rFonts w:ascii="Arial" w:hAnsi="Arial" w:cs="Arial"/>
+                    <w:noProof/>
+                    <w:webHidden/>
+                  </w:rPr>
+                </w:r>
+                <w:r>
+                  <w:rPr>
+                    <w:rFonts w:ascii="Arial" w:hAnsi="Arial" w:cs="Arial"/>
+                    <w:noProof/>
+                    <w:webHidden/>
+                  </w:rPr>
+                  <w:fldChar w:fldCharType="separate"/>
+                </w:r>
+                <w:r>
+                  <w:rPr>
+                    <w:rFonts w:ascii="Arial" w:hAnsi="Arial" w:cs="Arial"/>
+                    <w:noProof/>
+                    <w:webHidden/>
+                  </w:rPr>
+                  <w:t>4</w:t>
+                </w:r>
+                <w:r>
+                  <w:rPr>
+                    <w:rFonts w:ascii="Arial" w:hAnsi="Arial" w:cs="Arial"/>
+                    <w:noProof/>
+                    <w:webHidden/>
+                  </w:rPr>
+                  <w:fldChar w:fldCharType="end"/>
+                </w:r>
+              </w:hyperlink>
+            </w:p>
+            <w:p>
+              <w:pPr>
+                <w:pStyle w:val="TOC2"/>
+                <w:tabs>
+                  <w:tab w:val="right" w:leader="dot" w:pos="9350"/>
+                </w:tabs>
+                <w:rPr>
+                  <w:rFonts w:ascii="Arial" w:hAnsi="Arial" w:cs="Arial"/>
+                  <w:noProof/>
+                </w:rPr>
+              </w:pPr>
+              <w:hyperlink w:anchor="_Toc230002599" w:history="1">
+                <w:r>
+                  <w:rPr>
+                    <w:rStyle w:val="Hyperlink"/>
+                    <w:rFonts w:ascii="Arial" w:hAnsi="Arial" w:cs="Arial"/>
+                    <w:noProof/>
+                  </w:rPr>
+                  <w:t>Create a guard</w:t>
+                </w:r>
+                <w:r>
+                  <w:rPr>
+                    <w:rFonts w:ascii="Arial" w:hAnsi="Arial" w:cs="Arial"/>
+                    <w:noProof/>
+                    <w:webHidden/>
+                  </w:rPr>
+                  <w:tab/>
+                </w:r>
+                <w:r>
+                  <w:rPr>
+                    <w:rFonts w:ascii="Arial" w:hAnsi="Arial" w:cs="Arial"/>
+                    <w:noProof/>
+                    <w:webHidden/>
+                  </w:rPr>
+                  <w:fldChar w:fldCharType="begin"/>
+                </w:r>
+                <w:r>
+                  <w:rPr>
+                    <w:rFonts w:ascii="Arial" w:hAnsi="Arial" w:cs="Arial"/>
+                    <w:noProof/>
+                    <w:webHidden/>
+                  </w:rPr>
+                  <w:instrText xml:space="preserve"> PAGEREF _Toc230002599 \h </w:instrText>
+                </w:r>
+                <w:r>
+                  <w:rPr>
+                    <w:rFonts w:ascii="Arial" w:hAnsi="Arial" w:cs="Arial"/>
+                    <w:noProof/>
+                    <w:webHidden/>
+                  </w:rPr>
+                </w:r>
+                <w:r>
+                  <w:rPr>
+                    <w:rFonts w:ascii="Arial" w:hAnsi="Arial" w:cs="Arial"/>
+                    <w:noProof/>
+                    <w:webHidden/>
+                  </w:rPr>
+                  <w:fldChar w:fldCharType="separate"/>
+                </w:r>
+                <w:r>
+                  <w:rPr>
+                    <w:rFonts w:ascii="Arial" w:hAnsi="Arial" w:cs="Arial"/>
+                    <w:noProof/>
+                    <w:webHidden/>
+                  </w:rPr>
+                  <w:t>5</w:t>
+                </w:r>
+                <w:r>
+                  <w:rPr>
+                    <w:rFonts w:ascii="Arial" w:hAnsi="Arial" w:cs="Arial"/>
+                    <w:noProof/>
+                    <w:webHidden/>
+                  </w:rPr>
+                  <w:fldChar w:fldCharType="end"/>
+                </w:r>
+              </w:hyperlink>
+            </w:p>
+            <w:p>
+              <w:pPr>
+                <w:pStyle w:val="TOC2"/>
+                <w:tabs>
+                  <w:tab w:val="right" w:leader="dot" w:pos="9350"/>
+                </w:tabs>
+                <w:rPr>
+                  <w:rFonts w:ascii="Arial" w:hAnsi="Arial" w:cs="Arial"/>
+                  <w:noProof/>
+                </w:rPr>
+              </w:pPr>
+              <w:hyperlink w:anchor="_Toc230002600" w:history="1">
+                <w:r>
+                  <w:rPr>
+                    <w:rStyle w:val="Hyperlink"/>
+                    <w:rFonts w:ascii="Arial" w:hAnsi="Arial" w:cs="Arial"/>
+                    <w:noProof/>
+                  </w:rPr>
+                  <w:t>Example guard</w:t>
+                </w:r>
+                <w:r>
+                  <w:rPr>
+                    <w:rFonts w:ascii="Arial" w:hAnsi="Arial" w:cs="Arial"/>
+                    <w:noProof/>
+                    <w:webHidden/>
+                  </w:rPr>
+                  <w:tab/>
+                </w:r>
+                <w:r>
+                  <w:rPr>
+                    <w:rFonts w:ascii="Arial" w:hAnsi="Arial" w:cs="Arial"/>
+                    <w:noProof/>
+                    <w:webHidden/>
+                  </w:rPr>
+                  <w:fldChar w:fldCharType="begin"/>
+                </w:r>
+                <w:r>
+                  <w:rPr>
+                    <w:rFonts w:ascii="Arial" w:hAnsi="Arial" w:cs="Arial"/>
+                    <w:noProof/>
+                    <w:webHidden/>
+                  </w:rPr>
+                  <w:instrText xml:space="preserve"> PAGEREF _Toc230002600 \h </w:instrText>
+                </w:r>
+                <w:r>
+                  <w:rPr>
+                    <w:rFonts w:ascii="Arial" w:hAnsi="Arial" w:cs="Arial"/>
+                    <w:noProof/>
+                    <w:webHidden/>
+                  </w:rPr>
+                </w:r>
+                <w:r>
+                  <w:rPr>
+                    <w:rFonts w:ascii="Arial" w:hAnsi="Arial" w:cs="Arial"/>
+                    <w:noProof/>
+                    <w:webHidden/>
+                  </w:rPr>
+                  <w:fldChar w:fldCharType="separate"/>
+                </w:r>
+                <w:r>
+                  <w:rPr>
+                    <w:rFonts w:ascii="Arial" w:hAnsi="Arial" w:cs="Arial"/>
+                    <w:noProof/>
+                    <w:webHidden/>
+                  </w:rPr>
+                  <w:t>7</w:t>
+                </w:r>
+                <w:r>
+                  <w:rPr>
+                    <w:rFonts w:ascii="Arial" w:hAnsi="Arial" w:cs="Arial"/>
+                    <w:noProof/>
+                    <w:webHidden/>
+                  </w:rPr>
+                  <w:fldChar w:fldCharType="end"/>
+                </w:r>
+              </w:hyperlink>
+            </w:p>
+            <w:p>
+              <w:pPr>
+                <w:pStyle w:val="TOC2"/>
+                <w:tabs>
+                  <w:tab w:val="right" w:leader="dot" w:pos="9350"/>
+                </w:tabs>
+                <w:rPr>
+                  <w:rFonts w:ascii="Arial" w:hAnsi="Arial" w:cs="Arial"/>
+                  <w:noProof/>
+                </w:rPr>
+              </w:pPr>
+              <w:hyperlink w:anchor="_Toc230002601" w:history="1">
+                <w:r>
+                  <w:rPr>
+                    <w:rStyle w:val="Hyperlink"/>
+                    <w:rFonts w:ascii="Arial" w:hAnsi="Arial" w:cs="Arial"/>
+                    <w:noProof/>
+                  </w:rPr>
+                  <w:t>View guards</w:t>
+                </w:r>
+                <w:r>
+                  <w:rPr>
+                    <w:rFonts w:ascii="Arial" w:hAnsi="Arial" w:cs="Arial"/>
+                    <w:noProof/>
+                    <w:webHidden/>
+                  </w:rPr>
+                  <w:tab/>
+                </w:r>
+                <w:r>
+                  <w:rPr>
+                    <w:rFonts w:ascii="Arial" w:hAnsi="Arial" w:cs="Arial"/>
+                    <w:noProof/>
+                    <w:webHidden/>
+                  </w:rPr>
+                  <w:fldChar w:fldCharType="begin"/>
+                </w:r>
+                <w:r>
+                  <w:rPr>
+                    <w:rFonts w:ascii="Arial" w:hAnsi="Arial" w:cs="Arial"/>
+                    <w:noProof/>
+                    <w:webHidden/>
+                  </w:rPr>
+                  <w:instrText xml:space="preserve"> PAGEREF _Toc230002601 \h </w:instrText>
+                </w:r>
+                <w:r>
+                  <w:rPr>
+                    <w:rFonts w:ascii="Arial" w:hAnsi="Arial" w:cs="Arial"/>
+                    <w:noProof/>
+                    <w:webHidden/>
+                  </w:rPr>
+                </w:r>
+                <w:r>
+                  <w:rPr>
+                    <w:rFonts w:ascii="Arial" w:hAnsi="Arial" w:cs="Arial"/>
+                    <w:noProof/>
+                    <w:webHidden/>
+                  </w:rPr>
+                  <w:fldChar w:fldCharType="separate"/>
+                </w:r>
+                <w:r>
+                  <w:rPr>
+                    <w:rFonts w:ascii="Arial" w:hAnsi="Arial" w:cs="Arial"/>
+                    <w:noProof/>
+                    <w:webHidden/>
+                  </w:rPr>
+                  <w:t>10</w:t>
+                </w:r>
+                <w:r>
+                  <w:rPr>
+                    <w:rFonts w:ascii="Arial" w:hAnsi="Arial" w:cs="Arial"/>
+                    <w:noProof/>
+                    <w:webHidden/>
+                  </w:rPr>
+                  <w:fldChar w:fldCharType="end"/>
+                </w:r>
+              </w:hyperlink>
+            </w:p>
+            <w:p>
+              <w:pPr>
+                <w:pStyle w:val="TOC2"/>
+                <w:tabs>
+                  <w:tab w:val="right" w:leader="dot" w:pos="9350"/>
+                </w:tabs>
+                <w:rPr>
+                  <w:rFonts w:ascii="Arial" w:hAnsi="Arial" w:cs="Arial"/>
+                  <w:noProof/>
+                </w:rPr>
+              </w:pPr>
+              <w:hyperlink w:anchor="_Toc230002602" w:history="1">
+                <w:r>
+                  <w:rPr>
+                    <w:rStyle w:val="Hyperlink"/>
+                    <w:rFonts w:ascii="Arial" w:hAnsi="Arial" w:cs="Arial"/>
+                    <w:noProof/>
+                  </w:rPr>
+                  <w:t>Guard change history</w:t>
+                </w:r>
+                <w:r>
+                  <w:rPr>
+                    <w:rFonts w:ascii="Arial" w:hAnsi="Arial" w:cs="Arial"/>
+                    <w:noProof/>
+                    <w:webHidden/>
+                  </w:rPr>
+                  <w:tab/>
+                </w:r>
+                <w:r>
+                  <w:rPr>
+                    <w:rFonts w:ascii="Arial" w:hAnsi="Arial" w:cs="Arial"/>
+                    <w:noProof/>
+                    <w:webHidden/>
+                  </w:rPr>
+                  <w:fldChar w:fldCharType="begin"/>
+                </w:r>
+                <w:r>
+                  <w:rPr>
+                    <w:rFonts w:ascii="Arial" w:hAnsi="Arial" w:cs="Arial"/>
+                    <w:noProof/>
+                    <w:webHidden/>
+                  </w:rPr>
+                  <w:instrText xml:space="preserve"> PAGEREF _Toc230002602 \h </w:instrText>
+                </w:r>
+                <w:r>
+                  <w:rPr>
+                    <w:rFonts w:ascii="Arial" w:hAnsi="Arial" w:cs="Arial"/>
+                    <w:noProof/>
+                    <w:webHidden/>
+                  </w:rPr>
+                </w:r>
+                <w:r>
+                  <w:rPr>
+                    <w:rFonts w:ascii="Arial" w:hAnsi="Arial" w:cs="Arial"/>
+                    <w:noProof/>
+                    <w:webHidden/>
+                  </w:rPr>
+                  <w:fldChar w:fldCharType="separate"/>
+                </w:r>
+                <w:r>
+                  <w:rPr>
+                    <w:rFonts w:ascii="Arial" w:hAnsi="Arial" w:cs="Arial"/>
+                    <w:noProof/>
+                    <w:webHidden/>
+                  </w:rPr>
+                  <w:t>11</w:t>
+                </w:r>
+                <w:r>
+                  <w:rPr>
+                    <w:rFonts w:ascii="Arial" w:hAnsi="Arial" w:cs="Arial"/>
+                    <w:noProof/>
+                    <w:webHidden/>
+                  </w:rPr>
+                  <w:fldChar w:fldCharType="end"/>
+                </w:r>
+              </w:hyperlink>
+            </w:p>
+            <w:p>
+              <w:pPr>
+                <w:pStyle w:val="TOC3"/>
+                <w:tabs>
+                  <w:tab w:val="right" w:leader="dot" w:pos="9350"/>
+                </w:tabs>
+                <w:rPr>
+                  <w:rFonts w:ascii="Arial" w:hAnsi="Arial" w:cs="Arial"/>
+                  <w:noProof/>
+                </w:rPr>
+              </w:pPr>
+              <w:hyperlink w:anchor="_Toc230002603" w:history="1">
+                <w:r>
+                  <w:rPr>
+                    <w:rStyle w:val="Hyperlink"/>
+                    <w:rFonts w:ascii="Arial" w:hAnsi="Arial" w:cs="Arial"/>
+                    <w:noProof/>
+                  </w:rPr>
+                  <w:t>Understanding guard changes</w:t>
+                </w:r>
+                <w:r>
+                  <w:rPr>
+                    <w:rFonts w:ascii="Arial" w:hAnsi="Arial" w:cs="Arial"/>
+                    <w:noProof/>
+                    <w:webHidden/>
+                  </w:rPr>
+                  <w:tab/>
+                </w:r>
+                <w:r>
+                  <w:rPr>
+                    <w:rFonts w:ascii="Arial" w:hAnsi="Arial" w:cs="Arial"/>
+                    <w:noProof/>
+                    <w:webHidden/>
+                  </w:rPr>
+                  <w:fldChar w:fldCharType="begin"/>
+                </w:r>
+                <w:r>
+                  <w:rPr>
+                    <w:rFonts w:ascii="Arial" w:hAnsi="Arial" w:cs="Arial"/>
+                    <w:noProof/>
+                    <w:webHidden/>
+                  </w:rPr>
+                  <w:instrText xml:space="preserve"> PAGEREF _Toc230002603 \h </w:instrText>
+                </w:r>
+                <w:r>
+                  <w:rPr>
+                    <w:rFonts w:ascii="Arial" w:hAnsi="Arial" w:cs="Arial"/>
+                    <w:noProof/>
+                    <w:webHidden/>
+                  </w:rPr>
+                </w:r>
+                <w:r>
+                  <w:rPr>
+                    <w:rFonts w:ascii="Arial" w:hAnsi="Arial" w:cs="Arial"/>
+                    <w:noProof/>
+                    <w:webHidden/>
+                  </w:rPr>
+                  <w:fldChar w:fldCharType="separate"/>
+                </w:r>
+                <w:r>
+                  <w:rPr>
+                    <w:rFonts w:ascii="Arial" w:hAnsi="Arial" w:cs="Arial"/>
+                    <w:noProof/>
+                    <w:webHidden/>
+                  </w:rPr>
+                  <w:t>11</w:t>
+                </w:r>
+                <w:r>
+                  <w:rPr>
+                    <w:rFonts w:ascii="Arial" w:hAnsi="Arial" w:cs="Arial"/>
+                    <w:noProof/>
+                    <w:webHidden/>
+                  </w:rPr>
+                  <w:fldChar w:fldCharType="end"/>
+                </w:r>
+              </w:hyperlink>
+            </w:p>
+            <w:p>
+              <w:pPr>
+                <w:pStyle w:val="TOC3"/>
+                <w:tabs>
+                  <w:tab w:val="right" w:leader="dot" w:pos="9350"/>
+                </w:tabs>
+                <w:rPr>
+                  <w:rFonts w:ascii="Arial" w:hAnsi="Arial" w:cs="Arial"/>
+                  <w:noProof/>
+                </w:rPr>
+              </w:pPr>
+              <w:hyperlink w:anchor="_Toc230002604" w:history="1">
+                <w:r>
+                  <w:rPr>
+                    <w:rStyle w:val="Hyperlink"/>
+                    <w:rFonts w:ascii="Arial" w:hAnsi="Arial" w:cs="Arial"/>
+                    <w:noProof/>
+                  </w:rPr>
+                  <w:t>View guard changes</w:t>
+                </w:r>
+                <w:r>
+                  <w:rPr>
+                    <w:rFonts w:ascii="Arial" w:hAnsi="Arial" w:cs="Arial"/>
+                    <w:noProof/>
+                    <w:webHidden/>
+                  </w:rPr>
+                  <w:tab/>
+                </w:r>
+                <w:r>
+                  <w:rPr>
+                    <w:rFonts w:ascii="Arial" w:hAnsi="Arial" w:cs="Arial"/>
+                    <w:noProof/>
+                    <w:webHidden/>
+                  </w:rPr>
+                  <w:fldChar w:fldCharType="begin"/>
+                </w:r>
+                <w:r>
+                  <w:rPr>
+                    <w:rFonts w:ascii="Arial" w:hAnsi="Arial" w:cs="Arial"/>
+                    <w:noProof/>
+                    <w:webHidden/>
+                  </w:rPr>
+                  <w:instrText xml:space="preserve"> PAGEREF _Toc230002604 \h </w:instrText>
+                </w:r>
+                <w:r>
+                  <w:rPr>
+                    <w:rFonts w:ascii="Arial" w:hAnsi="Arial" w:cs="Arial"/>
+                    <w:noProof/>
+                    <w:webHidden/>
+                  </w:rPr>
+                </w:r>
+                <w:r>
+                  <w:rPr>
+                    <w:rFonts w:ascii="Arial" w:hAnsi="Arial" w:cs="Arial"/>
+                    <w:noProof/>
+                    <w:webHidden/>
+                  </w:rPr>
+                  <w:fldChar w:fldCharType="separate"/>
+                </w:r>
+                <w:r>
+                  <w:rPr>
+                    <w:rFonts w:ascii="Arial" w:hAnsi="Arial" w:cs="Arial"/>
+                    <w:noProof/>
+                    <w:webHidden/>
+                  </w:rPr>
+                  <w:t>11</w:t>
+                </w:r>
+                <w:r>
+                  <w:rPr>
+                    <w:rFonts w:ascii="Arial" w:hAnsi="Arial" w:cs="Arial"/>
+                    <w:noProof/>
+                    <w:webHidden/>
+                  </w:rPr>
+                  <w:fldChar w:fldCharType="end"/>
+                </w:r>
+              </w:hyperlink>
+            </w:p>
+            <w:p>
+              <w:pPr>
+                <w:pStyle w:val="TOC1"/>
+                <w:tabs>
+                  <w:tab w:val="right" w:leader="dot" w:pos="9350"/>
+                </w:tabs>
+                <w:rPr>
+                  <w:rFonts w:ascii="Arial" w:eastAsiaTheme="minorEastAsia" w:hAnsi="Arial" w:cs="Arial"/>
+                  <w:noProof/>
+                  <w:kern w:val="2"/>
+                  <w14:ligatures w14:val="standardContextual"/>
+                </w:rPr>
+              </w:pPr>
+              <w:hyperlink w:anchor="_Toc230002605" w:history="1">
+                <w:r>
+                  <w:rPr>
+                    <w:rStyle w:val="Hyperlink"/>
+                    <w:rFonts w:ascii="Arial" w:hAnsi="Arial" w:cs="Arial"/>
+                    <w:noProof/>
+                  </w:rPr>
+                  <w:t>Database connections</w:t>
+                </w:r>
+                <w:r>
+                  <w:rPr>
+                    <w:rFonts w:ascii="Arial" w:hAnsi="Arial" w:cs="Arial"/>
+                    <w:noProof/>
+                    <w:webHidden/>
+                  </w:rPr>
+                  <w:tab/>
+                </w:r>
+                <w:r>
+                  <w:rPr>
+                    <w:rFonts w:ascii="Arial" w:hAnsi="Arial" w:cs="Arial"/>
+                    <w:noProof/>
+                    <w:webHidden/>
+                  </w:rPr>
+                  <w:fldChar w:fldCharType="begin"/>
+                </w:r>
+                <w:r>
+                  <w:rPr>
+                    <w:rFonts w:ascii="Arial" w:hAnsi="Arial" w:cs="Arial"/>
+                    <w:noProof/>
+                    <w:webHidden/>
+                  </w:rPr>
+                  <w:instrText xml:space="preserve"> PAGEREF _Toc230002605 \h </w:instrText>
+                </w:r>
+                <w:r>
+                  <w:rPr>
+                    <w:rFonts w:ascii="Arial" w:hAnsi="Arial" w:cs="Arial"/>
+                    <w:noProof/>
+                    <w:webHidden/>
+                  </w:rPr>
+                </w:r>
+                <w:r>
+                  <w:rPr>
+                    <w:rFonts w:ascii="Arial" w:hAnsi="Arial" w:cs="Arial"/>
+                    <w:noProof/>
+                    <w:webHidden/>
+                  </w:rPr>
+                  <w:fldChar w:fldCharType="separate"/>
+                </w:r>
+                <w:r>
+                  <w:rPr>
+                    <w:rFonts w:ascii="Arial" w:hAnsi="Arial" w:cs="Arial"/>
+                    <w:noProof/>
+                    <w:webHidden/>
+                  </w:rPr>
+                  <w:t>11</w:t>
+                </w:r>
+                <w:r>
+                  <w:rPr>
+                    <w:rFonts w:ascii="Arial" w:hAnsi="Arial" w:cs="Arial"/>
+                    <w:noProof/>
+                    <w:webHidden/>
+                  </w:rPr>
+                  <w:fldChar w:fldCharType="end"/>
+                </w:r>
+              </w:hyperlink>
+            </w:p>
+            <w:p>
+              <w:pPr>
+                <w:pStyle w:val="TOC2"/>
+                <w:tabs>
+                  <w:tab w:val="right" w:leader="dot" w:pos="9350"/>
+                </w:tabs>
+                <w:rPr>
+                  <w:rFonts w:ascii="Arial" w:hAnsi="Arial" w:cs="Arial"/>
+                  <w:noProof/>
+                </w:rPr>
+              </w:pPr>
+              <w:hyperlink w:anchor="_Toc230002606" w:history="1">
+                <w:r>
+                  <w:rPr>
+                    <w:rStyle w:val="Hyperlink"/>
+                    <w:rFonts w:ascii="Arial" w:hAnsi="Arial" w:cs="Arial"/>
+                    <w:noProof/>
+                  </w:rPr>
+                  <w:t>Understanding a database connection</w:t>
+                </w:r>
+                <w:r>
+                  <w:rPr>
+                    <w:rFonts w:ascii="Arial" w:hAnsi="Arial" w:cs="Arial"/>
+                    <w:noProof/>
+                    <w:webHidden/>
+                  </w:rPr>
+                  <w:tab/>
+                </w:r>
+                <w:r>
+                  <w:rPr>
+                    <w:rFonts w:ascii="Arial" w:hAnsi="Arial" w:cs="Arial"/>
+                    <w:noProof/>
+                    <w:webHidden/>
+                  </w:rPr>
+                  <w:fldChar w:fldCharType="begin"/>
+                </w:r>
+                <w:r>
+                  <w:rPr>
+                    <w:rFonts w:ascii="Arial" w:hAnsi="Arial" w:cs="Arial"/>
+                    <w:noProof/>
+                    <w:webHidden/>
+                  </w:rPr>
+                  <w:instrText xml:space="preserve"> PAGEREF _Toc230002606 \h </w:instrText>
+                </w:r>
+                <w:r>
+                  <w:rPr>
+                    <w:rFonts w:ascii="Arial" w:hAnsi="Arial" w:cs="Arial"/>
+                    <w:noProof/>
+                    <w:webHidden/>
+                  </w:rPr>
+                </w:r>
+                <w:r>
+                  <w:rPr>
+                    <w:rFonts w:ascii="Arial" w:hAnsi="Arial" w:cs="Arial"/>
+                    <w:noProof/>
+                    <w:webHidden/>
+                  </w:rPr>
+                  <w:fldChar w:fldCharType="separate"/>
+                </w:r>
+                <w:r>
+                  <w:rPr>
+                    <w:rFonts w:ascii="Arial" w:hAnsi="Arial" w:cs="Arial"/>
+                    <w:noProof/>
+                    <w:webHidden/>
+                  </w:rPr>
+                  <w:t>11</w:t>
+                </w:r>
+                <w:r>
+                  <w:rPr>
+                    <w:rFonts w:ascii="Arial" w:hAnsi="Arial" w:cs="Arial"/>
+                    <w:noProof/>
+                    <w:webHidden/>
+                  </w:rPr>
+                  <w:fldChar w:fldCharType="end"/>
+                </w:r>
+              </w:hyperlink>
+            </w:p>
+            <w:p>
+              <w:pPr>
+                <w:pStyle w:val="TOC2"/>
+                <w:tabs>
+                  <w:tab w:val="right" w:leader="dot" w:pos="9350"/>
+                </w:tabs>
+                <w:rPr>
+                  <w:rFonts w:ascii="Arial" w:hAnsi="Arial" w:cs="Arial"/>
+                  <w:noProof/>
+                </w:rPr>
+              </w:pPr>
+              <w:hyperlink w:anchor="_Toc230002607" w:history="1">
+                <w:r>
+                  <w:rPr>
+                    <w:rStyle w:val="Hyperlink"/>
+                    <w:rFonts w:ascii="Arial" w:hAnsi="Arial" w:cs="Arial"/>
+                    <w:noProof/>
+                  </w:rPr>
+                  <w:t>Create a database connection</w:t>
+                </w:r>
+                <w:r>
+                  <w:rPr>
+                    <w:rFonts w:ascii="Arial" w:hAnsi="Arial" w:cs="Arial"/>
+                    <w:noProof/>
+                    <w:webHidden/>
+                  </w:rPr>
+                  <w:tab/>
+                </w:r>
+                <w:r>
+                  <w:rPr>
+                    <w:rFonts w:ascii="Arial" w:hAnsi="Arial" w:cs="Arial"/>
+                    <w:noProof/>
+                    <w:webHidden/>
+                  </w:rPr>
+                  <w:fldChar w:fldCharType="begin"/>
+                </w:r>
+                <w:r>
+                  <w:rPr>
+                    <w:rFonts w:ascii="Arial" w:hAnsi="Arial" w:cs="Arial"/>
+                    <w:noProof/>
+                    <w:webHidden/>
+                  </w:rPr>
+                  <w:instrText xml:space="preserve"> PAGEREF _Toc230002607 \h </w:instrText>
+                </w:r>
+                <w:r>
+                  <w:rPr>
+                    <w:rFonts w:ascii="Arial" w:hAnsi="Arial" w:cs="Arial"/>
+                    <w:noProof/>
+                    <w:webHidden/>
+                  </w:rPr>
+                </w:r>
+                <w:r>
+                  <w:rPr>
+                    <w:rFonts w:ascii="Arial" w:hAnsi="Arial" w:cs="Arial"/>
+                    <w:noProof/>
+                    <w:webHidden/>
+                  </w:rPr>
+                  <w:fldChar w:fldCharType="separate"/>
+                </w:r>
+                <w:r>
+                  <w:rPr>
+                    <w:rFonts w:ascii="Arial" w:hAnsi="Arial" w:cs="Arial"/>
+                    <w:noProof/>
+                    <w:webHidden/>
+                  </w:rPr>
+                  <w:t>12</w:t>
+                </w:r>
+                <w:r>
+                  <w:rPr>
+                    <w:rFonts w:ascii="Arial" w:hAnsi="Arial" w:cs="Arial"/>
+                    <w:noProof/>
+                    <w:webHidden/>
+                  </w:rPr>
+                  <w:fldChar w:fldCharType="end"/>
+                </w:r>
+              </w:hyperlink>
+            </w:p>
+            <w:p>
+              <w:pPr>
+                <w:pStyle w:val="TOC2"/>
+                <w:tabs>
+                  <w:tab w:val="right" w:leader="dot" w:pos="9350"/>
+                </w:tabs>
+                <w:rPr>
+                  <w:rFonts w:ascii="Arial" w:hAnsi="Arial" w:cs="Arial"/>
+                  <w:noProof/>
+                </w:rPr>
+              </w:pPr>
+              <w:hyperlink w:anchor="_Toc230002608" w:history="1">
+                <w:r>
+                  <w:rPr>
+                    <w:rStyle w:val="Hyperlink"/>
+                    <w:rFonts w:ascii="Arial" w:hAnsi="Arial" w:cs="Arial"/>
+                    <w:noProof/>
+                  </w:rPr>
+                  <w:t>Examples</w:t>
+                </w:r>
+                <w:r>
+                  <w:rPr>
+                    <w:rFonts w:ascii="Arial" w:hAnsi="Arial" w:cs="Arial"/>
+                    <w:noProof/>
+                    <w:webHidden/>
+                  </w:rPr>
+                  <w:tab/>
+                </w:r>
+                <w:r>
+                  <w:rPr>
+                    <w:rFonts w:ascii="Arial" w:hAnsi="Arial" w:cs="Arial"/>
+                    <w:noProof/>
+                    <w:webHidden/>
+                  </w:rPr>
+                  <w:fldChar w:fldCharType="begin"/>
+                </w:r>
+                <w:r>
+                  <w:rPr>
+                    <w:rFonts w:ascii="Arial" w:hAnsi="Arial" w:cs="Arial"/>
+                    <w:noProof/>
+                    <w:webHidden/>
+                  </w:rPr>
+                  <w:instrText xml:space="preserve"> PAGEREF _Toc230002608 \h </w:instrText>
+                </w:r>
+                <w:r>
+                  <w:rPr>
+                    <w:rFonts w:ascii="Arial" w:hAnsi="Arial" w:cs="Arial"/>
+                    <w:noProof/>
+                    <w:webHidden/>
+                  </w:rPr>
+                </w:r>
+                <w:r>
+                  <w:rPr>
+                    <w:rFonts w:ascii="Arial" w:hAnsi="Arial" w:cs="Arial"/>
+                    <w:noProof/>
+                    <w:webHidden/>
+                  </w:rPr>
+                  <w:fldChar w:fldCharType="separate"/>
+                </w:r>
+                <w:r>
+                  <w:rPr>
+                    <w:rFonts w:ascii="Arial" w:hAnsi="Arial" w:cs="Arial"/>
+                    <w:noProof/>
+                    <w:webHidden/>
+                  </w:rPr>
+                  <w:t>13</w:t>
+                </w:r>
+                <w:r>
+                  <w:rPr>
+                    <w:rFonts w:ascii="Arial" w:hAnsi="Arial" w:cs="Arial"/>
+                    <w:noProof/>
+                    <w:webHidden/>
+                  </w:rPr>
+                  <w:fldChar w:fldCharType="end"/>
+                </w:r>
+              </w:hyperlink>
+            </w:p>
+            <w:p>
+              <w:pPr>
+                <w:pStyle w:val="TOC3"/>
+                <w:tabs>
+                  <w:tab w:val="right" w:leader="dot" w:pos="9350"/>
+                </w:tabs>
+                <w:rPr>
+                  <w:rFonts w:ascii="Arial" w:hAnsi="Arial" w:cs="Arial"/>
+                  <w:noProof/>
+                </w:rPr>
+              </w:pPr>
+              <w:hyperlink w:anchor="_Toc230002609" w:history="1">
+                <w:r>
+                  <w:rPr>
+                    <w:rStyle w:val="Hyperlink"/>
+                    <w:rFonts w:ascii="Arial" w:hAnsi="Arial" w:cs="Arial"/>
+                    <w:noProof/>
+                  </w:rPr>
+                  <w:t>Local database server</w:t>
+                </w:r>
+                <w:r>
+                  <w:rPr>
+                    <w:rFonts w:ascii="Arial" w:hAnsi="Arial" w:cs="Arial"/>
+                    <w:noProof/>
+                    <w:webHidden/>
+                  </w:rPr>
+                  <w:tab/>
+                </w:r>
+                <w:r>
+                  <w:rPr>
+                    <w:rFonts w:ascii="Arial" w:hAnsi="Arial" w:cs="Arial"/>
+                    <w:noProof/>
+                    <w:webHidden/>
+                  </w:rPr>
+                  <w:fldChar w:fldCharType="begin"/>
+                </w:r>
+                <w:r>
+                  <w:rPr>
+                    <w:rFonts w:ascii="Arial" w:hAnsi="Arial" w:cs="Arial"/>
+                    <w:noProof/>
+                    <w:webHidden/>
+                  </w:rPr>
+                  <w:instrText xml:space="preserve"> PAGEREF _Toc230002609 \h </w:instrText>
+                </w:r>
+                <w:r>
+                  <w:rPr>
+                    <w:rFonts w:ascii="Arial" w:hAnsi="Arial" w:cs="Arial"/>
+                    <w:noProof/>
+                    <w:webHidden/>
+                  </w:rPr>
+                </w:r>
+                <w:r>
+                  <w:rPr>
+                    <w:rFonts w:ascii="Arial" w:hAnsi="Arial" w:cs="Arial"/>
+                    <w:noProof/>
+                    <w:webHidden/>
+                  </w:rPr>
+                  <w:fldChar w:fldCharType="separate"/>
+                </w:r>
+                <w:r>
+                  <w:rPr>
+                    <w:rFonts w:ascii="Arial" w:hAnsi="Arial" w:cs="Arial"/>
+                    <w:noProof/>
+                    <w:webHidden/>
+                  </w:rPr>
+                  <w:t>13</w:t>
+                </w:r>
+                <w:r>
+                  <w:rPr>
+                    <w:rFonts w:ascii="Arial" w:hAnsi="Arial" w:cs="Arial"/>
+                    <w:noProof/>
+                    <w:webHidden/>
+                  </w:rPr>
+                  <w:fldChar w:fldCharType="end"/>
+                </w:r>
+              </w:hyperlink>
+            </w:p>
+            <w:p>
+              <w:pPr>
+                <w:pStyle w:val="TOC3"/>
+                <w:tabs>
+                  <w:tab w:val="right" w:leader="dot" w:pos="9350"/>
+                </w:tabs>
+                <w:rPr>
+                  <w:rFonts w:ascii="Arial" w:hAnsi="Arial" w:cs="Arial"/>
+                  <w:noProof/>
+                </w:rPr>
+              </w:pPr>
+              <w:hyperlink w:anchor="_Toc230002610" w:history="1">
+                <w:r>
+                  <w:rPr>
+                    <w:rStyle w:val="Hyperlink"/>
+                    <w:rFonts w:ascii="Arial" w:hAnsi="Arial" w:cs="Arial"/>
+                    <w:noProof/>
+                  </w:rPr>
+                  <w:t>Remote database server</w:t>
+                </w:r>
+                <w:r>
+                  <w:rPr>
+                    <w:rFonts w:ascii="Arial" w:hAnsi="Arial" w:cs="Arial"/>
+                    <w:noProof/>
+                    <w:webHidden/>
+                  </w:rPr>
+                  <w:tab/>
+                </w:r>
+                <w:r>
+                  <w:rPr>
+                    <w:rFonts w:ascii="Arial" w:hAnsi="Arial" w:cs="Arial"/>
+                    <w:noProof/>
+                    <w:webHidden/>
+                  </w:rPr>
+                  <w:fldChar w:fldCharType="begin"/>
+                </w:r>
+                <w:r>
+                  <w:rPr>
+                    <w:rFonts w:ascii="Arial" w:hAnsi="Arial" w:cs="Arial"/>
+                    <w:noProof/>
+                    <w:webHidden/>
+                  </w:rPr>
+                  <w:instrText xml:space="preserve"> PAGEREF _Toc230002610 \h </w:instrText>
+                </w:r>
+                <w:r>
+                  <w:rPr>
+                    <w:rFonts w:ascii="Arial" w:hAnsi="Arial" w:cs="Arial"/>
+                    <w:noProof/>
+                    <w:webHidden/>
+                  </w:rPr>
+                </w:r>
+                <w:r>
+                  <w:rPr>
+                    <w:rFonts w:ascii="Arial" w:hAnsi="Arial" w:cs="Arial"/>
+                    <w:noProof/>
+                    <w:webHidden/>
+                  </w:rPr>
+                  <w:fldChar w:fldCharType="separate"/>
+                </w:r>
+                <w:r>
+                  <w:rPr>
+                    <w:rFonts w:ascii="Arial" w:hAnsi="Arial" w:cs="Arial"/>
+                    <w:noProof/>
+                    <w:webHidden/>
+                  </w:rPr>
+                  <w:t>14</w:t>
+                </w:r>
+                <w:r>
+                  <w:rPr>
+                    <w:rFonts w:ascii="Arial" w:hAnsi="Arial" w:cs="Arial"/>
+                    <w:noProof/>
+                    <w:webHidden/>
+                  </w:rPr>
+                  <w:fldChar w:fldCharType="end"/>
+                </w:r>
+              </w:hyperlink>
+            </w:p>
+            <w:p>
+              <w:pPr>
+                <w:pStyle w:val="TOC3"/>
+                <w:tabs>
+                  <w:tab w:val="right" w:leader="dot" w:pos="9350"/>
+                </w:tabs>
+                <w:rPr>
+                  <w:rFonts w:ascii="Arial" w:hAnsi="Arial" w:cs="Arial"/>
+                  <w:noProof/>
+                </w:rPr>
+              </w:pPr>
+              <w:hyperlink w:anchor="_Toc230002611" w:history="1">
+                <w:r>
+                  <w:rPr>
+                    <w:rStyle w:val="Hyperlink"/>
+                    <w:rFonts w:ascii="Arial" w:hAnsi="Arial" w:cs="Arial"/>
+                    <w:noProof/>
+                  </w:rPr>
+                  <w:t>Local database file</w:t>
+                </w:r>
+                <w:r>
+                  <w:rPr>
+                    <w:rFonts w:ascii="Arial" w:hAnsi="Arial" w:cs="Arial"/>
+                    <w:noProof/>
+                    <w:webHidden/>
+                  </w:rPr>
+                  <w:tab/>
+                </w:r>
+                <w:r>
+                  <w:rPr>
+                    <w:rFonts w:ascii="Arial" w:hAnsi="Arial" w:cs="Arial"/>
+                    <w:noProof/>
+                    <w:webHidden/>
+                  </w:rPr>
+                  <w:fldChar w:fldCharType="begin"/>
+                </w:r>
+                <w:r>
+                  <w:rPr>
+                    <w:rFonts w:ascii="Arial" w:hAnsi="Arial" w:cs="Arial"/>
+                    <w:noProof/>
+                    <w:webHidden/>
+                  </w:rPr>
+                  <w:instrText xml:space="preserve"> PAGEREF _Toc230002611 \h </w:instrText>
+                </w:r>
+                <w:r>
+                  <w:rPr>
+                    <w:rFonts w:ascii="Arial" w:hAnsi="Arial" w:cs="Arial"/>
+                    <w:noProof/>
+                    <w:webHidden/>
+                  </w:rPr>
+                </w:r>
+                <w:r>
+                  <w:rPr>
+                    <w:rFonts w:ascii="Arial" w:hAnsi="Arial" w:cs="Arial"/>
+                    <w:noProof/>
+                    <w:webHidden/>
+                  </w:rPr>
+                  <w:fldChar w:fldCharType="separate"/>
+                </w:r>
+                <w:r>
+                  <w:rPr>
+                    <w:rFonts w:ascii="Arial" w:hAnsi="Arial" w:cs="Arial"/>
+                    <w:noProof/>
+                    <w:webHidden/>
+                  </w:rPr>
+                  <w:t>14</w:t>
+                </w:r>
+                <w:r>
+                  <w:rPr>
+                    <w:rFonts w:ascii="Arial" w:hAnsi="Arial" w:cs="Arial"/>
+                    <w:noProof/>
+                    <w:webHidden/>
+                  </w:rPr>
+                  <w:fldChar w:fldCharType="end"/>
+                </w:r>
+              </w:hyperlink>
+            </w:p>
+            <w:p>
+              <w:pPr>
+                <w:pStyle w:val="TOC2"/>
+                <w:tabs>
+                  <w:tab w:val="right" w:leader="dot" w:pos="9350"/>
+                </w:tabs>
+                <w:rPr>
+                  <w:rFonts w:ascii="Arial" w:hAnsi="Arial" w:cs="Arial"/>
+                  <w:noProof/>
+                </w:rPr>
+              </w:pPr>
+              <w:hyperlink w:anchor="_Toc230002612" w:history="1">
+                <w:r>
+                  <w:rPr>
+                    <w:rStyle w:val="Hyperlink"/>
+                    <w:rFonts w:ascii="Arial" w:hAnsi="Arial" w:cs="Arial"/>
+                    <w:noProof/>
+                  </w:rPr>
+                  <w:t>View database connections</w:t>
+                </w:r>
+                <w:r>
+                  <w:rPr>
+                    <w:rFonts w:ascii="Arial" w:hAnsi="Arial" w:cs="Arial"/>
+                    <w:noProof/>
+                    <w:webHidden/>
+                  </w:rPr>
+                  <w:tab/>
+                </w:r>
+                <w:r>
+                  <w:rPr>
+                    <w:rFonts w:ascii="Arial" w:hAnsi="Arial" w:cs="Arial"/>
+                    <w:noProof/>
+                    <w:webHidden/>
+                  </w:rPr>
+                  <w:fldChar w:fldCharType="begin"/>
+                </w:r>
+                <w:r>
+                  <w:rPr>
+                    <w:rFonts w:ascii="Arial" w:hAnsi="Arial" w:cs="Arial"/>
+                    <w:noProof/>
+                    <w:webHidden/>
+                  </w:rPr>
+                  <w:instrText xml:space="preserve"> PAGEREF _Toc230002612 \h </w:instrText>
+                </w:r>
+                <w:r>
+                  <w:rPr>
+                    <w:rFonts w:ascii="Arial" w:hAnsi="Arial" w:cs="Arial"/>
+                    <w:noProof/>
+                    <w:webHidden/>
+                  </w:rPr>
+                </w:r>
+                <w:r>
+                  <w:rPr>
+                    <w:rFonts w:ascii="Arial" w:hAnsi="Arial" w:cs="Arial"/>
+                    <w:noProof/>
+                    <w:webHidden/>
+                  </w:rPr>
+                  <w:fldChar w:fldCharType="separate"/>
+                </w:r>
+                <w:r>
+                  <w:rPr>
+                    <w:rFonts w:ascii="Arial" w:hAnsi="Arial" w:cs="Arial"/>
+                    <w:noProof/>
+                    <w:webHidden/>
+                  </w:rPr>
+                  <w:t>14</w:t>
+                </w:r>
+                <w:r>
+                  <w:rPr>
+                    <w:rFonts w:ascii="Arial" w:hAnsi="Arial" w:cs="Arial"/>
+                    <w:noProof/>
+                    <w:webHidden/>
+                  </w:rPr>
+                  <w:fldChar w:fldCharType="end"/>
+                </w:r>
+              </w:hyperlink>
+            </w:p>
+            <w:p>
+              <w:pPr>
+                <w:pStyle w:val="TOC1"/>
+                <w:tabs>
+                  <w:tab w:val="right" w:leader="dot" w:pos="9350"/>
+                </w:tabs>
+                <w:rPr>
+                  <w:rFonts w:ascii="Arial" w:eastAsiaTheme="minorEastAsia" w:hAnsi="Arial" w:cs="Arial"/>
+                  <w:noProof/>
+                  <w:kern w:val="2"/>
+                  <w14:ligatures w14:val="standardContextual"/>
+                </w:rPr>
+              </w:pPr>
+              <w:hyperlink w:anchor="_Toc230002613" w:history="1">
+                <w:r>
+                  <w:rPr>
+                    <w:rStyle w:val="Hyperlink"/>
+                    <w:rFonts w:ascii="Arial" w:hAnsi="Arial" w:cs="Arial"/>
+                    <w:noProof/>
+                  </w:rPr>
+                  <w:t>Notifications</w:t>
+                </w:r>
+                <w:r>
+                  <w:rPr>
+                    <w:rFonts w:ascii="Arial" w:hAnsi="Arial" w:cs="Arial"/>
+                    <w:noProof/>
+                    <w:webHidden/>
+                  </w:rPr>
+                  <w:tab/>
+                </w:r>
+                <w:r>
+                  <w:rPr>
+                    <w:rFonts w:ascii="Arial" w:hAnsi="Arial" w:cs="Arial"/>
+                    <w:noProof/>
+                    <w:webHidden/>
+                  </w:rPr>
+                  <w:fldChar w:fldCharType="begin"/>
+                </w:r>
+                <w:r>
+                  <w:rPr>
+                    <w:rFonts w:ascii="Arial" w:hAnsi="Arial" w:cs="Arial"/>
+                    <w:noProof/>
+                    <w:webHidden/>
+                  </w:rPr>
+                  <w:instrText xml:space="preserve"> PAGEREF _Toc230002613 \h </w:instrText>
+                </w:r>
+                <w:r>
+                  <w:rPr>
+                    <w:rFonts w:ascii="Arial" w:hAnsi="Arial" w:cs="Arial"/>
+                    <w:noProof/>
+                    <w:webHidden/>
+                  </w:rPr>
+                </w:r>
+                <w:r>
+                  <w:rPr>
+                    <w:rFonts w:ascii="Arial" w:hAnsi="Arial" w:cs="Arial"/>
+                    <w:noProof/>
+                    <w:webHidden/>
+                  </w:rPr>
+                  <w:fldChar w:fldCharType="separate"/>
+                </w:r>
+                <w:r>
+                  <w:rPr>
+                    <w:rFonts w:ascii="Arial" w:hAnsi="Arial" w:cs="Arial"/>
+                    <w:noProof/>
+                    <w:webHidden/>
+                  </w:rPr>
+                  <w:t>15</w:t>
+                </w:r>
+                <w:r>
+                  <w:rPr>
+                    <w:rFonts w:ascii="Arial" w:hAnsi="Arial" w:cs="Arial"/>
+                    <w:noProof/>
+                    <w:webHidden/>
+                  </w:rPr>
+                  <w:fldChar w:fldCharType="end"/>
+                </w:r>
+              </w:hyperlink>
+            </w:p>
+            <w:p>
+              <w:pPr>
+                <w:pStyle w:val="TOC2"/>
+                <w:tabs>
+                  <w:tab w:val="right" w:leader="dot" w:pos="9350"/>
+                </w:tabs>
+                <w:rPr>
+                  <w:rFonts w:ascii="Arial" w:hAnsi="Arial" w:cs="Arial"/>
+                  <w:noProof/>
+                </w:rPr>
+              </w:pPr>
+              <w:hyperlink w:anchor="_Toc230002614" w:history="1">
+                <w:r>
+                  <w:rPr>
+                    <w:rStyle w:val="Hyperlink"/>
+                    <w:rFonts w:ascii="Arial" w:hAnsi="Arial" w:cs="Arial"/>
+                    <w:noProof/>
+                  </w:rPr>
+                  <w:t>Notification providers</w:t>
+                </w:r>
+                <w:r>
+                  <w:rPr>
+                    <w:rFonts w:ascii="Arial" w:hAnsi="Arial" w:cs="Arial"/>
+                    <w:noProof/>
+                    <w:webHidden/>
+                  </w:rPr>
+                  <w:tab/>
+                </w:r>
+                <w:r>
+                  <w:rPr>
+                    <w:rFonts w:ascii="Arial" w:hAnsi="Arial" w:cs="Arial"/>
+                    <w:noProof/>
+                    <w:webHidden/>
+                  </w:rPr>
+                  <w:fldChar w:fldCharType="begin"/>
+                </w:r>
+                <w:r>
+                  <w:rPr>
+                    <w:rFonts w:ascii="Arial" w:hAnsi="Arial" w:cs="Arial"/>
+                    <w:noProof/>
+                    <w:webHidden/>
+                  </w:rPr>
+                  <w:instrText xml:space="preserve"> PAGEREF _Toc230002614 \h </w:instrText>
+                </w:r>
+                <w:r>
+                  <w:rPr>
+                    <w:rFonts w:ascii="Arial" w:hAnsi="Arial" w:cs="Arial"/>
+                    <w:noProof/>
+                    <w:webHidden/>
+                  </w:rPr>
+                </w:r>
+                <w:r>
+                  <w:rPr>
+                    <w:rFonts w:ascii="Arial" w:hAnsi="Arial" w:cs="Arial"/>
+                    <w:noProof/>
+                    <w:webHidden/>
+                  </w:rPr>
+                  <w:fldChar w:fldCharType="separate"/>
+                </w:r>
+                <w:r>
+                  <w:rPr>
+                    <w:rFonts w:ascii="Arial" w:hAnsi="Arial" w:cs="Arial"/>
+                    <w:noProof/>
+                    <w:webHidden/>
+                  </w:rPr>
+                  <w:t>15</w:t>
+                </w:r>
+                <w:r>
+                  <w:rPr>
+                    <w:rFonts w:ascii="Arial" w:hAnsi="Arial" w:cs="Arial"/>
+                    <w:noProof/>
+                    <w:webHidden/>
+                  </w:rPr>
+                  <w:fldChar w:fldCharType="end"/>
+                </w:r>
+              </w:hyperlink>
+            </w:p>
+            <w:p>
+              <w:pPr>
+                <w:pStyle w:val="TOC3"/>
+                <w:tabs>
+                  <w:tab w:val="right" w:leader="dot" w:pos="9350"/>
+                </w:tabs>
+                <w:rPr>
+                  <w:rFonts w:ascii="Arial" w:hAnsi="Arial" w:cs="Arial"/>
+                  <w:noProof/>
+                </w:rPr>
+              </w:pPr>
+              <w:hyperlink w:anchor="_Toc230002615" w:history="1">
+                <w:r>
+                  <w:rPr>
+                    <w:rStyle w:val="Hyperlink"/>
+                    <w:rFonts w:ascii="Arial" w:hAnsi="Arial" w:cs="Arial"/>
+                    <w:noProof/>
+                  </w:rPr>
+                  <w:t>Understanding notification providers</w:t>
+                </w:r>
+                <w:r>
+                  <w:rPr>
+                    <w:rFonts w:ascii="Arial" w:hAnsi="Arial" w:cs="Arial"/>
+                    <w:noProof/>
+                    <w:webHidden/>
+                  </w:rPr>
+                  <w:tab/>
+                </w:r>
+                <w:r>
+                  <w:rPr>
+                    <w:rFonts w:ascii="Arial" w:hAnsi="Arial" w:cs="Arial"/>
+                    <w:noProof/>
+                    <w:webHidden/>
+                  </w:rPr>
+                  <w:fldChar w:fldCharType="begin"/>
+                </w:r>
+                <w:r>
+                  <w:rPr>
+                    <w:rFonts w:ascii="Arial" w:hAnsi="Arial" w:cs="Arial"/>
+                    <w:noProof/>
+                    <w:webHidden/>
+                  </w:rPr>
+                  <w:instrText xml:space="preserve"> PAGEREF _Toc230002615 \h </w:instrText>
+                </w:r>
+                <w:r>
+                  <w:rPr>
+                    <w:rFonts w:ascii="Arial" w:hAnsi="Arial" w:cs="Arial"/>
+                    <w:noProof/>
+                    <w:webHidden/>
+                  </w:rPr>
+                </w:r>
+                <w:r>
+                  <w:rPr>
+                    <w:rFonts w:ascii="Arial" w:hAnsi="Arial" w:cs="Arial"/>
+                    <w:noProof/>
+                    <w:webHidden/>
+                  </w:rPr>
+                  <w:fldChar w:fldCharType="separate"/>
+                </w:r>
+                <w:r>
+                  <w:rPr>
+                    <w:rFonts w:ascii="Arial" w:hAnsi="Arial" w:cs="Arial"/>
+                    <w:noProof/>
+                    <w:webHidden/>
+                  </w:rPr>
+                  <w:t>15</w:t>
+                </w:r>
+                <w:r>
+                  <w:rPr>
+                    <w:rFonts w:ascii="Arial" w:hAnsi="Arial" w:cs="Arial"/>
+                    <w:noProof/>
+                    <w:webHidden/>
+                  </w:rPr>
+                  <w:fldChar w:fldCharType="end"/>
+                </w:r>
+              </w:hyperlink>
+            </w:p>
+            <w:p>
+              <w:pPr>
+                <w:pStyle w:val="TOC3"/>
+                <w:tabs>
+                  <w:tab w:val="right" w:leader="dot" w:pos="9350"/>
+                </w:tabs>
+                <w:rPr>
+                  <w:rFonts w:ascii="Arial" w:hAnsi="Arial" w:cs="Arial"/>
+                  <w:noProof/>
+                </w:rPr>
+              </w:pPr>
+              <w:hyperlink w:anchor="_Toc230002616" w:history="1">
+                <w:r>
+                  <w:rPr>
+                    <w:rStyle w:val="Hyperlink"/>
+                    <w:rFonts w:ascii="Arial" w:hAnsi="Arial" w:cs="Arial"/>
+                    <w:noProof/>
+                  </w:rPr>
+                  <w:t>Create a notification provider</w:t>
+                </w:r>
+                <w:r>
+                  <w:rPr>
+                    <w:rFonts w:ascii="Arial" w:hAnsi="Arial" w:cs="Arial"/>
+                    <w:noProof/>
+                    <w:webHidden/>
+                  </w:rPr>
+                  <w:tab/>
+                </w:r>
+                <w:r>
+                  <w:rPr>
+                    <w:rFonts w:ascii="Arial" w:hAnsi="Arial" w:cs="Arial"/>
+                    <w:noProof/>
+                    <w:webHidden/>
+                  </w:rPr>
+                  <w:fldChar w:fldCharType="begin"/>
+                </w:r>
+                <w:r>
+                  <w:rPr>
+                    <w:rFonts w:ascii="Arial" w:hAnsi="Arial" w:cs="Arial"/>
+                    <w:noProof/>
+                    <w:webHidden/>
+                  </w:rPr>
+                  <w:instrText xml:space="preserve"> PAGEREF _Toc230002616 \h </w:instrText>
+                </w:r>
+                <w:r>
+                  <w:rPr>
+                    <w:rFonts w:ascii="Arial" w:hAnsi="Arial" w:cs="Arial"/>
+                    <w:noProof/>
+                    <w:webHidden/>
+                  </w:rPr>
+                </w:r>
+                <w:r>
+                  <w:rPr>
+                    <w:rFonts w:ascii="Arial" w:hAnsi="Arial" w:cs="Arial"/>
+                    <w:noProof/>
+                    <w:webHidden/>
+                  </w:rPr>
+                  <w:fldChar w:fldCharType="separate"/>
+                </w:r>
+                <w:r>
+                  <w:rPr>
+                    <w:rFonts w:ascii="Arial" w:hAnsi="Arial" w:cs="Arial"/>
+                    <w:noProof/>
+                    <w:webHidden/>
+                  </w:rPr>
+                  <w:t>15</w:t>
+                </w:r>
+                <w:r>
+                  <w:rPr>
+                    <w:rFonts w:ascii="Arial" w:hAnsi="Arial" w:cs="Arial"/>
+                    <w:noProof/>
+                    <w:webHidden/>
+                  </w:rPr>
+                  <w:fldChar w:fldCharType="end"/>
+                </w:r>
+              </w:hyperlink>
+            </w:p>
+            <w:p>
+              <w:pPr>
+                <w:pStyle w:val="TOC2"/>
+                <w:tabs>
+                  <w:tab w:val="right" w:leader="dot" w:pos="9350"/>
+                </w:tabs>
+                <w:rPr>
+                  <w:rFonts w:ascii="Arial" w:hAnsi="Arial" w:cs="Arial"/>
+                  <w:noProof/>
+                </w:rPr>
+              </w:pPr>
+              <w:hyperlink w:anchor="_Toc230002617" w:history="1">
+                <w:r>
+                  <w:rPr>
+                    <w:rStyle w:val="Hyperlink"/>
+                    <w:rFonts w:ascii="Arial" w:hAnsi="Arial" w:cs="Arial"/>
+                    <w:noProof/>
+                  </w:rPr>
+                  <w:t>Guard notifications</w:t>
+                </w:r>
+                <w:r>
+                  <w:rPr>
+                    <w:rFonts w:ascii="Arial" w:hAnsi="Arial" w:cs="Arial"/>
+                    <w:noProof/>
+                    <w:webHidden/>
+                  </w:rPr>
+                  <w:tab/>
+                </w:r>
+                <w:r>
+                  <w:rPr>
+                    <w:rFonts w:ascii="Arial" w:hAnsi="Arial" w:cs="Arial"/>
+                    <w:noProof/>
+                    <w:webHidden/>
+                  </w:rPr>
+                  <w:fldChar w:fldCharType="begin"/>
+                </w:r>
+                <w:r>
+                  <w:rPr>
+                    <w:rFonts w:ascii="Arial" w:hAnsi="Arial" w:cs="Arial"/>
+                    <w:noProof/>
+                    <w:webHidden/>
+                  </w:rPr>
+                  <w:instrText xml:space="preserve"> PAGEREF _Toc230002617 \h </w:instrText>
+                </w:r>
+                <w:r>
+                  <w:rPr>
+                    <w:rFonts w:ascii="Arial" w:hAnsi="Arial" w:cs="Arial"/>
+                    <w:noProof/>
+                    <w:webHidden/>
+                  </w:rPr>
+                </w:r>
+                <w:r>
+                  <w:rPr>
+                    <w:rFonts w:ascii="Arial" w:hAnsi="Arial" w:cs="Arial"/>
+                    <w:noProof/>
+                    <w:webHidden/>
+                  </w:rPr>
+                  <w:fldChar w:fldCharType="separate"/>
+                </w:r>
+                <w:r>
+                  <w:rPr>
+                    <w:rFonts w:ascii="Arial" w:hAnsi="Arial" w:cs="Arial"/>
+                    <w:noProof/>
+                    <w:webHidden/>
+                  </w:rPr>
+                  <w:t>17</w:t>
+                </w:r>
+                <w:r>
+                  <w:rPr>
+                    <w:rFonts w:ascii="Arial" w:hAnsi="Arial" w:cs="Arial"/>
+                    <w:noProof/>
+                    <w:webHidden/>
+                  </w:rPr>
+                  <w:fldChar w:fldCharType="end"/>
+                </w:r>
+              </w:hyperlink>
+            </w:p>
+            <w:p>
+              <w:pPr>
+                <w:pStyle w:val="TOC3"/>
+                <w:tabs>
+                  <w:tab w:val="right" w:leader="dot" w:pos="9350"/>
+                </w:tabs>
+                <w:rPr>
+                  <w:rFonts w:ascii="Arial" w:hAnsi="Arial" w:cs="Arial"/>
+                  <w:noProof/>
+                </w:rPr>
+              </w:pPr>
+              <w:hyperlink w:anchor="_Toc230002618" w:history="1">
+                <w:r>
+                  <w:rPr>
+                    <w:rStyle w:val="Hyperlink"/>
+                    <w:rFonts w:ascii="Arial" w:hAnsi="Arial" w:cs="Arial"/>
+                    <w:noProof/>
+                  </w:rPr>
+                  <w:t>Understanding notifications</w:t>
+                </w:r>
+                <w:r>
+                  <w:rPr>
+                    <w:rFonts w:ascii="Arial" w:hAnsi="Arial" w:cs="Arial"/>
+                    <w:noProof/>
+                    <w:webHidden/>
+                  </w:rPr>
+                  <w:tab/>
+                </w:r>
+                <w:r>
+                  <w:rPr>
+                    <w:rFonts w:ascii="Arial" w:hAnsi="Arial" w:cs="Arial"/>
+                    <w:noProof/>
+                    <w:webHidden/>
+                  </w:rPr>
+                  <w:fldChar w:fldCharType="begin"/>
+                </w:r>
+                <w:r>
+                  <w:rPr>
+                    <w:rFonts w:ascii="Arial" w:hAnsi="Arial" w:cs="Arial"/>
+                    <w:noProof/>
+                    <w:webHidden/>
+                  </w:rPr>
+                  <w:instrText xml:space="preserve"> PAGEREF _Toc230002618 \h </w:instrText>
+                </w:r>
+                <w:r>
+                  <w:rPr>
+                    <w:rFonts w:ascii="Arial" w:hAnsi="Arial" w:cs="Arial"/>
+                    <w:noProof/>
+                    <w:webHidden/>
+                  </w:rPr>
+                </w:r>
+                <w:r>
+                  <w:rPr>
+                    <w:rFonts w:ascii="Arial" w:hAnsi="Arial" w:cs="Arial"/>
+                    <w:noProof/>
+                    <w:webHidden/>
+                  </w:rPr>
+                  <w:fldChar w:fldCharType="separate"/>
+                </w:r>
+                <w:r>
+                  <w:rPr>
+                    <w:rFonts w:ascii="Arial" w:hAnsi="Arial" w:cs="Arial"/>
+                    <w:noProof/>
+                    <w:webHidden/>
+                  </w:rPr>
+                  <w:t>17</w:t>
+                </w:r>
+                <w:r>
+                  <w:rPr>
+                    <w:rFonts w:ascii="Arial" w:hAnsi="Arial" w:cs="Arial"/>
+                    <w:noProof/>
+                    <w:webHidden/>
+                  </w:rPr>
+                  <w:fldChar w:fldCharType="end"/>
+                </w:r>
+              </w:hyperlink>
+            </w:p>
+            <w:p>
+              <w:pPr>
+                <w:pStyle w:val="TOC3"/>
+                <w:tabs>
+                  <w:tab w:val="right" w:leader="dot" w:pos="9350"/>
+                </w:tabs>
+                <w:rPr>
+                  <w:rFonts w:ascii="Arial" w:hAnsi="Arial" w:cs="Arial"/>
+                  <w:noProof/>
+                </w:rPr>
+              </w:pPr>
+              <w:hyperlink w:anchor="_Toc230002619" w:history="1">
+                <w:r>
+                  <w:rPr>
+                    <w:rStyle w:val="Hyperlink"/>
+                    <w:rFonts w:ascii="Arial" w:hAnsi="Arial" w:cs="Arial"/>
+                    <w:noProof/>
+                  </w:rPr>
+                  <w:t>Create notifications</w:t>
+                </w:r>
+                <w:r>
+                  <w:rPr>
+                    <w:rFonts w:ascii="Arial" w:hAnsi="Arial" w:cs="Arial"/>
+                    <w:noProof/>
+                    <w:webHidden/>
+                  </w:rPr>
+                  <w:tab/>
+                </w:r>
+                <w:r>
+                  <w:rPr>
+                    <w:rFonts w:ascii="Arial" w:hAnsi="Arial" w:cs="Arial"/>
+                    <w:noProof/>
+                    <w:webHidden/>
+                  </w:rPr>
+                  <w:fldChar w:fldCharType="begin"/>
+                </w:r>
+                <w:r>
+                  <w:rPr>
+                    <w:rFonts w:ascii="Arial" w:hAnsi="Arial" w:cs="Arial"/>
+                    <w:noProof/>
+                    <w:webHidden/>
+                  </w:rPr>
+                  <w:instrText xml:space="preserve"> PAGEREF _Toc230002619 \h </w:instrText>
+                </w:r>
+                <w:r>
+                  <w:rPr>
+                    <w:rFonts w:ascii="Arial" w:hAnsi="Arial" w:cs="Arial"/>
+                    <w:noProof/>
+                    <w:webHidden/>
+                  </w:rPr>
+                </w:r>
+                <w:r>
+                  <w:rPr>
+                    <w:rFonts w:ascii="Arial" w:hAnsi="Arial" w:cs="Arial"/>
+                    <w:noProof/>
+                    <w:webHidden/>
+                  </w:rPr>
+                  <w:fldChar w:fldCharType="separate"/>
+                </w:r>
+                <w:r>
+                  <w:rPr>
+                    <w:rFonts w:ascii="Arial" w:hAnsi="Arial" w:cs="Arial"/>
+                    <w:noProof/>
+                    <w:webHidden/>
+                  </w:rPr>
+                  <w:t>17</w:t>
+                </w:r>
+                <w:r>
+                  <w:rPr>
+                    <w:rFonts w:ascii="Arial" w:hAnsi="Arial" w:cs="Arial"/>
+                    <w:noProof/>
+                    <w:webHidden/>
+                  </w:rPr>
+                  <w:fldChar w:fldCharType="end"/>
+                </w:r>
+              </w:hyperlink>
+            </w:p>
+            <w:p>
+              <w:pPr>
+                <w:pStyle w:val="TOC3"/>
+                <w:tabs>
+                  <w:tab w:val="right" w:leader="dot" w:pos="9350"/>
+                </w:tabs>
+                <w:rPr>
+                  <w:rFonts w:ascii="Arial" w:hAnsi="Arial" w:cs="Arial"/>
+                  <w:noProof/>
+                </w:rPr>
+              </w:pPr>
+              <w:hyperlink w:anchor="_Toc230002620" w:history="1">
+                <w:r>
+                  <w:rPr>
+                    <w:rStyle w:val="Hyperlink"/>
+                    <w:rFonts w:ascii="Arial" w:hAnsi="Arial" w:cs="Arial"/>
+                    <w:noProof/>
+                  </w:rPr>
+                  <w:t>View notifications</w:t>
+                </w:r>
+                <w:r>
+                  <w:rPr>
+                    <w:rFonts w:ascii="Arial" w:hAnsi="Arial" w:cs="Arial"/>
+                    <w:noProof/>
+                    <w:webHidden/>
+                  </w:rPr>
+                  <w:tab/>
+                </w:r>
+                <w:r>
+                  <w:rPr>
+                    <w:rFonts w:ascii="Arial" w:hAnsi="Arial" w:cs="Arial"/>
+                    <w:noProof/>
+                    <w:webHidden/>
+                  </w:rPr>
+                  <w:fldChar w:fldCharType="begin"/>
+                </w:r>
+                <w:r>
+                  <w:rPr>
+                    <w:rFonts w:ascii="Arial" w:hAnsi="Arial" w:cs="Arial"/>
+                    <w:noProof/>
+                    <w:webHidden/>
+                  </w:rPr>
+                  <w:instrText xml:space="preserve"> PAGEREF _Toc230002620 \h </w:instrText>
+                </w:r>
+                <w:r>
+                  <w:rPr>
+                    <w:rFonts w:ascii="Arial" w:hAnsi="Arial" w:cs="Arial"/>
+                    <w:noProof/>
+                    <w:webHidden/>
+                  </w:rPr>
+                </w:r>
+                <w:r>
+                  <w:rPr>
+                    <w:rFonts w:ascii="Arial" w:hAnsi="Arial" w:cs="Arial"/>
+                    <w:noProof/>
+                    <w:webHidden/>
+                  </w:rPr>
+                  <w:fldChar w:fldCharType="separate"/>
+                </w:r>
+                <w:r>
+                  <w:rPr>
+                    <w:rFonts w:ascii="Arial" w:hAnsi="Arial" w:cs="Arial"/>
+                    <w:noProof/>
+                    <w:webHidden/>
+                  </w:rPr>
+                  <w:t>20</w:t>
+                </w:r>
+                <w:r>
+                  <w:rPr>
+                    <w:rFonts w:ascii="Arial" w:hAnsi="Arial" w:cs="Arial"/>
+                    <w:noProof/>
+                    <w:webHidden/>
+                  </w:rPr>
+                  <w:fldChar w:fldCharType="end"/>
+                </w:r>
+              </w:hyperlink>
+            </w:p>
+            <w:p>
+              <w:pPr>
+                <w:pStyle w:val="TOC3"/>
+                <w:tabs>
+                  <w:tab w:val="right" w:leader="dot" w:pos="9350"/>
+                </w:tabs>
+                <w:rPr>
+                  <w:rFonts w:ascii="Arial" w:hAnsi="Arial" w:cs="Arial"/>
+                  <w:noProof/>
+                </w:rPr>
+              </w:pPr>
+              <w:hyperlink w:anchor="_Toc230002621" w:history="1">
+                <w:r>
+                  <w:rPr>
+                    <w:rStyle w:val="Hyperlink"/>
+                    <w:rFonts w:ascii="Arial" w:hAnsi="Arial" w:cs="Arial"/>
+                    <w:noProof/>
+                  </w:rPr>
+                  <w:t>Notification transactions</w:t>
+                </w:r>
+                <w:r>
+                  <w:rPr>
+                    <w:rFonts w:ascii="Arial" w:hAnsi="Arial" w:cs="Arial"/>
+                    <w:noProof/>
+                    <w:webHidden/>
+                  </w:rPr>
+                  <w:tab/>
+                </w:r>
+                <w:r>
+                  <w:rPr>
+                    <w:rFonts w:ascii="Arial" w:hAnsi="Arial" w:cs="Arial"/>
+                    <w:noProof/>
+                    <w:webHidden/>
+                  </w:rPr>
+                  <w:fldChar w:fldCharType="begin"/>
+                </w:r>
+                <w:r>
+                  <w:rPr>
+                    <w:rFonts w:ascii="Arial" w:hAnsi="Arial" w:cs="Arial"/>
+                    <w:noProof/>
+                    <w:webHidden/>
+                  </w:rPr>
+                  <w:instrText xml:space="preserve"> PAGEREF _Toc230002621 \h </w:instrText>
+                </w:r>
+                <w:r>
+                  <w:rPr>
+                    <w:rFonts w:ascii="Arial" w:hAnsi="Arial" w:cs="Arial"/>
+                    <w:noProof/>
+                    <w:webHidden/>
+                  </w:rPr>
+                </w:r>
+                <w:r>
+                  <w:rPr>
+                    <w:rFonts w:ascii="Arial" w:hAnsi="Arial" w:cs="Arial"/>
+                    <w:noProof/>
+                    <w:webHidden/>
+                  </w:rPr>
+                  <w:fldChar w:fldCharType="separate"/>
+                </w:r>
+                <w:r>
+                  <w:rPr>
+                    <w:rFonts w:ascii="Arial" w:hAnsi="Arial" w:cs="Arial"/>
+                    <w:noProof/>
+                    <w:webHidden/>
+                  </w:rPr>
+                  <w:t>20</w:t>
+                </w:r>
+                <w:r>
+                  <w:rPr>
+                    <w:rFonts w:ascii="Arial" w:hAnsi="Arial" w:cs="Arial"/>
+                    <w:noProof/>
+                    <w:webHidden/>
+                  </w:rPr>
+                  <w:fldChar w:fldCharType="end"/>
+                </w:r>
+              </w:hyperlink>
+            </w:p>
+            <w:p>
+              <w:pPr>
+                <w:pStyle w:val="TOC1"/>
+                <w:tabs>
+                  <w:tab w:val="right" w:leader="dot" w:pos="9350"/>
+                </w:tabs>
+                <w:rPr>
+                  <w:rFonts w:ascii="Arial" w:eastAsiaTheme="minorEastAsia" w:hAnsi="Arial" w:cs="Arial"/>
+                  <w:noProof/>
+                  <w:kern w:val="2"/>
+                  <w14:ligatures w14:val="standardContextual"/>
+                </w:rPr>
+              </w:pPr>
+              <w:hyperlink w:anchor="_Toc230002622" w:history="1">
+                <w:r>
+                  <w:rPr>
+                    <w:rStyle w:val="Hyperlink"/>
+                    <w:rFonts w:ascii="Arial" w:hAnsi="Arial" w:cs="Arial"/>
+                    <w:noProof/>
+                  </w:rPr>
+                  <w:t>Users</w:t>
+                </w:r>
+                <w:r>
+                  <w:rPr>
+                    <w:rFonts w:ascii="Arial" w:hAnsi="Arial" w:cs="Arial"/>
+                    <w:noProof/>
+                    <w:webHidden/>
+                  </w:rPr>
+                  <w:tab/>
+                </w:r>
+                <w:r>
+                  <w:rPr>
+                    <w:rFonts w:ascii="Arial" w:hAnsi="Arial" w:cs="Arial"/>
+                    <w:noProof/>
+                    <w:webHidden/>
+                  </w:rPr>
+                  <w:fldChar w:fldCharType="begin"/>
+                </w:r>
+                <w:r>
+                  <w:rPr>
+                    <w:rFonts w:ascii="Arial" w:hAnsi="Arial" w:cs="Arial"/>
+                    <w:noProof/>
+                    <w:webHidden/>
+                  </w:rPr>
+                  <w:instrText xml:space="preserve"> PAGEREF _Toc230002622 \h </w:instrText>
+                </w:r>
+                <w:r>
+                  <w:rPr>
+                    <w:rFonts w:ascii="Arial" w:hAnsi="Arial" w:cs="Arial"/>
+                    <w:noProof/>
+                    <w:webHidden/>
+                  </w:rPr>
+                </w:r>
+                <w:r>
+                  <w:rPr>
+                    <w:rFonts w:ascii="Arial" w:hAnsi="Arial" w:cs="Arial"/>
+                    <w:noProof/>
+                    <w:webHidden/>
+                  </w:rPr>
+                  <w:fldChar w:fldCharType="separate"/>
+                </w:r>
+                <w:r>
+                  <w:rPr>
+                    <w:rFonts w:ascii="Arial" w:hAnsi="Arial" w:cs="Arial"/>
+                    <w:noProof/>
+                    <w:webHidden/>
+                  </w:rPr>
+                  <w:t>21</w:t>
+                </w:r>
+                <w:r>
+                  <w:rPr>
+                    <w:rFonts w:ascii="Arial" w:hAnsi="Arial" w:cs="Arial"/>
+                    <w:noProof/>
+                    <w:webHidden/>
+                  </w:rPr>
+                  <w:fldChar w:fldCharType="end"/>
+                </w:r>
+              </w:hyperlink>
+            </w:p>
+            <w:p>
+              <w:pPr>
+                <w:pStyle w:val="TOC2"/>
+                <w:tabs>
+                  <w:tab w:val="right" w:leader="dot" w:pos="9350"/>
+                </w:tabs>
+                <w:rPr>
+                  <w:rFonts w:ascii="Arial" w:hAnsi="Arial" w:cs="Arial"/>
+                  <w:noProof/>
+                </w:rPr>
+              </w:pPr>
+              <w:hyperlink w:anchor="_Toc230002623" w:history="1">
+                <w:r>
+                  <w:rPr>
+                    <w:rStyle w:val="Hyperlink"/>
+                    <w:rFonts w:ascii="Arial" w:hAnsi="Arial" w:cs="Arial"/>
+                    <w:noProof/>
+                  </w:rPr>
+                  <w:t>User info</w:t>
+                </w:r>
+                <w:r>
+                  <w:rPr>
+                    <w:rFonts w:ascii="Arial" w:hAnsi="Arial" w:cs="Arial"/>
+                    <w:noProof/>
+                    <w:webHidden/>
+                  </w:rPr>
+                  <w:tab/>
+                </w:r>
+                <w:r>
+                  <w:rPr>
+                    <w:rFonts w:ascii="Arial" w:hAnsi="Arial" w:cs="Arial"/>
+                    <w:noProof/>
+                    <w:webHidden/>
+                  </w:rPr>
+                  <w:fldChar w:fldCharType="begin"/>
+                </w:r>
+                <w:r>
+                  <w:rPr>
+                    <w:rFonts w:ascii="Arial" w:hAnsi="Arial" w:cs="Arial"/>
+                    <w:noProof/>
+                    <w:webHidden/>
+                  </w:rPr>
+                  <w:instrText xml:space="preserve"> PAGEREF _Toc230002623 \h </w:instrText>
+                </w:r>
+                <w:r>
+                  <w:rPr>
+                    <w:rFonts w:ascii="Arial" w:hAnsi="Arial" w:cs="Arial"/>
+                    <w:noProof/>
+                    <w:webHidden/>
+                  </w:rPr>
+                </w:r>
+                <w:r>
+                  <w:rPr>
+                    <w:rFonts w:ascii="Arial" w:hAnsi="Arial" w:cs="Arial"/>
+                    <w:noProof/>
+                    <w:webHidden/>
+                  </w:rPr>
+                  <w:fldChar w:fldCharType="separate"/>
+                </w:r>
+                <w:r>
+                  <w:rPr>
+                    <w:rFonts w:ascii="Arial" w:hAnsi="Arial" w:cs="Arial"/>
+                    <w:noProof/>
+                    <w:webHidden/>
+                  </w:rPr>
+                  <w:t>21</w:t>
+                </w:r>
+                <w:r>
+                  <w:rPr>
+                    <w:rFonts w:ascii="Arial" w:hAnsi="Arial" w:cs="Arial"/>
+                    <w:noProof/>
+                    <w:webHidden/>
+                  </w:rPr>
+                  <w:fldChar w:fldCharType="end"/>
+                </w:r>
+              </w:hyperlink>
+            </w:p>
+            <w:p>
+              <w:pPr>
+                <w:pStyle w:val="TOC2"/>
+                <w:tabs>
+                  <w:tab w:val="right" w:leader="dot" w:pos="9350"/>
+                </w:tabs>
+                <w:rPr>
+                  <w:rFonts w:ascii="Arial" w:hAnsi="Arial" w:cs="Arial"/>
+                  <w:noProof/>
+                </w:rPr>
+              </w:pPr>
+              <w:hyperlink w:anchor="_Toc230002624" w:history="1">
+                <w:r>
+                  <w:rPr>
+                    <w:rStyle w:val="Hyperlink"/>
+                    <w:rFonts w:ascii="Arial" w:hAnsi="Arial" w:cs="Arial"/>
+                    <w:noProof/>
+                  </w:rPr>
+                  <w:t>Create users</w:t>
+                </w:r>
+                <w:r>
+                  <w:rPr>
+                    <w:rFonts w:ascii="Arial" w:hAnsi="Arial" w:cs="Arial"/>
+                    <w:noProof/>
+                    <w:webHidden/>
+                  </w:rPr>
+                  <w:tab/>
+                </w:r>
+                <w:r>
+                  <w:rPr>
+                    <w:rFonts w:ascii="Arial" w:hAnsi="Arial" w:cs="Arial"/>
+                    <w:noProof/>
+                    <w:webHidden/>
+                  </w:rPr>
+                  <w:fldChar w:fldCharType="begin"/>
+                </w:r>
+                <w:r>
+                  <w:rPr>
+                    <w:rFonts w:ascii="Arial" w:hAnsi="Arial" w:cs="Arial"/>
+                    <w:noProof/>
+                    <w:webHidden/>
+                  </w:rPr>
+                  <w:instrText xml:space="preserve"> PAGEREF _Toc230002624 \h </w:instrText>
+                </w:r>
+                <w:r>
+                  <w:rPr>
+                    <w:rFonts w:ascii="Arial" w:hAnsi="Arial" w:cs="Arial"/>
+                    <w:noProof/>
+                    <w:webHidden/>
+                  </w:rPr>
+                </w:r>
+                <w:r>
+                  <w:rPr>
+                    <w:rFonts w:ascii="Arial" w:hAnsi="Arial" w:cs="Arial"/>
+                    <w:noProof/>
+                    <w:webHidden/>
+                  </w:rPr>
+                  <w:fldChar w:fldCharType="separate"/>
+                </w:r>
+                <w:r>
+                  <w:rPr>
+                    <w:rFonts w:ascii="Arial" w:hAnsi="Arial" w:cs="Arial"/>
+                    <w:noProof/>
+                    <w:webHidden/>
+                  </w:rPr>
+                  <w:t>21</w:t>
+                </w:r>
+                <w:r>
+                  <w:rPr>
+                    <w:rFonts w:ascii="Arial" w:hAnsi="Arial" w:cs="Arial"/>
+                    <w:noProof/>
+                    <w:webHidden/>
+                  </w:rPr>
+                  <w:fldChar w:fldCharType="end"/>
+                </w:r>
+              </w:hyperlink>
+            </w:p>
+            <w:p>
+              <w:pPr>
+                <w:pStyle w:val="TOC2"/>
+                <w:tabs>
+                  <w:tab w:val="right" w:leader="dot" w:pos="9350"/>
+                </w:tabs>
+                <w:rPr>
+                  <w:rFonts w:ascii="Arial" w:hAnsi="Arial" w:cs="Arial"/>
+                  <w:noProof/>
+                </w:rPr>
+              </w:pPr>
+              <w:hyperlink w:anchor="_Toc230002625" w:history="1">
+                <w:r>
+                  <w:rPr>
+                    <w:rStyle w:val="Hyperlink"/>
+                    <w:rFonts w:ascii="Arial" w:hAnsi="Arial" w:cs="Arial"/>
+                    <w:noProof/>
+                  </w:rPr>
+                  <w:t>View users</w:t>
+                </w:r>
+                <w:r>
+                  <w:rPr>
+                    <w:rFonts w:ascii="Arial" w:hAnsi="Arial" w:cs="Arial"/>
+                    <w:noProof/>
+                    <w:webHidden/>
+                  </w:rPr>
+                  <w:tab/>
+                </w:r>
+                <w:r>
+                  <w:rPr>
+                    <w:rFonts w:ascii="Arial" w:hAnsi="Arial" w:cs="Arial"/>
+                    <w:noProof/>
+                    <w:webHidden/>
+                  </w:rPr>
+                  <w:fldChar w:fldCharType="begin"/>
+                </w:r>
+                <w:r>
+                  <w:rPr>
+                    <w:rFonts w:ascii="Arial" w:hAnsi="Arial" w:cs="Arial"/>
+                    <w:noProof/>
+                    <w:webHidden/>
+                  </w:rPr>
+                  <w:instrText xml:space="preserve"> PAGEREF _Toc230002625 \h </w:instrText>
+                </w:r>
+                <w:r>
+                  <w:rPr>
+                    <w:rFonts w:ascii="Arial" w:hAnsi="Arial" w:cs="Arial"/>
+                    <w:noProof/>
+                    <w:webHidden/>
+                  </w:rPr>
+                </w:r>
+                <w:r>
+                  <w:rPr>
+                    <w:rFonts w:ascii="Arial" w:hAnsi="Arial" w:cs="Arial"/>
+                    <w:noProof/>
+                    <w:webHidden/>
+                  </w:rPr>
+                  <w:fldChar w:fldCharType="separate"/>
+                </w:r>
+                <w:r>
+                  <w:rPr>
+                    <w:rFonts w:ascii="Arial" w:hAnsi="Arial" w:cs="Arial"/>
+                    <w:noProof/>
+                    <w:webHidden/>
+                  </w:rPr>
+                  <w:t>22</w:t>
+                </w:r>
+                <w:r>
+                  <w:rPr>
+                    <w:rFonts w:ascii="Arial" w:hAnsi="Arial" w:cs="Arial"/>
+                    <w:noProof/>
+                    <w:webHidden/>
+                  </w:rPr>
+                  <w:fldChar w:fldCharType="end"/>
+                </w:r>
+              </w:hyperlink>
+            </w:p>
+            <w:p>
+              <w:pPr>
+                <w:pStyle w:val="TOC1"/>
+                <w:tabs>
+                  <w:tab w:val="right" w:leader="dot" w:pos="9350"/>
+                </w:tabs>
+                <w:rPr>
+                  <w:rFonts w:ascii="Arial" w:eastAsiaTheme="minorEastAsia" w:hAnsi="Arial" w:cs="Arial"/>
+                  <w:noProof/>
+                  <w:kern w:val="2"/>
+                  <w14:ligatures w14:val="standardContextual"/>
+                </w:rPr>
+              </w:pPr>
+              <w:hyperlink w:anchor="_Toc230002626" w:history="1">
+                <w:r>
+                  <w:rPr>
+                    <w:rStyle w:val="Hyperlink"/>
+                    <w:rFonts w:ascii="Arial" w:hAnsi="Arial" w:cs="Arial"/>
+                    <w:noProof/>
+                  </w:rPr>
+                  <w:t>Miscellaneous</w:t>
+                </w:r>
+                <w:r>
+                  <w:rPr>
+                    <w:rFonts w:ascii="Arial" w:hAnsi="Arial" w:cs="Arial"/>
+                    <w:noProof/>
+                    <w:webHidden/>
+                  </w:rPr>
+                  <w:tab/>
+                </w:r>
+                <w:r>
+                  <w:rPr>
+                    <w:rFonts w:ascii="Arial" w:hAnsi="Arial" w:cs="Arial"/>
+                    <w:noProof/>
+                    <w:webHidden/>
+                  </w:rPr>
+                  <w:fldChar w:fldCharType="begin"/>
+                </w:r>
+                <w:r>
+                  <w:rPr>
+                    <w:rFonts w:ascii="Arial" w:hAnsi="Arial" w:cs="Arial"/>
+                    <w:noProof/>
+                    <w:webHidden/>
+                  </w:rPr>
+                  <w:instrText xml:space="preserve"> PAGEREF _Toc230002626 \h </w:instrText>
+                </w:r>
+                <w:r>
+                  <w:rPr>
+                    <w:rFonts w:ascii="Arial" w:hAnsi="Arial" w:cs="Arial"/>
+                    <w:noProof/>
+                    <w:webHidden/>
+                  </w:rPr>
+                </w:r>
+                <w:r>
+                  <w:rPr>
+                    <w:rFonts w:ascii="Arial" w:hAnsi="Arial" w:cs="Arial"/>
+                    <w:noProof/>
+                    <w:webHidden/>
+                  </w:rPr>
+                  <w:fldChar w:fldCharType="separate"/>
+                </w:r>
+                <w:r>
+                  <w:rPr>
+                    <w:rFonts w:ascii="Arial" w:hAnsi="Arial" w:cs="Arial"/>
+                    <w:noProof/>
+                    <w:webHidden/>
+                  </w:rPr>
+                  <w:t>22</w:t>
+                </w:r>
+                <w:r>
+                  <w:rPr>
+                    <w:rFonts w:ascii="Arial" w:hAnsi="Arial" w:cs="Arial"/>
+                    <w:noProof/>
+                    <w:webHidden/>
+                  </w:rPr>
+                  <w:fldChar w:fldCharType="end"/>
+                </w:r>
+              </w:hyperlink>
+            </w:p>
+            <w:p>
+              <w:pPr>
+                <w:pStyle w:val="TOC2"/>
+                <w:tabs>
+                  <w:tab w:val="right" w:leader="dot" w:pos="9350"/>
+                </w:tabs>
+                <w:rPr>
+                  <w:rFonts w:ascii="Arial" w:hAnsi="Arial" w:cs="Arial"/>
+                  <w:noProof/>
+                </w:rPr>
+              </w:pPr>
+              <w:hyperlink w:anchor="_Toc230002627" w:history="1">
+                <w:r>
+                  <w:rPr>
+                    <w:rStyle w:val="Hyperlink"/>
+                    <w:rFonts w:ascii="Arial" w:hAnsi="Arial" w:cs="Arial"/>
+                    <w:noProof/>
+                  </w:rPr>
+                  <w:t>Dashboard</w:t>
+                </w:r>
+                <w:r>
+                  <w:rPr>
+                    <w:rFonts w:ascii="Arial" w:hAnsi="Arial" w:cs="Arial"/>
+                    <w:noProof/>
+                    <w:webHidden/>
+                  </w:rPr>
+                  <w:tab/>
+                </w:r>
+                <w:r>
+                  <w:rPr>
+                    <w:rFonts w:ascii="Arial" w:hAnsi="Arial" w:cs="Arial"/>
+                    <w:noProof/>
+                    <w:webHidden/>
+                  </w:rPr>
+                  <w:fldChar w:fldCharType="begin"/>
+                </w:r>
+                <w:r>
+                  <w:rPr>
+                    <w:rFonts w:ascii="Arial" w:hAnsi="Arial" w:cs="Arial"/>
+                    <w:noProof/>
+                    <w:webHidden/>
+                  </w:rPr>
+                  <w:instrText xml:space="preserve"> PAGEREF _Toc230002627 \h </w:instrText>
+                </w:r>
+                <w:r>
+                  <w:rPr>
+                    <w:rFonts w:ascii="Arial" w:hAnsi="Arial" w:cs="Arial"/>
+                    <w:noProof/>
+                    <w:webHidden/>
+                  </w:rPr>
+                </w:r>
+                <w:r>
+                  <w:rPr>
+                    <w:rFonts w:ascii="Arial" w:hAnsi="Arial" w:cs="Arial"/>
+                    <w:noProof/>
+                    <w:webHidden/>
+                  </w:rPr>
+                  <w:fldChar w:fldCharType="separate"/>
+                </w:r>
+                <w:r>
+                  <w:rPr>
+                    <w:rFonts w:ascii="Arial" w:hAnsi="Arial" w:cs="Arial"/>
+                    <w:noProof/>
+                    <w:webHidden/>
+                  </w:rPr>
+                  <w:t>22</w:t>
+                </w:r>
+                <w:r>
+                  <w:rPr>
+                    <w:rFonts w:ascii="Arial" w:hAnsi="Arial" w:cs="Arial"/>
+                    <w:noProof/>
+                    <w:webHidden/>
+                  </w:rPr>
+                  <w:fldChar w:fldCharType="end"/>
+                </w:r>
+              </w:hyperlink>
+            </w:p>
+            <w:p>
+              <w:pPr>
+                <w:pStyle w:val="TOC2"/>
+                <w:tabs>
+                  <w:tab w:val="right" w:leader="dot" w:pos="9350"/>
+                </w:tabs>
+                <w:rPr>
+                  <w:rFonts w:ascii="Arial" w:hAnsi="Arial" w:cs="Arial"/>
+                  <w:noProof/>
+                </w:rPr>
+              </w:pPr>
+              <w:hyperlink w:anchor="_Toc230002628" w:history="1">
+                <w:r>
+                  <w:rPr>
+                    <w:rStyle w:val="Hyperlink"/>
+                    <w:rFonts w:ascii="Arial" w:hAnsi="Arial" w:cs="Arial"/>
+                    <w:noProof/>
+                  </w:rPr>
+                  <w:t>Settings</w:t>
+                </w:r>
+                <w:r>
+                  <w:rPr>
+                    <w:rFonts w:ascii="Arial" w:hAnsi="Arial" w:cs="Arial"/>
+                    <w:noProof/>
+                    <w:webHidden/>
+                  </w:rPr>
+                  <w:tab/>
+                </w:r>
+                <w:r>
+                  <w:rPr>
+                    <w:rFonts w:ascii="Arial" w:hAnsi="Arial" w:cs="Arial"/>
+                    <w:noProof/>
+                    <w:webHidden/>
+                  </w:rPr>
+                  <w:fldChar w:fldCharType="begin"/>
+                </w:r>
+                <w:r>
+                  <w:rPr>
+                    <w:rFonts w:ascii="Arial" w:hAnsi="Arial" w:cs="Arial"/>
+                    <w:noProof/>
+                    <w:webHidden/>
+                  </w:rPr>
+                  <w:instrText xml:space="preserve"> PAGEREF _Toc230002628 \h </w:instrText>
+                </w:r>
+                <w:r>
+                  <w:rPr>
+                    <w:rFonts w:ascii="Arial" w:hAnsi="Arial" w:cs="Arial"/>
+                    <w:noProof/>
+                    <w:webHidden/>
+                  </w:rPr>
+                </w:r>
+                <w:r>
+                  <w:rPr>
+                    <w:rFonts w:ascii="Arial" w:hAnsi="Arial" w:cs="Arial"/>
+                    <w:noProof/>
+                    <w:webHidden/>
+                  </w:rPr>
+                  <w:fldChar w:fldCharType="separate"/>
+                </w:r>
+                <w:r>
+                  <w:rPr>
+                    <w:rFonts w:ascii="Arial" w:hAnsi="Arial" w:cs="Arial"/>
+                    <w:noProof/>
+                    <w:webHidden/>
+                  </w:rPr>
+                  <w:t>22</w:t>
+                </w:r>
+                <w:r>
+                  <w:rPr>
+                    <w:rFonts w:ascii="Arial" w:hAnsi="Arial" w:cs="Arial"/>
+                    <w:noProof/>
+                    <w:webHidden/>
+                  </w:rPr>
+                  <w:fldChar w:fldCharType="end"/>
+                </w:r>
+              </w:hyperlink>
+            </w:p>
+            <w:p>
+              <w:pPr>
+                <w:rPr>
+                  <w:rFonts w:ascii="Arial" w:hAnsi="Arial" w:cs="Arial"/>
+                </w:rPr>
+              </w:pPr>
+              <w:r>
+                <w:rPr>
+                  <w:rFonts w:ascii="Arial" w:hAnsi="Arial" w:cs="Arial"/>
+                  <w:b/>
+                  <w:bCs/>
+                  <w:noProof/>
+                </w:rPr>
+                <w:fldChar w:fldCharType="end"/>
+              </w:r>
+            </w:p>
+          </w:sdtContent>
+        </w:sdt>
+        <w:p>
+          <w:pPr>
+            <w:rPr>
+              <w:rFonts w:ascii="Arial" w:hAnsi="Arial" w:cs="Arial"/>
+            </w:rPr>
+          </w:pPr>
+          <w:r>
+            <w:rPr>
+              <w:rFonts w:ascii="Arial" w:hAnsi="Arial" w:cs="Arial"/>
+            </w:rPr>
+            <w:br w:type="page"/>
+          </w:r>
+        </w:p>
+        <w:p>
+          <w:pPr>
+            <w:rPr>
+              <w:rFonts w:ascii="Arial" w:hAnsi="Arial" w:cs="Arial"/>
+            </w:rPr>
+          </w:pPr>
+        </w:p>
       </w:sdtContent>
     </w:sdt>
     <w:p>
@@ -307,11 +3197,11 @@
           <w:rFonts w:ascii="Arial" w:hAnsi="Arial" w:cs="Arial"/>
         </w:rPr>
       </w:pPr>
-      <w:r>
-        <w:rPr>
-          <w:rFonts w:ascii="Arial" w:hAnsi="Arial" w:cs="Arial"/>
-        </w:rPr>
-        <w:lastRenderedPageBreak/>
+      <w:bookmarkStart w:id="0" w:name="_Toc230002593"/>
+      <w:r>
+        <w:rPr>
+          <w:rFonts w:ascii="Arial" w:hAnsi="Arial" w:cs="Arial"/>
+        </w:rPr>
         <w:t xml:space="preserve">What is </w:t>
       </w:r>
       <w:proofErr w:type="spellStart"/>
@@ -328,6 +3218,7 @@
         </w:rPr>
         <w:t>?</w:t>
       </w:r>
+      <w:bookmarkEnd w:id="0"/>
     </w:p>
     <w:p>
       <w:pPr>
@@ -347,7 +3238,7 @@
         <w:rPr>
           <w:rFonts w:ascii="Arial" w:hAnsi="Arial" w:cs="Arial"/>
         </w:rPr>
-        <w:t xml:space="preserve"> (Database Guard) is an application that periodically checks the state of your databases and sends notifications when specific conditions are met. It is useful for catching bad or unexpected data that </w:t>
+        <w:t xml:space="preserve"> is an application that periodically checks the state of your databases and sends notifications when specific conditions are met. It is useful for catching bad or unexpected data that </w:t>
       </w:r>
       <w:r>
         <w:rPr>
@@ -368,19 +3259,11 @@
           <w:rFonts w:ascii="Arial" w:hAnsi="Arial" w:cs="Arial"/>
         </w:rPr>
       </w:pPr>
-      <w:proofErr w:type="spellStart"/>
-      <w:r>
-        <w:rPr>
-          <w:rFonts w:ascii="Arial" w:hAnsi="Arial" w:cs="Arial"/>
-        </w:rPr>
-        <w:t>DBGuard</w:t>
-      </w:r>
-      <w:proofErr w:type="spellEnd"/>
-      <w:r>
-        <w:rPr>
-          <w:rFonts w:ascii="Arial" w:hAnsi="Arial" w:cs="Arial"/>
-        </w:rPr>
-        <w:t xml:space="preserve"> supports multiple database engines including SQL Server, PostgreSQL, SQLite, and MySQL.</w:t>
+      <w:r>
+        <w:rPr>
+          <w:rFonts w:ascii="Arial" w:hAnsi="Arial" w:cs="Arial"/>
+        </w:rPr>
+        <w:t>DBGuard supports multiple database engines including SQL Server, PostgreSQL, SQLite, and MySQL.</w:t>
       </w:r>
     </w:p>
     <w:p>
@@ -454,49 +3337,7 @@
         <w:rPr>
           <w:rFonts w:ascii="Arial" w:hAnsi="Arial" w:cs="Arial"/>
         </w:rPr>
-        <w:t xml:space="preserve">When a Guard's expression </w:t>
-      </w:r>
-      <w:proofErr w:type="gramStart"/>
-      <w:r>
-        <w:rPr>
-          <w:rFonts w:ascii="Arial" w:hAnsi="Arial" w:cs="Arial"/>
-        </w:rPr>
-        <w:t>evaluates</w:t>
-      </w:r>
-      <w:proofErr w:type="gramEnd"/>
-      <w:r>
-        <w:rPr>
-          <w:rFonts w:ascii="Arial" w:hAnsi="Arial" w:cs="Arial"/>
-        </w:rPr>
-        <w:t xml:space="preserve"> to </w:t>
-      </w:r>
-      <w:proofErr w:type="gramStart"/>
-      <w:r>
-        <w:rPr>
-          <w:rFonts w:ascii="Arial" w:hAnsi="Arial" w:cs="Arial"/>
-        </w:rPr>
-        <w:t>true</w:t>
-      </w:r>
-      <w:proofErr w:type="gramEnd"/>
-      <w:r>
-        <w:rPr>
-          <w:rFonts w:ascii="Arial" w:hAnsi="Arial" w:cs="Arial"/>
-        </w:rPr>
-        <w:t xml:space="preserve">, it can trigger zero or more notifications via SMTP (email) or HTTP (webhooks to other applications or APIs). </w:t>
-      </w:r>
-      <w:proofErr w:type="spellStart"/>
-      <w:r>
-        <w:rPr>
-          <w:rFonts w:ascii="Arial" w:hAnsi="Arial" w:cs="Arial"/>
-        </w:rPr>
-        <w:t>DBGuard</w:t>
-      </w:r>
-      <w:proofErr w:type="spellEnd"/>
-      <w:r>
-        <w:rPr>
-          <w:rFonts w:ascii="Arial" w:hAnsi="Arial" w:cs="Arial"/>
-        </w:rPr>
-        <w:t xml:space="preserve"> also includes a built-in SPA web application for configuring, testing, and auditing Guards and their execution history.</w:t>
+        <w:t>When a Guard's expression evaluates to true, it can trigger zero or more notifications via SMTP (email) or HTTP (webhooks to other applications or APIs). DBGuard also includes a built-in SPA web application for configuring, testing, and auditing Guards and their execution history.</w:t>
       </w:r>
     </w:p>
     <w:p>
@@ -519,6 +3360,7 @@
           <w:rFonts w:ascii="Arial" w:hAnsi="Arial" w:cs="Arial"/>
         </w:rPr>
       </w:pPr>
+      <w:bookmarkStart w:id="1" w:name="_Toc230002594"/>
       <w:r>
         <w:rPr>
           <w:rFonts w:ascii="Arial" w:hAnsi="Arial" w:cs="Arial"/>
@@ -526,21 +3368,1246 @@
         <w:lastRenderedPageBreak/>
         <w:t>Getting started</w:t>
       </w:r>
-    </w:p>
-    <w:p>
-      <w:pPr>
-        <w:rPr>
-          <w:rFonts w:ascii="Arial" w:eastAsiaTheme="majorEastAsia" w:hAnsi="Arial" w:cs="Arial"/>
-          <w:color w:val="0F4761" w:themeColor="accent1" w:themeShade="BF"/>
-          <w:sz w:val="40"/>
-          <w:szCs w:val="40"/>
-        </w:rPr>
-      </w:pPr>
-      <w:r>
-        <w:rPr>
-          <w:rFonts w:ascii="Arial" w:hAnsi="Arial" w:cs="Arial"/>
-        </w:rPr>
-        <w:br w:type="page"/>
+      <w:bookmarkEnd w:id="1"/>
+    </w:p>
+    <w:p>
+      <w:pPr>
+        <w:pStyle w:val="Heading2"/>
+        <w:rPr>
+          <w:rFonts w:ascii="Arial" w:hAnsi="Arial" w:cs="Arial"/>
+        </w:rPr>
+      </w:pPr>
+      <w:bookmarkStart w:id="2" w:name="_Toc230002595"/>
+      <w:r>
+        <w:rPr>
+          <w:rFonts w:ascii="Arial" w:hAnsi="Arial" w:cs="Arial"/>
+        </w:rPr>
+        <w:t>Installation</w:t>
+      </w:r>
+      <w:bookmarkEnd w:id="2"/>
+    </w:p>
+    <w:p>
+      <w:pPr>
+        <w:rPr>
+          <w:rFonts w:ascii="Arial" w:hAnsi="Arial" w:cs="Arial"/>
+        </w:rPr>
+      </w:pPr>
+      <w:r>
+        <w:rPr>
+          <w:rFonts w:ascii="Arial" w:hAnsi="Arial" w:cs="Arial"/>
+        </w:rPr>
+        <w:t xml:space="preserve">The recommended installation method is through docker. A simple configurable image is available for </w:t>
+      </w:r>
+      <w:proofErr w:type="spellStart"/>
+      <w:r>
+        <w:rPr>
+          <w:rFonts w:ascii="Arial" w:hAnsi="Arial" w:cs="Arial"/>
+        </w:rPr>
+        <w:t>DBGuard</w:t>
+      </w:r>
+      <w:proofErr w:type="spellEnd"/>
+      <w:r>
+        <w:rPr>
+          <w:rFonts w:ascii="Arial" w:hAnsi="Arial" w:cs="Arial"/>
+        </w:rPr>
+        <w:t xml:space="preserve"> (</w:t>
+      </w:r>
+      <w:hyperlink r:id="rId8" w:history="1">
+        <w:r>
+          <w:rPr>
+            <w:rStyle w:val="Hyperlink"/>
+            <w:rFonts w:ascii="Arial" w:hAnsi="Arial" w:cs="Arial"/>
+          </w:rPr>
+          <w:t>https://hub.docker.com/repository/docker/leonardocodes/dbguard</w:t>
+        </w:r>
+      </w:hyperlink>
+      <w:r>
+        <w:rPr>
+          <w:rFonts w:ascii="Arial" w:hAnsi="Arial" w:cs="Arial"/>
+        </w:rPr>
+        <w:t>)  and you can use the docker compose file below to be up and running:</w:t>
+      </w:r>
+    </w:p>
+    <w:p>
+      <w:pPr>
+        <w:rPr>
+          <w:rFonts w:ascii="Arial" w:hAnsi="Arial" w:cs="Arial"/>
+        </w:rPr>
+      </w:pPr>
+      <w:r>
+        <w:rPr>
+          <w:rFonts w:ascii="Arial" w:hAnsi="Arial" w:cs="Arial"/>
+        </w:rPr>
+        <w:t>services:</w:t>
+      </w:r>
+    </w:p>
+    <w:p>
+      <w:pPr>
+        <w:rPr>
+          <w:rFonts w:ascii="Arial" w:hAnsi="Arial" w:cs="Arial"/>
+        </w:rPr>
+      </w:pPr>
+      <w:r>
+        <w:rPr>
+          <w:rFonts w:ascii="Arial" w:hAnsi="Arial" w:cs="Arial"/>
+        </w:rPr>
+        <w:t xml:space="preserve">  </w:t>
+      </w:r>
+      <w:proofErr w:type="spellStart"/>
+      <w:r>
+        <w:rPr>
+          <w:rFonts w:ascii="Arial" w:hAnsi="Arial" w:cs="Arial"/>
+        </w:rPr>
+        <w:t>postgres</w:t>
+      </w:r>
+      <w:proofErr w:type="spellEnd"/>
+      <w:r>
+        <w:rPr>
+          <w:rFonts w:ascii="Arial" w:hAnsi="Arial" w:cs="Arial"/>
+        </w:rPr>
+        <w:t>:</w:t>
+      </w:r>
+    </w:p>
+    <w:p>
+      <w:pPr>
+        <w:rPr>
+          <w:rFonts w:ascii="Arial" w:hAnsi="Arial" w:cs="Arial"/>
+        </w:rPr>
+      </w:pPr>
+      <w:r>
+        <w:rPr>
+          <w:rFonts w:ascii="Arial" w:hAnsi="Arial" w:cs="Arial"/>
+        </w:rPr>
+        <w:t xml:space="preserve">    image: </w:t>
+      </w:r>
+      <w:proofErr w:type="spellStart"/>
+      <w:proofErr w:type="gramStart"/>
+      <w:r>
+        <w:rPr>
+          <w:rFonts w:ascii="Arial" w:hAnsi="Arial" w:cs="Arial"/>
+        </w:rPr>
+        <w:t>postgres:latest</w:t>
+      </w:r>
+      <w:proofErr w:type="spellEnd"/>
+      <w:proofErr w:type="gramEnd"/>
+    </w:p>
+    <w:p>
+      <w:pPr>
+        <w:rPr>
+          <w:rFonts w:ascii="Arial" w:hAnsi="Arial" w:cs="Arial"/>
+        </w:rPr>
+      </w:pPr>
+      <w:r>
+        <w:rPr>
+          <w:rFonts w:ascii="Arial" w:hAnsi="Arial" w:cs="Arial"/>
+        </w:rPr>
+        <w:t xml:space="preserve">    restart: unless-stopped</w:t>
+      </w:r>
+    </w:p>
+    <w:p>
+      <w:pPr>
+        <w:rPr>
+          <w:rFonts w:ascii="Arial" w:hAnsi="Arial" w:cs="Arial"/>
+        </w:rPr>
+      </w:pPr>
+      <w:r>
+        <w:rPr>
+          <w:rFonts w:ascii="Arial" w:hAnsi="Arial" w:cs="Arial"/>
+        </w:rPr>
+        <w:t xml:space="preserve">    environment:</w:t>
+      </w:r>
+    </w:p>
+    <w:p>
+      <w:pPr>
+        <w:rPr>
+          <w:rFonts w:ascii="Arial" w:hAnsi="Arial" w:cs="Arial"/>
+        </w:rPr>
+      </w:pPr>
+      <w:r>
+        <w:rPr>
+          <w:rFonts w:ascii="Arial" w:hAnsi="Arial" w:cs="Arial"/>
+        </w:rPr>
+        <w:t xml:space="preserve">      POSTGRES_DB: </w:t>
+      </w:r>
+      <w:proofErr w:type="spellStart"/>
+      <w:r>
+        <w:rPr>
+          <w:rFonts w:ascii="Arial" w:hAnsi="Arial" w:cs="Arial"/>
+        </w:rPr>
+        <w:t>dbguard</w:t>
+      </w:r>
+      <w:proofErr w:type="spellEnd"/>
+      <w:r>
+        <w:rPr>
+          <w:rFonts w:ascii="Arial" w:hAnsi="Arial" w:cs="Arial"/>
+        </w:rPr>
+        <w:t>-web</w:t>
+      </w:r>
+    </w:p>
+    <w:p>
+      <w:pPr>
+        <w:rPr>
+          <w:rFonts w:ascii="Arial" w:hAnsi="Arial" w:cs="Arial"/>
+        </w:rPr>
+      </w:pPr>
+      <w:r>
+        <w:rPr>
+          <w:rFonts w:ascii="Arial" w:hAnsi="Arial" w:cs="Arial"/>
+        </w:rPr>
+        <w:t xml:space="preserve">      POSTGRES_USER: </w:t>
+      </w:r>
+      <w:proofErr w:type="spellStart"/>
+      <w:r>
+        <w:rPr>
+          <w:rFonts w:ascii="Arial" w:hAnsi="Arial" w:cs="Arial"/>
+        </w:rPr>
+        <w:t>dbguard</w:t>
+      </w:r>
+      <w:proofErr w:type="spellEnd"/>
+      <w:r>
+        <w:rPr>
+          <w:rFonts w:ascii="Arial" w:hAnsi="Arial" w:cs="Arial"/>
+        </w:rPr>
+        <w:t>-web</w:t>
+      </w:r>
+    </w:p>
+    <w:p>
+      <w:pPr>
+        <w:rPr>
+          <w:rFonts w:ascii="Arial" w:hAnsi="Arial" w:cs="Arial"/>
+        </w:rPr>
+      </w:pPr>
+      <w:r>
+        <w:rPr>
+          <w:rFonts w:ascii="Arial" w:hAnsi="Arial" w:cs="Arial"/>
+        </w:rPr>
+        <w:t xml:space="preserve">      POSTGRES_PASSWORD: abc123##</w:t>
+      </w:r>
+    </w:p>
+    <w:p>
+      <w:pPr>
+        <w:rPr>
+          <w:rFonts w:ascii="Arial" w:hAnsi="Arial" w:cs="Arial"/>
+        </w:rPr>
+      </w:pPr>
+      <w:r>
+        <w:rPr>
+          <w:rFonts w:ascii="Arial" w:hAnsi="Arial" w:cs="Arial"/>
+        </w:rPr>
+        <w:t xml:space="preserve">    volumes:</w:t>
+      </w:r>
+    </w:p>
+    <w:p>
+      <w:pPr>
+        <w:rPr>
+          <w:rFonts w:ascii="Arial" w:hAnsi="Arial" w:cs="Arial"/>
+        </w:rPr>
+      </w:pPr>
+      <w:r>
+        <w:rPr>
+          <w:rFonts w:ascii="Arial" w:hAnsi="Arial" w:cs="Arial"/>
+        </w:rPr>
+        <w:t xml:space="preserve">      - </w:t>
+      </w:r>
+      <w:proofErr w:type="spellStart"/>
+      <w:r>
+        <w:rPr>
+          <w:rFonts w:ascii="Arial" w:hAnsi="Arial" w:cs="Arial"/>
+        </w:rPr>
+        <w:t>postgres_data</w:t>
+      </w:r>
+      <w:proofErr w:type="spellEnd"/>
+      <w:r>
+        <w:rPr>
+          <w:rFonts w:ascii="Arial" w:hAnsi="Arial" w:cs="Arial"/>
+        </w:rPr>
+        <w:t>:/var/lib/</w:t>
+      </w:r>
+      <w:proofErr w:type="spellStart"/>
+      <w:r>
+        <w:rPr>
+          <w:rFonts w:ascii="Arial" w:hAnsi="Arial" w:cs="Arial"/>
+        </w:rPr>
+        <w:t>postgresql</w:t>
+      </w:r>
+      <w:proofErr w:type="spellEnd"/>
+    </w:p>
+    <w:p>
+      <w:pPr>
+        <w:rPr>
+          <w:rFonts w:ascii="Arial" w:hAnsi="Arial" w:cs="Arial"/>
+        </w:rPr>
+      </w:pPr>
+      <w:r>
+        <w:rPr>
+          <w:rFonts w:ascii="Arial" w:hAnsi="Arial" w:cs="Arial"/>
+        </w:rPr>
+        <w:t xml:space="preserve">    ports:</w:t>
+      </w:r>
+    </w:p>
+    <w:p>
+      <w:pPr>
+        <w:rPr>
+          <w:rFonts w:ascii="Arial" w:hAnsi="Arial" w:cs="Arial"/>
+        </w:rPr>
+      </w:pPr>
+      <w:r>
+        <w:rPr>
+          <w:rFonts w:ascii="Arial" w:hAnsi="Arial" w:cs="Arial"/>
+        </w:rPr>
+        <w:t xml:space="preserve">      - "5432:5432"</w:t>
+      </w:r>
+    </w:p>
+    <w:p>
+      <w:pPr>
+        <w:rPr>
+          <w:rFonts w:ascii="Arial" w:hAnsi="Arial" w:cs="Arial"/>
+        </w:rPr>
+      </w:pPr>
+      <w:r>
+        <w:rPr>
+          <w:rFonts w:ascii="Arial" w:hAnsi="Arial" w:cs="Arial"/>
+        </w:rPr>
+        <w:t xml:space="preserve">    </w:t>
+      </w:r>
+      <w:proofErr w:type="spellStart"/>
+      <w:r>
+        <w:rPr>
+          <w:rFonts w:ascii="Arial" w:hAnsi="Arial" w:cs="Arial"/>
+        </w:rPr>
+        <w:t>healthcheck</w:t>
+      </w:r>
+      <w:proofErr w:type="spellEnd"/>
+      <w:r>
+        <w:rPr>
+          <w:rFonts w:ascii="Arial" w:hAnsi="Arial" w:cs="Arial"/>
+        </w:rPr>
+        <w:t>:</w:t>
+      </w:r>
+    </w:p>
+    <w:p>
+      <w:pPr>
+        <w:rPr>
+          <w:rFonts w:ascii="Arial" w:hAnsi="Arial" w:cs="Arial"/>
+        </w:rPr>
+      </w:pPr>
+      <w:r>
+        <w:rPr>
+          <w:rFonts w:ascii="Arial" w:hAnsi="Arial" w:cs="Arial"/>
+        </w:rPr>
+        <w:t xml:space="preserve">      test: ["CMD-SHELL", "</w:t>
+      </w:r>
+      <w:proofErr w:type="spellStart"/>
+      <w:r>
+        <w:rPr>
+          <w:rFonts w:ascii="Arial" w:hAnsi="Arial" w:cs="Arial"/>
+        </w:rPr>
+        <w:t>pg_isready</w:t>
+      </w:r>
+      <w:proofErr w:type="spellEnd"/>
+      <w:r>
+        <w:rPr>
+          <w:rFonts w:ascii="Arial" w:hAnsi="Arial" w:cs="Arial"/>
+        </w:rPr>
+        <w:t xml:space="preserve"> -U </w:t>
+      </w:r>
+      <w:proofErr w:type="spellStart"/>
+      <w:r>
+        <w:rPr>
+          <w:rFonts w:ascii="Arial" w:hAnsi="Arial" w:cs="Arial"/>
+        </w:rPr>
+        <w:t>dbguard</w:t>
+      </w:r>
+      <w:proofErr w:type="spellEnd"/>
+      <w:r>
+        <w:rPr>
+          <w:rFonts w:ascii="Arial" w:hAnsi="Arial" w:cs="Arial"/>
+        </w:rPr>
+        <w:t xml:space="preserve">-web -d </w:t>
+      </w:r>
+      <w:proofErr w:type="spellStart"/>
+      <w:r>
+        <w:rPr>
+          <w:rFonts w:ascii="Arial" w:hAnsi="Arial" w:cs="Arial"/>
+        </w:rPr>
+        <w:t>dbguard</w:t>
+      </w:r>
+      <w:proofErr w:type="spellEnd"/>
+      <w:r>
+        <w:rPr>
+          <w:rFonts w:ascii="Arial" w:hAnsi="Arial" w:cs="Arial"/>
+        </w:rPr>
+        <w:t>-web"]</w:t>
+      </w:r>
+    </w:p>
+    <w:p>
+      <w:pPr>
+        <w:rPr>
+          <w:rFonts w:ascii="Arial" w:hAnsi="Arial" w:cs="Arial"/>
+        </w:rPr>
+      </w:pPr>
+      <w:r>
+        <w:rPr>
+          <w:rFonts w:ascii="Arial" w:hAnsi="Arial" w:cs="Arial"/>
+        </w:rPr>
+        <w:t xml:space="preserve">      interval: 5s</w:t>
+      </w:r>
+    </w:p>
+    <w:p>
+      <w:pPr>
+        <w:rPr>
+          <w:rFonts w:ascii="Arial" w:hAnsi="Arial" w:cs="Arial"/>
+        </w:rPr>
+      </w:pPr>
+      <w:r>
+        <w:rPr>
+          <w:rFonts w:ascii="Arial" w:hAnsi="Arial" w:cs="Arial"/>
+        </w:rPr>
+        <w:t xml:space="preserve">      timeout: 5s</w:t>
+      </w:r>
+    </w:p>
+    <w:p>
+      <w:pPr>
+        <w:rPr>
+          <w:rFonts w:ascii="Arial" w:hAnsi="Arial" w:cs="Arial"/>
+        </w:rPr>
+      </w:pPr>
+      <w:r>
+        <w:rPr>
+          <w:rFonts w:ascii="Arial" w:hAnsi="Arial" w:cs="Arial"/>
+        </w:rPr>
+        <w:t xml:space="preserve">      </w:t>
+      </w:r>
+      <w:proofErr w:type="gramStart"/>
+      <w:r>
+        <w:rPr>
+          <w:rFonts w:ascii="Arial" w:hAnsi="Arial" w:cs="Arial"/>
+        </w:rPr>
+        <w:t>retries</w:t>
+      </w:r>
+      <w:proofErr w:type="gramEnd"/>
+      <w:r>
+        <w:rPr>
+          <w:rFonts w:ascii="Arial" w:hAnsi="Arial" w:cs="Arial"/>
+        </w:rPr>
+        <w:t>: 5</w:t>
+      </w:r>
+    </w:p>
+    <w:p>
+      <w:pPr>
+        <w:rPr>
+          <w:rFonts w:ascii="Arial" w:hAnsi="Arial" w:cs="Arial"/>
+        </w:rPr>
+      </w:pPr>
+    </w:p>
+    <w:p>
+      <w:pPr>
+        <w:rPr>
+          <w:rFonts w:ascii="Arial" w:hAnsi="Arial" w:cs="Arial"/>
+        </w:rPr>
+      </w:pPr>
+      <w:r>
+        <w:rPr>
+          <w:rFonts w:ascii="Arial" w:hAnsi="Arial" w:cs="Arial"/>
+        </w:rPr>
+        <w:t xml:space="preserve">  </w:t>
+      </w:r>
+      <w:proofErr w:type="spellStart"/>
+      <w:r>
+        <w:rPr>
+          <w:rFonts w:ascii="Arial" w:hAnsi="Arial" w:cs="Arial"/>
+        </w:rPr>
+        <w:t>dbguard</w:t>
+      </w:r>
+      <w:proofErr w:type="spellEnd"/>
+      <w:r>
+        <w:rPr>
+          <w:rFonts w:ascii="Arial" w:hAnsi="Arial" w:cs="Arial"/>
+        </w:rPr>
+        <w:t>:</w:t>
+      </w:r>
+    </w:p>
+    <w:p>
+      <w:pPr>
+        <w:rPr>
+          <w:rFonts w:ascii="Arial" w:hAnsi="Arial" w:cs="Arial"/>
+        </w:rPr>
+      </w:pPr>
+      <w:r>
+        <w:rPr>
+          <w:rFonts w:ascii="Arial" w:hAnsi="Arial" w:cs="Arial"/>
+        </w:rPr>
+        <w:t xml:space="preserve">    image: </w:t>
+      </w:r>
+      <w:proofErr w:type="spellStart"/>
+      <w:proofErr w:type="gramStart"/>
+      <w:r>
+        <w:rPr>
+          <w:rFonts w:ascii="Arial" w:hAnsi="Arial" w:cs="Arial"/>
+        </w:rPr>
+        <w:t>dbguard:latest</w:t>
+      </w:r>
+      <w:proofErr w:type="spellEnd"/>
+      <w:proofErr w:type="gramEnd"/>
+    </w:p>
+    <w:p>
+      <w:pPr>
+        <w:rPr>
+          <w:rFonts w:ascii="Arial" w:hAnsi="Arial" w:cs="Arial"/>
+        </w:rPr>
+      </w:pPr>
+      <w:r>
+        <w:rPr>
+          <w:rFonts w:ascii="Arial" w:hAnsi="Arial" w:cs="Arial"/>
+        </w:rPr>
+        <w:t xml:space="preserve">    restart: unless-stopped</w:t>
+      </w:r>
+    </w:p>
+    <w:p>
+      <w:pPr>
+        <w:rPr>
+          <w:rFonts w:ascii="Arial" w:hAnsi="Arial" w:cs="Arial"/>
+        </w:rPr>
+      </w:pPr>
+      <w:r>
+        <w:rPr>
+          <w:rFonts w:ascii="Arial" w:hAnsi="Arial" w:cs="Arial"/>
+        </w:rPr>
+        <w:lastRenderedPageBreak/>
+        <w:t xml:space="preserve">    ports:</w:t>
+      </w:r>
+    </w:p>
+    <w:p>
+      <w:pPr>
+        <w:rPr>
+          <w:rFonts w:ascii="Arial" w:hAnsi="Arial" w:cs="Arial"/>
+        </w:rPr>
+      </w:pPr>
+      <w:r>
+        <w:rPr>
+          <w:rFonts w:ascii="Arial" w:hAnsi="Arial" w:cs="Arial"/>
+        </w:rPr>
+        <w:t xml:space="preserve">      - "8080:8080"</w:t>
+      </w:r>
+    </w:p>
+    <w:p>
+      <w:pPr>
+        <w:rPr>
+          <w:rFonts w:ascii="Arial" w:hAnsi="Arial" w:cs="Arial"/>
+        </w:rPr>
+      </w:pPr>
+      <w:r>
+        <w:rPr>
+          <w:rFonts w:ascii="Arial" w:hAnsi="Arial" w:cs="Arial"/>
+        </w:rPr>
+        <w:t xml:space="preserve">    volumes:</w:t>
+      </w:r>
+    </w:p>
+    <w:p>
+      <w:pPr>
+        <w:rPr>
+          <w:rFonts w:ascii="Arial" w:hAnsi="Arial" w:cs="Arial"/>
+        </w:rPr>
+      </w:pPr>
+      <w:r>
+        <w:rPr>
+          <w:rFonts w:ascii="Arial" w:hAnsi="Arial" w:cs="Arial"/>
+        </w:rPr>
+        <w:t xml:space="preserve">      - </w:t>
+      </w:r>
+      <w:proofErr w:type="spellStart"/>
+      <w:r>
+        <w:rPr>
+          <w:rFonts w:ascii="Arial" w:hAnsi="Arial" w:cs="Arial"/>
+        </w:rPr>
+        <w:t>app_data</w:t>
+      </w:r>
+      <w:proofErr w:type="spellEnd"/>
+      <w:r>
+        <w:rPr>
+          <w:rFonts w:ascii="Arial" w:hAnsi="Arial" w:cs="Arial"/>
+        </w:rPr>
+        <w:t>:/app/data</w:t>
+      </w:r>
+    </w:p>
+    <w:p>
+      <w:pPr>
+        <w:rPr>
+          <w:rFonts w:ascii="Arial" w:hAnsi="Arial" w:cs="Arial"/>
+        </w:rPr>
+      </w:pPr>
+      <w:r>
+        <w:rPr>
+          <w:rFonts w:ascii="Arial" w:hAnsi="Arial" w:cs="Arial"/>
+        </w:rPr>
+        <w:t xml:space="preserve">    </w:t>
+      </w:r>
+      <w:proofErr w:type="spellStart"/>
+      <w:r>
+        <w:rPr>
+          <w:rFonts w:ascii="Arial" w:hAnsi="Arial" w:cs="Arial"/>
+        </w:rPr>
+        <w:t>depends_on</w:t>
+      </w:r>
+      <w:proofErr w:type="spellEnd"/>
+      <w:r>
+        <w:rPr>
+          <w:rFonts w:ascii="Arial" w:hAnsi="Arial" w:cs="Arial"/>
+        </w:rPr>
+        <w:t>:</w:t>
+      </w:r>
+    </w:p>
+    <w:p>
+      <w:pPr>
+        <w:rPr>
+          <w:rFonts w:ascii="Arial" w:hAnsi="Arial" w:cs="Arial"/>
+        </w:rPr>
+      </w:pPr>
+      <w:r>
+        <w:rPr>
+          <w:rFonts w:ascii="Arial" w:hAnsi="Arial" w:cs="Arial"/>
+        </w:rPr>
+        <w:t xml:space="preserve">      </w:t>
+      </w:r>
+      <w:proofErr w:type="spellStart"/>
+      <w:r>
+        <w:rPr>
+          <w:rFonts w:ascii="Arial" w:hAnsi="Arial" w:cs="Arial"/>
+        </w:rPr>
+        <w:t>postgres</w:t>
+      </w:r>
+      <w:proofErr w:type="spellEnd"/>
+      <w:r>
+        <w:rPr>
+          <w:rFonts w:ascii="Arial" w:hAnsi="Arial" w:cs="Arial"/>
+        </w:rPr>
+        <w:t>:</w:t>
+      </w:r>
+    </w:p>
+    <w:p>
+      <w:pPr>
+        <w:rPr>
+          <w:rFonts w:ascii="Arial" w:hAnsi="Arial" w:cs="Arial"/>
+        </w:rPr>
+      </w:pPr>
+      <w:r>
+        <w:rPr>
+          <w:rFonts w:ascii="Arial" w:hAnsi="Arial" w:cs="Arial"/>
+        </w:rPr>
+        <w:t xml:space="preserve">        condition: </w:t>
+      </w:r>
+      <w:proofErr w:type="spellStart"/>
+      <w:r>
+        <w:rPr>
+          <w:rFonts w:ascii="Arial" w:hAnsi="Arial" w:cs="Arial"/>
+        </w:rPr>
+        <w:t>service_healthy</w:t>
+      </w:r>
+      <w:proofErr w:type="spellEnd"/>
+    </w:p>
+    <w:p>
+      <w:pPr>
+        <w:rPr>
+          <w:rFonts w:ascii="Arial" w:hAnsi="Arial" w:cs="Arial"/>
+        </w:rPr>
+      </w:pPr>
+      <w:r>
+        <w:rPr>
+          <w:rFonts w:ascii="Arial" w:hAnsi="Arial" w:cs="Arial"/>
+        </w:rPr>
+        <w:t xml:space="preserve">    environment:</w:t>
+      </w:r>
+    </w:p>
+    <w:p>
+      <w:pPr>
+        <w:rPr>
+          <w:rFonts w:ascii="Arial" w:hAnsi="Arial" w:cs="Arial"/>
+        </w:rPr>
+      </w:pPr>
+      <w:r>
+        <w:rPr>
+          <w:rFonts w:ascii="Arial" w:hAnsi="Arial" w:cs="Arial"/>
+        </w:rPr>
+        <w:t xml:space="preserve">      ASPNETCORE_ENVIRONMENT</w:t>
+      </w:r>
+      <w:proofErr w:type="gramStart"/>
+      <w:r>
+        <w:rPr>
+          <w:rFonts w:ascii="Arial" w:hAnsi="Arial" w:cs="Arial"/>
+        </w:rPr>
+        <w:t>:  Production</w:t>
+      </w:r>
+      <w:proofErr w:type="gramEnd"/>
+    </w:p>
+    <w:p>
+      <w:pPr>
+        <w:rPr>
+          <w:rFonts w:ascii="Arial" w:hAnsi="Arial" w:cs="Arial"/>
+        </w:rPr>
+      </w:pPr>
+      <w:r>
+        <w:rPr>
+          <w:rFonts w:ascii="Arial" w:hAnsi="Arial" w:cs="Arial"/>
+        </w:rPr>
+        <w:t xml:space="preserve">      ASPNETCORE_URLS</w:t>
+      </w:r>
+      <w:proofErr w:type="gramStart"/>
+      <w:r>
+        <w:rPr>
+          <w:rFonts w:ascii="Arial" w:hAnsi="Arial" w:cs="Arial"/>
+        </w:rPr>
+        <w:t>:  http://+:8080</w:t>
+      </w:r>
+      <w:proofErr w:type="gramEnd"/>
+    </w:p>
+    <w:p>
+      <w:pPr>
+        <w:rPr>
+          <w:rFonts w:ascii="Arial" w:hAnsi="Arial" w:cs="Arial"/>
+        </w:rPr>
+      </w:pPr>
+      <w:r>
+        <w:rPr>
+          <w:rFonts w:ascii="Arial" w:hAnsi="Arial" w:cs="Arial"/>
+        </w:rPr>
+        <w:t xml:space="preserve">      APP_HOST</w:t>
+      </w:r>
+      <w:proofErr w:type="gramStart"/>
+      <w:r>
+        <w:rPr>
+          <w:rFonts w:ascii="Arial" w:hAnsi="Arial" w:cs="Arial"/>
+        </w:rPr>
+        <w:t>:  10.55</w:t>
+      </w:r>
+      <w:proofErr w:type="gramEnd"/>
+      <w:r>
+        <w:rPr>
+          <w:rFonts w:ascii="Arial" w:hAnsi="Arial" w:cs="Arial"/>
+        </w:rPr>
+        <w:t>.47.124</w:t>
+      </w:r>
+    </w:p>
+    <w:p>
+      <w:pPr>
+        <w:rPr>
+          <w:rFonts w:ascii="Arial" w:hAnsi="Arial" w:cs="Arial"/>
+        </w:rPr>
+      </w:pPr>
+      <w:r>
+        <w:rPr>
+          <w:rFonts w:ascii="Arial" w:hAnsi="Arial" w:cs="Arial"/>
+        </w:rPr>
+        <w:t xml:space="preserve">      APP_PORT</w:t>
+      </w:r>
+      <w:proofErr w:type="gramStart"/>
+      <w:r>
+        <w:rPr>
+          <w:rFonts w:ascii="Arial" w:hAnsi="Arial" w:cs="Arial"/>
+        </w:rPr>
+        <w:t>:  8080</w:t>
+      </w:r>
+      <w:proofErr w:type="gramEnd"/>
+    </w:p>
+    <w:p>
+      <w:pPr>
+        <w:rPr>
+          <w:rFonts w:ascii="Arial" w:hAnsi="Arial" w:cs="Arial"/>
+        </w:rPr>
+      </w:pPr>
+      <w:r>
+        <w:rPr>
+          <w:rFonts w:ascii="Arial" w:hAnsi="Arial" w:cs="Arial"/>
+        </w:rPr>
+        <w:t xml:space="preserve">      </w:t>
+      </w:r>
+      <w:proofErr w:type="gramStart"/>
+      <w:r>
+        <w:rPr>
+          <w:rFonts w:ascii="Arial" w:hAnsi="Arial" w:cs="Arial"/>
+        </w:rPr>
+        <w:t>#AppDataPath:                    #</w:t>
+      </w:r>
+      <w:proofErr w:type="gramEnd"/>
+      <w:r>
+        <w:rPr>
+          <w:rFonts w:ascii="Arial" w:hAnsi="Arial" w:cs="Arial"/>
+        </w:rPr>
+        <w:t xml:space="preserve"> Default is /app/data)</w:t>
+      </w:r>
+    </w:p>
+    <w:p>
+      <w:pPr>
+        <w:rPr>
+          <w:rFonts w:ascii="Arial" w:hAnsi="Arial" w:cs="Arial"/>
+        </w:rPr>
+      </w:pPr>
+      <w:r>
+        <w:rPr>
+          <w:rFonts w:ascii="Arial" w:hAnsi="Arial" w:cs="Arial"/>
+        </w:rPr>
+        <w:t xml:space="preserve">      #DATABASE_</w:t>
+      </w:r>
+      <w:proofErr w:type="gramStart"/>
+      <w:r>
+        <w:rPr>
+          <w:rFonts w:ascii="Arial" w:hAnsi="Arial" w:cs="Arial"/>
+        </w:rPr>
+        <w:t>HOST:                  #</w:t>
+      </w:r>
+      <w:proofErr w:type="gramEnd"/>
+      <w:r>
+        <w:rPr>
+          <w:rFonts w:ascii="Arial" w:hAnsi="Arial" w:cs="Arial"/>
+        </w:rPr>
+        <w:t xml:space="preserve"> Default is </w:t>
+      </w:r>
+      <w:proofErr w:type="spellStart"/>
+      <w:r>
+        <w:rPr>
+          <w:rFonts w:ascii="Arial" w:hAnsi="Arial" w:cs="Arial"/>
+        </w:rPr>
+        <w:t>postgres</w:t>
+      </w:r>
+      <w:proofErr w:type="spellEnd"/>
+      <w:r>
+        <w:rPr>
+          <w:rFonts w:ascii="Arial" w:hAnsi="Arial" w:cs="Arial"/>
+        </w:rPr>
+        <w:t xml:space="preserve"> (Used to overwrite connection string host)</w:t>
+      </w:r>
+    </w:p>
+    <w:p>
+      <w:pPr>
+        <w:rPr>
+          <w:rFonts w:ascii="Arial" w:hAnsi="Arial" w:cs="Arial"/>
+        </w:rPr>
+      </w:pPr>
+      <w:r>
+        <w:rPr>
+          <w:rFonts w:ascii="Arial" w:hAnsi="Arial" w:cs="Arial"/>
+        </w:rPr>
+        <w:t xml:space="preserve">      #DATABASE_</w:t>
+      </w:r>
+      <w:proofErr w:type="gramStart"/>
+      <w:r>
+        <w:rPr>
+          <w:rFonts w:ascii="Arial" w:hAnsi="Arial" w:cs="Arial"/>
+        </w:rPr>
+        <w:t>PORT:                  #</w:t>
+      </w:r>
+      <w:proofErr w:type="gramEnd"/>
+      <w:r>
+        <w:rPr>
+          <w:rFonts w:ascii="Arial" w:hAnsi="Arial" w:cs="Arial"/>
+        </w:rPr>
+        <w:t xml:space="preserve"> Default is 5432</w:t>
+      </w:r>
+    </w:p>
+    <w:p>
+      <w:pPr>
+        <w:rPr>
+          <w:rFonts w:ascii="Arial" w:hAnsi="Arial" w:cs="Arial"/>
+        </w:rPr>
+      </w:pPr>
+      <w:r>
+        <w:rPr>
+          <w:rFonts w:ascii="Arial" w:hAnsi="Arial" w:cs="Arial"/>
+        </w:rPr>
+        <w:t xml:space="preserve">      #DATABASE_</w:t>
+      </w:r>
+      <w:proofErr w:type="gramStart"/>
+      <w:r>
+        <w:rPr>
+          <w:rFonts w:ascii="Arial" w:hAnsi="Arial" w:cs="Arial"/>
+        </w:rPr>
+        <w:t>NAME:                  #</w:t>
+      </w:r>
+      <w:proofErr w:type="gramEnd"/>
+      <w:r>
+        <w:rPr>
+          <w:rFonts w:ascii="Arial" w:hAnsi="Arial" w:cs="Arial"/>
+        </w:rPr>
+        <w:t xml:space="preserve"> Default is </w:t>
+      </w:r>
+      <w:proofErr w:type="spellStart"/>
+      <w:r>
+        <w:rPr>
+          <w:rFonts w:ascii="Arial" w:hAnsi="Arial" w:cs="Arial"/>
+        </w:rPr>
+        <w:t>dbguard</w:t>
+      </w:r>
+      <w:proofErr w:type="spellEnd"/>
+      <w:r>
+        <w:rPr>
+          <w:rFonts w:ascii="Arial" w:hAnsi="Arial" w:cs="Arial"/>
+        </w:rPr>
+        <w:t>-web</w:t>
+      </w:r>
+    </w:p>
+    <w:p>
+      <w:pPr>
+        <w:rPr>
+          <w:rFonts w:ascii="Arial" w:hAnsi="Arial" w:cs="Arial"/>
+        </w:rPr>
+      </w:pPr>
+      <w:r>
+        <w:rPr>
+          <w:rFonts w:ascii="Arial" w:hAnsi="Arial" w:cs="Arial"/>
+        </w:rPr>
+        <w:t xml:space="preserve">      #DATABASE_</w:t>
+      </w:r>
+      <w:proofErr w:type="gramStart"/>
+      <w:r>
+        <w:rPr>
+          <w:rFonts w:ascii="Arial" w:hAnsi="Arial" w:cs="Arial"/>
+        </w:rPr>
+        <w:t>USER:                  #</w:t>
+      </w:r>
+      <w:proofErr w:type="gramEnd"/>
+      <w:r>
+        <w:rPr>
+          <w:rFonts w:ascii="Arial" w:hAnsi="Arial" w:cs="Arial"/>
+        </w:rPr>
+        <w:t xml:space="preserve"> Default is </w:t>
+      </w:r>
+      <w:proofErr w:type="spellStart"/>
+      <w:r>
+        <w:rPr>
+          <w:rFonts w:ascii="Arial" w:hAnsi="Arial" w:cs="Arial"/>
+        </w:rPr>
+        <w:t>dbguard</w:t>
+      </w:r>
+      <w:proofErr w:type="spellEnd"/>
+      <w:r>
+        <w:rPr>
+          <w:rFonts w:ascii="Arial" w:hAnsi="Arial" w:cs="Arial"/>
+        </w:rPr>
+        <w:t>-web</w:t>
+      </w:r>
+    </w:p>
+    <w:p>
+      <w:pPr>
+        <w:rPr>
+          <w:rFonts w:ascii="Arial" w:hAnsi="Arial" w:cs="Arial"/>
+        </w:rPr>
+      </w:pPr>
+      <w:r>
+        <w:rPr>
+          <w:rFonts w:ascii="Arial" w:hAnsi="Arial" w:cs="Arial"/>
+        </w:rPr>
+        <w:t xml:space="preserve">      #DATABASE_</w:t>
+      </w:r>
+      <w:proofErr w:type="gramStart"/>
+      <w:r>
+        <w:rPr>
+          <w:rFonts w:ascii="Arial" w:hAnsi="Arial" w:cs="Arial"/>
+        </w:rPr>
+        <w:t>PASSWORD:              #</w:t>
+      </w:r>
+      <w:proofErr w:type="gramEnd"/>
+      <w:r>
+        <w:rPr>
+          <w:rFonts w:ascii="Arial" w:hAnsi="Arial" w:cs="Arial"/>
+        </w:rPr>
+        <w:t xml:space="preserve"> Required if settings custom POSTGRES_PASSWORD value default is abc123##</w:t>
+      </w:r>
+    </w:p>
+    <w:p>
+      <w:pPr>
+        <w:rPr>
+          <w:rFonts w:ascii="Arial" w:hAnsi="Arial" w:cs="Arial"/>
+        </w:rPr>
+      </w:pPr>
+      <w:r>
+        <w:rPr>
+          <w:rFonts w:ascii="Arial" w:hAnsi="Arial" w:cs="Arial"/>
+        </w:rPr>
+        <w:t xml:space="preserve">      #JWT_</w:t>
+      </w:r>
+      <w:proofErr w:type="gramStart"/>
+      <w:r>
+        <w:rPr>
+          <w:rFonts w:ascii="Arial" w:hAnsi="Arial" w:cs="Arial"/>
+        </w:rPr>
+        <w:t>KEY:                        #</w:t>
+      </w:r>
+      <w:proofErr w:type="gramEnd"/>
+      <w:r>
+        <w:rPr>
+          <w:rFonts w:ascii="Arial" w:hAnsi="Arial" w:cs="Arial"/>
+        </w:rPr>
+        <w:t xml:space="preserve"> Default is generated and stored in file (Used to issue tokens)</w:t>
+      </w:r>
+    </w:p>
+    <w:p>
+      <w:pPr>
+        <w:rPr>
+          <w:rFonts w:ascii="Arial" w:hAnsi="Arial" w:cs="Arial"/>
+        </w:rPr>
+      </w:pPr>
+      <w:r>
+        <w:rPr>
+          <w:rFonts w:ascii="Arial" w:hAnsi="Arial" w:cs="Arial"/>
+        </w:rPr>
+        <w:t xml:space="preserve">      #JWT_ISSUER:                     # Default is </w:t>
+      </w:r>
+      <w:proofErr w:type="spellStart"/>
+      <w:r>
+        <w:rPr>
+          <w:rFonts w:ascii="Arial" w:hAnsi="Arial" w:cs="Arial"/>
+        </w:rPr>
+        <w:t>genearted</w:t>
+      </w:r>
+      <w:proofErr w:type="spellEnd"/>
+      <w:r>
+        <w:rPr>
+          <w:rFonts w:ascii="Arial" w:hAnsi="Arial" w:cs="Arial"/>
+        </w:rPr>
+        <w:t xml:space="preserve"> from APP_HOST and APP_PORT (Used in token claims)</w:t>
+      </w:r>
+    </w:p>
+    <w:p>
+      <w:pPr>
+        <w:rPr>
+          <w:rFonts w:ascii="Arial" w:hAnsi="Arial" w:cs="Arial"/>
+        </w:rPr>
+      </w:pPr>
+      <w:r>
+        <w:rPr>
+          <w:rFonts w:ascii="Arial" w:hAnsi="Arial" w:cs="Arial"/>
+        </w:rPr>
+        <w:t xml:space="preserve">      #JWT_</w:t>
+      </w:r>
+      <w:proofErr w:type="gramStart"/>
+      <w:r>
+        <w:rPr>
+          <w:rFonts w:ascii="Arial" w:hAnsi="Arial" w:cs="Arial"/>
+        </w:rPr>
+        <w:t>AUDIENCE:                   #</w:t>
+      </w:r>
+      <w:proofErr w:type="gramEnd"/>
+      <w:r>
+        <w:rPr>
+          <w:rFonts w:ascii="Arial" w:hAnsi="Arial" w:cs="Arial"/>
+        </w:rPr>
+        <w:t xml:space="preserve"> Default is generated from APP_HOST and APP_PORT (Used in token claims)</w:t>
+      </w:r>
+    </w:p>
+    <w:p>
+      <w:pPr>
+        <w:rPr>
+          <w:rFonts w:ascii="Arial" w:hAnsi="Arial" w:cs="Arial"/>
+        </w:rPr>
+      </w:pPr>
+      <w:r>
+        <w:rPr>
+          <w:rFonts w:ascii="Arial" w:hAnsi="Arial" w:cs="Arial"/>
+        </w:rPr>
+        <w:t xml:space="preserve">      #JWT_ACCESS_TOKEN_EXPIRATION:    # Default is 15 minutes</w:t>
+      </w:r>
+    </w:p>
+    <w:p>
+      <w:pPr>
+        <w:rPr>
+          <w:rFonts w:ascii="Arial" w:hAnsi="Arial" w:cs="Arial"/>
+        </w:rPr>
+      </w:pPr>
+      <w:r>
+        <w:rPr>
+          <w:rFonts w:ascii="Arial" w:hAnsi="Arial" w:cs="Arial"/>
+        </w:rPr>
+        <w:t xml:space="preserve">      #JWT_REFRESH_TOKEN_</w:t>
+      </w:r>
+      <w:proofErr w:type="gramStart"/>
+      <w:r>
+        <w:rPr>
+          <w:rFonts w:ascii="Arial" w:hAnsi="Arial" w:cs="Arial"/>
+        </w:rPr>
+        <w:t>EXPIRATION:   #</w:t>
+      </w:r>
+      <w:proofErr w:type="gramEnd"/>
+      <w:r>
+        <w:rPr>
+          <w:rFonts w:ascii="Arial" w:hAnsi="Arial" w:cs="Arial"/>
+        </w:rPr>
+        <w:t xml:space="preserve"> Default is 1440 minutes</w:t>
+      </w:r>
+    </w:p>
+    <w:p>
+      <w:pPr>
+        <w:rPr>
+          <w:rFonts w:ascii="Arial" w:hAnsi="Arial" w:cs="Arial"/>
+        </w:rPr>
+      </w:pPr>
+      <w:r>
+        <w:rPr>
+          <w:rFonts w:ascii="Arial" w:hAnsi="Arial" w:cs="Arial"/>
+        </w:rPr>
+        <w:lastRenderedPageBreak/>
+        <w:t xml:space="preserve">      #APP_</w:t>
+      </w:r>
+      <w:proofErr w:type="gramStart"/>
+      <w:r>
+        <w:rPr>
+          <w:rFonts w:ascii="Arial" w:hAnsi="Arial" w:cs="Arial"/>
+        </w:rPr>
+        <w:t>USERNAME:                   #</w:t>
+      </w:r>
+      <w:proofErr w:type="gramEnd"/>
+      <w:r>
+        <w:rPr>
+          <w:rFonts w:ascii="Arial" w:hAnsi="Arial" w:cs="Arial"/>
+        </w:rPr>
+        <w:t xml:space="preserve"> Default is admin (The default admin user bootstrapped)</w:t>
+      </w:r>
+    </w:p>
+    <w:p>
+      <w:pPr>
+        <w:rPr>
+          <w:rFonts w:ascii="Arial" w:hAnsi="Arial" w:cs="Arial"/>
+        </w:rPr>
+      </w:pPr>
+      <w:r>
+        <w:rPr>
+          <w:rFonts w:ascii="Arial" w:hAnsi="Arial" w:cs="Arial"/>
+        </w:rPr>
+        <w:t xml:space="preserve">      </w:t>
+      </w:r>
+      <w:proofErr w:type="gramStart"/>
+      <w:r>
+        <w:rPr>
+          <w:rFonts w:ascii="Arial" w:hAnsi="Arial" w:cs="Arial"/>
+        </w:rPr>
+        <w:t>#PASSWORD:                       #</w:t>
+      </w:r>
+      <w:proofErr w:type="gramEnd"/>
+      <w:r>
+        <w:rPr>
+          <w:rFonts w:ascii="Arial" w:hAnsi="Arial" w:cs="Arial"/>
+        </w:rPr>
+        <w:t xml:space="preserve"> Default is Admin123!</w:t>
+      </w:r>
+    </w:p>
+    <w:p>
+      <w:pPr>
+        <w:rPr>
+          <w:rFonts w:ascii="Arial" w:hAnsi="Arial" w:cs="Arial"/>
+        </w:rPr>
+      </w:pPr>
+      <w:r>
+        <w:rPr>
+          <w:rFonts w:ascii="Arial" w:hAnsi="Arial" w:cs="Arial"/>
+        </w:rPr>
+        <w:t xml:space="preserve">      #ALLOWED_</w:t>
+      </w:r>
+      <w:proofErr w:type="gramStart"/>
+      <w:r>
+        <w:rPr>
+          <w:rFonts w:ascii="Arial" w:hAnsi="Arial" w:cs="Arial"/>
+        </w:rPr>
+        <w:t>ORIGINS:                #</w:t>
+      </w:r>
+      <w:proofErr w:type="gramEnd"/>
+      <w:r>
+        <w:rPr>
+          <w:rFonts w:ascii="Arial" w:hAnsi="Arial" w:cs="Arial"/>
+        </w:rPr>
+        <w:t xml:space="preserve"> Default is built from APP_HOST and APP_PORT (Should be list of hosts http:10.55.47.123:</w:t>
+      </w:r>
+      <w:proofErr w:type="gramStart"/>
+      <w:r>
+        <w:rPr>
+          <w:rFonts w:ascii="Arial" w:hAnsi="Arial" w:cs="Arial"/>
+        </w:rPr>
+        <w:t>4200,http</w:t>
+      </w:r>
+      <w:proofErr w:type="gramEnd"/>
+      <w:r>
+        <w:rPr>
+          <w:rFonts w:ascii="Arial" w:hAnsi="Arial" w:cs="Arial"/>
+        </w:rPr>
+        <w:t>:10.55.47.124:</w:t>
+      </w:r>
+      <w:proofErr w:type="gramStart"/>
+      <w:r>
+        <w:rPr>
+          <w:rFonts w:ascii="Arial" w:hAnsi="Arial" w:cs="Arial"/>
+        </w:rPr>
+        <w:t>4201, ..</w:t>
+      </w:r>
+      <w:proofErr w:type="gramEnd"/>
+      <w:r>
+        <w:rPr>
+          <w:rFonts w:ascii="Arial" w:hAnsi="Arial" w:cs="Arial"/>
+        </w:rPr>
+        <w:t>)</w:t>
+      </w:r>
+    </w:p>
+    <w:p>
+      <w:pPr>
+        <w:rPr>
+          <w:rFonts w:ascii="Arial" w:hAnsi="Arial" w:cs="Arial"/>
+        </w:rPr>
+      </w:pPr>
+      <w:r>
+        <w:rPr>
+          <w:rFonts w:ascii="Arial" w:hAnsi="Arial" w:cs="Arial"/>
+        </w:rPr>
+        <w:t>volumes:</w:t>
+      </w:r>
+    </w:p>
+    <w:p>
+      <w:pPr>
+        <w:rPr>
+          <w:rFonts w:ascii="Arial" w:hAnsi="Arial" w:cs="Arial"/>
+        </w:rPr>
+      </w:pPr>
+      <w:r>
+        <w:rPr>
+          <w:rFonts w:ascii="Arial" w:hAnsi="Arial" w:cs="Arial"/>
+        </w:rPr>
+        <w:t xml:space="preserve">  </w:t>
+      </w:r>
+      <w:proofErr w:type="spellStart"/>
+      <w:r>
+        <w:rPr>
+          <w:rFonts w:ascii="Arial" w:hAnsi="Arial" w:cs="Arial"/>
+        </w:rPr>
+        <w:t>postgres_data</w:t>
+      </w:r>
+      <w:proofErr w:type="spellEnd"/>
+      <w:r>
+        <w:rPr>
+          <w:rFonts w:ascii="Arial" w:hAnsi="Arial" w:cs="Arial"/>
+        </w:rPr>
+        <w:t>:</w:t>
+      </w:r>
+    </w:p>
+    <w:p>
+      <w:pPr>
+        <w:rPr>
+          <w:rFonts w:ascii="Arial" w:hAnsi="Arial" w:cs="Arial"/>
+        </w:rPr>
+      </w:pPr>
+      <w:r>
+        <w:rPr>
+          <w:rFonts w:ascii="Arial" w:hAnsi="Arial" w:cs="Arial"/>
+        </w:rPr>
+        <w:t xml:space="preserve">  </w:t>
+      </w:r>
+      <w:proofErr w:type="spellStart"/>
+      <w:r>
+        <w:rPr>
+          <w:rFonts w:ascii="Arial" w:hAnsi="Arial" w:cs="Arial"/>
+        </w:rPr>
+        <w:t>app_data</w:t>
+      </w:r>
+      <w:proofErr w:type="spellEnd"/>
+      <w:r>
+        <w:rPr>
+          <w:rFonts w:ascii="Arial" w:hAnsi="Arial" w:cs="Arial"/>
+        </w:rPr>
+        <w:t>:</w:t>
       </w:r>
     </w:p>
     <w:p>
@@ -550,11 +4617,11 @@
           <w:rFonts w:ascii="Arial" w:hAnsi="Arial" w:cs="Arial"/>
         </w:rPr>
       </w:pPr>
-      <w:r>
-        <w:rPr>
-          <w:rFonts w:ascii="Arial" w:hAnsi="Arial" w:cs="Arial"/>
-        </w:rPr>
-        <w:lastRenderedPageBreak/>
+      <w:bookmarkStart w:id="3" w:name="_Toc230002596"/>
+      <w:r>
+        <w:rPr>
+          <w:rFonts w:ascii="Arial" w:hAnsi="Arial" w:cs="Arial"/>
+        </w:rPr>
         <w:t>Guard</w:t>
       </w:r>
       <w:r>
@@ -563,6 +4630,7 @@
         </w:rPr>
         <w:t>s</w:t>
       </w:r>
+      <w:bookmarkEnd w:id="3"/>
     </w:p>
     <w:p>
       <w:pPr>
@@ -571,12 +4639,14 @@
           <w:rFonts w:ascii="Arial" w:hAnsi="Arial" w:cs="Arial"/>
         </w:rPr>
       </w:pPr>
+      <w:bookmarkStart w:id="4" w:name="_Toc230002597"/>
       <w:r>
         <w:rPr>
           <w:rFonts w:ascii="Arial" w:hAnsi="Arial" w:cs="Arial"/>
         </w:rPr>
         <w:t>Understanding a guard</w:t>
       </w:r>
+      <w:bookmarkEnd w:id="4"/>
     </w:p>
     <w:p>
       <w:pPr>
@@ -744,6 +4814,7 @@
           <w:rFonts w:ascii="Arial" w:hAnsi="Arial" w:cs="Arial"/>
         </w:rPr>
       </w:pPr>
+      <w:bookmarkStart w:id="5" w:name="_Toc230002598"/>
       <w:r>
         <w:rPr>
           <w:rFonts w:ascii="Arial" w:hAnsi="Arial" w:cs="Arial"/>
@@ -756,6 +4827,7 @@
         </w:rPr>
         <w:t>atabase connection</w:t>
       </w:r>
+      <w:bookmarkEnd w:id="5"/>
     </w:p>
     <w:p>
       <w:pPr>
@@ -803,21 +4875,7 @@
         <w:rPr>
           <w:rFonts w:ascii="Arial" w:hAnsi="Arial" w:cs="Arial"/>
         </w:rPr>
-        <w:t xml:space="preserve"> application database using an </w:t>
-      </w:r>
-      <w:proofErr w:type="spellStart"/>
-      <w:r>
-        <w:rPr>
-          <w:rFonts w:ascii="Arial" w:hAnsi="Arial" w:cs="Arial"/>
-        </w:rPr>
-        <w:t>IDataProtector</w:t>
-      </w:r>
-      <w:proofErr w:type="spellEnd"/>
-      <w:r>
-        <w:rPr>
-          <w:rFonts w:ascii="Arial" w:hAnsi="Arial" w:cs="Arial"/>
-        </w:rPr>
-        <w:t>. Some database engines such as SQLite do not use logins so it is not required.</w:t>
+        <w:t xml:space="preserve"> application database using an IDataProtector. Some database engines such as SQLite do not use logins so it is not required.</w:t>
       </w:r>
     </w:p>
     <w:p>
@@ -827,12 +4885,14 @@
           <w:rFonts w:ascii="Arial" w:hAnsi="Arial" w:cs="Arial"/>
         </w:rPr>
       </w:pPr>
+      <w:bookmarkStart w:id="6" w:name="_Toc230002599"/>
       <w:r>
         <w:rPr>
           <w:rFonts w:ascii="Arial" w:hAnsi="Arial" w:cs="Arial"/>
         </w:rPr>
         <w:t>Create a guard</w:t>
       </w:r>
+      <w:bookmarkEnd w:id="6"/>
     </w:p>
     <w:p>
       <w:pPr>
@@ -900,6 +4960,7 @@
           <w:rFonts w:ascii="Arial" w:hAnsi="Arial" w:cs="Arial"/>
           <w:noProof/>
         </w:rPr>
+        <w:lastRenderedPageBreak/>
         <w:drawing>
           <wp:inline distT="0" distB="0" distL="0" distR="0" wp14:anchorId="68566321" wp14:editId="48D57974">
             <wp:extent cx="3524250" cy="898383"/>
@@ -916,7 +4977,7 @@
                     <pic:cNvPicPr/>
                   </pic:nvPicPr>
                   <pic:blipFill>
-                    <a:blip r:embed="rId8"/>
+                    <a:blip r:embed="rId9"/>
                     <a:stretch>
                       <a:fillRect/>
                     </a:stretch>
@@ -965,6 +5026,7 @@
       <w:r>
         <w:rPr>
           <w:rFonts w:ascii="Arial" w:hAnsi="Arial" w:cs="Arial"/>
+          <w:noProof/>
         </w:rPr>
         <w:lastRenderedPageBreak/>
         <w:drawing>
@@ -983,7 +5045,7 @@
                     <pic:cNvPicPr/>
                   </pic:nvPicPr>
                   <pic:blipFill>
-                    <a:blip r:embed="rId9"/>
+                    <a:blip r:embed="rId10"/>
                     <a:stretch>
                       <a:fillRect/>
                     </a:stretch>
@@ -1136,21 +5198,7 @@
         <w:rPr>
           <w:rFonts w:ascii="Arial" w:hAnsi="Arial" w:cs="Arial"/>
         </w:rPr>
-        <w:t xml:space="preserve">: The SQL query for the guard. The query needs to </w:t>
-      </w:r>
-      <w:proofErr w:type="gramStart"/>
-      <w:r>
-        <w:rPr>
-          <w:rFonts w:ascii="Arial" w:hAnsi="Arial" w:cs="Arial"/>
-        </w:rPr>
-        <w:t>return</w:t>
-      </w:r>
-      <w:proofErr w:type="gramEnd"/>
-      <w:r>
-        <w:rPr>
-          <w:rFonts w:ascii="Arial" w:hAnsi="Arial" w:cs="Arial"/>
-        </w:rPr>
-        <w:t xml:space="preserve"> a single row. The reason for this is that all the logic should be implemented in the query</w:t>
+        <w:t>: The SQL query for the guard. The query needs to return a single row. The reason for this is that all the logic should be implemented in the query</w:t>
       </w:r>
       <w:r>
         <w:rPr>
@@ -1356,19 +5404,11 @@
         </w:rPr>
         <w:t xml:space="preserve"> How often </w:t>
       </w:r>
-      <w:proofErr w:type="gramStart"/>
-      <w:r>
-        <w:rPr>
-          <w:rFonts w:ascii="Arial" w:hAnsi="Arial" w:cs="Arial"/>
-        </w:rPr>
-        <w:t>in minutes</w:t>
-      </w:r>
-      <w:proofErr w:type="gramEnd"/>
-      <w:r>
-        <w:rPr>
-          <w:rFonts w:ascii="Arial" w:hAnsi="Arial" w:cs="Arial"/>
-        </w:rPr>
-        <w:t xml:space="preserve"> the guard</w:t>
+      <w:r>
+        <w:rPr>
+          <w:rFonts w:ascii="Arial" w:hAnsi="Arial" w:cs="Arial"/>
+        </w:rPr>
+        <w:t>in minutes the guard</w:t>
       </w:r>
       <w:r>
         <w:rPr>
@@ -1376,26 +5416,17 @@
         </w:rPr>
         <w:t xml:space="preserve"> </w:t>
       </w:r>
-      <w:proofErr w:type="gramStart"/>
       <w:r>
         <w:rPr>
           <w:rFonts w:ascii="Arial" w:hAnsi="Arial" w:cs="Arial"/>
         </w:rPr>
         <w:t>will</w:t>
       </w:r>
-      <w:proofErr w:type="gramEnd"/>
-      <w:r>
-        <w:rPr>
-          <w:rFonts w:ascii="Arial" w:hAnsi="Arial" w:cs="Arial"/>
-        </w:rPr>
-        <w:t xml:space="preserve"> </w:t>
-      </w:r>
-      <w:proofErr w:type="gramStart"/>
-      <w:r>
-        <w:rPr>
-          <w:rFonts w:ascii="Arial" w:hAnsi="Arial" w:cs="Arial"/>
-        </w:rPr>
-        <w:t xml:space="preserve">be </w:t>
+      <w:r>
+        <w:rPr>
+          <w:rFonts w:ascii="Arial" w:hAnsi="Arial" w:cs="Arial"/>
+        </w:rPr>
+        <w:t xml:space="preserve"> be </w:t>
       </w:r>
       <w:r>
         <w:rPr>
@@ -1409,7 +5440,6 @@
         </w:rPr>
         <w:t>.</w:t>
       </w:r>
-      <w:proofErr w:type="gramEnd"/>
     </w:p>
     <w:p>
       <w:pPr>
@@ -1556,12 +5586,14 @@
           <w:rFonts w:ascii="Arial" w:hAnsi="Arial" w:cs="Arial"/>
         </w:rPr>
       </w:pPr>
+      <w:bookmarkStart w:id="7" w:name="_Toc230002600"/>
       <w:r>
         <w:rPr>
           <w:rFonts w:ascii="Arial" w:hAnsi="Arial" w:cs="Arial"/>
         </w:rPr>
         <w:t>Example guard</w:t>
       </w:r>
+      <w:bookmarkEnd w:id="7"/>
     </w:p>
     <w:p>
       <w:pPr>
@@ -1668,36 +5700,33 @@
           <w:i/>
           <w:iCs/>
         </w:rPr>
-        <w:t xml:space="preserve">SELECT </w:t>
-      </w:r>
-      <w:proofErr w:type="gramStart"/>
+        <w:t xml:space="preserve">SELECT COUNT(*) as </w:t>
+      </w:r>
       <w:r>
         <w:rPr>
           <w:rFonts w:ascii="Arial" w:hAnsi="Arial" w:cs="Arial"/>
           <w:i/>
           <w:iCs/>
         </w:rPr>
-        <w:t>COUNT(</w:t>
-      </w:r>
-      <w:proofErr w:type="gramEnd"/>
-      <w:r>
+        <w:t>HighDebt</w:t>
+      </w:r>
+    </w:p>
+    <w:p>
+      <w:pPr>
         <w:rPr>
           <w:rFonts w:ascii="Arial" w:hAnsi="Arial" w:cs="Arial"/>
           <w:i/>
           <w:iCs/>
         </w:rPr>
-        <w:t xml:space="preserve">*) as </w:t>
-      </w:r>
-      <w:proofErr w:type="spellStart"/>
+      </w:pPr>
       <w:r>
         <w:rPr>
           <w:rFonts w:ascii="Arial" w:hAnsi="Arial" w:cs="Arial"/>
           <w:i/>
           <w:iCs/>
         </w:rPr>
-        <w:t>HighDebt</w:t>
-      </w:r>
-      <w:proofErr w:type="spellEnd"/>
+        <w:t>FROM customer_debt</w:t>
+      </w:r>
     </w:p>
     <w:p>
       <w:pPr>
@@ -1713,62 +5742,7 @@
           <w:i/>
           <w:iCs/>
         </w:rPr>
-        <w:t xml:space="preserve">FROM </w:t>
-      </w:r>
-      <w:proofErr w:type="spellStart"/>
-      <w:r>
-        <w:rPr>
-          <w:rFonts w:ascii="Arial" w:hAnsi="Arial" w:cs="Arial"/>
-          <w:i/>
-          <w:iCs/>
-        </w:rPr>
-        <w:t>customer_debt</w:t>
-      </w:r>
-      <w:proofErr w:type="spellEnd"/>
-    </w:p>
-    <w:p>
-      <w:pPr>
-        <w:rPr>
-          <w:rFonts w:ascii="Arial" w:hAnsi="Arial" w:cs="Arial"/>
-          <w:i/>
-          <w:iCs/>
-        </w:rPr>
-      </w:pPr>
-      <w:r>
-        <w:rPr>
-          <w:rFonts w:ascii="Arial" w:hAnsi="Arial" w:cs="Arial"/>
-          <w:i/>
-          <w:iCs/>
-        </w:rPr>
-        <w:t xml:space="preserve">WHERE </w:t>
-      </w:r>
-      <w:proofErr w:type="spellStart"/>
-      <w:r>
-        <w:rPr>
-          <w:rFonts w:ascii="Arial" w:hAnsi="Arial" w:cs="Arial"/>
-          <w:i/>
-          <w:iCs/>
-        </w:rPr>
-        <w:t>customer_</w:t>
-      </w:r>
-      <w:proofErr w:type="gramStart"/>
-      <w:r>
-        <w:rPr>
-          <w:rFonts w:ascii="Arial" w:hAnsi="Arial" w:cs="Arial"/>
-          <w:i/>
-          <w:iCs/>
-        </w:rPr>
-        <w:t>debt.dollars</w:t>
-      </w:r>
-      <w:proofErr w:type="spellEnd"/>
-      <w:proofErr w:type="gramEnd"/>
-      <w:r>
-        <w:rPr>
-          <w:rFonts w:ascii="Arial" w:hAnsi="Arial" w:cs="Arial"/>
-          <w:i/>
-          <w:iCs/>
-        </w:rPr>
-        <w:t xml:space="preserve"> &gt; 10.5;</w:t>
+        <w:t>WHERE customer_debt.dollars &gt; 10.5;</w:t>
       </w:r>
     </w:p>
     <w:p>
@@ -1789,7 +5763,6 @@
         <w:lastRenderedPageBreak/>
         <w:t>The column we want to look at is called “</w:t>
       </w:r>
-      <w:proofErr w:type="spellStart"/>
       <w:r>
         <w:rPr>
           <w:rFonts w:ascii="Arial" w:hAnsi="Arial" w:cs="Arial"/>
@@ -1798,7 +5771,6 @@
         </w:rPr>
         <w:t>HighDebt</w:t>
       </w:r>
-      <w:proofErr w:type="spellEnd"/>
       <w:r>
         <w:rPr>
           <w:rFonts w:ascii="Arial" w:hAnsi="Arial" w:cs="Arial"/>
@@ -1817,14 +5789,12 @@
         </w:rPr>
         <w:t xml:space="preserve"> column will be “</w:t>
       </w:r>
-      <w:proofErr w:type="spellStart"/>
       <w:r>
         <w:rPr>
           <w:rFonts w:ascii="Arial" w:hAnsi="Arial" w:cs="Arial"/>
         </w:rPr>
         <w:t>HighDebt</w:t>
       </w:r>
-      <w:proofErr w:type="spellEnd"/>
       <w:r>
         <w:rPr>
           <w:rFonts w:ascii="Arial" w:hAnsi="Arial" w:cs="Arial"/>
@@ -1903,14 +5873,12 @@
         </w:rPr>
         <w:t>, trigger guard when “</w:t>
       </w:r>
-      <w:proofErr w:type="spellStart"/>
       <w:r>
         <w:rPr>
           <w:rFonts w:ascii="Arial" w:hAnsi="Arial" w:cs="Arial"/>
         </w:rPr>
         <w:t>HighDebt</w:t>
       </w:r>
-      <w:proofErr w:type="spellEnd"/>
       <w:r>
         <w:rPr>
           <w:rFonts w:ascii="Arial" w:hAnsi="Arial" w:cs="Arial"/>
@@ -2006,6 +5974,7 @@
       <w:r>
         <w:rPr>
           <w:rFonts w:ascii="Arial" w:hAnsi="Arial" w:cs="Arial"/>
+          <w:noProof/>
         </w:rPr>
         <w:lastRenderedPageBreak/>
         <w:drawing>
@@ -2024,7 +5993,7 @@
                     <pic:cNvPicPr/>
                   </pic:nvPicPr>
                   <pic:blipFill>
-                    <a:blip r:embed="rId10"/>
+                    <a:blip r:embed="rId11"/>
                     <a:stretch>
                       <a:fillRect/>
                     </a:stretch>
@@ -2052,6 +6021,7 @@
           <w:rFonts w:ascii="Arial" w:hAnsi="Arial" w:cs="Arial"/>
         </w:rPr>
       </w:pPr>
+      <w:bookmarkStart w:id="8" w:name="_Toc230002601"/>
       <w:r>
         <w:rPr>
           <w:rFonts w:ascii="Arial" w:hAnsi="Arial" w:cs="Arial"/>
@@ -2059,6 +6029,7 @@
         <w:lastRenderedPageBreak/>
         <w:t>View guards</w:t>
       </w:r>
+      <w:bookmarkEnd w:id="8"/>
     </w:p>
     <w:p>
       <w:pPr>
@@ -2109,6 +6080,7 @@
       <w:r>
         <w:rPr>
           <w:rFonts w:ascii="Arial" w:hAnsi="Arial" w:cs="Arial"/>
+          <w:noProof/>
         </w:rPr>
         <w:drawing>
           <wp:inline distT="0" distB="0" distL="0" distR="0" wp14:anchorId="7A7AA4C4" wp14:editId="71B14DC5">
@@ -2126,7 +6098,7 @@
                     <pic:cNvPicPr/>
                   </pic:nvPicPr>
                   <pic:blipFill>
-                    <a:blip r:embed="rId11"/>
+                    <a:blip r:embed="rId12"/>
                     <a:stretch>
                       <a:fillRect/>
                     </a:stretch>
@@ -2157,62 +6129,20 @@
         <w:rPr>
           <w:rFonts w:ascii="Arial" w:hAnsi="Arial" w:cs="Arial"/>
         </w:rPr>
-        <w:t>Selecting the guard’s name link navigates you to “/</w:t>
-      </w:r>
-      <w:proofErr w:type="gramStart"/>
-      <w:r>
-        <w:rPr>
-          <w:rFonts w:ascii="Arial" w:hAnsi="Arial" w:cs="Arial"/>
-        </w:rPr>
-        <w:t>guards</w:t>
-      </w:r>
-      <w:proofErr w:type="gramEnd"/>
-      <w:r>
-        <w:rPr>
-          <w:rFonts w:ascii="Arial" w:hAnsi="Arial" w:cs="Arial"/>
-        </w:rPr>
-        <w:t xml:space="preserve">/detail/:id”. It displays </w:t>
-      </w:r>
-      <w:proofErr w:type="gramStart"/>
-      <w:r>
-        <w:rPr>
-          <w:rFonts w:ascii="Arial" w:hAnsi="Arial" w:cs="Arial"/>
-        </w:rPr>
-        <w:t>The</w:t>
-      </w:r>
-      <w:proofErr w:type="gramEnd"/>
-      <w:r>
-        <w:rPr>
-          <w:rFonts w:ascii="Arial" w:hAnsi="Arial" w:cs="Arial"/>
-        </w:rPr>
-        <w:t xml:space="preserve"> details of the guard, its database connection, its configured notifications, the guard state change history, and guard notification transactions sent. Many of the properties are links which can be used to navigate to other detail pages:</w:t>
-      </w:r>
-    </w:p>
-    <w:p>
-      <w:pPr>
-        <w:rPr>
-          <w:rFonts w:ascii="Arial" w:hAnsi="Arial" w:cs="Arial"/>
-        </w:rPr>
-      </w:pPr>
-      <w:r>
-        <w:rPr>
-          <w:rFonts w:ascii="Arial" w:hAnsi="Arial" w:cs="Arial"/>
-        </w:rPr>
-        <w:t xml:space="preserve">Link to database connection </w:t>
-      </w:r>
-      <w:proofErr w:type="gramStart"/>
-      <w:r>
-        <w:rPr>
-          <w:rFonts w:ascii="Arial" w:hAnsi="Arial" w:cs="Arial"/>
-        </w:rPr>
-        <w:t>detail</w:t>
-      </w:r>
-      <w:proofErr w:type="gramEnd"/>
-      <w:r>
-        <w:rPr>
-          <w:rFonts w:ascii="Arial" w:hAnsi="Arial" w:cs="Arial"/>
-        </w:rPr>
-        <w:t>:</w:t>
+        <w:t>Selecting the guard’s name link navigates you to “/guards/detail/:id”. It displays The details of the guard, its database connection, its configured notifications, the guard state change history, and guard notification transactions sent. Many of the properties are links which can be used to navigate to other detail pages:</w:t>
+      </w:r>
+    </w:p>
+    <w:p>
+      <w:pPr>
+        <w:rPr>
+          <w:rFonts w:ascii="Arial" w:hAnsi="Arial" w:cs="Arial"/>
+        </w:rPr>
+      </w:pPr>
+      <w:r>
+        <w:rPr>
+          <w:rFonts w:ascii="Arial" w:hAnsi="Arial" w:cs="Arial"/>
+        </w:rPr>
+        <w:t>Link to database connection detail:</w:t>
       </w:r>
     </w:p>
     <w:p>
@@ -2225,6 +6155,7 @@
       <w:r>
         <w:rPr>
           <w:rFonts w:ascii="Arial" w:hAnsi="Arial" w:cs="Arial"/>
+          <w:noProof/>
         </w:rPr>
         <w:drawing>
           <wp:inline distT="0" distB="0" distL="0" distR="0" wp14:anchorId="43E5936E" wp14:editId="13382F43">
@@ -2242,7 +6173,7 @@
                     <pic:cNvPicPr/>
                   </pic:nvPicPr>
                   <pic:blipFill>
-                    <a:blip r:embed="rId12"/>
+                    <a:blip r:embed="rId13"/>
                     <a:stretch>
                       <a:fillRect/>
                     </a:stretch>
@@ -2286,6 +6217,7 @@
       <w:r>
         <w:rPr>
           <w:rFonts w:ascii="Arial" w:hAnsi="Arial" w:cs="Arial"/>
+          <w:noProof/>
         </w:rPr>
         <w:drawing>
           <wp:inline distT="0" distB="0" distL="0" distR="0" wp14:anchorId="67EF8E73" wp14:editId="56C1EB7A">
@@ -2303,7 +6235,7 @@
                     <pic:cNvPicPr/>
                   </pic:nvPicPr>
                   <pic:blipFill>
-                    <a:blip r:embed="rId13"/>
+                    <a:blip r:embed="rId14"/>
                     <a:stretch>
                       <a:fillRect/>
                     </a:stretch>
@@ -2347,6 +6279,7 @@
       <w:r>
         <w:rPr>
           <w:rFonts w:ascii="Arial" w:hAnsi="Arial" w:cs="Arial"/>
+          <w:noProof/>
         </w:rPr>
         <w:lastRenderedPageBreak/>
         <w:drawing>
@@ -2365,7 +6298,7 @@
                     <pic:cNvPicPr/>
                   </pic:nvPicPr>
                   <pic:blipFill>
-                    <a:blip r:embed="rId14"/>
+                    <a:blip r:embed="rId15"/>
                     <a:stretch>
                       <a:fillRect/>
                     </a:stretch>
@@ -2393,12 +6326,14 @@
           <w:rFonts w:ascii="Arial" w:hAnsi="Arial" w:cs="Arial"/>
         </w:rPr>
       </w:pPr>
+      <w:bookmarkStart w:id="9" w:name="_Toc230002602"/>
       <w:r>
         <w:rPr>
           <w:rFonts w:ascii="Arial" w:hAnsi="Arial" w:cs="Arial"/>
         </w:rPr>
         <w:t>Guard change history</w:t>
       </w:r>
+      <w:bookmarkEnd w:id="9"/>
     </w:p>
     <w:p>
       <w:pPr>
@@ -2407,12 +6342,14 @@
           <w:rFonts w:ascii="Arial" w:hAnsi="Arial" w:cs="Arial"/>
         </w:rPr>
       </w:pPr>
+      <w:bookmarkStart w:id="10" w:name="_Toc230002603"/>
       <w:r>
         <w:rPr>
           <w:rFonts w:ascii="Arial" w:hAnsi="Arial" w:cs="Arial"/>
         </w:rPr>
         <w:t>Understanding guard changes</w:t>
       </w:r>
+      <w:bookmarkEnd w:id="10"/>
     </w:p>
     <w:p>
       <w:pPr>
@@ -2434,12 +6371,14 @@
           <w:rFonts w:ascii="Arial" w:hAnsi="Arial" w:cs="Arial"/>
         </w:rPr>
       </w:pPr>
+      <w:bookmarkStart w:id="11" w:name="_Toc230002604"/>
       <w:r>
         <w:rPr>
           <w:rFonts w:ascii="Arial" w:hAnsi="Arial" w:cs="Arial"/>
         </w:rPr>
         <w:t>View guard changes</w:t>
       </w:r>
+      <w:bookmarkEnd w:id="11"/>
     </w:p>
     <w:p>
       <w:pPr>
@@ -2490,6 +6429,7 @@
       <w:r>
         <w:rPr>
           <w:rFonts w:ascii="Arial" w:hAnsi="Arial" w:cs="Arial"/>
+          <w:noProof/>
         </w:rPr>
         <w:drawing>
           <wp:inline distT="0" distB="0" distL="0" distR="0" wp14:anchorId="10E16666" wp14:editId="1D99125B">
@@ -2507,7 +6447,7 @@
                     <pic:cNvPicPr/>
                   </pic:nvPicPr>
                   <pic:blipFill>
-                    <a:blip r:embed="rId15"/>
+                    <a:blip r:embed="rId16"/>
                     <a:stretch>
                       <a:fillRect/>
                     </a:stretch>
@@ -2561,12 +6501,14 @@
           <w:rFonts w:ascii="Arial" w:hAnsi="Arial" w:cs="Arial"/>
         </w:rPr>
       </w:pPr>
+      <w:bookmarkStart w:id="12" w:name="_Toc230002605"/>
       <w:r>
         <w:rPr>
           <w:rFonts w:ascii="Arial" w:hAnsi="Arial" w:cs="Arial"/>
         </w:rPr>
         <w:t>Database connections</w:t>
       </w:r>
+      <w:bookmarkEnd w:id="12"/>
     </w:p>
     <w:p>
       <w:pPr>
@@ -2575,12 +6517,14 @@
           <w:rFonts w:ascii="Arial" w:hAnsi="Arial" w:cs="Arial"/>
         </w:rPr>
       </w:pPr>
+      <w:bookmarkStart w:id="13" w:name="_Toc230002606"/>
       <w:r>
         <w:rPr>
           <w:rFonts w:ascii="Arial" w:hAnsi="Arial" w:cs="Arial"/>
         </w:rPr>
         <w:t>Understanding a database connection</w:t>
       </w:r>
+      <w:bookmarkEnd w:id="13"/>
     </w:p>
     <w:p>
       <w:pPr>
@@ -2605,6 +6549,7 @@
         <w:rPr>
           <w:rFonts w:ascii="Arial" w:hAnsi="Arial" w:cs="Arial"/>
         </w:rPr>
+        <w:lastRenderedPageBreak/>
         <w:t>Some database engines such as SQLite do not use servers or user logins. For these, you instead specify the path of the database and can leave the username and password empty.</w:t>
       </w:r>
     </w:p>
@@ -2615,12 +6560,14 @@
           <w:rFonts w:ascii="Arial" w:hAnsi="Arial" w:cs="Arial"/>
         </w:rPr>
       </w:pPr>
+      <w:bookmarkStart w:id="14" w:name="_Toc230002607"/>
       <w:r>
         <w:rPr>
           <w:rFonts w:ascii="Arial" w:hAnsi="Arial" w:cs="Arial"/>
         </w:rPr>
         <w:t>Create a database connection</w:t>
       </w:r>
+      <w:bookmarkEnd w:id="14"/>
     </w:p>
     <w:p>
       <w:pPr>
@@ -2650,6 +6597,7 @@
       <w:r>
         <w:rPr>
           <w:rFonts w:ascii="Arial" w:hAnsi="Arial" w:cs="Arial"/>
+          <w:noProof/>
         </w:rPr>
         <w:drawing>
           <wp:inline distT="0" distB="0" distL="0" distR="0" wp14:anchorId="79C7CB03" wp14:editId="00C4251C">
@@ -2667,7 +6615,7 @@
                     <pic:cNvPicPr/>
                   </pic:nvPicPr>
                   <pic:blipFill>
-                    <a:blip r:embed="rId16"/>
+                    <a:blip r:embed="rId17"/>
                     <a:stretch>
                       <a:fillRect/>
                     </a:stretch>
@@ -2703,21 +6651,7 @@
         <w:rPr>
           <w:rFonts w:ascii="Arial" w:hAnsi="Arial" w:cs="Arial"/>
         </w:rPr>
-        <w:t>Alternatively, you can navigate to “/</w:t>
-      </w:r>
-      <w:proofErr w:type="spellStart"/>
-      <w:r>
-        <w:rPr>
-          <w:rFonts w:ascii="Arial" w:hAnsi="Arial" w:cs="Arial"/>
-        </w:rPr>
-        <w:t>db</w:t>
-      </w:r>
-      <w:proofErr w:type="spellEnd"/>
-      <w:r>
-        <w:rPr>
-          <w:rFonts w:ascii="Arial" w:hAnsi="Arial" w:cs="Arial"/>
-        </w:rPr>
-        <w:t>-connections/view-all” or select “View connections” from the sidebar.</w:t>
+        <w:t>Alternatively, you can navigate to “/db-connections/view-all” or select “View connections” from the sidebar.</w:t>
       </w:r>
     </w:p>
     <w:p>
@@ -2749,7 +6683,9 @@
       <w:r>
         <w:rPr>
           <w:rFonts w:ascii="Arial" w:hAnsi="Arial" w:cs="Arial"/>
-        </w:rPr>
+          <w:noProof/>
+        </w:rPr>
+        <w:lastRenderedPageBreak/>
         <w:drawing>
           <wp:inline distT="0" distB="0" distL="0" distR="0" wp14:anchorId="347B81AE" wp14:editId="4B2FE3C0">
             <wp:extent cx="3467819" cy="4957698"/>
@@ -2766,7 +6702,7 @@
                     <pic:cNvPicPr/>
                   </pic:nvPicPr>
                   <pic:blipFill>
-                    <a:blip r:embed="rId17"/>
+                    <a:blip r:embed="rId18"/>
                     <a:stretch>
                       <a:fillRect/>
                     </a:stretch>
@@ -2804,19 +6740,11 @@
         </w:rPr>
         <w:t xml:space="preserve">Here is what each of the fields </w:t>
       </w:r>
-      <w:proofErr w:type="gramStart"/>
-      <w:r>
-        <w:rPr>
-          <w:rFonts w:ascii="Arial" w:hAnsi="Arial" w:cs="Arial"/>
-        </w:rPr>
-        <w:t>mean</w:t>
-      </w:r>
-      <w:proofErr w:type="gramEnd"/>
-      <w:r>
-        <w:rPr>
-          <w:rFonts w:ascii="Arial" w:hAnsi="Arial" w:cs="Arial"/>
-        </w:rPr>
-        <w:t>:</w:t>
+      <w:r>
+        <w:rPr>
+          <w:rFonts w:ascii="Arial" w:hAnsi="Arial" w:cs="Arial"/>
+        </w:rPr>
+        <w:t>mean:</w:t>
       </w:r>
     </w:p>
     <w:p>
@@ -2994,13 +6922,14 @@
           <w:rFonts w:ascii="Arial" w:hAnsi="Arial" w:cs="Arial"/>
         </w:rPr>
       </w:pPr>
-      <w:r>
-        <w:rPr>
-          <w:rFonts w:ascii="Arial" w:hAnsi="Arial" w:cs="Arial"/>
-        </w:rPr>
-        <w:lastRenderedPageBreak/>
+      <w:bookmarkStart w:id="15" w:name="_Toc230002608"/>
+      <w:r>
+        <w:rPr>
+          <w:rFonts w:ascii="Arial" w:hAnsi="Arial" w:cs="Arial"/>
+        </w:rPr>
         <w:t>Examples</w:t>
       </w:r>
+      <w:bookmarkEnd w:id="15"/>
     </w:p>
     <w:p>
       <w:pPr>
@@ -3009,12 +6938,14 @@
           <w:rFonts w:ascii="Arial" w:hAnsi="Arial" w:cs="Arial"/>
         </w:rPr>
       </w:pPr>
+      <w:bookmarkStart w:id="16" w:name="_Toc230002609"/>
       <w:r>
         <w:rPr>
           <w:rFonts w:ascii="Arial" w:hAnsi="Arial" w:cs="Arial"/>
         </w:rPr>
         <w:t>Local database server</w:t>
       </w:r>
+      <w:bookmarkEnd w:id="16"/>
     </w:p>
     <w:p>
       <w:pPr>
@@ -3067,6 +6998,7 @@
         <w:rPr>
           <w:rFonts w:ascii="Arial" w:hAnsi="Arial" w:cs="Arial"/>
         </w:rPr>
+        <w:lastRenderedPageBreak/>
         <w:t>Database Name: Demo</w:t>
       </w:r>
     </w:p>
@@ -3113,12 +7045,14 @@
           <w:rFonts w:ascii="Arial" w:hAnsi="Arial" w:cs="Arial"/>
         </w:rPr>
       </w:pPr>
+      <w:bookmarkStart w:id="17" w:name="_Toc230002610"/>
       <w:r>
         <w:rPr>
           <w:rFonts w:ascii="Arial" w:hAnsi="Arial" w:cs="Arial"/>
         </w:rPr>
         <w:t>Remote database server</w:t>
       </w:r>
+      <w:bookmarkEnd w:id="17"/>
     </w:p>
     <w:p>
       <w:pPr>
@@ -3217,12 +7151,14 @@
           <w:rFonts w:ascii="Arial" w:hAnsi="Arial" w:cs="Arial"/>
         </w:rPr>
       </w:pPr>
+      <w:bookmarkStart w:id="18" w:name="_Toc230002611"/>
       <w:r>
         <w:rPr>
           <w:rFonts w:ascii="Arial" w:hAnsi="Arial" w:cs="Arial"/>
         </w:rPr>
         <w:t>Local database file</w:t>
       </w:r>
+      <w:bookmarkEnd w:id="18"/>
     </w:p>
     <w:p>
       <w:pPr>
@@ -3239,37 +7175,7 @@
         <w:rPr>
           <w:rFonts w:ascii="Arial" w:hAnsi="Arial" w:cs="Arial"/>
         </w:rPr>
-        <w:t xml:space="preserve">Endpoint: </w:t>
-      </w:r>
-      <w:r>
-        <w:rPr>
-          <w:rFonts w:ascii="Arial" w:hAnsi="Arial" w:cs="Arial"/>
-        </w:rPr>
-        <w:t>C:\Users\</w:t>
-      </w:r>
-      <w:r>
-        <w:rPr>
-          <w:rFonts w:ascii="Arial" w:hAnsi="Arial" w:cs="Arial"/>
-        </w:rPr>
-        <w:t>Leo</w:t>
-      </w:r>
-      <w:r>
-        <w:rPr>
-          <w:rFonts w:ascii="Arial" w:hAnsi="Arial" w:cs="Arial"/>
-        </w:rPr>
-        <w:t>\Downloads\d</w:t>
-      </w:r>
-      <w:r>
-        <w:rPr>
-          <w:rFonts w:ascii="Arial" w:hAnsi="Arial" w:cs="Arial"/>
-        </w:rPr>
-        <w:t>atabase</w:t>
-      </w:r>
-      <w:r>
-        <w:rPr>
-          <w:rFonts w:ascii="Arial" w:hAnsi="Arial" w:cs="Arial"/>
-        </w:rPr>
-        <w:t>.db</w:t>
+        <w:t>Endpoint: C:\Users\Leo\Downloads\database.db</w:t>
       </w:r>
     </w:p>
     <w:p>
@@ -3305,16 +7211,8 @@
         <w:rPr>
           <w:rFonts w:ascii="Arial" w:hAnsi="Arial" w:cs="Arial"/>
         </w:rPr>
-        <w:t xml:space="preserve">Database Name: </w:t>
-      </w:r>
-      <w:proofErr w:type="spellStart"/>
-      <w:r>
-        <w:rPr>
-          <w:rFonts w:ascii="Arial" w:hAnsi="Arial" w:cs="Arial"/>
-        </w:rPr>
-        <w:t>database.db</w:t>
-      </w:r>
-      <w:proofErr w:type="spellEnd"/>
+        <w:t>Database Name: database.db</w:t>
+      </w:r>
     </w:p>
     <w:p>
       <w:pPr>
@@ -3323,38 +7221,26 @@
           <w:rFonts w:ascii="Arial" w:hAnsi="Arial" w:cs="Arial"/>
         </w:rPr>
       </w:pPr>
+      <w:bookmarkStart w:id="19" w:name="_Toc230002612"/>
       <w:r>
         <w:rPr>
           <w:rFonts w:ascii="Arial" w:hAnsi="Arial" w:cs="Arial"/>
         </w:rPr>
         <w:t>View database connections</w:t>
       </w:r>
-    </w:p>
-    <w:p>
-      <w:pPr>
-        <w:rPr>
-          <w:rFonts w:ascii="Arial" w:hAnsi="Arial" w:cs="Arial"/>
-        </w:rPr>
-      </w:pPr>
-      <w:r>
-        <w:rPr>
-          <w:rFonts w:ascii="Arial" w:hAnsi="Arial" w:cs="Arial"/>
-        </w:rPr>
-        <w:t>You can view the database connections by clicking the “View connections” navigation on the sidebar. Alternatively, you can navigate to “/</w:t>
-      </w:r>
-      <w:proofErr w:type="spellStart"/>
-      <w:r>
-        <w:rPr>
-          <w:rFonts w:ascii="Arial" w:hAnsi="Arial" w:cs="Arial"/>
-        </w:rPr>
-        <w:t>db</w:t>
-      </w:r>
-      <w:proofErr w:type="spellEnd"/>
-      <w:r>
-        <w:rPr>
-          <w:rFonts w:ascii="Arial" w:hAnsi="Arial" w:cs="Arial"/>
-        </w:rPr>
-        <w:t>-connections/view-all”.</w:t>
+      <w:bookmarkEnd w:id="19"/>
+    </w:p>
+    <w:p>
+      <w:pPr>
+        <w:rPr>
+          <w:rFonts w:ascii="Arial" w:hAnsi="Arial" w:cs="Arial"/>
+        </w:rPr>
+      </w:pPr>
+      <w:r>
+        <w:rPr>
+          <w:rFonts w:ascii="Arial" w:hAnsi="Arial" w:cs="Arial"/>
+        </w:rPr>
+        <w:t>You can view the database connections by clicking the “View connections” navigation on the sidebar. Alternatively, you can navigate to “/db-connections/view-all”.</w:t>
       </w:r>
     </w:p>
     <w:p>
@@ -3393,6 +7279,7 @@
       <w:r>
         <w:rPr>
           <w:rFonts w:ascii="Arial" w:hAnsi="Arial" w:cs="Arial"/>
+          <w:noProof/>
         </w:rPr>
         <w:drawing>
           <wp:inline distT="0" distB="0" distL="0" distR="0" wp14:anchorId="12658633" wp14:editId="352A1A09">
@@ -3410,7 +7297,7 @@
                     <pic:cNvPicPr/>
                   </pic:nvPicPr>
                   <pic:blipFill>
-                    <a:blip r:embed="rId18"/>
+                    <a:blip r:embed="rId19"/>
                     <a:stretch>
                       <a:fillRect/>
                     </a:stretch>
@@ -3441,21 +7328,7 @@
         <w:rPr>
           <w:rFonts w:ascii="Arial" w:hAnsi="Arial" w:cs="Arial"/>
         </w:rPr>
-        <w:t>The details can also be navigated to at “/</w:t>
-      </w:r>
-      <w:proofErr w:type="spellStart"/>
-      <w:r>
-        <w:rPr>
-          <w:rFonts w:ascii="Arial" w:hAnsi="Arial" w:cs="Arial"/>
-        </w:rPr>
-        <w:t>db</w:t>
-      </w:r>
-      <w:proofErr w:type="spellEnd"/>
-      <w:r>
-        <w:rPr>
-          <w:rFonts w:ascii="Arial" w:hAnsi="Arial" w:cs="Arial"/>
-        </w:rPr>
-        <w:t>-connections/detail/:id”. It will display the database connection details, and the guards using this database connection.</w:t>
+        <w:t>The details can also be navigated to at “/db-connections/detail/:id”. It will display the database connection details, and the guards using this database connection.</w:t>
       </w:r>
     </w:p>
     <w:p>
@@ -3487,7 +7360,9 @@
       <w:r>
         <w:rPr>
           <w:rFonts w:ascii="Arial" w:hAnsi="Arial" w:cs="Arial"/>
-        </w:rPr>
+          <w:noProof/>
+        </w:rPr>
+        <w:lastRenderedPageBreak/>
         <w:drawing>
           <wp:inline distT="0" distB="0" distL="0" distR="0" wp14:anchorId="7F8DC597" wp14:editId="37D925B9">
             <wp:extent cx="5124091" cy="2199089"/>
@@ -3504,7 +7379,7 @@
                     <pic:cNvPicPr/>
                   </pic:nvPicPr>
                   <pic:blipFill>
-                    <a:blip r:embed="rId19"/>
+                    <a:blip r:embed="rId20"/>
                     <a:stretch>
                       <a:fillRect/>
                     </a:stretch>
@@ -3532,13 +7407,14 @@
           <w:rFonts w:ascii="Arial" w:hAnsi="Arial" w:cs="Arial"/>
         </w:rPr>
       </w:pPr>
-      <w:r>
-        <w:rPr>
-          <w:rFonts w:ascii="Arial" w:hAnsi="Arial" w:cs="Arial"/>
-        </w:rPr>
-        <w:lastRenderedPageBreak/>
+      <w:bookmarkStart w:id="20" w:name="_Toc230002613"/>
+      <w:r>
+        <w:rPr>
+          <w:rFonts w:ascii="Arial" w:hAnsi="Arial" w:cs="Arial"/>
+        </w:rPr>
         <w:t>Notifications</w:t>
       </w:r>
+      <w:bookmarkEnd w:id="20"/>
     </w:p>
     <w:p>
       <w:pPr>
@@ -3547,20 +7423,30 @@
           <w:rFonts w:ascii="Arial" w:hAnsi="Arial" w:cs="Arial"/>
         </w:rPr>
       </w:pPr>
+      <w:bookmarkStart w:id="21" w:name="_Toc230002614"/>
       <w:r>
         <w:rPr>
           <w:rFonts w:ascii="Arial" w:hAnsi="Arial" w:cs="Arial"/>
         </w:rPr>
         <w:t>Notification providers</w:t>
       </w:r>
+      <w:bookmarkEnd w:id="21"/>
     </w:p>
     <w:p>
       <w:pPr>
         <w:pStyle w:val="Heading3"/>
-      </w:pPr>
-      <w:r>
+        <w:rPr>
+          <w:rFonts w:ascii="Arial" w:hAnsi="Arial" w:cs="Arial"/>
+        </w:rPr>
+      </w:pPr>
+      <w:bookmarkStart w:id="22" w:name="_Toc230002615"/>
+      <w:r>
+        <w:rPr>
+          <w:rFonts w:ascii="Arial" w:hAnsi="Arial" w:cs="Arial"/>
+        </w:rPr>
         <w:t>Understanding notification providers</w:t>
       </w:r>
+      <w:bookmarkEnd w:id="22"/>
     </w:p>
     <w:p>
       <w:pPr>
@@ -3578,10 +7464,18 @@
     <w:p>
       <w:pPr>
         <w:pStyle w:val="Heading3"/>
-      </w:pPr>
-      <w:r>
+        <w:rPr>
+          <w:rFonts w:ascii="Arial" w:hAnsi="Arial" w:cs="Arial"/>
+        </w:rPr>
+      </w:pPr>
+      <w:bookmarkStart w:id="23" w:name="_Toc230002616"/>
+      <w:r>
+        <w:rPr>
+          <w:rFonts w:ascii="Arial" w:hAnsi="Arial" w:cs="Arial"/>
+        </w:rPr>
         <w:t>Create a notification provider</w:t>
       </w:r>
+      <w:bookmarkEnd w:id="23"/>
     </w:p>
     <w:p>
       <w:pPr>
@@ -3612,6 +7506,7 @@
       <w:r>
         <w:rPr>
           <w:rFonts w:ascii="Arial" w:hAnsi="Arial" w:cs="Arial"/>
+          <w:noProof/>
         </w:rPr>
         <w:drawing>
           <wp:inline distT="0" distB="0" distL="0" distR="0" wp14:anchorId="0FE6D688" wp14:editId="040ED88F">
@@ -3629,7 +7524,7 @@
                     <pic:cNvPicPr/>
                   </pic:nvPicPr>
                   <pic:blipFill>
-                    <a:blip r:embed="rId20"/>
+                    <a:blip r:embed="rId21"/>
                     <a:stretch>
                       <a:fillRect/>
                     </a:stretch>
@@ -3679,7 +7574,9 @@
       <w:r>
         <w:rPr>
           <w:rFonts w:ascii="Arial" w:hAnsi="Arial" w:cs="Arial"/>
-        </w:rPr>
+          <w:noProof/>
+        </w:rPr>
+        <w:lastRenderedPageBreak/>
         <w:drawing>
           <wp:inline distT="0" distB="0" distL="0" distR="0" wp14:anchorId="5D9FB511" wp14:editId="31724A9C">
             <wp:extent cx="4288858" cy="3873260"/>
@@ -3696,7 +7593,7 @@
                     <pic:cNvPicPr/>
                   </pic:nvPicPr>
                   <pic:blipFill>
-                    <a:blip r:embed="rId21"/>
+                    <a:blip r:embed="rId22"/>
                     <a:stretch>
                       <a:fillRect/>
                     </a:stretch>
@@ -3889,7 +7786,9 @@
       <w:r>
         <w:rPr>
           <w:rFonts w:ascii="Arial" w:hAnsi="Arial" w:cs="Arial"/>
-        </w:rPr>
+          <w:noProof/>
+        </w:rPr>
+        <w:lastRenderedPageBreak/>
         <w:drawing>
           <wp:inline distT="0" distB="0" distL="0" distR="0" wp14:anchorId="1C7EC848" wp14:editId="2194D27C">
             <wp:extent cx="2587924" cy="4140678"/>
@@ -3906,7 +7805,7 @@
                     <pic:cNvPicPr/>
                   </pic:nvPicPr>
                   <pic:blipFill>
-                    <a:blip r:embed="rId22"/>
+                    <a:blip r:embed="rId23"/>
                     <a:stretch>
                       <a:fillRect/>
                     </a:stretch>
@@ -3934,12 +7833,14 @@
           <w:rFonts w:ascii="Arial" w:hAnsi="Arial" w:cs="Arial"/>
         </w:rPr>
       </w:pPr>
+      <w:bookmarkStart w:id="24" w:name="_Toc230002617"/>
       <w:r>
         <w:rPr>
           <w:rFonts w:ascii="Arial" w:hAnsi="Arial" w:cs="Arial"/>
         </w:rPr>
         <w:t>Guard notifications</w:t>
       </w:r>
+      <w:bookmarkEnd w:id="24"/>
     </w:p>
     <w:p>
       <w:pPr>
@@ -3948,38 +7849,26 @@
           <w:rFonts w:ascii="Arial" w:hAnsi="Arial" w:cs="Arial"/>
         </w:rPr>
       </w:pPr>
+      <w:bookmarkStart w:id="25" w:name="_Toc230002618"/>
       <w:r>
         <w:rPr>
           <w:rFonts w:ascii="Arial" w:hAnsi="Arial" w:cs="Arial"/>
         </w:rPr>
         <w:t>Understanding notifications</w:t>
       </w:r>
-    </w:p>
-    <w:p>
-      <w:pPr>
-        <w:rPr>
-          <w:rFonts w:ascii="Arial" w:hAnsi="Arial" w:cs="Arial"/>
-        </w:rPr>
-      </w:pPr>
-      <w:r>
-        <w:rPr>
-          <w:rFonts w:ascii="Arial" w:hAnsi="Arial" w:cs="Arial"/>
-        </w:rPr>
-        <w:t xml:space="preserve">A notification is added to a guard and gets processed when the guards state changes (If configured). </w:t>
-      </w:r>
-      <w:proofErr w:type="spellStart"/>
-      <w:r>
-        <w:rPr>
-          <w:rFonts w:ascii="Arial" w:hAnsi="Arial" w:cs="Arial"/>
-        </w:rPr>
-        <w:t>DBGuard</w:t>
-      </w:r>
-      <w:proofErr w:type="spellEnd"/>
-      <w:r>
-        <w:rPr>
-          <w:rFonts w:ascii="Arial" w:hAnsi="Arial" w:cs="Arial"/>
-        </w:rPr>
-        <w:t xml:space="preserve"> currently supports email notifications via SMTP or HTTP webhooks. </w:t>
+      <w:bookmarkEnd w:id="25"/>
+    </w:p>
+    <w:p>
+      <w:pPr>
+        <w:rPr>
+          <w:rFonts w:ascii="Arial" w:hAnsi="Arial" w:cs="Arial"/>
+        </w:rPr>
+      </w:pPr>
+      <w:r>
+        <w:rPr>
+          <w:rFonts w:ascii="Arial" w:hAnsi="Arial" w:cs="Arial"/>
+        </w:rPr>
+        <w:t xml:space="preserve">A notification is added to a guard and gets processed when the guards state changes (If configured). DBGuard currently supports email notifications via SMTP or HTTP webhooks. </w:t>
       </w:r>
       <w:r>
         <w:rPr>
@@ -3995,12 +7884,14 @@
           <w:rFonts w:ascii="Arial" w:hAnsi="Arial" w:cs="Arial"/>
         </w:rPr>
       </w:pPr>
+      <w:bookmarkStart w:id="26" w:name="_Toc230002619"/>
       <w:r>
         <w:rPr>
           <w:rFonts w:ascii="Arial" w:hAnsi="Arial" w:cs="Arial"/>
         </w:rPr>
         <w:t>Create notifications</w:t>
       </w:r>
+      <w:bookmarkEnd w:id="26"/>
     </w:p>
     <w:p>
       <w:pPr>
@@ -4043,7 +7934,9 @@
       <w:r>
         <w:rPr>
           <w:rFonts w:ascii="Arial" w:hAnsi="Arial" w:cs="Arial"/>
-        </w:rPr>
+          <w:noProof/>
+        </w:rPr>
+        <w:lastRenderedPageBreak/>
         <w:drawing>
           <wp:inline distT="0" distB="0" distL="0" distR="0" wp14:anchorId="4985F214" wp14:editId="7709F0D4">
             <wp:extent cx="2863970" cy="1998598"/>
@@ -4060,7 +7953,7 @@
                     <pic:cNvPicPr/>
                   </pic:nvPicPr>
                   <pic:blipFill>
-                    <a:blip r:embed="rId23"/>
+                    <a:blip r:embed="rId24"/>
                     <a:stretch>
                       <a:fillRect/>
                     </a:stretch>
@@ -4127,6 +8020,7 @@
       <w:r>
         <w:rPr>
           <w:rFonts w:ascii="Arial" w:hAnsi="Arial" w:cs="Arial"/>
+          <w:noProof/>
         </w:rPr>
         <w:drawing>
           <wp:inline distT="0" distB="0" distL="0" distR="0" wp14:anchorId="6509A0B2" wp14:editId="568CDA4A">
@@ -4144,7 +8038,7 @@
                     <pic:cNvPicPr/>
                   </pic:nvPicPr>
                   <pic:blipFill>
-                    <a:blip r:embed="rId24"/>
+                    <a:blip r:embed="rId25"/>
                     <a:stretch>
                       <a:fillRect/>
                     </a:stretch>
@@ -4193,7 +8087,9 @@
       <w:r>
         <w:rPr>
           <w:rFonts w:ascii="Arial" w:hAnsi="Arial" w:cs="Arial"/>
-        </w:rPr>
+          <w:noProof/>
+        </w:rPr>
+        <w:lastRenderedPageBreak/>
         <w:drawing>
           <wp:inline distT="0" distB="0" distL="0" distR="0" wp14:anchorId="21517D59" wp14:editId="43300AC5">
             <wp:extent cx="2570671" cy="3823353"/>
@@ -4210,7 +8106,7 @@
                     <pic:cNvPicPr/>
                   </pic:nvPicPr>
                   <pic:blipFill>
-                    <a:blip r:embed="rId25"/>
+                    <a:blip r:embed="rId26"/>
                     <a:stretch>
                       <a:fillRect/>
                     </a:stretch>
@@ -4282,21 +8178,7 @@
         <w:rPr>
           <w:rFonts w:ascii="Arial" w:hAnsi="Arial" w:cs="Arial"/>
         </w:rPr>
-        <w:t xml:space="preserve">TO Emails: List of emails to </w:t>
-      </w:r>
-      <w:proofErr w:type="gramStart"/>
-      <w:r>
-        <w:rPr>
-          <w:rFonts w:ascii="Arial" w:hAnsi="Arial" w:cs="Arial"/>
-        </w:rPr>
-        <w:t>send as</w:t>
-      </w:r>
-      <w:proofErr w:type="gramEnd"/>
-      <w:r>
-        <w:rPr>
-          <w:rFonts w:ascii="Arial" w:hAnsi="Arial" w:cs="Arial"/>
-        </w:rPr>
-        <w:t xml:space="preserve"> to recipients.</w:t>
+        <w:t>TO Emails: List of emails to send as to recipients.</w:t>
       </w:r>
     </w:p>
     <w:p>
@@ -4556,6 +8438,7 @@
       <w:r>
         <w:rPr>
           <w:rFonts w:ascii="Arial" w:hAnsi="Arial" w:cs="Arial"/>
+          <w:noProof/>
         </w:rPr>
         <w:drawing>
           <wp:inline distT="0" distB="0" distL="0" distR="0" wp14:anchorId="5D3B2EF1" wp14:editId="6BB64E9C">
@@ -4573,7 +8456,7 @@
                     <pic:cNvPicPr/>
                   </pic:nvPicPr>
                   <pic:blipFill>
-                    <a:blip r:embed="rId26"/>
+                    <a:blip r:embed="rId27"/>
                     <a:stretch>
                       <a:fillRect/>
                     </a:stretch>
@@ -4601,38 +8484,26 @@
           <w:rFonts w:ascii="Arial" w:hAnsi="Arial" w:cs="Arial"/>
         </w:rPr>
       </w:pPr>
+      <w:bookmarkStart w:id="27" w:name="_Toc230002620"/>
       <w:r>
         <w:rPr>
           <w:rFonts w:ascii="Arial" w:hAnsi="Arial" w:cs="Arial"/>
         </w:rPr>
         <w:t>View notifications</w:t>
       </w:r>
-    </w:p>
-    <w:p>
-      <w:pPr>
-        <w:rPr>
-          <w:rFonts w:ascii="Arial" w:hAnsi="Arial" w:cs="Arial"/>
-        </w:rPr>
-      </w:pPr>
-      <w:r>
-        <w:rPr>
-          <w:rFonts w:ascii="Arial" w:hAnsi="Arial" w:cs="Arial"/>
-        </w:rPr>
-        <w:t>You can view configured notifications by selecting the “Configured notifications” navigation in the sidebar menu or by going to “/guards/</w:t>
-      </w:r>
-      <w:proofErr w:type="gramStart"/>
-      <w:r>
-        <w:rPr>
-          <w:rFonts w:ascii="Arial" w:hAnsi="Arial" w:cs="Arial"/>
-        </w:rPr>
-        <w:t>configured-notifications</w:t>
-      </w:r>
-      <w:proofErr w:type="gramEnd"/>
-      <w:r>
-        <w:rPr>
-          <w:rFonts w:ascii="Arial" w:hAnsi="Arial" w:cs="Arial"/>
-        </w:rPr>
-        <w:t>”.</w:t>
+      <w:bookmarkEnd w:id="27"/>
+    </w:p>
+    <w:p>
+      <w:pPr>
+        <w:rPr>
+          <w:rFonts w:ascii="Arial" w:hAnsi="Arial" w:cs="Arial"/>
+        </w:rPr>
+      </w:pPr>
+      <w:r>
+        <w:rPr>
+          <w:rFonts w:ascii="Arial" w:hAnsi="Arial" w:cs="Arial"/>
+        </w:rPr>
+        <w:t>You can view configured notifications by selecting the “Configured notifications” navigation in the sidebar menu or by going to “/guards/configured-notifications”.</w:t>
       </w:r>
       <w:r>
         <w:rPr>
@@ -4714,6 +8585,7 @@
       <w:r>
         <w:rPr>
           <w:rFonts w:ascii="Arial" w:hAnsi="Arial" w:cs="Arial"/>
+          <w:noProof/>
         </w:rPr>
         <w:drawing>
           <wp:inline distT="0" distB="0" distL="0" distR="0" wp14:anchorId="21D43DF4" wp14:editId="5B12C17F">
@@ -4731,7 +8603,7 @@
                     <pic:cNvPicPr/>
                   </pic:nvPicPr>
                   <pic:blipFill>
-                    <a:blip r:embed="rId27"/>
+                    <a:blip r:embed="rId28"/>
                     <a:stretch>
                       <a:fillRect/>
                     </a:stretch>
@@ -4759,98 +8631,218 @@
           <w:rFonts w:ascii="Arial" w:hAnsi="Arial" w:cs="Arial"/>
         </w:rPr>
       </w:pPr>
+      <w:bookmarkStart w:id="28" w:name="_Toc230002621"/>
       <w:r>
         <w:rPr>
           <w:rFonts w:ascii="Arial" w:hAnsi="Arial" w:cs="Arial"/>
         </w:rPr>
         <w:t>Notification transactions</w:t>
       </w:r>
+      <w:bookmarkEnd w:id="28"/>
     </w:p>
     <w:p>
       <w:pPr>
         <w:pStyle w:val="Heading4"/>
-      </w:pPr>
-      <w:r>
+        <w:rPr>
+          <w:rFonts w:ascii="Arial" w:hAnsi="Arial" w:cs="Arial"/>
+        </w:rPr>
+      </w:pPr>
+      <w:r>
+        <w:rPr>
+          <w:rFonts w:ascii="Arial" w:hAnsi="Arial" w:cs="Arial"/>
+        </w:rPr>
         <w:t>Understanding notification transactions</w:t>
       </w:r>
     </w:p>
     <w:p>
-      <w:r>
-        <w:t>A notification transaction is a log of the notification that was sent when the guard state changed. It allows you to view any notifications that were sent or failed to send. It records the notification information at the time it was processed as well as any responses in the case of HTTP notification.</w:t>
+      <w:pPr>
+        <w:rPr>
+          <w:rFonts w:ascii="Arial" w:hAnsi="Arial" w:cs="Arial"/>
+        </w:rPr>
+      </w:pPr>
+      <w:r>
+        <w:rPr>
+          <w:rFonts w:ascii="Arial" w:hAnsi="Arial" w:cs="Arial"/>
+        </w:rPr>
+        <w:t xml:space="preserve">A notification transaction is a log of the notification that was sent when the guard state changed. It allows you to view any notifications that were sent or failed to send. It </w:t>
+      </w:r>
+      <w:r>
+        <w:rPr>
+          <w:rFonts w:ascii="Arial" w:hAnsi="Arial" w:cs="Arial"/>
+        </w:rPr>
+        <w:lastRenderedPageBreak/>
+        <w:t>records the notification information at the time it was processed as well as any responses in the case of HTTP notification.</w:t>
       </w:r>
     </w:p>
     <w:p>
       <w:pPr>
         <w:pStyle w:val="Heading4"/>
-      </w:pPr>
-      <w:r>
+        <w:rPr>
+          <w:rFonts w:ascii="Arial" w:hAnsi="Arial" w:cs="Arial"/>
+        </w:rPr>
+      </w:pPr>
+      <w:r>
+        <w:rPr>
+          <w:rFonts w:ascii="Arial" w:hAnsi="Arial" w:cs="Arial"/>
+        </w:rPr>
         <w:t>View notification transactions</w:t>
       </w:r>
     </w:p>
     <w:p>
-      <w:r>
+      <w:pPr>
+        <w:rPr>
+          <w:rFonts w:ascii="Arial" w:hAnsi="Arial" w:cs="Arial"/>
+        </w:rPr>
+      </w:pPr>
+      <w:r>
+        <w:rPr>
+          <w:rFonts w:ascii="Arial" w:hAnsi="Arial" w:cs="Arial"/>
+        </w:rPr>
         <w:t xml:space="preserve">You can view notification transaction by selecting “Notification transactions” from the sidebar menu. You can also navigate to “/guards/notification-transactions”. </w:t>
       </w:r>
     </w:p>
     <w:p>
-      <w:r>
+      <w:pPr>
+        <w:rPr>
+          <w:rFonts w:ascii="Arial" w:hAnsi="Arial" w:cs="Arial"/>
+        </w:rPr>
+      </w:pPr>
+      <w:r>
+        <w:rPr>
+          <w:rFonts w:ascii="Arial" w:hAnsi="Arial" w:cs="Arial"/>
+        </w:rPr>
         <w:t>The webpage will display a table of notification transactions which can be sorted, filtered and paginated.</w:t>
       </w:r>
     </w:p>
     <w:p>
-      <w:r>
+      <w:pPr>
+        <w:rPr>
+          <w:rFonts w:ascii="Arial" w:hAnsi="Arial" w:cs="Arial"/>
+        </w:rPr>
+      </w:pPr>
+      <w:r>
+        <w:rPr>
+          <w:rFonts w:ascii="Arial" w:hAnsi="Arial" w:cs="Arial"/>
+        </w:rPr>
         <w:t xml:space="preserve"> You can select the transaction id link from the table to view the transaction details. This will navigate you to the details page at “/guards/notifications-transaction-detail/:id”.</w:t>
       </w:r>
     </w:p>
     <w:p>
-      <w:r>
+      <w:pPr>
+        <w:rPr>
+          <w:rFonts w:ascii="Arial" w:hAnsi="Arial" w:cs="Arial"/>
+        </w:rPr>
+      </w:pPr>
+      <w:r>
+        <w:rPr>
+          <w:rFonts w:ascii="Arial" w:hAnsi="Arial" w:cs="Arial"/>
+        </w:rPr>
         <w:t>This webpage will display the transaction information, and specific details for the type of transaction that was sent (Email or HTTP).</w:t>
       </w:r>
       <w:r>
+        <w:rPr>
+          <w:rFonts w:ascii="Arial" w:hAnsi="Arial" w:cs="Arial"/>
+        </w:rPr>
         <w:t xml:space="preserve"> It also will display the guard change information which triggered the notification.</w:t>
       </w:r>
     </w:p>
     <w:p>
       <w:pPr>
         <w:pStyle w:val="Heading1"/>
-      </w:pPr>
-      <w:r>
+        <w:rPr>
+          <w:rFonts w:ascii="Arial" w:hAnsi="Arial" w:cs="Arial"/>
+        </w:rPr>
+      </w:pPr>
+      <w:bookmarkStart w:id="29" w:name="_Toc230002622"/>
+      <w:r>
+        <w:rPr>
+          <w:rFonts w:ascii="Arial" w:hAnsi="Arial" w:cs="Arial"/>
+        </w:rPr>
         <w:t>Users</w:t>
       </w:r>
+      <w:bookmarkEnd w:id="29"/>
     </w:p>
     <w:p>
       <w:pPr>
         <w:pStyle w:val="Heading2"/>
-      </w:pPr>
-      <w:r>
+        <w:rPr>
+          <w:rFonts w:ascii="Arial" w:hAnsi="Arial" w:cs="Arial"/>
+        </w:rPr>
+      </w:pPr>
+      <w:bookmarkStart w:id="30" w:name="_Toc230002623"/>
+      <w:r>
+        <w:rPr>
+          <w:rFonts w:ascii="Arial" w:hAnsi="Arial" w:cs="Arial"/>
+        </w:rPr>
         <w:t>User info</w:t>
       </w:r>
-    </w:p>
-    <w:p>
-      <w:r>
+      <w:bookmarkEnd w:id="30"/>
+    </w:p>
+    <w:p>
+      <w:pPr>
+        <w:rPr>
+          <w:rFonts w:ascii="Arial" w:hAnsi="Arial" w:cs="Arial"/>
+        </w:rPr>
+      </w:pPr>
+      <w:r>
+        <w:rPr>
+          <w:rFonts w:ascii="Arial" w:hAnsi="Arial" w:cs="Arial"/>
+        </w:rPr>
         <w:t>Users contain a unique username and a password. The password must be 8 characters minimum, include one lowercase and one uppercase character, at least one digit and one special character. Users can be inactivated if needed.</w:t>
       </w:r>
     </w:p>
     <w:p>
-      <w:r>
+      <w:pPr>
+        <w:rPr>
+          <w:rFonts w:ascii="Arial" w:hAnsi="Arial" w:cs="Arial"/>
+        </w:rPr>
+      </w:pPr>
+      <w:r>
+        <w:rPr>
+          <w:rFonts w:ascii="Arial" w:hAnsi="Arial" w:cs="Arial"/>
+        </w:rPr>
         <w:t>The application uses two roles for users to limit actions. The two roles are “User” and “Admin”. Users can generally view the data in the application (excluding database passwords). Admins on the other hand can modify entities (Guards, connections, notifications, users).</w:t>
       </w:r>
     </w:p>
     <w:p>
-      <w:r>
+      <w:pPr>
+        <w:rPr>
+          <w:rFonts w:ascii="Arial" w:hAnsi="Arial" w:cs="Arial"/>
+        </w:rPr>
+      </w:pPr>
+      <w:r>
+        <w:rPr>
+          <w:rFonts w:ascii="Arial" w:hAnsi="Arial" w:cs="Arial"/>
+        </w:rPr>
         <w:t>A default admin user is created when the application is first run. This user should only be used for initial configuration and subsequently deleted for best security practices. The “admin” username is reserved and cannot be used for new users.</w:t>
       </w:r>
     </w:p>
     <w:p>
       <w:pPr>
         <w:pStyle w:val="Heading2"/>
-      </w:pPr>
-      <w:r>
+        <w:rPr>
+          <w:rFonts w:ascii="Arial" w:hAnsi="Arial" w:cs="Arial"/>
+        </w:rPr>
+      </w:pPr>
+      <w:bookmarkStart w:id="31" w:name="_Toc230002624"/>
+      <w:r>
+        <w:rPr>
+          <w:rFonts w:ascii="Arial" w:hAnsi="Arial" w:cs="Arial"/>
+        </w:rPr>
         <w:t>Create users</w:t>
       </w:r>
-    </w:p>
-    <w:p>
-      <w:r>
+      <w:bookmarkEnd w:id="31"/>
+    </w:p>
+    <w:p>
+      <w:pPr>
+        <w:rPr>
+          <w:rFonts w:ascii="Arial" w:hAnsi="Arial" w:cs="Arial"/>
+        </w:rPr>
+      </w:pPr>
+      <w:r>
+        <w:rPr>
+          <w:rFonts w:ascii="Arial" w:hAnsi="Arial" w:cs="Arial"/>
+        </w:rPr>
         <w:t>You can create a user by clicking the “Users” navigation link in the sidebar. You can also navigate to “/users/view-all”.</w:t>
       </w:r>
     </w:p>
@@ -4861,8 +8853,14 @@
           <w:ilvl w:val="0"/>
           <w:numId w:val="21"/>
         </w:numPr>
-      </w:pPr>
-      <w:r>
+        <w:rPr>
+          <w:rFonts w:ascii="Arial" w:hAnsi="Arial" w:cs="Arial"/>
+        </w:rPr>
+      </w:pPr>
+      <w:r>
+        <w:rPr>
+          <w:rFonts w:ascii="Arial" w:hAnsi="Arial" w:cs="Arial"/>
+        </w:rPr>
         <w:t>Select the +User button on the toolbar and the creation dialog will appear.</w:t>
       </w:r>
     </w:p>
@@ -4873,8 +8871,14 @@
           <w:ilvl w:val="0"/>
           <w:numId w:val="21"/>
         </w:numPr>
-      </w:pPr>
-      <w:r>
+        <w:rPr>
+          <w:rFonts w:ascii="Arial" w:hAnsi="Arial" w:cs="Arial"/>
+        </w:rPr>
+      </w:pPr>
+      <w:r>
+        <w:rPr>
+          <w:rFonts w:ascii="Arial" w:hAnsi="Arial" w:cs="Arial"/>
+        </w:rPr>
         <w:t>User fields:</w:t>
       </w:r>
     </w:p>
@@ -4885,15 +8889,22 @@
           <w:ilvl w:val="1"/>
           <w:numId w:val="22"/>
         </w:numPr>
-      </w:pPr>
-      <w:r>
-        <w:rPr>
+        <w:rPr>
+          <w:rFonts w:ascii="Arial" w:hAnsi="Arial" w:cs="Arial"/>
+        </w:rPr>
+      </w:pPr>
+      <w:r>
+        <w:rPr>
+          <w:rFonts w:ascii="Arial" w:hAnsi="Arial" w:cs="Arial"/>
           <w:b/>
           <w:bCs/>
         </w:rPr>
         <w:t>Username</w:t>
       </w:r>
       <w:r>
+        <w:rPr>
+          <w:rFonts w:ascii="Arial" w:hAnsi="Arial" w:cs="Arial"/>
+        </w:rPr>
         <w:t>: The unique username.</w:t>
       </w:r>
     </w:p>
@@ -4904,15 +8915,22 @@
           <w:ilvl w:val="1"/>
           <w:numId w:val="22"/>
         </w:numPr>
-      </w:pPr>
-      <w:r>
-        <w:rPr>
+        <w:rPr>
+          <w:rFonts w:ascii="Arial" w:hAnsi="Arial" w:cs="Arial"/>
+        </w:rPr>
+      </w:pPr>
+      <w:r>
+        <w:rPr>
+          <w:rFonts w:ascii="Arial" w:hAnsi="Arial" w:cs="Arial"/>
           <w:b/>
           <w:bCs/>
         </w:rPr>
         <w:t>Password</w:t>
       </w:r>
       <w:r>
+        <w:rPr>
+          <w:rFonts w:ascii="Arial" w:hAnsi="Arial" w:cs="Arial"/>
+        </w:rPr>
         <w:t>: The password for login.</w:t>
       </w:r>
     </w:p>
@@ -4923,25 +8941,36 @@
           <w:ilvl w:val="1"/>
           <w:numId w:val="22"/>
         </w:numPr>
-      </w:pPr>
-      <w:r>
-        <w:rPr>
+        <w:rPr>
+          <w:rFonts w:ascii="Arial" w:hAnsi="Arial" w:cs="Arial"/>
+        </w:rPr>
+      </w:pPr>
+      <w:r>
+        <w:rPr>
+          <w:rFonts w:ascii="Arial" w:hAnsi="Arial" w:cs="Arial"/>
           <w:b/>
           <w:bCs/>
         </w:rPr>
         <w:t>Confirm</w:t>
       </w:r>
       <w:r>
+        <w:rPr>
+          <w:rFonts w:ascii="Arial" w:hAnsi="Arial" w:cs="Arial"/>
+        </w:rPr>
         <w:t xml:space="preserve"> </w:t>
       </w:r>
       <w:r>
         <w:rPr>
+          <w:rFonts w:ascii="Arial" w:hAnsi="Arial" w:cs="Arial"/>
           <w:b/>
           <w:bCs/>
         </w:rPr>
         <w:t>password</w:t>
       </w:r>
       <w:r>
+        <w:rPr>
+          <w:rFonts w:ascii="Arial" w:hAnsi="Arial" w:cs="Arial"/>
+        </w:rPr>
         <w:t>: Confirm password.</w:t>
       </w:r>
     </w:p>
@@ -4952,15 +8981,22 @@
           <w:ilvl w:val="1"/>
           <w:numId w:val="22"/>
         </w:numPr>
-      </w:pPr>
-      <w:r>
-        <w:rPr>
+        <w:rPr>
+          <w:rFonts w:ascii="Arial" w:hAnsi="Arial" w:cs="Arial"/>
+        </w:rPr>
+      </w:pPr>
+      <w:r>
+        <w:rPr>
+          <w:rFonts w:ascii="Arial" w:hAnsi="Arial" w:cs="Arial"/>
           <w:b/>
           <w:bCs/>
         </w:rPr>
         <w:t>Roles</w:t>
       </w:r>
       <w:r>
+        <w:rPr>
+          <w:rFonts w:ascii="Arial" w:hAnsi="Arial" w:cs="Arial"/>
+        </w:rPr>
         <w:t>: The roles for the user (User, Admin).</w:t>
       </w:r>
     </w:p>
@@ -4971,25 +9007,37 @@
           <w:ilvl w:val="1"/>
           <w:numId w:val="22"/>
         </w:numPr>
-      </w:pPr>
-      <w:r>
-        <w:rPr>
+        <w:rPr>
+          <w:rFonts w:ascii="Arial" w:hAnsi="Arial" w:cs="Arial"/>
+        </w:rPr>
+      </w:pPr>
+      <w:r>
+        <w:rPr>
+          <w:rFonts w:ascii="Arial" w:hAnsi="Arial" w:cs="Arial"/>
           <w:b/>
           <w:bCs/>
         </w:rPr>
+        <w:lastRenderedPageBreak/>
         <w:t>Is</w:t>
       </w:r>
       <w:r>
+        <w:rPr>
+          <w:rFonts w:ascii="Arial" w:hAnsi="Arial" w:cs="Arial"/>
+        </w:rPr>
         <w:t xml:space="preserve"> </w:t>
       </w:r>
       <w:r>
         <w:rPr>
+          <w:rFonts w:ascii="Arial" w:hAnsi="Arial" w:cs="Arial"/>
           <w:b/>
           <w:bCs/>
         </w:rPr>
         <w:t>active</w:t>
       </w:r>
       <w:r>
+        <w:rPr>
+          <w:rFonts w:ascii="Arial" w:hAnsi="Arial" w:cs="Arial"/>
+        </w:rPr>
         <w:t>: Whether the user is active.</w:t>
       </w:r>
     </w:p>
@@ -5000,50 +9048,90 @@
           <w:ilvl w:val="0"/>
           <w:numId w:val="21"/>
         </w:numPr>
-      </w:pPr>
-      <w:r>
+        <w:rPr>
+          <w:rFonts w:ascii="Arial" w:hAnsi="Arial" w:cs="Arial"/>
+        </w:rPr>
+      </w:pPr>
+      <w:r>
+        <w:rPr>
+          <w:rFonts w:ascii="Arial" w:hAnsi="Arial" w:cs="Arial"/>
+        </w:rPr>
         <w:t>Click create.</w:t>
       </w:r>
     </w:p>
     <w:p>
       <w:pPr>
         <w:pStyle w:val="Heading2"/>
-      </w:pPr>
-      <w:r>
+        <w:rPr>
+          <w:rFonts w:ascii="Arial" w:hAnsi="Arial" w:cs="Arial"/>
+        </w:rPr>
+      </w:pPr>
+      <w:bookmarkStart w:id="32" w:name="_Toc230002625"/>
+      <w:r>
+        <w:rPr>
+          <w:rFonts w:ascii="Arial" w:hAnsi="Arial" w:cs="Arial"/>
+        </w:rPr>
         <w:t>View users</w:t>
       </w:r>
-    </w:p>
-    <w:p>
-      <w:r>
+      <w:bookmarkEnd w:id="32"/>
+    </w:p>
+    <w:p>
+      <w:pPr>
+        <w:rPr>
+          <w:rFonts w:ascii="Arial" w:hAnsi="Arial" w:cs="Arial"/>
+        </w:rPr>
+      </w:pPr>
+      <w:r>
+        <w:rPr>
+          <w:rFonts w:ascii="Arial" w:hAnsi="Arial" w:cs="Arial"/>
+        </w:rPr>
         <w:t>To view the users, you will need to login using an administrator account. You can select “Users” from the sidebar menu.</w:t>
       </w:r>
       <w:r>
+        <w:rPr>
+          <w:rFonts w:ascii="Arial" w:hAnsi="Arial" w:cs="Arial"/>
+        </w:rPr>
         <w:t xml:space="preserve"> This will display a table of users which can be sorted, filtered, and paginated.</w:t>
       </w:r>
     </w:p>
     <w:p>
-      <w:r>
-        <w:t>To view a user’s details, you can click the id link from the table. This will navigate you to “/</w:t>
-      </w:r>
-      <w:proofErr w:type="gramStart"/>
-      <w:r>
-        <w:t>users</w:t>
-      </w:r>
-      <w:proofErr w:type="gramEnd"/>
-      <w:r>
-        <w:t>/detail/:id”. The webpage will display the users’ details, the guards created by the user, the database connections created by the user and notification providers the user created.</w:t>
-      </w:r>
-    </w:p>
-    <w:p>
-      <w:r>
+      <w:pPr>
+        <w:rPr>
+          <w:rFonts w:ascii="Arial" w:hAnsi="Arial" w:cs="Arial"/>
+        </w:rPr>
+      </w:pPr>
+      <w:r>
+        <w:rPr>
+          <w:rFonts w:ascii="Arial" w:hAnsi="Arial" w:cs="Arial"/>
+        </w:rPr>
+        <w:t>To view a user’s details, you can click the id link from the table. This will navigate you to “/users/detail/:id”. The webpage will display the users’ details, the guards created by the user, the database connections created by the user and notification providers the user created.</w:t>
+      </w:r>
+    </w:p>
+    <w:p>
+      <w:pPr>
+        <w:rPr>
+          <w:rFonts w:ascii="Arial" w:hAnsi="Arial" w:cs="Arial"/>
+        </w:rPr>
+      </w:pPr>
+      <w:r>
+        <w:rPr>
+          <w:rFonts w:ascii="Arial" w:hAnsi="Arial" w:cs="Arial"/>
+        </w:rPr>
         <w:t>On the top header, you can also edit or delete the user. Do note you can also deactivate them instead of fully deleting them from the system.</w:t>
       </w:r>
     </w:p>
     <w:p>
       <w:pPr>
         <w:jc w:val="center"/>
-      </w:pPr>
-      <w:r>
+        <w:rPr>
+          <w:rFonts w:ascii="Arial" w:hAnsi="Arial" w:cs="Arial"/>
+        </w:rPr>
+      </w:pPr>
+      <w:r>
+        <w:rPr>
+          <w:rFonts w:ascii="Arial" w:hAnsi="Arial" w:cs="Arial"/>
+          <w:noProof/>
+        </w:rPr>
         <w:drawing>
           <wp:inline distT="0" distB="0" distL="0" distR="0" wp14:anchorId="7818CE46" wp14:editId="09D47D7B">
             <wp:extent cx="4813540" cy="1398292"/>
@@ -5060,7 +9148,7 @@
                     <pic:cNvPicPr/>
                   </pic:nvPicPr>
                   <pic:blipFill>
-                    <a:blip r:embed="rId28"/>
+                    <a:blip r:embed="rId29"/>
                     <a:stretch>
                       <a:fillRect/>
                     </a:stretch>
@@ -5084,49 +9172,105 @@
     <w:p>
       <w:pPr>
         <w:pStyle w:val="Heading1"/>
-      </w:pPr>
-      <w:r>
-        <w:lastRenderedPageBreak/>
+        <w:rPr>
+          <w:rFonts w:ascii="Arial" w:hAnsi="Arial" w:cs="Arial"/>
+        </w:rPr>
+      </w:pPr>
+      <w:bookmarkStart w:id="33" w:name="_Toc230002626"/>
+      <w:r>
+        <w:rPr>
+          <w:rFonts w:ascii="Arial" w:hAnsi="Arial" w:cs="Arial"/>
+        </w:rPr>
         <w:t>Miscellaneous</w:t>
       </w:r>
+      <w:bookmarkEnd w:id="33"/>
     </w:p>
     <w:p>
       <w:pPr>
         <w:pStyle w:val="Heading2"/>
-      </w:pPr>
-      <w:r>
+        <w:rPr>
+          <w:rFonts w:ascii="Arial" w:hAnsi="Arial" w:cs="Arial"/>
+        </w:rPr>
+      </w:pPr>
+      <w:bookmarkStart w:id="34" w:name="_Toc230002627"/>
+      <w:r>
+        <w:rPr>
+          <w:rFonts w:ascii="Arial" w:hAnsi="Arial" w:cs="Arial"/>
+        </w:rPr>
         <w:t>Dashboard</w:t>
       </w:r>
-    </w:p>
-    <w:p>
-      <w:r>
+      <w:bookmarkEnd w:id="34"/>
+    </w:p>
+    <w:p>
+      <w:pPr>
+        <w:rPr>
+          <w:rFonts w:ascii="Arial" w:hAnsi="Arial" w:cs="Arial"/>
+        </w:rPr>
+      </w:pPr>
+      <w:r>
+        <w:rPr>
+          <w:rFonts w:ascii="Arial" w:hAnsi="Arial" w:cs="Arial"/>
+        </w:rPr>
         <w:t xml:space="preserve">The dashboard is the landing page of the application. It lists a totals summary displaying the number of guards, notifications, providers, database connections, users and guard changes. </w:t>
       </w:r>
     </w:p>
     <w:p>
-      <w:r>
+      <w:pPr>
+        <w:rPr>
+          <w:rFonts w:ascii="Arial" w:hAnsi="Arial" w:cs="Arial"/>
+        </w:rPr>
+      </w:pPr>
+      <w:r>
+        <w:rPr>
+          <w:rFonts w:ascii="Arial" w:hAnsi="Arial" w:cs="Arial"/>
+        </w:rPr>
         <w:t>It also displays a helpful chart with the guard state changes for each month of the current year.</w:t>
       </w:r>
     </w:p>
     <w:p>
       <w:pPr>
         <w:pStyle w:val="Heading2"/>
-      </w:pPr>
-      <w:r>
+        <w:rPr>
+          <w:rFonts w:ascii="Arial" w:hAnsi="Arial" w:cs="Arial"/>
+        </w:rPr>
+      </w:pPr>
+      <w:bookmarkStart w:id="35" w:name="_Toc230002628"/>
+      <w:r>
+        <w:rPr>
+          <w:rFonts w:ascii="Arial" w:hAnsi="Arial" w:cs="Arial"/>
+        </w:rPr>
         <w:t>Settings</w:t>
       </w:r>
-    </w:p>
-    <w:p>
-      <w:r>
+      <w:bookmarkEnd w:id="35"/>
+    </w:p>
+    <w:p>
+      <w:pPr>
+        <w:rPr>
+          <w:rFonts w:ascii="Arial" w:hAnsi="Arial" w:cs="Arial"/>
+        </w:rPr>
+      </w:pPr>
+      <w:r>
+        <w:rPr>
+          <w:rFonts w:ascii="Arial" w:hAnsi="Arial" w:cs="Arial"/>
+        </w:rPr>
         <w:t xml:space="preserve">The settings webpage lists the current user’s details and allows updating their username or password. </w:t>
       </w:r>
     </w:p>
     <w:p>
-      <w:r>
+      <w:pPr>
+        <w:rPr>
+          <w:rFonts w:ascii="Arial" w:hAnsi="Arial" w:cs="Arial"/>
+        </w:rPr>
+      </w:pPr>
+      <w:r>
+        <w:rPr>
+          <w:rFonts w:ascii="Arial" w:hAnsi="Arial" w:cs="Arial"/>
+        </w:rPr>
         <w:t>The user can also toggle light and dark modes here.</w:t>
       </w:r>
     </w:p>
     <w:sectPr>
+      <w:footerReference w:type="default" r:id="rId30"/>
       <w:pgSz w:w="12240" w:h="15840"/>
       <w:pgMar w:top="1440" w:right="1440" w:bottom="1440" w:left="1440" w:header="720" w:footer="720" w:gutter="0"/>
       <w:pgNumType w:start="0"/>
@@ -5161,6 +9305,81 @@
     </w:p>
   </w:endnote>
 </w:endnotes>
+</file>
+
+<file path=word/footer1.xml><?xml version="1.0" encoding="utf-8"?>
+<w:ftr xmlns:wpc="http://schemas.microsoft.com/office/word/2010/wordprocessingCanvas" xmlns:cx="http://schemas.microsoft.com/office/drawing/2014/chartex" xmlns:cx1="http://schemas.microsoft.com/office/drawing/2015/9/8/chartex" xmlns:cx2="http://schemas.microsoft.com/office/drawing/2015/10/21/chartex" xmlns:cx3="http://schemas.microsoft.com/office/drawing/2016/5/9/chartex" xmlns:cx4="http://schemas.microsoft.com/office/drawing/2016/5/10/chartex" xmlns:cx5="http://schemas.microsoft.com/office/drawing/2016/5/11/chartex" xmlns:cx6="http://schemas.microsoft.com/office/drawing/2016/5/12/chartex" xmlns:cx7="http://schemas.microsoft.com/office/drawing/2016/5/13/chartex" xmlns:cx8="http://schemas.microsoft.com/office/drawing/2016/5/14/chartex" xmlns:mc="http://schemas.openxmlformats.org/markup-compatibility/2006" xmlns:aink="http://schemas.microsoft.com/office/drawing/2016/ink" xmlns:am3d="http://schemas.microsoft.com/office/drawing/2017/model3d" xmlns:o="urn:schemas-microsoft-com:office:office" xmlns:oel="http://schemas.microsoft.com/office/2019/extlst" xmlns:r="http://schemas.openxmlformats.org/officeDocument/2006/relationships" xmlns:m="http://schemas.openxmlformats.org/officeDocument/2006/math" xmlns:v="urn:schemas-microsoft-com:vml" xmlns:wp14="http://schemas.microsoft.com/office/word/2010/wordprocessingDrawing" xmlns:wp="http://schemas.openxmlformats.org/drawingml/2006/wordprocessingDrawing" xmlns:w10="urn:schemas-microsoft-com:office:word" xmlns:w="http://schemas.openxmlformats.org/wordprocessingml/2006/main" xmlns:w14="http://schemas.microsoft.com/office/word/2010/wordml" xmlns:w15="http://schemas.microsoft.com/office/word/2012/wordml" xmlns:w16cex="http://schemas.microsoft.com/office/word/2018/wordml/cex" xmlns:w16cid="http://schemas.microsoft.com/office/word/2016/wordml/cid" xmlns:w16="http://schemas.microsoft.com/office/word/2018/wordml" xmlns:w16du="http://schemas.microsoft.com/office/word/2023/wordml/word16du" xmlns:w16sdtdh="http://schemas.microsoft.com/office/word/2020/wordml/sdtdatahash" xmlns:w16sdtfl="http://schemas.microsoft.com/office/word/2024/wordml/sdtformatlock" xmlns:w16se="http://schemas.microsoft.com/office/word/2015/wordml/symex" xmlns:wpg="http://schemas.microsoft.com/office/word/2010/wordprocessingGroup" xmlns:wpi="http://schemas.microsoft.com/office/word/2010/wordprocessingInk" xmlns:wne="http://schemas.microsoft.com/office/word/2006/wordml" xmlns:wps="http://schemas.microsoft.com/office/word/2010/wordprocessingShape" mc:Ignorable="w14 w15 w16se w16cid w16 w16cex w16sdtdh w16sdtfl w16du wp14">
+  <w:p>
+    <w:pPr>
+      <w:pStyle w:val="Footer"/>
+    </w:pPr>
+    <w:sdt>
+      <w:sdtPr>
+        <w:id w:val="1325703304"/>
+        <w:docPartObj>
+          <w:docPartGallery w:val="Page Numbers (Bottom of Page)"/>
+          <w:docPartUnique/>
+        </w:docPartObj>
+      </w:sdtPr>
+      <w:sdtEndPr>
+        <w:rPr>
+          <w:noProof/>
+        </w:rPr>
+      </w:sdtEndPr>
+      <w:sdtContent>
+        <w:r>
+          <w:fldChar w:fldCharType="begin"/>
+        </w:r>
+        <w:r>
+          <w:instrText xml:space="preserve"> PAGE   \* MERGEFORMAT </w:instrText>
+        </w:r>
+        <w:r>
+          <w:fldChar w:fldCharType="separate"/>
+        </w:r>
+        <w:r>
+          <w:rPr>
+            <w:noProof/>
+          </w:rPr>
+          <w:t>2</w:t>
+        </w:r>
+        <w:r>
+          <w:rPr>
+            <w:noProof/>
+          </w:rPr>
+          <w:fldChar w:fldCharType="end"/>
+        </w:r>
+      </w:sdtContent>
+    </w:sdt>
+    <w:sdt>
+      <w:sdtPr>
+        <w:rPr>
+          <w:noProof/>
+        </w:rPr>
+        <w:alias w:val="Title"/>
+        <w:tag w:val=""/>
+        <w:id w:val="182098559"/>
+        <w:placeholder>
+          <w:docPart w:val="240326FE9C9E48DCA05369826A61CA91"/>
+        </w:placeholder>
+        <w:dataBinding w:prefixMappings="xmlns:ns0='http://purl.org/dc/elements/1.1/' xmlns:ns1='http://schemas.openxmlformats.org/package/2006/metadata/core-properties' " w:xpath="/ns1:coreProperties[1]/ns0:title[1]" w:storeItemID="{6C3C8BC8-F283-45AE-878A-BAB7291924A1}"/>
+        <w:text/>
+      </w:sdtPr>
+      <w:sdtContent>
+        <w:r>
+          <w:rPr>
+            <w:noProof/>
+          </w:rPr>
+          <w:t xml:space="preserve"> DBGuard</w:t>
+        </w:r>
+      </w:sdtContent>
+    </w:sdt>
+  </w:p>
+  <w:p>
+    <w:pPr>
+      <w:pStyle w:val="Footer"/>
+    </w:pPr>
+  </w:p>
+</w:ftr>
 </file>
 
 <file path=word/footnotes.xml><?xml version="1.0" encoding="utf-8"?>
@@ -8526,6 +12745,84 @@
     <w:uiPriority w:val="99"/>
     <w:rsid w:val="00194AF3"/>
   </w:style>
+  <w:style w:type="character" w:styleId="Hyperlink">
+    <w:name w:val="Hyperlink"/>
+    <w:basedOn w:val="DefaultParagraphFont"/>
+    <w:uiPriority w:val="99"/>
+    <w:unhideWhenUsed/>
+    <w:rsid w:val="006234CE"/>
+    <w:rPr>
+      <w:color w:val="467886" w:themeColor="hyperlink"/>
+      <w:u w:val="single"/>
+    </w:rPr>
+  </w:style>
+  <w:style w:type="character" w:styleId="UnresolvedMention">
+    <w:name w:val="Unresolved Mention"/>
+    <w:basedOn w:val="DefaultParagraphFont"/>
+    <w:uiPriority w:val="99"/>
+    <w:semiHidden/>
+    <w:unhideWhenUsed/>
+    <w:rsid w:val="006234CE"/>
+    <w:rPr>
+      <w:color w:val="605E5C"/>
+      <w:shd w:val="clear" w:color="auto" w:fill="E1DFDD"/>
+    </w:rPr>
+  </w:style>
+  <w:style w:type="character" w:styleId="PlaceholderText">
+    <w:name w:val="Placeholder Text"/>
+    <w:basedOn w:val="DefaultParagraphFont"/>
+    <w:uiPriority w:val="99"/>
+    <w:semiHidden/>
+    <w:rsid w:val="00223B13"/>
+    <w:rPr>
+      <w:color w:val="666666"/>
+    </w:rPr>
+  </w:style>
+  <w:style w:type="paragraph" w:styleId="TOCHeading">
+    <w:name w:val="TOC Heading"/>
+    <w:basedOn w:val="Heading1"/>
+    <w:next w:val="Normal"/>
+    <w:uiPriority w:val="39"/>
+    <w:unhideWhenUsed/>
+    <w:qFormat/>
+    <w:rsid w:val="00223B13"/>
+    <w:pPr>
+      <w:spacing w:before="240" w:after="0" w:line="259" w:lineRule="auto"/>
+      <w:outlineLvl w:val="9"/>
+    </w:pPr>
+    <w:rPr>
+      <w:kern w:val="0"/>
+      <w:sz w:val="32"/>
+      <w:szCs w:val="32"/>
+      <w14:ligatures w14:val="none"/>
+    </w:rPr>
+  </w:style>
+  <w:style w:type="paragraph" w:styleId="TOC2">
+    <w:name w:val="toc 2"/>
+    <w:basedOn w:val="Normal"/>
+    <w:next w:val="Normal"/>
+    <w:autoRedefine/>
+    <w:uiPriority w:val="39"/>
+    <w:unhideWhenUsed/>
+    <w:rsid w:val="00223B13"/>
+    <w:pPr>
+      <w:spacing w:after="100"/>
+      <w:ind w:left="240"/>
+    </w:pPr>
+  </w:style>
+  <w:style w:type="paragraph" w:styleId="TOC3">
+    <w:name w:val="toc 3"/>
+    <w:basedOn w:val="Normal"/>
+    <w:next w:val="Normal"/>
+    <w:autoRedefine/>
+    <w:uiPriority w:val="39"/>
+    <w:unhideWhenUsed/>
+    <w:rsid w:val="00223B13"/>
+    <w:pPr>
+      <w:spacing w:after="100"/>
+      <w:ind w:left="480"/>
+    </w:pPr>
+  </w:style>
 </w:styles>
 </file>
 
@@ -8655,25 +12952,51 @@
         </w:p>
       </w:docPartBody>
     </w:docPart>
+    <w:docPart>
+      <w:docPartPr>
+        <w:name w:val="240326FE9C9E48DCA05369826A61CA91"/>
+        <w:category>
+          <w:name w:val="General"/>
+          <w:gallery w:val="placeholder"/>
+        </w:category>
+        <w:types>
+          <w:type w:val="bbPlcHdr"/>
+        </w:types>
+        <w:behaviors>
+          <w:behavior w:val="content"/>
+        </w:behaviors>
+        <w:guid w:val="{41AE8E9D-5884-40CD-B1BC-AAF58ED9E92E}"/>
+      </w:docPartPr>
+      <w:docPartBody>
+        <w:p>
+          <w:r>
+            <w:rPr>
+              <w:rStyle w:val="PlaceholderText"/>
+            </w:rPr>
+            <w:t>[Title]</w:t>
+          </w:r>
+        </w:p>
+      </w:docPartBody>
+    </w:docPart>
   </w:docParts>
 </w:glossaryDocument>
 </file>
 
 <file path=word/glossary/fontTable.xml><?xml version="1.0" encoding="utf-8"?>
 <w:fonts xmlns:mc="http://schemas.openxmlformats.org/markup-compatibility/2006" xmlns:r="http://schemas.openxmlformats.org/officeDocument/2006/relationships" xmlns:w="http://schemas.openxmlformats.org/wordprocessingml/2006/main" xmlns:w14="http://schemas.microsoft.com/office/word/2010/wordml" xmlns:w15="http://schemas.microsoft.com/office/word/2012/wordml" xmlns:w16cex="http://schemas.microsoft.com/office/word/2018/wordml/cex" xmlns:w16cid="http://schemas.microsoft.com/office/word/2016/wordml/cid" xmlns:w16="http://schemas.microsoft.com/office/word/2018/wordml" xmlns:w16du="http://schemas.microsoft.com/office/word/2023/wordml/word16du" xmlns:w16sdtdh="http://schemas.microsoft.com/office/word/2020/wordml/sdtdatahash" xmlns:w16sdtfl="http://schemas.microsoft.com/office/word/2024/wordml/sdtformatlock" xmlns:w16se="http://schemas.microsoft.com/office/word/2015/wordml/symex" mc:Ignorable="w14 w15 w16se w16cid w16 w16cex w16sdtdh w16sdtfl w16du">
+  <w:font w:name="Courier New">
+    <w:panose1 w:val="02070309020205020404"/>
+    <w:charset w:val="00"/>
+    <w:family w:val="modern"/>
+    <w:pitch w:val="fixed"/>
+    <w:sig w:usb0="E0002EFF" w:usb1="C0007843" w:usb2="00000009" w:usb3="00000000" w:csb0="000001FF" w:csb1="00000000"/>
+  </w:font>
   <w:font w:name="Times New Roman">
     <w:panose1 w:val="02020603050405020304"/>
     <w:charset w:val="00"/>
     <w:family w:val="roman"/>
     <w:pitch w:val="variable"/>
     <w:sig w:usb0="E0002EFF" w:usb1="C000785B" w:usb2="00000009" w:usb3="00000000" w:csb0="000001FF" w:csb1="00000000"/>
-  </w:font>
-  <w:font w:name="Courier New">
-    <w:panose1 w:val="02070309020205020404"/>
-    <w:charset w:val="00"/>
-    <w:family w:val="modern"/>
-    <w:pitch w:val="fixed"/>
-    <w:sig w:usb0="E0002EFF" w:usb1="C0007843" w:usb2="00000009" w:usb3="00000000" w:csb0="000001FF" w:csb1="00000000"/>
   </w:font>
   <w:font w:name="Symbol">
     <w:panose1 w:val="05050102010706020507"/>
@@ -8741,6 +13064,11 @@
   </w:compat>
   <w:rsids>
     <w:rsidRoot w:val="007B161D"/>
+    <w:rsid w:val="000E2BB0"/>
+    <w:rsid w:val="00101268"/>
+    <w:rsid w:val="002E080D"/>
+    <w:rsid w:val="00300C64"/>
+    <w:rsid w:val="005E52F4"/>
     <w:rsid w:val="00677E48"/>
     <w:rsid w:val="00726275"/>
     <w:rsid w:val="007B161D"/>
@@ -9213,6 +13541,16 @@
     <w:name w:val="7F2F3A4834F7405291ACCD8BBBAC6935"/>
     <w:rsid w:val="007B161D"/>
   </w:style>
+  <w:style w:type="character" w:styleId="PlaceholderText">
+    <w:name w:val="Placeholder Text"/>
+    <w:basedOn w:val="DefaultParagraphFont"/>
+    <w:uiPriority w:val="99"/>
+    <w:semiHidden/>
+    <w:rsid w:val="005E52F4"/>
+    <w:rPr>
+      <w:color w:val="666666"/>
+    </w:rPr>
+  </w:style>
 </w:styles>
 </file>
 

--- a/Documentation/DBGuard user-manual.docx
+++ b/Documentation/DBGuard user-manual.docx
@@ -101,15 +101,6 @@
                         <w:szCs w:val="88"/>
                       </w:rPr>
                     </w:pPr>
-                    <w:r>
-                      <w:rPr>
-                        <w:rFonts w:ascii="Arial" w:eastAsiaTheme="majorEastAsia" w:hAnsi="Arial" w:cs="Arial"/>
-                        <w:color w:val="156082" w:themeColor="accent1"/>
-                        <w:sz w:val="88"/>
-                        <w:szCs w:val="88"/>
-                      </w:rPr>
-                      <w:t xml:space="preserve"> </w:t>
-                    </w:r>
                     <w:proofErr w:type="spellStart"/>
                     <w:r>
                       <w:rPr>
@@ -310,7 +301,12 @@
         <w:sdt>
           <w:sdtPr>
             <w:rPr>
-              <w:rFonts w:ascii="Arial" w:hAnsi="Arial" w:cs="Arial"/>
+              <w:rFonts w:ascii="Arial" w:eastAsiaTheme="minorHAnsi" w:hAnsi="Arial" w:cs="Arial"/>
+              <w:color w:val="auto"/>
+              <w:kern w:val="2"/>
+              <w:sz w:val="24"/>
+              <w:szCs w:val="24"/>
+              <w14:ligatures w14:val="standardContextual"/>
             </w:rPr>
             <w:id w:val="1272203091"/>
             <w:docPartObj>
@@ -320,15 +316,9 @@
           </w:sdtPr>
           <w:sdtEndPr>
             <w:rPr>
-              <w:rFonts w:eastAsiaTheme="minorHAnsi"/>
               <w:b/>
               <w:bCs/>
               <w:noProof/>
-              <w:color w:val="auto"/>
-              <w:kern w:val="2"/>
-              <w:sz w:val="24"/>
-              <w:szCs w:val="24"/>
-              <w14:ligatures w14:val="standardContextual"/>
             </w:rPr>
           </w:sdtEndPr>
           <w:sdtContent>
@@ -4962,9 +4952,9 @@
         </w:rPr>
         <w:lastRenderedPageBreak/>
         <w:drawing>
-          <wp:inline distT="0" distB="0" distL="0" distR="0" wp14:anchorId="68566321" wp14:editId="48D57974">
-            <wp:extent cx="3524250" cy="898383"/>
-            <wp:effectExtent l="0" t="0" r="0" b="0"/>
+          <wp:inline distT="0" distB="0" distL="0" distR="0" wp14:anchorId="68566321" wp14:editId="38F5EB64">
+            <wp:extent cx="6131103" cy="1562908"/>
+            <wp:effectExtent l="0" t="0" r="3175" b="0"/>
             <wp:docPr id="199837857" name="Picture 1"/>
             <wp:cNvGraphicFramePr>
               <a:graphicFrameLocks xmlns:a="http://schemas.openxmlformats.org/drawingml/2006/main" noChangeAspect="1"/>
@@ -4985,7 +4975,7 @@
                   <pic:spPr>
                     <a:xfrm>
                       <a:off x="0" y="0"/>
-                      <a:ext cx="3544982" cy="903668"/>
+                      <a:ext cx="6159994" cy="1570273"/>
                     </a:xfrm>
                     <a:prstGeom prst="rect">
                       <a:avLst/>
@@ -9369,7 +9359,7 @@
           <w:rPr>
             <w:noProof/>
           </w:rPr>
-          <w:t xml:space="preserve"> DBGuard</w:t>
+          <w:t>DBGuard</w:t>
         </w:r>
       </w:sdtContent>
     </w:sdt>
@@ -12852,7 +12842,7 @@
           <w:r>
             <w:rPr>
               <w:rFonts w:asciiTheme="majorHAnsi" w:eastAsiaTheme="majorEastAsia" w:hAnsiTheme="majorHAnsi" w:cstheme="majorBidi"/>
-              <w:color w:val="4472C4" w:themeColor="accent1"/>
+              <w:color w:val="156082" w:themeColor="accent1"/>
               <w:sz w:val="88"/>
               <w:szCs w:val="88"/>
             </w:rPr>
@@ -12883,7 +12873,7 @@
           </w:pPr>
           <w:r>
             <w:rPr>
-              <w:color w:val="2F5496" w:themeColor="accent1" w:themeShade="BF"/>
+              <w:color w:val="0F4761" w:themeColor="accent1" w:themeShade="BF"/>
             </w:rPr>
             <w:t>[Document subtitle]</w:t>
           </w:r>
@@ -12912,7 +12902,7 @@
           </w:pPr>
           <w:r>
             <w:rPr>
-              <w:color w:val="4472C4" w:themeColor="accent1"/>
+              <w:color w:val="156082" w:themeColor="accent1"/>
               <w:sz w:val="28"/>
               <w:szCs w:val="28"/>
             </w:rPr>
@@ -12943,7 +12933,7 @@
           </w:pPr>
           <w:r>
             <w:rPr>
-              <w:color w:val="4472C4" w:themeColor="accent1"/>
+              <w:color w:val="156082" w:themeColor="accent1"/>
               <w:sz w:val="28"/>
               <w:szCs w:val="28"/>
             </w:rPr>
@@ -13031,20 +13021,6 @@
     <w:pitch w:val="variable"/>
     <w:sig w:usb0="E0002EFF" w:usb1="C000785B" w:usb2="00000009" w:usb3="00000000" w:csb0="000001FF" w:csb1="00000000"/>
   </w:font>
-  <w:font w:name="Calibri">
-    <w:panose1 w:val="020F0502020204030204"/>
-    <w:charset w:val="00"/>
-    <w:family w:val="swiss"/>
-    <w:pitch w:val="variable"/>
-    <w:sig w:usb0="E4002EFF" w:usb1="C200247B" w:usb2="00000009" w:usb3="00000000" w:csb0="000001FF" w:csb1="00000000"/>
-  </w:font>
-  <w:font w:name="Calibri Light">
-    <w:panose1 w:val="020F0302020204030204"/>
-    <w:charset w:val="00"/>
-    <w:family w:val="swiss"/>
-    <w:pitch w:val="variable"/>
-    <w:sig w:usb0="E4002EFF" w:usb1="C200247B" w:usb2="00000009" w:usb3="00000000" w:csb0="000001FF" w:csb1="00000000"/>
-  </w:font>
 </w:fonts>
 </file>
 
@@ -13066,8 +13042,10 @@
     <w:rsidRoot w:val="007B161D"/>
     <w:rsid w:val="000E2BB0"/>
     <w:rsid w:val="00101268"/>
+    <w:rsid w:val="002503D6"/>
     <w:rsid w:val="002E080D"/>
     <w:rsid w:val="00300C64"/>
+    <w:rsid w:val="005C36CD"/>
     <w:rsid w:val="005E52F4"/>
     <w:rsid w:val="00677E48"/>
     <w:rsid w:val="00726275"/>
@@ -13075,6 +13053,7 @@
     <w:rsid w:val="008C6D48"/>
     <w:rsid w:val="009200DD"/>
     <w:rsid w:val="00D33CC1"/>
+    <w:rsid w:val="00F82569"/>
   </w:rsids>
   <m:mathPr>
     <m:mathFont m:val="Cambria Math"/>
